--- a/MemoireL3.docx
+++ b/MemoireL3.docx
@@ -31,18 +31,9 @@
     </w:p>
     <w:p>
       <w:pPr>
-        <w:rPr>
-          <w:sz w:val="32"/>
-          <w:szCs w:val="32"/>
-          <w:lang w:val="en-US"/>
-        </w:rPr>
-      </w:pPr>
-      <w:r>
-        <w:rPr>
-          <w:sz w:val="32"/>
-          <w:szCs w:val="32"/>
-          <w:lang w:val="en-US"/>
-        </w:rPr>
+        <w:pStyle w:val="Titre1"/>
+      </w:pPr>
+      <w:r>
         <w:br w:type="page"/>
       </w:r>
     </w:p>
@@ -511,6 +502,2095 @@
     </w:p>
     <w:p>
       <w:pPr>
+        <w:pStyle w:val="Titre3"/>
+        <w:rPr>
+          <w:lang w:val="en-US"/>
+        </w:rPr>
+      </w:pPr>
+      <w:r>
+        <w:rPr>
+          <w:lang w:val="en-US"/>
+        </w:rPr>
+        <w:t>INTRODUCTION</w:t>
+      </w:r>
+    </w:p>
+    <w:p>
+      <w:r>
+        <w:t>L’analyse préalable constitue une étape essentielle dans la réalisation d’un projet informatique. Elle permet d’étudier le fonctionnement du système existant, d’identifier les difficultés rencontrées par les utilisateurs et de déterminer les besoins auxquels la nouvelle solution doit répondre. Elle contribue également à justifier les choix techniques et méthodologiques effectués au cours du développement.</w:t>
+      </w:r>
+    </w:p>
+    <w:p>
+      <w:r>
+        <w:t>Dans le cadre de ce mémoire intitulé « Conception et réalisation d’une plateforme web d’inscription et de gestion de formation », le projet est réalisé au sein d’Orange Digital Center Fianarantsoa. Il vise à mettre en place une plateforme web permettant de centraliser plusieurs activités liées à la gestion des formations, notamment la consultation du catalogue, la gestion des candidatures, l’administration des formations, le suivi des séances et des présences, ainsi que les évaluations en ligne.</w:t>
+      </w:r>
+    </w:p>
+    <w:p>
+      <w:r>
+        <w:t xml:space="preserve">Avant la mise en place de cette solution, le processus de candidature s’appuie notamment sur une page Facebook à partir de laquelle un lien vers un formulaire Google </w:t>
+      </w:r>
+      <w:proofErr w:type="spellStart"/>
+      <w:r>
+        <w:t>Forms</w:t>
+      </w:r>
+      <w:proofErr w:type="spellEnd"/>
+      <w:r>
+        <w:t xml:space="preserve"> est partagé. Ce fonctionnement constitue le point de départ de l’analyse, dont l’objectif est d’étudier l’organisation actuelle et de définir une solution adaptée aux besoins de l’organisme.</w:t>
+      </w:r>
+    </w:p>
+    <w:p>
+      <w:r>
+        <w:t>Ce chapitre présente ainsi l’analyse de l’existant, la critique du fonctionnement actuel, la solution retenue, la méthode de développement et les principales technologies utilisées pour réaliser la plateforme.</w:t>
+      </w:r>
+    </w:p>
+    <w:p>
+      <w:pPr>
+        <w:rPr>
+          <w:lang w:val="en-US"/>
+        </w:rPr>
+      </w:pPr>
+    </w:p>
+    <w:p>
+      <w:pPr>
+        <w:pStyle w:val="Titre3"/>
+      </w:pPr>
+      <w:r>
+        <w:t xml:space="preserve">4.1 </w:t>
+      </w:r>
+      <w:proofErr w:type="spellStart"/>
+      <w:r>
+        <w:t>Analyse</w:t>
+      </w:r>
+      <w:proofErr w:type="spellEnd"/>
+      <w:r>
+        <w:t xml:space="preserve"> de </w:t>
+      </w:r>
+      <w:proofErr w:type="spellStart"/>
+      <w:r>
+        <w:t>l’existant</w:t>
+      </w:r>
+      <w:proofErr w:type="spellEnd"/>
+    </w:p>
+    <w:p>
+      <w:pPr>
+        <w:pStyle w:val="NormalWeb"/>
+        <w:rPr>
+          <w:rFonts w:asciiTheme="minorHAnsi" w:hAnsiTheme="minorHAnsi" w:cstheme="minorHAnsi"/>
+        </w:rPr>
+      </w:pPr>
+      <w:r>
+        <w:rPr>
+          <w:rFonts w:asciiTheme="minorHAnsi" w:hAnsiTheme="minorHAnsi" w:cstheme="minorHAnsi"/>
+        </w:rPr>
+        <w:t>L’analyse de l’existant consiste à étudier les moyens et les procédures déjà utilisés par l’organisme pour assurer les activités concernées par le projet. Elle permet de comprendre le fonctionnement actuel avant de proposer des améliorations.</w:t>
+      </w:r>
+    </w:p>
+    <w:p>
+      <w:pPr>
+        <w:pStyle w:val="NormalWeb"/>
+        <w:rPr>
+          <w:rFonts w:asciiTheme="minorHAnsi" w:hAnsiTheme="minorHAnsi" w:cstheme="minorHAnsi"/>
+        </w:rPr>
+      </w:pPr>
+      <w:r>
+        <w:rPr>
+          <w:rFonts w:asciiTheme="minorHAnsi" w:hAnsiTheme="minorHAnsi" w:cstheme="minorHAnsi"/>
+        </w:rPr>
+        <w:t>Dans le cadre de ce projet, l’analyse porte principalement sur la diffusion des offres de formation, la réception des candidatures et les besoins de centralisation de la gestion pédagogique.</w:t>
+      </w:r>
+    </w:p>
+    <w:p>
+      <w:pPr>
+        <w:pStyle w:val="Titre3"/>
+      </w:pPr>
+      <w:r>
+        <w:t>4.1.1 Organisation actuelle</w:t>
+      </w:r>
+    </w:p>
+    <w:p>
+      <w:pPr>
+        <w:pStyle w:val="NormalWeb"/>
+        <w:rPr>
+          <w:rFonts w:asciiTheme="minorHAnsi" w:hAnsiTheme="minorHAnsi" w:cstheme="minorHAnsi"/>
+        </w:rPr>
+      </w:pPr>
+      <w:r>
+        <w:rPr>
+          <w:rFonts w:asciiTheme="minorHAnsi" w:hAnsiTheme="minorHAnsi" w:cstheme="minorHAnsi"/>
+        </w:rPr>
+        <w:t>Avant la mise en place de la plateforme, la diffusion des informations relatives aux formations s’effectue notamment par l’intermédiaire d’une page Facebook. Les personnes intéressées peuvent accéder à un lien partagé sur cette page afin de remp</w:t>
+      </w:r>
+      <w:r>
+        <w:rPr>
+          <w:rFonts w:asciiTheme="minorHAnsi" w:hAnsiTheme="minorHAnsi" w:cstheme="minorHAnsi"/>
+        </w:rPr>
+        <w:t xml:space="preserve">lir un formulaire Google </w:t>
+      </w:r>
+      <w:proofErr w:type="spellStart"/>
+      <w:r>
+        <w:rPr>
+          <w:rFonts w:asciiTheme="minorHAnsi" w:hAnsiTheme="minorHAnsi" w:cstheme="minorHAnsi"/>
+        </w:rPr>
+        <w:t>Forms</w:t>
+      </w:r>
+      <w:proofErr w:type="spellEnd"/>
+      <w:r>
+        <w:rPr>
+          <w:rFonts w:asciiTheme="minorHAnsi" w:hAnsiTheme="minorHAnsi" w:cstheme="minorHAnsi"/>
+        </w:rPr>
+        <w:t>.</w:t>
+      </w:r>
+    </w:p>
+    <w:p>
+      <w:pPr>
+        <w:pStyle w:val="NormalWeb"/>
+        <w:rPr>
+          <w:rFonts w:asciiTheme="minorHAnsi" w:hAnsiTheme="minorHAnsi" w:cstheme="minorHAnsi"/>
+        </w:rPr>
+      </w:pPr>
+      <w:r>
+        <w:rPr>
+          <w:rFonts w:asciiTheme="minorHAnsi" w:hAnsiTheme="minorHAnsi" w:cstheme="minorHAnsi"/>
+        </w:rPr>
+        <w:t>Le processus connu peut être décrit en plusieurs étapes :</w:t>
+      </w:r>
+    </w:p>
+    <w:p>
+      <w:pPr>
+        <w:pStyle w:val="NormalWeb"/>
+        <w:rPr>
+          <w:rFonts w:asciiTheme="minorHAnsi" w:hAnsiTheme="minorHAnsi" w:cstheme="minorHAnsi"/>
+        </w:rPr>
+      </w:pPr>
+    </w:p>
+    <w:p>
+      <w:pPr>
+        <w:pStyle w:val="NormalWeb"/>
+        <w:rPr>
+          <w:rFonts w:asciiTheme="minorHAnsi" w:hAnsiTheme="minorHAnsi" w:cstheme="minorHAnsi"/>
+        </w:rPr>
+      </w:pPr>
+      <w:r>
+        <w:rPr>
+          <w:rFonts w:asciiTheme="minorHAnsi" w:hAnsiTheme="minorHAnsi" w:cstheme="minorHAnsi"/>
+        </w:rPr>
+        <w:lastRenderedPageBreak/>
+        <w:t xml:space="preserve">L’organisme diffuse les informations relatives à une </w:t>
+      </w:r>
+      <w:r>
+        <w:rPr>
+          <w:rFonts w:asciiTheme="minorHAnsi" w:hAnsiTheme="minorHAnsi" w:cstheme="minorHAnsi"/>
+        </w:rPr>
+        <w:t>formation sur sa page Facebook.</w:t>
+      </w:r>
+    </w:p>
+    <w:p>
+      <w:pPr>
+        <w:pStyle w:val="NormalWeb"/>
+        <w:rPr>
+          <w:rFonts w:asciiTheme="minorHAnsi" w:hAnsiTheme="minorHAnsi" w:cstheme="minorHAnsi"/>
+        </w:rPr>
+      </w:pPr>
+      <w:r>
+        <w:rPr>
+          <w:rFonts w:asciiTheme="minorHAnsi" w:hAnsiTheme="minorHAnsi" w:cstheme="minorHAnsi"/>
+        </w:rPr>
+        <w:t>Le visiteur consulte les</w:t>
+      </w:r>
+      <w:r>
+        <w:rPr>
+          <w:rFonts w:asciiTheme="minorHAnsi" w:hAnsiTheme="minorHAnsi" w:cstheme="minorHAnsi"/>
+        </w:rPr>
+        <w:t xml:space="preserve"> informations publiées.</w:t>
+      </w:r>
+    </w:p>
+    <w:p>
+      <w:pPr>
+        <w:pStyle w:val="NormalWeb"/>
+        <w:rPr>
+          <w:rFonts w:asciiTheme="minorHAnsi" w:hAnsiTheme="minorHAnsi" w:cstheme="minorHAnsi"/>
+        </w:rPr>
+      </w:pPr>
+      <w:r>
+        <w:rPr>
+          <w:rFonts w:asciiTheme="minorHAnsi" w:hAnsiTheme="minorHAnsi" w:cstheme="minorHAnsi"/>
+        </w:rPr>
+        <w:t>Le visiteur accède au l</w:t>
+      </w:r>
+      <w:r>
+        <w:rPr>
+          <w:rFonts w:asciiTheme="minorHAnsi" w:hAnsiTheme="minorHAnsi" w:cstheme="minorHAnsi"/>
+        </w:rPr>
+        <w:t xml:space="preserve">ien du formulaire Google </w:t>
+      </w:r>
+      <w:proofErr w:type="spellStart"/>
+      <w:r>
+        <w:rPr>
+          <w:rFonts w:asciiTheme="minorHAnsi" w:hAnsiTheme="minorHAnsi" w:cstheme="minorHAnsi"/>
+        </w:rPr>
+        <w:t>Forms</w:t>
+      </w:r>
+      <w:proofErr w:type="spellEnd"/>
+      <w:r>
+        <w:rPr>
+          <w:rFonts w:asciiTheme="minorHAnsi" w:hAnsiTheme="minorHAnsi" w:cstheme="minorHAnsi"/>
+        </w:rPr>
+        <w:t>.</w:t>
+      </w:r>
+    </w:p>
+    <w:p>
+      <w:pPr>
+        <w:pStyle w:val="NormalWeb"/>
+        <w:rPr>
+          <w:rFonts w:asciiTheme="minorHAnsi" w:hAnsiTheme="minorHAnsi" w:cstheme="minorHAnsi"/>
+        </w:rPr>
+      </w:pPr>
+      <w:r>
+        <w:rPr>
+          <w:rFonts w:asciiTheme="minorHAnsi" w:hAnsiTheme="minorHAnsi" w:cstheme="minorHAnsi"/>
+        </w:rPr>
+        <w:t>Le candidat renseigne les information</w:t>
+      </w:r>
+      <w:r>
+        <w:rPr>
+          <w:rFonts w:asciiTheme="minorHAnsi" w:hAnsiTheme="minorHAnsi" w:cstheme="minorHAnsi"/>
+        </w:rPr>
+        <w:t>s demandées dans le formulaire.</w:t>
+      </w:r>
+    </w:p>
+    <w:p>
+      <w:pPr>
+        <w:pStyle w:val="NormalWeb"/>
+        <w:rPr>
+          <w:rFonts w:asciiTheme="minorHAnsi" w:hAnsiTheme="minorHAnsi" w:cstheme="minorHAnsi"/>
+        </w:rPr>
+      </w:pPr>
+      <w:r>
+        <w:rPr>
+          <w:rFonts w:asciiTheme="minorHAnsi" w:hAnsiTheme="minorHAnsi" w:cstheme="minorHAnsi"/>
+        </w:rPr>
+        <w:t>Le candidat soumet sa réponse.</w:t>
+      </w:r>
+    </w:p>
+    <w:p>
+      <w:pPr>
+        <w:pStyle w:val="NormalWeb"/>
+        <w:rPr>
+          <w:rFonts w:asciiTheme="minorHAnsi" w:hAnsiTheme="minorHAnsi" w:cstheme="minorHAnsi"/>
+        </w:rPr>
+      </w:pPr>
+      <w:r>
+        <w:rPr>
+          <w:rFonts w:asciiTheme="minorHAnsi" w:hAnsiTheme="minorHAnsi" w:cstheme="minorHAnsi"/>
+        </w:rPr>
+        <w:t>Le traitement effectué après la soumission du formulaire doit être décrit à partir des informations recueillies auprès de l’organisme. En l’absence de précisions suffisantes, il n’est pas possible d’affirmer que cette étape est entièrement manuelle ou qu’elle suit une procédure particulière.</w:t>
+      </w:r>
+    </w:p>
+    <w:p>
+      <w:pPr>
+        <w:pStyle w:val="NormalWeb"/>
+      </w:pPr>
+      <w:r>
+        <w:rPr>
+          <w:rStyle w:val="lev"/>
+          <w:rFonts w:eastAsiaTheme="majorEastAsia"/>
+        </w:rPr>
+        <w:t>Figure 4.1 : Diagramme de flux du processus actuel de candidature</w:t>
+      </w:r>
+    </w:p>
+    <w:p>
+      <w:pPr>
+        <w:tabs>
+          <w:tab w:val="left" w:pos="916"/>
+          <w:tab w:val="left" w:pos="1832"/>
+          <w:tab w:val="left" w:pos="2748"/>
+          <w:tab w:val="left" w:pos="3664"/>
+          <w:tab w:val="left" w:pos="4580"/>
+          <w:tab w:val="left" w:pos="5496"/>
+          <w:tab w:val="left" w:pos="6412"/>
+          <w:tab w:val="left" w:pos="7328"/>
+          <w:tab w:val="left" w:pos="8244"/>
+          <w:tab w:val="left" w:pos="9160"/>
+          <w:tab w:val="left" w:pos="10076"/>
+          <w:tab w:val="left" w:pos="10992"/>
+          <w:tab w:val="left" w:pos="11908"/>
+          <w:tab w:val="left" w:pos="12824"/>
+          <w:tab w:val="left" w:pos="13740"/>
+          <w:tab w:val="left" w:pos="14656"/>
+        </w:tabs>
+        <w:spacing w:after="0" w:line="240" w:lineRule="auto"/>
+        <w:rPr>
+          <w:rFonts w:ascii="Courier New" w:eastAsia="Times New Roman" w:hAnsi="Courier New" w:cs="Courier New"/>
+          <w:sz w:val="20"/>
+          <w:szCs w:val="20"/>
+          <w:lang w:eastAsia="fr-FR"/>
+        </w:rPr>
+      </w:pPr>
+      <w:r>
+        <w:rPr>
+          <w:rFonts w:ascii="Courier New" w:eastAsia="Times New Roman" w:hAnsi="Courier New" w:cs="Courier New"/>
+          <w:sz w:val="20"/>
+          <w:szCs w:val="20"/>
+          <w:lang w:eastAsia="fr-FR"/>
+        </w:rPr>
+        <w:t xml:space="preserve">  ORGANISME</w:t>
+      </w:r>
+    </w:p>
+    <w:p>
+      <w:pPr>
+        <w:tabs>
+          <w:tab w:val="left" w:pos="916"/>
+          <w:tab w:val="left" w:pos="1832"/>
+          <w:tab w:val="left" w:pos="2748"/>
+          <w:tab w:val="left" w:pos="3664"/>
+          <w:tab w:val="left" w:pos="4580"/>
+          <w:tab w:val="left" w:pos="5496"/>
+          <w:tab w:val="left" w:pos="6412"/>
+          <w:tab w:val="left" w:pos="7328"/>
+          <w:tab w:val="left" w:pos="8244"/>
+          <w:tab w:val="left" w:pos="9160"/>
+          <w:tab w:val="left" w:pos="10076"/>
+          <w:tab w:val="left" w:pos="10992"/>
+          <w:tab w:val="left" w:pos="11908"/>
+          <w:tab w:val="left" w:pos="12824"/>
+          <w:tab w:val="left" w:pos="13740"/>
+          <w:tab w:val="left" w:pos="14656"/>
+        </w:tabs>
+        <w:spacing w:after="0" w:line="240" w:lineRule="auto"/>
+        <w:rPr>
+          <w:rFonts w:ascii="Courier New" w:eastAsia="Times New Roman" w:hAnsi="Courier New" w:cs="Courier New"/>
+          <w:sz w:val="20"/>
+          <w:szCs w:val="20"/>
+          <w:lang w:eastAsia="fr-FR"/>
+        </w:rPr>
+      </w:pPr>
+      <w:r>
+        <w:rPr>
+          <w:rFonts w:ascii="Courier New" w:eastAsia="Times New Roman" w:hAnsi="Courier New" w:cs="Courier New"/>
+          <w:sz w:val="20"/>
+          <w:szCs w:val="20"/>
+          <w:lang w:eastAsia="fr-FR"/>
+        </w:rPr>
+        <w:t xml:space="preserve">              |</w:t>
+      </w:r>
+    </w:p>
+    <w:p>
+      <w:pPr>
+        <w:tabs>
+          <w:tab w:val="left" w:pos="916"/>
+          <w:tab w:val="left" w:pos="1832"/>
+          <w:tab w:val="left" w:pos="2748"/>
+          <w:tab w:val="left" w:pos="3664"/>
+          <w:tab w:val="left" w:pos="4580"/>
+          <w:tab w:val="left" w:pos="5496"/>
+          <w:tab w:val="left" w:pos="6412"/>
+          <w:tab w:val="left" w:pos="7328"/>
+          <w:tab w:val="left" w:pos="8244"/>
+          <w:tab w:val="left" w:pos="9160"/>
+          <w:tab w:val="left" w:pos="10076"/>
+          <w:tab w:val="left" w:pos="10992"/>
+          <w:tab w:val="left" w:pos="11908"/>
+          <w:tab w:val="left" w:pos="12824"/>
+          <w:tab w:val="left" w:pos="13740"/>
+          <w:tab w:val="left" w:pos="14656"/>
+        </w:tabs>
+        <w:spacing w:after="0" w:line="240" w:lineRule="auto"/>
+        <w:rPr>
+          <w:rFonts w:ascii="Courier New" w:eastAsia="Times New Roman" w:hAnsi="Courier New" w:cs="Courier New"/>
+          <w:sz w:val="20"/>
+          <w:szCs w:val="20"/>
+          <w:lang w:eastAsia="fr-FR"/>
+        </w:rPr>
+      </w:pPr>
+      <w:r>
+        <w:rPr>
+          <w:rFonts w:ascii="Courier New" w:eastAsia="Times New Roman" w:hAnsi="Courier New" w:cs="Courier New"/>
+          <w:sz w:val="20"/>
+          <w:szCs w:val="20"/>
+          <w:lang w:eastAsia="fr-FR"/>
+        </w:rPr>
+        <w:t xml:space="preserve">              v</w:t>
+      </w:r>
+    </w:p>
+    <w:p>
+      <w:pPr>
+        <w:tabs>
+          <w:tab w:val="left" w:pos="916"/>
+          <w:tab w:val="left" w:pos="1832"/>
+          <w:tab w:val="left" w:pos="2748"/>
+          <w:tab w:val="left" w:pos="3664"/>
+          <w:tab w:val="left" w:pos="4580"/>
+          <w:tab w:val="left" w:pos="5496"/>
+          <w:tab w:val="left" w:pos="6412"/>
+          <w:tab w:val="left" w:pos="7328"/>
+          <w:tab w:val="left" w:pos="8244"/>
+          <w:tab w:val="left" w:pos="9160"/>
+          <w:tab w:val="left" w:pos="10076"/>
+          <w:tab w:val="left" w:pos="10992"/>
+          <w:tab w:val="left" w:pos="11908"/>
+          <w:tab w:val="left" w:pos="12824"/>
+          <w:tab w:val="left" w:pos="13740"/>
+          <w:tab w:val="left" w:pos="14656"/>
+        </w:tabs>
+        <w:spacing w:after="0" w:line="240" w:lineRule="auto"/>
+        <w:rPr>
+          <w:rFonts w:ascii="Courier New" w:eastAsia="Times New Roman" w:hAnsi="Courier New" w:cs="Courier New"/>
+          <w:sz w:val="20"/>
+          <w:szCs w:val="20"/>
+          <w:lang w:eastAsia="fr-FR"/>
+        </w:rPr>
+      </w:pPr>
+      <w:r>
+        <w:rPr>
+          <w:rFonts w:ascii="Courier New" w:eastAsia="Times New Roman" w:hAnsi="Courier New" w:cs="Courier New"/>
+          <w:sz w:val="20"/>
+          <w:szCs w:val="20"/>
+          <w:lang w:eastAsia="fr-FR"/>
+        </w:rPr>
+        <w:t xml:space="preserve">    Publication sur Facebook</w:t>
+      </w:r>
+    </w:p>
+    <w:p>
+      <w:pPr>
+        <w:tabs>
+          <w:tab w:val="left" w:pos="916"/>
+          <w:tab w:val="left" w:pos="1832"/>
+          <w:tab w:val="left" w:pos="2748"/>
+          <w:tab w:val="left" w:pos="3664"/>
+          <w:tab w:val="left" w:pos="4580"/>
+          <w:tab w:val="left" w:pos="5496"/>
+          <w:tab w:val="left" w:pos="6412"/>
+          <w:tab w:val="left" w:pos="7328"/>
+          <w:tab w:val="left" w:pos="8244"/>
+          <w:tab w:val="left" w:pos="9160"/>
+          <w:tab w:val="left" w:pos="10076"/>
+          <w:tab w:val="left" w:pos="10992"/>
+          <w:tab w:val="left" w:pos="11908"/>
+          <w:tab w:val="left" w:pos="12824"/>
+          <w:tab w:val="left" w:pos="13740"/>
+          <w:tab w:val="left" w:pos="14656"/>
+        </w:tabs>
+        <w:spacing w:after="0" w:line="240" w:lineRule="auto"/>
+        <w:rPr>
+          <w:rFonts w:ascii="Courier New" w:eastAsia="Times New Roman" w:hAnsi="Courier New" w:cs="Courier New"/>
+          <w:sz w:val="20"/>
+          <w:szCs w:val="20"/>
+          <w:lang w:eastAsia="fr-FR"/>
+        </w:rPr>
+      </w:pPr>
+      <w:r>
+        <w:rPr>
+          <w:rFonts w:ascii="Courier New" w:eastAsia="Times New Roman" w:hAnsi="Courier New" w:cs="Courier New"/>
+          <w:sz w:val="20"/>
+          <w:szCs w:val="20"/>
+          <w:lang w:eastAsia="fr-FR"/>
+        </w:rPr>
+        <w:t xml:space="preserve">              |</w:t>
+      </w:r>
+    </w:p>
+    <w:p>
+      <w:pPr>
+        <w:tabs>
+          <w:tab w:val="left" w:pos="916"/>
+          <w:tab w:val="left" w:pos="1832"/>
+          <w:tab w:val="left" w:pos="2748"/>
+          <w:tab w:val="left" w:pos="3664"/>
+          <w:tab w:val="left" w:pos="4580"/>
+          <w:tab w:val="left" w:pos="5496"/>
+          <w:tab w:val="left" w:pos="6412"/>
+          <w:tab w:val="left" w:pos="7328"/>
+          <w:tab w:val="left" w:pos="8244"/>
+          <w:tab w:val="left" w:pos="9160"/>
+          <w:tab w:val="left" w:pos="10076"/>
+          <w:tab w:val="left" w:pos="10992"/>
+          <w:tab w:val="left" w:pos="11908"/>
+          <w:tab w:val="left" w:pos="12824"/>
+          <w:tab w:val="left" w:pos="13740"/>
+          <w:tab w:val="left" w:pos="14656"/>
+        </w:tabs>
+        <w:spacing w:after="0" w:line="240" w:lineRule="auto"/>
+        <w:rPr>
+          <w:rFonts w:ascii="Courier New" w:eastAsia="Times New Roman" w:hAnsi="Courier New" w:cs="Courier New"/>
+          <w:sz w:val="20"/>
+          <w:szCs w:val="20"/>
+          <w:lang w:eastAsia="fr-FR"/>
+        </w:rPr>
+      </w:pPr>
+      <w:r>
+        <w:rPr>
+          <w:rFonts w:ascii="Courier New" w:eastAsia="Times New Roman" w:hAnsi="Courier New" w:cs="Courier New"/>
+          <w:sz w:val="20"/>
+          <w:szCs w:val="20"/>
+          <w:lang w:eastAsia="fr-FR"/>
+        </w:rPr>
+        <w:t xml:space="preserve">              v</w:t>
+      </w:r>
+    </w:p>
+    <w:p>
+      <w:pPr>
+        <w:tabs>
+          <w:tab w:val="left" w:pos="916"/>
+          <w:tab w:val="left" w:pos="1832"/>
+          <w:tab w:val="left" w:pos="2748"/>
+          <w:tab w:val="left" w:pos="3664"/>
+          <w:tab w:val="left" w:pos="4580"/>
+          <w:tab w:val="left" w:pos="5496"/>
+          <w:tab w:val="left" w:pos="6412"/>
+          <w:tab w:val="left" w:pos="7328"/>
+          <w:tab w:val="left" w:pos="8244"/>
+          <w:tab w:val="left" w:pos="9160"/>
+          <w:tab w:val="left" w:pos="10076"/>
+          <w:tab w:val="left" w:pos="10992"/>
+          <w:tab w:val="left" w:pos="11908"/>
+          <w:tab w:val="left" w:pos="12824"/>
+          <w:tab w:val="left" w:pos="13740"/>
+          <w:tab w:val="left" w:pos="14656"/>
+        </w:tabs>
+        <w:spacing w:after="0" w:line="240" w:lineRule="auto"/>
+        <w:rPr>
+          <w:rFonts w:ascii="Courier New" w:eastAsia="Times New Roman" w:hAnsi="Courier New" w:cs="Courier New"/>
+          <w:sz w:val="20"/>
+          <w:szCs w:val="20"/>
+          <w:lang w:eastAsia="fr-FR"/>
+        </w:rPr>
+      </w:pPr>
+      <w:r>
+        <w:rPr>
+          <w:rFonts w:ascii="Courier New" w:eastAsia="Times New Roman" w:hAnsi="Courier New" w:cs="Courier New"/>
+          <w:sz w:val="20"/>
+          <w:szCs w:val="20"/>
+          <w:lang w:eastAsia="fr-FR"/>
+        </w:rPr>
+        <w:t xml:space="preserve">           VISITEUR</w:t>
+      </w:r>
+    </w:p>
+    <w:p>
+      <w:pPr>
+        <w:tabs>
+          <w:tab w:val="left" w:pos="916"/>
+          <w:tab w:val="left" w:pos="1832"/>
+          <w:tab w:val="left" w:pos="2748"/>
+          <w:tab w:val="left" w:pos="3664"/>
+          <w:tab w:val="left" w:pos="4580"/>
+          <w:tab w:val="left" w:pos="5496"/>
+          <w:tab w:val="left" w:pos="6412"/>
+          <w:tab w:val="left" w:pos="7328"/>
+          <w:tab w:val="left" w:pos="8244"/>
+          <w:tab w:val="left" w:pos="9160"/>
+          <w:tab w:val="left" w:pos="10076"/>
+          <w:tab w:val="left" w:pos="10992"/>
+          <w:tab w:val="left" w:pos="11908"/>
+          <w:tab w:val="left" w:pos="12824"/>
+          <w:tab w:val="left" w:pos="13740"/>
+          <w:tab w:val="left" w:pos="14656"/>
+        </w:tabs>
+        <w:spacing w:after="0" w:line="240" w:lineRule="auto"/>
+        <w:rPr>
+          <w:rFonts w:ascii="Courier New" w:eastAsia="Times New Roman" w:hAnsi="Courier New" w:cs="Courier New"/>
+          <w:sz w:val="20"/>
+          <w:szCs w:val="20"/>
+          <w:lang w:eastAsia="fr-FR"/>
+        </w:rPr>
+      </w:pPr>
+      <w:r>
+        <w:rPr>
+          <w:rFonts w:ascii="Courier New" w:eastAsia="Times New Roman" w:hAnsi="Courier New" w:cs="Courier New"/>
+          <w:sz w:val="20"/>
+          <w:szCs w:val="20"/>
+          <w:lang w:eastAsia="fr-FR"/>
+        </w:rPr>
+        <w:t xml:space="preserve">              |</w:t>
+      </w:r>
+    </w:p>
+    <w:p>
+      <w:pPr>
+        <w:tabs>
+          <w:tab w:val="left" w:pos="916"/>
+          <w:tab w:val="left" w:pos="1832"/>
+          <w:tab w:val="left" w:pos="2748"/>
+          <w:tab w:val="left" w:pos="3664"/>
+          <w:tab w:val="left" w:pos="4580"/>
+          <w:tab w:val="left" w:pos="5496"/>
+          <w:tab w:val="left" w:pos="6412"/>
+          <w:tab w:val="left" w:pos="7328"/>
+          <w:tab w:val="left" w:pos="8244"/>
+          <w:tab w:val="left" w:pos="9160"/>
+          <w:tab w:val="left" w:pos="10076"/>
+          <w:tab w:val="left" w:pos="10992"/>
+          <w:tab w:val="left" w:pos="11908"/>
+          <w:tab w:val="left" w:pos="12824"/>
+          <w:tab w:val="left" w:pos="13740"/>
+          <w:tab w:val="left" w:pos="14656"/>
+        </w:tabs>
+        <w:spacing w:after="0" w:line="240" w:lineRule="auto"/>
+        <w:rPr>
+          <w:rFonts w:ascii="Courier New" w:eastAsia="Times New Roman" w:hAnsi="Courier New" w:cs="Courier New"/>
+          <w:sz w:val="20"/>
+          <w:szCs w:val="20"/>
+          <w:lang w:eastAsia="fr-FR"/>
+        </w:rPr>
+      </w:pPr>
+      <w:r>
+        <w:rPr>
+          <w:rFonts w:ascii="Courier New" w:eastAsia="Times New Roman" w:hAnsi="Courier New" w:cs="Courier New"/>
+          <w:sz w:val="20"/>
+          <w:szCs w:val="20"/>
+          <w:lang w:eastAsia="fr-FR"/>
+        </w:rPr>
+        <w:t xml:space="preserve">              v</w:t>
+      </w:r>
+    </w:p>
+    <w:p>
+      <w:pPr>
+        <w:tabs>
+          <w:tab w:val="left" w:pos="916"/>
+          <w:tab w:val="left" w:pos="1832"/>
+          <w:tab w:val="left" w:pos="2748"/>
+          <w:tab w:val="left" w:pos="3664"/>
+          <w:tab w:val="left" w:pos="4580"/>
+          <w:tab w:val="left" w:pos="5496"/>
+          <w:tab w:val="left" w:pos="6412"/>
+          <w:tab w:val="left" w:pos="7328"/>
+          <w:tab w:val="left" w:pos="8244"/>
+          <w:tab w:val="left" w:pos="9160"/>
+          <w:tab w:val="left" w:pos="10076"/>
+          <w:tab w:val="left" w:pos="10992"/>
+          <w:tab w:val="left" w:pos="11908"/>
+          <w:tab w:val="left" w:pos="12824"/>
+          <w:tab w:val="left" w:pos="13740"/>
+          <w:tab w:val="left" w:pos="14656"/>
+        </w:tabs>
+        <w:spacing w:after="0" w:line="240" w:lineRule="auto"/>
+        <w:rPr>
+          <w:rFonts w:ascii="Courier New" w:eastAsia="Times New Roman" w:hAnsi="Courier New" w:cs="Courier New"/>
+          <w:sz w:val="20"/>
+          <w:szCs w:val="20"/>
+          <w:lang w:eastAsia="fr-FR"/>
+        </w:rPr>
+      </w:pPr>
+      <w:r>
+        <w:rPr>
+          <w:rFonts w:ascii="Courier New" w:eastAsia="Times New Roman" w:hAnsi="Courier New" w:cs="Courier New"/>
+          <w:sz w:val="20"/>
+          <w:szCs w:val="20"/>
+          <w:lang w:eastAsia="fr-FR"/>
+        </w:rPr>
+        <w:t xml:space="preserve">    Consultation des informations</w:t>
+      </w:r>
+    </w:p>
+    <w:p>
+      <w:pPr>
+        <w:tabs>
+          <w:tab w:val="left" w:pos="916"/>
+          <w:tab w:val="left" w:pos="1832"/>
+          <w:tab w:val="left" w:pos="2748"/>
+          <w:tab w:val="left" w:pos="3664"/>
+          <w:tab w:val="left" w:pos="4580"/>
+          <w:tab w:val="left" w:pos="5496"/>
+          <w:tab w:val="left" w:pos="6412"/>
+          <w:tab w:val="left" w:pos="7328"/>
+          <w:tab w:val="left" w:pos="8244"/>
+          <w:tab w:val="left" w:pos="9160"/>
+          <w:tab w:val="left" w:pos="10076"/>
+          <w:tab w:val="left" w:pos="10992"/>
+          <w:tab w:val="left" w:pos="11908"/>
+          <w:tab w:val="left" w:pos="12824"/>
+          <w:tab w:val="left" w:pos="13740"/>
+          <w:tab w:val="left" w:pos="14656"/>
+        </w:tabs>
+        <w:spacing w:after="0" w:line="240" w:lineRule="auto"/>
+        <w:rPr>
+          <w:rFonts w:ascii="Courier New" w:eastAsia="Times New Roman" w:hAnsi="Courier New" w:cs="Courier New"/>
+          <w:sz w:val="20"/>
+          <w:szCs w:val="20"/>
+          <w:lang w:eastAsia="fr-FR"/>
+        </w:rPr>
+      </w:pPr>
+      <w:r>
+        <w:rPr>
+          <w:rFonts w:ascii="Courier New" w:eastAsia="Times New Roman" w:hAnsi="Courier New" w:cs="Courier New"/>
+          <w:sz w:val="20"/>
+          <w:szCs w:val="20"/>
+          <w:lang w:eastAsia="fr-FR"/>
+        </w:rPr>
+        <w:t xml:space="preserve">              |</w:t>
+      </w:r>
+    </w:p>
+    <w:p>
+      <w:pPr>
+        <w:tabs>
+          <w:tab w:val="left" w:pos="916"/>
+          <w:tab w:val="left" w:pos="1832"/>
+          <w:tab w:val="left" w:pos="2748"/>
+          <w:tab w:val="left" w:pos="3664"/>
+          <w:tab w:val="left" w:pos="4580"/>
+          <w:tab w:val="left" w:pos="5496"/>
+          <w:tab w:val="left" w:pos="6412"/>
+          <w:tab w:val="left" w:pos="7328"/>
+          <w:tab w:val="left" w:pos="8244"/>
+          <w:tab w:val="left" w:pos="9160"/>
+          <w:tab w:val="left" w:pos="10076"/>
+          <w:tab w:val="left" w:pos="10992"/>
+          <w:tab w:val="left" w:pos="11908"/>
+          <w:tab w:val="left" w:pos="12824"/>
+          <w:tab w:val="left" w:pos="13740"/>
+          <w:tab w:val="left" w:pos="14656"/>
+        </w:tabs>
+        <w:spacing w:after="0" w:line="240" w:lineRule="auto"/>
+        <w:rPr>
+          <w:rFonts w:ascii="Courier New" w:eastAsia="Times New Roman" w:hAnsi="Courier New" w:cs="Courier New"/>
+          <w:sz w:val="20"/>
+          <w:szCs w:val="20"/>
+          <w:lang w:eastAsia="fr-FR"/>
+        </w:rPr>
+      </w:pPr>
+      <w:r>
+        <w:rPr>
+          <w:rFonts w:ascii="Courier New" w:eastAsia="Times New Roman" w:hAnsi="Courier New" w:cs="Courier New"/>
+          <w:sz w:val="20"/>
+          <w:szCs w:val="20"/>
+          <w:lang w:eastAsia="fr-FR"/>
+        </w:rPr>
+        <w:t xml:space="preserve">              v</w:t>
+      </w:r>
+    </w:p>
+    <w:p>
+      <w:pPr>
+        <w:tabs>
+          <w:tab w:val="left" w:pos="916"/>
+          <w:tab w:val="left" w:pos="1832"/>
+          <w:tab w:val="left" w:pos="2748"/>
+          <w:tab w:val="left" w:pos="3664"/>
+          <w:tab w:val="left" w:pos="4580"/>
+          <w:tab w:val="left" w:pos="5496"/>
+          <w:tab w:val="left" w:pos="6412"/>
+          <w:tab w:val="left" w:pos="7328"/>
+          <w:tab w:val="left" w:pos="8244"/>
+          <w:tab w:val="left" w:pos="9160"/>
+          <w:tab w:val="left" w:pos="10076"/>
+          <w:tab w:val="left" w:pos="10992"/>
+          <w:tab w:val="left" w:pos="11908"/>
+          <w:tab w:val="left" w:pos="12824"/>
+          <w:tab w:val="left" w:pos="13740"/>
+          <w:tab w:val="left" w:pos="14656"/>
+        </w:tabs>
+        <w:spacing w:after="0" w:line="240" w:lineRule="auto"/>
+        <w:rPr>
+          <w:rFonts w:ascii="Courier New" w:eastAsia="Times New Roman" w:hAnsi="Courier New" w:cs="Courier New"/>
+          <w:sz w:val="20"/>
+          <w:szCs w:val="20"/>
+          <w:lang w:eastAsia="fr-FR"/>
+        </w:rPr>
+      </w:pPr>
+      <w:r>
+        <w:rPr>
+          <w:rFonts w:ascii="Courier New" w:eastAsia="Times New Roman" w:hAnsi="Courier New" w:cs="Courier New"/>
+          <w:sz w:val="20"/>
+          <w:szCs w:val="20"/>
+          <w:lang w:eastAsia="fr-FR"/>
+        </w:rPr>
+        <w:t xml:space="preserve">    Accès au lien Google </w:t>
+      </w:r>
+      <w:proofErr w:type="spellStart"/>
+      <w:r>
+        <w:rPr>
+          <w:rFonts w:ascii="Courier New" w:eastAsia="Times New Roman" w:hAnsi="Courier New" w:cs="Courier New"/>
+          <w:sz w:val="20"/>
+          <w:szCs w:val="20"/>
+          <w:lang w:eastAsia="fr-FR"/>
+        </w:rPr>
+        <w:t>Forms</w:t>
+      </w:r>
+      <w:proofErr w:type="spellEnd"/>
+    </w:p>
+    <w:p>
+      <w:pPr>
+        <w:tabs>
+          <w:tab w:val="left" w:pos="916"/>
+          <w:tab w:val="left" w:pos="1832"/>
+          <w:tab w:val="left" w:pos="2748"/>
+          <w:tab w:val="left" w:pos="3664"/>
+          <w:tab w:val="left" w:pos="4580"/>
+          <w:tab w:val="left" w:pos="5496"/>
+          <w:tab w:val="left" w:pos="6412"/>
+          <w:tab w:val="left" w:pos="7328"/>
+          <w:tab w:val="left" w:pos="8244"/>
+          <w:tab w:val="left" w:pos="9160"/>
+          <w:tab w:val="left" w:pos="10076"/>
+          <w:tab w:val="left" w:pos="10992"/>
+          <w:tab w:val="left" w:pos="11908"/>
+          <w:tab w:val="left" w:pos="12824"/>
+          <w:tab w:val="left" w:pos="13740"/>
+          <w:tab w:val="left" w:pos="14656"/>
+        </w:tabs>
+        <w:spacing w:after="0" w:line="240" w:lineRule="auto"/>
+        <w:rPr>
+          <w:rFonts w:ascii="Courier New" w:eastAsia="Times New Roman" w:hAnsi="Courier New" w:cs="Courier New"/>
+          <w:sz w:val="20"/>
+          <w:szCs w:val="20"/>
+          <w:lang w:eastAsia="fr-FR"/>
+        </w:rPr>
+      </w:pPr>
+      <w:r>
+        <w:rPr>
+          <w:rFonts w:ascii="Courier New" w:eastAsia="Times New Roman" w:hAnsi="Courier New" w:cs="Courier New"/>
+          <w:sz w:val="20"/>
+          <w:szCs w:val="20"/>
+          <w:lang w:eastAsia="fr-FR"/>
+        </w:rPr>
+        <w:t xml:space="preserve">              |</w:t>
+      </w:r>
+    </w:p>
+    <w:p>
+      <w:pPr>
+        <w:tabs>
+          <w:tab w:val="left" w:pos="916"/>
+          <w:tab w:val="left" w:pos="1832"/>
+          <w:tab w:val="left" w:pos="2748"/>
+          <w:tab w:val="left" w:pos="3664"/>
+          <w:tab w:val="left" w:pos="4580"/>
+          <w:tab w:val="left" w:pos="5496"/>
+          <w:tab w:val="left" w:pos="6412"/>
+          <w:tab w:val="left" w:pos="7328"/>
+          <w:tab w:val="left" w:pos="8244"/>
+          <w:tab w:val="left" w:pos="9160"/>
+          <w:tab w:val="left" w:pos="10076"/>
+          <w:tab w:val="left" w:pos="10992"/>
+          <w:tab w:val="left" w:pos="11908"/>
+          <w:tab w:val="left" w:pos="12824"/>
+          <w:tab w:val="left" w:pos="13740"/>
+          <w:tab w:val="left" w:pos="14656"/>
+        </w:tabs>
+        <w:spacing w:after="0" w:line="240" w:lineRule="auto"/>
+        <w:rPr>
+          <w:rFonts w:ascii="Courier New" w:eastAsia="Times New Roman" w:hAnsi="Courier New" w:cs="Courier New"/>
+          <w:sz w:val="20"/>
+          <w:szCs w:val="20"/>
+          <w:lang w:eastAsia="fr-FR"/>
+        </w:rPr>
+      </w:pPr>
+      <w:r>
+        <w:rPr>
+          <w:rFonts w:ascii="Courier New" w:eastAsia="Times New Roman" w:hAnsi="Courier New" w:cs="Courier New"/>
+          <w:sz w:val="20"/>
+          <w:szCs w:val="20"/>
+          <w:lang w:eastAsia="fr-FR"/>
+        </w:rPr>
+        <w:t xml:space="preserve">              v</w:t>
+      </w:r>
+    </w:p>
+    <w:p>
+      <w:pPr>
+        <w:tabs>
+          <w:tab w:val="left" w:pos="916"/>
+          <w:tab w:val="left" w:pos="1832"/>
+          <w:tab w:val="left" w:pos="2748"/>
+          <w:tab w:val="left" w:pos="3664"/>
+          <w:tab w:val="left" w:pos="4580"/>
+          <w:tab w:val="left" w:pos="5496"/>
+          <w:tab w:val="left" w:pos="6412"/>
+          <w:tab w:val="left" w:pos="7328"/>
+          <w:tab w:val="left" w:pos="8244"/>
+          <w:tab w:val="left" w:pos="9160"/>
+          <w:tab w:val="left" w:pos="10076"/>
+          <w:tab w:val="left" w:pos="10992"/>
+          <w:tab w:val="left" w:pos="11908"/>
+          <w:tab w:val="left" w:pos="12824"/>
+          <w:tab w:val="left" w:pos="13740"/>
+          <w:tab w:val="left" w:pos="14656"/>
+        </w:tabs>
+        <w:spacing w:after="0" w:line="240" w:lineRule="auto"/>
+        <w:rPr>
+          <w:rFonts w:ascii="Courier New" w:eastAsia="Times New Roman" w:hAnsi="Courier New" w:cs="Courier New"/>
+          <w:sz w:val="20"/>
+          <w:szCs w:val="20"/>
+          <w:lang w:eastAsia="fr-FR"/>
+        </w:rPr>
+      </w:pPr>
+      <w:r>
+        <w:rPr>
+          <w:rFonts w:ascii="Courier New" w:eastAsia="Times New Roman" w:hAnsi="Courier New" w:cs="Courier New"/>
+          <w:sz w:val="20"/>
+          <w:szCs w:val="20"/>
+          <w:lang w:eastAsia="fr-FR"/>
+        </w:rPr>
+        <w:t xml:space="preserve">    Remplissage du formulaire</w:t>
+      </w:r>
+    </w:p>
+    <w:p>
+      <w:pPr>
+        <w:tabs>
+          <w:tab w:val="left" w:pos="916"/>
+          <w:tab w:val="left" w:pos="1832"/>
+          <w:tab w:val="left" w:pos="2748"/>
+          <w:tab w:val="left" w:pos="3664"/>
+          <w:tab w:val="left" w:pos="4580"/>
+          <w:tab w:val="left" w:pos="5496"/>
+          <w:tab w:val="left" w:pos="6412"/>
+          <w:tab w:val="left" w:pos="7328"/>
+          <w:tab w:val="left" w:pos="8244"/>
+          <w:tab w:val="left" w:pos="9160"/>
+          <w:tab w:val="left" w:pos="10076"/>
+          <w:tab w:val="left" w:pos="10992"/>
+          <w:tab w:val="left" w:pos="11908"/>
+          <w:tab w:val="left" w:pos="12824"/>
+          <w:tab w:val="left" w:pos="13740"/>
+          <w:tab w:val="left" w:pos="14656"/>
+        </w:tabs>
+        <w:spacing w:after="0" w:line="240" w:lineRule="auto"/>
+        <w:rPr>
+          <w:rFonts w:ascii="Courier New" w:eastAsia="Times New Roman" w:hAnsi="Courier New" w:cs="Courier New"/>
+          <w:sz w:val="20"/>
+          <w:szCs w:val="20"/>
+          <w:lang w:eastAsia="fr-FR"/>
+        </w:rPr>
+      </w:pPr>
+      <w:r>
+        <w:rPr>
+          <w:rFonts w:ascii="Courier New" w:eastAsia="Times New Roman" w:hAnsi="Courier New" w:cs="Courier New"/>
+          <w:sz w:val="20"/>
+          <w:szCs w:val="20"/>
+          <w:lang w:eastAsia="fr-FR"/>
+        </w:rPr>
+        <w:t xml:space="preserve">              |</w:t>
+      </w:r>
+    </w:p>
+    <w:p>
+      <w:pPr>
+        <w:tabs>
+          <w:tab w:val="left" w:pos="916"/>
+          <w:tab w:val="left" w:pos="1832"/>
+          <w:tab w:val="left" w:pos="2748"/>
+          <w:tab w:val="left" w:pos="3664"/>
+          <w:tab w:val="left" w:pos="4580"/>
+          <w:tab w:val="left" w:pos="5496"/>
+          <w:tab w:val="left" w:pos="6412"/>
+          <w:tab w:val="left" w:pos="7328"/>
+          <w:tab w:val="left" w:pos="8244"/>
+          <w:tab w:val="left" w:pos="9160"/>
+          <w:tab w:val="left" w:pos="10076"/>
+          <w:tab w:val="left" w:pos="10992"/>
+          <w:tab w:val="left" w:pos="11908"/>
+          <w:tab w:val="left" w:pos="12824"/>
+          <w:tab w:val="left" w:pos="13740"/>
+          <w:tab w:val="left" w:pos="14656"/>
+        </w:tabs>
+        <w:spacing w:after="0" w:line="240" w:lineRule="auto"/>
+        <w:rPr>
+          <w:rFonts w:ascii="Courier New" w:eastAsia="Times New Roman" w:hAnsi="Courier New" w:cs="Courier New"/>
+          <w:sz w:val="20"/>
+          <w:szCs w:val="20"/>
+          <w:lang w:eastAsia="fr-FR"/>
+        </w:rPr>
+      </w:pPr>
+      <w:r>
+        <w:rPr>
+          <w:rFonts w:ascii="Courier New" w:eastAsia="Times New Roman" w:hAnsi="Courier New" w:cs="Courier New"/>
+          <w:sz w:val="20"/>
+          <w:szCs w:val="20"/>
+          <w:lang w:eastAsia="fr-FR"/>
+        </w:rPr>
+        <w:t xml:space="preserve">              v</w:t>
+      </w:r>
+    </w:p>
+    <w:p>
+      <w:pPr>
+        <w:tabs>
+          <w:tab w:val="left" w:pos="916"/>
+          <w:tab w:val="left" w:pos="1832"/>
+          <w:tab w:val="left" w:pos="2748"/>
+          <w:tab w:val="left" w:pos="3664"/>
+          <w:tab w:val="left" w:pos="4580"/>
+          <w:tab w:val="left" w:pos="5496"/>
+          <w:tab w:val="left" w:pos="6412"/>
+          <w:tab w:val="left" w:pos="7328"/>
+          <w:tab w:val="left" w:pos="8244"/>
+          <w:tab w:val="left" w:pos="9160"/>
+          <w:tab w:val="left" w:pos="10076"/>
+          <w:tab w:val="left" w:pos="10992"/>
+          <w:tab w:val="left" w:pos="11908"/>
+          <w:tab w:val="left" w:pos="12824"/>
+          <w:tab w:val="left" w:pos="13740"/>
+          <w:tab w:val="left" w:pos="14656"/>
+        </w:tabs>
+        <w:spacing w:after="0" w:line="240" w:lineRule="auto"/>
+        <w:rPr>
+          <w:rFonts w:ascii="Courier New" w:eastAsia="Times New Roman" w:hAnsi="Courier New" w:cs="Courier New"/>
+          <w:sz w:val="20"/>
+          <w:szCs w:val="20"/>
+          <w:lang w:eastAsia="fr-FR"/>
+        </w:rPr>
+      </w:pPr>
+      <w:r>
+        <w:rPr>
+          <w:rFonts w:ascii="Courier New" w:eastAsia="Times New Roman" w:hAnsi="Courier New" w:cs="Courier New"/>
+          <w:sz w:val="20"/>
+          <w:szCs w:val="20"/>
+          <w:lang w:eastAsia="fr-FR"/>
+        </w:rPr>
+        <w:t xml:space="preserve">    Soumission de la candidature</w:t>
+      </w:r>
+    </w:p>
+    <w:p>
+      <w:pPr>
+        <w:tabs>
+          <w:tab w:val="left" w:pos="916"/>
+          <w:tab w:val="left" w:pos="1832"/>
+          <w:tab w:val="left" w:pos="2748"/>
+          <w:tab w:val="left" w:pos="3664"/>
+          <w:tab w:val="left" w:pos="4580"/>
+          <w:tab w:val="left" w:pos="5496"/>
+          <w:tab w:val="left" w:pos="6412"/>
+          <w:tab w:val="left" w:pos="7328"/>
+          <w:tab w:val="left" w:pos="8244"/>
+          <w:tab w:val="left" w:pos="9160"/>
+          <w:tab w:val="left" w:pos="10076"/>
+          <w:tab w:val="left" w:pos="10992"/>
+          <w:tab w:val="left" w:pos="11908"/>
+          <w:tab w:val="left" w:pos="12824"/>
+          <w:tab w:val="left" w:pos="13740"/>
+          <w:tab w:val="left" w:pos="14656"/>
+        </w:tabs>
+        <w:spacing w:after="0" w:line="240" w:lineRule="auto"/>
+        <w:rPr>
+          <w:rFonts w:ascii="Courier New" w:eastAsia="Times New Roman" w:hAnsi="Courier New" w:cs="Courier New"/>
+          <w:sz w:val="20"/>
+          <w:szCs w:val="20"/>
+          <w:lang w:eastAsia="fr-FR"/>
+        </w:rPr>
+      </w:pPr>
+      <w:r>
+        <w:rPr>
+          <w:rFonts w:ascii="Courier New" w:eastAsia="Times New Roman" w:hAnsi="Courier New" w:cs="Courier New"/>
+          <w:sz w:val="20"/>
+          <w:szCs w:val="20"/>
+          <w:lang w:eastAsia="fr-FR"/>
+        </w:rPr>
+        <w:t xml:space="preserve">              |</w:t>
+      </w:r>
+    </w:p>
+    <w:p>
+      <w:pPr>
+        <w:tabs>
+          <w:tab w:val="left" w:pos="916"/>
+          <w:tab w:val="left" w:pos="1832"/>
+          <w:tab w:val="left" w:pos="2748"/>
+          <w:tab w:val="left" w:pos="3664"/>
+          <w:tab w:val="left" w:pos="4580"/>
+          <w:tab w:val="left" w:pos="5496"/>
+          <w:tab w:val="left" w:pos="6412"/>
+          <w:tab w:val="left" w:pos="7328"/>
+          <w:tab w:val="left" w:pos="8244"/>
+          <w:tab w:val="left" w:pos="9160"/>
+          <w:tab w:val="left" w:pos="10076"/>
+          <w:tab w:val="left" w:pos="10992"/>
+          <w:tab w:val="left" w:pos="11908"/>
+          <w:tab w:val="left" w:pos="12824"/>
+          <w:tab w:val="left" w:pos="13740"/>
+          <w:tab w:val="left" w:pos="14656"/>
+        </w:tabs>
+        <w:spacing w:after="0" w:line="240" w:lineRule="auto"/>
+        <w:rPr>
+          <w:rFonts w:ascii="Courier New" w:eastAsia="Times New Roman" w:hAnsi="Courier New" w:cs="Courier New"/>
+          <w:sz w:val="20"/>
+          <w:szCs w:val="20"/>
+          <w:lang w:eastAsia="fr-FR"/>
+        </w:rPr>
+      </w:pPr>
+      <w:r>
+        <w:rPr>
+          <w:rFonts w:ascii="Courier New" w:eastAsia="Times New Roman" w:hAnsi="Courier New" w:cs="Courier New"/>
+          <w:sz w:val="20"/>
+          <w:szCs w:val="20"/>
+          <w:lang w:eastAsia="fr-FR"/>
+        </w:rPr>
+        <w:t xml:space="preserve">              v</w:t>
+      </w:r>
+    </w:p>
+    <w:p>
+      <w:pPr>
+        <w:tabs>
+          <w:tab w:val="left" w:pos="916"/>
+          <w:tab w:val="left" w:pos="1832"/>
+          <w:tab w:val="left" w:pos="2748"/>
+          <w:tab w:val="left" w:pos="3664"/>
+          <w:tab w:val="left" w:pos="4580"/>
+          <w:tab w:val="left" w:pos="5496"/>
+          <w:tab w:val="left" w:pos="6412"/>
+          <w:tab w:val="left" w:pos="7328"/>
+          <w:tab w:val="left" w:pos="8244"/>
+          <w:tab w:val="left" w:pos="9160"/>
+          <w:tab w:val="left" w:pos="10076"/>
+          <w:tab w:val="left" w:pos="10992"/>
+          <w:tab w:val="left" w:pos="11908"/>
+          <w:tab w:val="left" w:pos="12824"/>
+          <w:tab w:val="left" w:pos="13740"/>
+          <w:tab w:val="left" w:pos="14656"/>
+        </w:tabs>
+        <w:spacing w:after="0" w:line="240" w:lineRule="auto"/>
+        <w:rPr>
+          <w:rFonts w:ascii="Courier New" w:eastAsia="Times New Roman" w:hAnsi="Courier New" w:cs="Courier New"/>
+          <w:sz w:val="20"/>
+          <w:szCs w:val="20"/>
+          <w:lang w:eastAsia="fr-FR"/>
+        </w:rPr>
+      </w:pPr>
+      <w:r>
+        <w:rPr>
+          <w:rFonts w:ascii="Courier New" w:eastAsia="Times New Roman" w:hAnsi="Courier New" w:cs="Courier New"/>
+          <w:sz w:val="20"/>
+          <w:szCs w:val="20"/>
+          <w:lang w:eastAsia="fr-FR"/>
+        </w:rPr>
+        <w:t xml:space="preserve">   Traitement ultérieur à préciser</w:t>
+      </w:r>
+    </w:p>
+    <w:p>
+      <w:pPr>
+        <w:tabs>
+          <w:tab w:val="left" w:pos="916"/>
+          <w:tab w:val="left" w:pos="1832"/>
+          <w:tab w:val="left" w:pos="2748"/>
+          <w:tab w:val="left" w:pos="3664"/>
+          <w:tab w:val="left" w:pos="4580"/>
+          <w:tab w:val="left" w:pos="5496"/>
+          <w:tab w:val="left" w:pos="6412"/>
+          <w:tab w:val="left" w:pos="7328"/>
+          <w:tab w:val="left" w:pos="8244"/>
+          <w:tab w:val="left" w:pos="9160"/>
+          <w:tab w:val="left" w:pos="10076"/>
+          <w:tab w:val="left" w:pos="10992"/>
+          <w:tab w:val="left" w:pos="11908"/>
+          <w:tab w:val="left" w:pos="12824"/>
+          <w:tab w:val="left" w:pos="13740"/>
+          <w:tab w:val="left" w:pos="14656"/>
+        </w:tabs>
+        <w:spacing w:after="0" w:line="240" w:lineRule="auto"/>
+        <w:rPr>
+          <w:rFonts w:ascii="Courier New" w:eastAsia="Times New Roman" w:hAnsi="Courier New" w:cs="Courier New"/>
+          <w:sz w:val="20"/>
+          <w:szCs w:val="20"/>
+          <w:lang w:eastAsia="fr-FR"/>
+        </w:rPr>
+      </w:pPr>
+    </w:p>
+    <w:p>
+      <w:pPr>
+        <w:pStyle w:val="Titre3"/>
+      </w:pPr>
+      <w:r>
+        <w:t>4.1.2 Critique de l’existant</w:t>
+      </w:r>
+    </w:p>
+    <w:p>
+      <w:pPr>
+        <w:pStyle w:val="NormalWeb"/>
+      </w:pPr>
+      <w:r>
+        <w:t xml:space="preserve">L’utilisation d’une page Facebook et de Google </w:t>
+      </w:r>
+      <w:proofErr w:type="spellStart"/>
+      <w:r>
+        <w:t>Forms</w:t>
+      </w:r>
+      <w:proofErr w:type="spellEnd"/>
+      <w:r>
+        <w:t xml:space="preserve"> permet de diffuser des informations et de recueillir des réponses à des formulaires. Ces outils répondent donc à certains besoins du processus de candidature. Toutefois, leur utilisation ne constitue pas nécessairement un système unique de gestion de l’ensemble du parcours de formation.</w:t>
+      </w:r>
+    </w:p>
+    <w:p>
+      <w:pPr>
+        <w:pStyle w:val="NormalWeb"/>
+      </w:pPr>
+      <w:r>
+        <w:t>Le projet vise précisément à regrouper plusieurs activités au sein d’une même plateforme. La critique de l’existant doit donc être comprise comme une analyse des besoins qui ne sont pas couverts par le processus actuel connu, et non comme une affirmation selon laquelle les outils utilisés seraient défaillants.</w:t>
+      </w:r>
+    </w:p>
+    <w:p>
+      <w:pPr>
+        <w:pStyle w:val="NormalWeb"/>
+      </w:pPr>
+      <w:r>
+        <w:t>Les principaux points relevés sont les suivants.</w:t>
+      </w:r>
+    </w:p>
+    <w:p>
+      <w:pPr>
+        <w:pStyle w:val="NormalWeb"/>
+      </w:pPr>
+      <w:r>
+        <w:rPr>
+          <w:rStyle w:val="lev"/>
+          <w:rFonts w:eastAsiaTheme="majorEastAsia"/>
+        </w:rPr>
+        <w:lastRenderedPageBreak/>
+        <w:t>a) Dispersion des activités</w:t>
+      </w:r>
+    </w:p>
+    <w:p>
+      <w:pPr>
+        <w:pStyle w:val="NormalWeb"/>
+      </w:pPr>
+      <w:r>
+        <w:t>La diffusion des informations et la collecte des candidatures s’effectuent à travers des outils distincts. La plateforme proposée vise à regrouper ces activités dans un espace web commun afin de faciliter l’accès aux informations et la gestion du processus d’inscription.</w:t>
+      </w:r>
+    </w:p>
+    <w:p>
+      <w:pPr>
+        <w:pStyle w:val="NormalWeb"/>
+      </w:pPr>
+      <w:r>
+        <w:rPr>
+          <w:rStyle w:val="lev"/>
+          <w:rFonts w:eastAsiaTheme="majorEastAsia"/>
+        </w:rPr>
+        <w:t>b) Nécessité d’un catalogue centralisé</w:t>
+      </w:r>
+    </w:p>
+    <w:p>
+      <w:pPr>
+        <w:pStyle w:val="NormalWeb"/>
+      </w:pPr>
+      <w:r>
+        <w:t>Le projet prévoit un catalogue permettant aux visiteurs de consulter les formations disponibles et d’accéder aux informations détaillées de chaque formation. Cette organisation vise à offrir un point d’accès unique aux informations relatives aux offres de formation.</w:t>
+      </w:r>
+    </w:p>
+    <w:p>
+      <w:pPr>
+        <w:pStyle w:val="NormalWeb"/>
+      </w:pPr>
+      <w:r>
+        <w:rPr>
+          <w:rStyle w:val="lev"/>
+          <w:rFonts w:eastAsiaTheme="majorEastAsia"/>
+        </w:rPr>
+        <w:t>c) Nécessité d’une gestion centralisée des candidatures</w:t>
+      </w:r>
+    </w:p>
+    <w:p>
+      <w:pPr>
+        <w:pStyle w:val="NormalWeb"/>
+      </w:pPr>
+      <w:r>
+        <w:t>La plateforme doit permettre de gérer les candidatures et les décisions associées à celles-ci. Elle prévoit également une distinction entre le candidat et l’apprenant admis, afin que l’accès aux fonctionnalités réservées aux apprenants dépende de la décision prise par le responsable.</w:t>
+      </w:r>
+    </w:p>
+    <w:p>
+      <w:pPr>
+        <w:pStyle w:val="NormalWeb"/>
+      </w:pPr>
+      <w:r>
+        <w:rPr>
+          <w:rStyle w:val="lev"/>
+          <w:rFonts w:eastAsiaTheme="majorEastAsia"/>
+        </w:rPr>
+        <w:t>d) Suivi des activités pédagogiques</w:t>
+      </w:r>
+    </w:p>
+    <w:p>
+      <w:pPr>
+        <w:pStyle w:val="NormalWeb"/>
+      </w:pPr>
+      <w:r>
+        <w:t>Le périmètre du projet comprend également la gestion des formations, des formateurs, des séances, des présences et des évaluations. Ces activités dépassent le simple recueil des candidatures et justifient la mise en place d’un système de gestion plus global.</w:t>
+      </w:r>
+    </w:p>
+    <w:p>
+      <w:pPr>
+        <w:pStyle w:val="NormalWeb"/>
+      </w:pPr>
+      <w:r>
+        <w:rPr>
+          <w:rStyle w:val="lev"/>
+          <w:rFonts w:eastAsiaTheme="majorEastAsia"/>
+        </w:rPr>
+        <w:t>e) Gestion des utilisateurs et des droits d’accès</w:t>
+      </w:r>
+    </w:p>
+    <w:p>
+      <w:pPr>
+        <w:pStyle w:val="NormalWeb"/>
+      </w:pPr>
+      <w:r>
+        <w:t>Les différentes catégories d’utilisateurs ne disposent pas des mêmes responsabilités. La plateforme doit donc organiser les accès selon les rôles et les opérations autorisées, notamment pour les apprenants, les formateurs, les responsables et les administrateurs.</w:t>
+      </w:r>
+    </w:p>
+    <w:p>
+      <w:pPr>
+        <w:pStyle w:val="NormalWeb"/>
+      </w:pPr>
+      <w:r>
+        <w:t>Le tableau suivant résume les constats et les besoins auxquels la solution proposée doit répondre.</w:t>
+      </w:r>
+    </w:p>
+    <w:p>
+      <w:pPr>
+        <w:pStyle w:val="NormalWeb"/>
+      </w:pPr>
+      <w:r>
+        <w:t>TABLEU SUR LES CONSTAT</w:t>
+      </w:r>
+    </w:p>
+    <w:p>
+      <w:pPr>
+        <w:pStyle w:val="NormalWeb"/>
+      </w:pPr>
+      <w:r>
+        <w:t>Cette analyse fait ressortir la nécessité de disposer d’une solution intégrée qui couvre les principales étapes de la gestion des formations, depuis la consultation du catalogue jusqu’au suivi pédagogique des apprenants.</w:t>
+      </w:r>
+    </w:p>
+    <w:p>
+      <w:pPr>
+        <w:pStyle w:val="Titre3"/>
+      </w:pPr>
+      <w:r>
+        <w:t>4.1.3 Moyens existants pour la réalisation du projet</w:t>
+      </w:r>
+    </w:p>
+    <w:p>
+      <w:pPr>
+        <w:pStyle w:val="NormalWeb"/>
+      </w:pPr>
+      <w:r>
+        <w:t>La réalisation d’un projet informatique dépend des ressources humaines, matérielles et logicielles mobilisées. Leur identification permet de mieux comprendre les conditions dans lesquelles le projet est développé.</w:t>
+      </w:r>
+    </w:p>
+    <w:p>
+      <w:pPr>
+        <w:pStyle w:val="NormalWeb"/>
+      </w:pPr>
+      <w:r>
+        <w:rPr>
+          <w:rStyle w:val="lev"/>
+          <w:rFonts w:eastAsiaTheme="majorEastAsia"/>
+        </w:rPr>
+        <w:t>a) Moyens humains</w:t>
+      </w:r>
+    </w:p>
+    <w:p>
+      <w:pPr>
+        <w:pStyle w:val="NormalWeb"/>
+      </w:pPr>
+      <w:r>
+        <w:t>Le projet est réalisé dans le contexte d’un stage au sein d’Orange Digital Center Fianarantsoa. Sa réalisation nécessite une compréhension des besoins de l’organisme, la conception de la solution, le développement des fonctionnalités et la vérification de leur fonctionnement.</w:t>
+      </w:r>
+    </w:p>
+    <w:p>
+      <w:pPr>
+        <w:pStyle w:val="NormalWeb"/>
+      </w:pPr>
+      <w:r>
+        <w:lastRenderedPageBreak/>
+        <w:t>Les personnes effectivement impliquées dans l’encadrement, la validation des besoins et les tests devront être précisées selon l’organisation réelle du stage.</w:t>
+      </w:r>
+      <w:bookmarkStart w:id="0" w:name="_GoBack"/>
+      <w:bookmarkEnd w:id="0"/>
+    </w:p>
+    <w:p>
+      <w:pPr>
+        <w:pStyle w:val="NormalWeb"/>
+      </w:pPr>
+      <w:r>
+        <w:rPr>
+          <w:rStyle w:val="lev"/>
+          <w:rFonts w:eastAsiaTheme="majorEastAsia"/>
+        </w:rPr>
+        <w:t>b) Moyens matériels</w:t>
+      </w:r>
+    </w:p>
+    <w:p>
+      <w:pPr>
+        <w:pStyle w:val="NormalWeb"/>
+      </w:pPr>
+      <w:r>
+        <w:t>Le développement d’une plateforme web nécessite un équipement informatique permettant d’utiliser les outils de programmation, de gérer le code source, d’exécuter les composants de l’application et de tester les fonctionnalités.</w:t>
+      </w:r>
+    </w:p>
+    <w:p>
+      <w:pPr>
+        <w:pStyle w:val="NormalWeb"/>
+      </w:pPr>
+      <w:r>
+        <w:t>Les caractéristiques exactes du matériel utilisé pour le projet, notamment le type d’ordinateur et ses principales caractéristiques, doivent être renseignées à partir de l’équipement réellement disponible.</w:t>
+      </w:r>
+    </w:p>
+    <w:p>
+      <w:pPr>
+        <w:pStyle w:val="NormalWeb"/>
+      </w:pPr>
+      <w:r>
+        <w:rPr>
+          <w:rStyle w:val="lev"/>
+          <w:rFonts w:eastAsiaTheme="majorEastAsia"/>
+        </w:rPr>
+        <w:t>c) Moyens logiciels et techniques</w:t>
+      </w:r>
+    </w:p>
+    <w:p>
+      <w:pPr>
+        <w:pStyle w:val="NormalWeb"/>
+      </w:pPr>
+      <w:r>
+        <w:t>La plateforme est développée à l’aide des technologies suivantes :</w:t>
+      </w:r>
+    </w:p>
+    <w:p>
+      <w:pPr>
+        <w:pStyle w:val="NormalWeb"/>
+        <w:numPr>
+          <w:ilvl w:val="0"/>
+          <w:numId w:val="1"/>
+        </w:numPr>
+      </w:pPr>
+      <w:proofErr w:type="spellStart"/>
+      <w:r>
+        <w:rPr>
+          <w:rStyle w:val="lev"/>
+          <w:rFonts w:eastAsiaTheme="majorEastAsia"/>
+        </w:rPr>
+        <w:t>React</w:t>
+      </w:r>
+      <w:proofErr w:type="spellEnd"/>
+      <w:r>
+        <w:t>, pour la réalisation de l’interface utilisateur ;</w:t>
+      </w:r>
+    </w:p>
+    <w:p>
+      <w:pPr>
+        <w:pStyle w:val="NormalWeb"/>
+        <w:numPr>
+          <w:ilvl w:val="0"/>
+          <w:numId w:val="1"/>
+        </w:numPr>
+      </w:pPr>
+      <w:r>
+        <w:rPr>
+          <w:rStyle w:val="lev"/>
+          <w:rFonts w:eastAsiaTheme="majorEastAsia"/>
+        </w:rPr>
+        <w:t>Node.js</w:t>
+      </w:r>
+      <w:r>
+        <w:t>, pour l’exécution du code JavaScript côté serveur ;</w:t>
+      </w:r>
+    </w:p>
+    <w:p>
+      <w:pPr>
+        <w:pStyle w:val="NormalWeb"/>
+        <w:numPr>
+          <w:ilvl w:val="0"/>
+          <w:numId w:val="1"/>
+        </w:numPr>
+      </w:pPr>
+      <w:r>
+        <w:rPr>
+          <w:rStyle w:val="lev"/>
+          <w:rFonts w:eastAsiaTheme="majorEastAsia"/>
+        </w:rPr>
+        <w:t>Express</w:t>
+      </w:r>
+      <w:r>
+        <w:t>, pour la mise en place des routes et des traitements du serveur web ;</w:t>
+      </w:r>
+    </w:p>
+    <w:p>
+      <w:pPr>
+        <w:pStyle w:val="NormalWeb"/>
+        <w:numPr>
+          <w:ilvl w:val="0"/>
+          <w:numId w:val="1"/>
+        </w:numPr>
+      </w:pPr>
+      <w:proofErr w:type="spellStart"/>
+      <w:r>
+        <w:rPr>
+          <w:rStyle w:val="lev"/>
+          <w:rFonts w:eastAsiaTheme="majorEastAsia"/>
+        </w:rPr>
+        <w:t>PostgreSQL</w:t>
+      </w:r>
+      <w:proofErr w:type="spellEnd"/>
+      <w:r>
+        <w:t>, pour le stockage et la gestion des données.</w:t>
+      </w:r>
+    </w:p>
+    <w:p>
+      <w:pPr>
+        <w:pStyle w:val="NormalWeb"/>
+      </w:pPr>
+      <w:r>
+        <w:t>Ces technologies constituent la base technique de la solution développée. L’éditeur de code, le système d’exploitation, les outils de test et les versions des logiciels devront être indiqués dans la version définitive du mémoire selon l’environnement réellement utilisé.</w:t>
+      </w:r>
+    </w:p>
+    <w:p>
+      <w:pPr>
+        <w:pStyle w:val="Titre2"/>
+      </w:pPr>
+      <w:r>
+        <w:t xml:space="preserve">4.2 </w:t>
+      </w:r>
+      <w:proofErr w:type="spellStart"/>
+      <w:r>
+        <w:t>Choix</w:t>
+      </w:r>
+      <w:proofErr w:type="spellEnd"/>
+      <w:r>
+        <w:t xml:space="preserve"> de la solution</w:t>
+      </w:r>
+    </w:p>
+    <w:p>
+      <w:pPr>
+        <w:pStyle w:val="NormalWeb"/>
+      </w:pPr>
+      <w:r>
+        <w:t>À la suite de l’analyse de l’existant, le choix s’est porté sur la conception et la réalisation d’une plateforme web centralisant les principales activités relatives à l’inscription et à la gestion des formations.</w:t>
+      </w:r>
+    </w:p>
+    <w:p>
+      <w:pPr>
+        <w:pStyle w:val="NormalWeb"/>
+      </w:pPr>
+      <w:r>
+        <w:t>Cette solution a pour objectif de proposer un espace commun aux différents utilisateurs, tout en distinguant les fonctionnalités accessibles selon leur rôle.</w:t>
+      </w:r>
+    </w:p>
+    <w:p>
+      <w:pPr>
+        <w:pStyle w:val="Titre3"/>
+      </w:pPr>
+      <w:r>
+        <w:t>4.2.1 Présentation générale de la solution</w:t>
+      </w:r>
+    </w:p>
+    <w:p>
+      <w:pPr>
+        <w:pStyle w:val="NormalWeb"/>
+      </w:pPr>
+      <w:r>
+        <w:t>La solution retenue est une application web composée d’une interface utilisateur, d’un serveur applicatif et d’une base de données relationnelle.</w:t>
+      </w:r>
+    </w:p>
+    <w:p>
+      <w:pPr>
+        <w:pStyle w:val="NormalWeb"/>
+      </w:pPr>
+      <w:r>
+        <w:t>L’interface permet aux utilisateurs d’interagir avec les fonctionnalités de la plateforme. Le serveur assure le traitement des requêtes et l’application des règles de gestion. La base de données conserve les informations nécessaires au fonctionnement du système.</w:t>
+      </w:r>
+    </w:p>
+    <w:p>
+      <w:pPr>
+        <w:pStyle w:val="NormalWeb"/>
+      </w:pPr>
+      <w:r>
+        <w:t>L’application est organisée autour des fonctionnalités principales suivantes :</w:t>
+      </w:r>
+    </w:p>
+    <w:p>
+      <w:pPr>
+        <w:pStyle w:val="NormalWeb"/>
+      </w:pPr>
+      <w:r>
+        <w:rPr>
+          <w:rStyle w:val="lev"/>
+          <w:rFonts w:eastAsiaTheme="majorEastAsia"/>
+        </w:rPr>
+        <w:t>a) Catalogue des formations</w:t>
+      </w:r>
+    </w:p>
+    <w:p>
+      <w:pPr>
+        <w:pStyle w:val="NormalWeb"/>
+      </w:pPr>
+      <w:r>
+        <w:lastRenderedPageBreak/>
+        <w:t>Le catalogue permet aux visiteurs de consulter les formations proposées et d’accéder à leurs informations détaillées. Il constitue le point d’entrée public de la plateforme.</w:t>
+      </w:r>
+    </w:p>
+    <w:p>
+      <w:pPr>
+        <w:pStyle w:val="NormalWeb"/>
+      </w:pPr>
+      <w:r>
+        <w:rPr>
+          <w:rStyle w:val="lev"/>
+          <w:rFonts w:eastAsiaTheme="majorEastAsia"/>
+        </w:rPr>
+        <w:t>b) Gestion des candidatures et des inscriptions</w:t>
+      </w:r>
+    </w:p>
+    <w:p>
+      <w:pPr>
+        <w:pStyle w:val="NormalWeb"/>
+      </w:pPr>
+      <w:r>
+        <w:t>Cette fonctionnalité permet de recueillir les candidatures et de gérer leur traitement. Le système distingue la candidature de l’accès à l’espace réservé aux apprenants, lequel dépend de la décision d’admission.</w:t>
+      </w:r>
+    </w:p>
+    <w:p>
+      <w:pPr>
+        <w:pStyle w:val="NormalWeb"/>
+      </w:pPr>
+      <w:r>
+        <w:rPr>
+          <w:rStyle w:val="lev"/>
+          <w:rFonts w:eastAsiaTheme="majorEastAsia"/>
+        </w:rPr>
+        <w:t>c) Gestion des utilisateurs et des rôles</w:t>
+      </w:r>
+    </w:p>
+    <w:p>
+      <w:pPr>
+        <w:pStyle w:val="NormalWeb"/>
+      </w:pPr>
+      <w:r>
+        <w:t>La plateforme prévoit plusieurs catégories d’utilisateurs, notamment les apprenants, les formateurs, les responsables et les administrateurs. Les fonctionnalités accessibles dépendent du rôle attribué à chaque utilisateur.</w:t>
+      </w:r>
+    </w:p>
+    <w:p>
+      <w:pPr>
+        <w:pStyle w:val="NormalWeb"/>
+      </w:pPr>
+      <w:r>
+        <w:rPr>
+          <w:rStyle w:val="lev"/>
+          <w:rFonts w:eastAsiaTheme="majorEastAsia"/>
+        </w:rPr>
+        <w:t>d) Gestion des formations et des formateurs</w:t>
+      </w:r>
+    </w:p>
+    <w:p>
+      <w:pPr>
+        <w:pStyle w:val="NormalWeb"/>
+      </w:pPr>
+      <w:r>
+        <w:t>Cette partie permet de gérer les informations relatives aux formations et l’affectation des formateurs. Elle contribue à organiser les activités pédagogiques associées aux différentes formations.</w:t>
+      </w:r>
+    </w:p>
+    <w:p>
+      <w:pPr>
+        <w:pStyle w:val="NormalWeb"/>
+      </w:pPr>
+      <w:r>
+        <w:rPr>
+          <w:rStyle w:val="lev"/>
+          <w:rFonts w:eastAsiaTheme="majorEastAsia"/>
+        </w:rPr>
+        <w:t>e) Gestion des séances et des présences</w:t>
+      </w:r>
+    </w:p>
+    <w:p>
+      <w:pPr>
+        <w:pStyle w:val="NormalWeb"/>
+      </w:pPr>
+      <w:r>
+        <w:t>La plateforme intègre la gestion des séances ainsi que le suivi des présences des apprenants. Le dispositif prévu comprend l’utilisation de QR codes pour faciliter l’enregistrement des présences.</w:t>
+      </w:r>
+    </w:p>
+    <w:p>
+      <w:pPr>
+        <w:pStyle w:val="NormalWeb"/>
+      </w:pPr>
+      <w:r>
+        <w:rPr>
+          <w:rStyle w:val="lev"/>
+          <w:rFonts w:eastAsiaTheme="majorEastAsia"/>
+        </w:rPr>
+        <w:t>f) Évaluations en ligne</w:t>
+      </w:r>
+    </w:p>
+    <w:p>
+      <w:pPr>
+        <w:pStyle w:val="NormalWeb"/>
+      </w:pPr>
+      <w:r>
+        <w:t>Le système permet de gérer des évaluations en ligne, notamment des questionnaires à choix multiples. Le modèle fonctionnel décrit prévoit la création des questions, la définition des choix de réponse, le calcul des notes et la conservation de l’historique des tentatives.</w:t>
+      </w:r>
+    </w:p>
+    <w:p>
+      <w:pPr>
+        <w:pStyle w:val="NormalWeb"/>
+      </w:pPr>
+      <w:r>
+        <w:rPr>
+          <w:rStyle w:val="lev"/>
+          <w:rFonts w:eastAsiaTheme="majorEastAsia"/>
+        </w:rPr>
+        <w:t>g) Forum et messagerie</w:t>
+      </w:r>
+    </w:p>
+    <w:p>
+      <w:pPr>
+        <w:pStyle w:val="NormalWeb"/>
+      </w:pPr>
+      <w:r>
+        <w:t>Le périmètre fonctionnel décrit prévoit un espace d’échange permettant aux utilisateurs concernés de communiquer autour des formations. Les droits de participation dépendent des règles effectivement mises en place dans l’application.</w:t>
+      </w:r>
+    </w:p>
+    <w:p>
+      <w:pPr>
+        <w:pStyle w:val="Titre3"/>
+      </w:pPr>
+      <w:r>
+        <w:t>4.2.2 Justification du choix</w:t>
+      </w:r>
+    </w:p>
+    <w:p>
+      <w:pPr>
+        <w:pStyle w:val="NormalWeb"/>
+      </w:pPr>
+      <w:r>
+        <w:t>Le choix d’une plateforme web répond à l’objectif de centralisation des principales activités de gestion des formations. Au lieu de limiter le système à la collecte de candidatures, la solution retenue couvre également les activités nécessaires au suivi pédagogique.</w:t>
+      </w:r>
+    </w:p>
+    <w:p>
+      <w:pPr>
+        <w:pStyle w:val="NormalWeb"/>
+      </w:pPr>
+      <w:r>
+        <w:t>Cette solution présente plusieurs intérêts :</w:t>
+      </w:r>
+    </w:p>
+    <w:p>
+      <w:pPr>
+        <w:pStyle w:val="NormalWeb"/>
+        <w:numPr>
+          <w:ilvl w:val="0"/>
+          <w:numId w:val="2"/>
+        </w:numPr>
+      </w:pPr>
+      <w:r>
+        <w:t>elle propose un point d’accès commun aux informations relatives aux formations ;</w:t>
+      </w:r>
+    </w:p>
+    <w:p>
+      <w:pPr>
+        <w:pStyle w:val="NormalWeb"/>
+        <w:numPr>
+          <w:ilvl w:val="0"/>
+          <w:numId w:val="2"/>
+        </w:numPr>
+      </w:pPr>
+      <w:r>
+        <w:t>elle regroupe les fonctionnalités de candidature et de gestion des apprenants ;</w:t>
+      </w:r>
+    </w:p>
+    <w:p>
+      <w:pPr>
+        <w:pStyle w:val="NormalWeb"/>
+        <w:numPr>
+          <w:ilvl w:val="0"/>
+          <w:numId w:val="2"/>
+        </w:numPr>
+      </w:pPr>
+      <w:r>
+        <w:t>elle permet de distinguer les droits d’accès selon les rôles ;</w:t>
+      </w:r>
+    </w:p>
+    <w:p>
+      <w:pPr>
+        <w:pStyle w:val="NormalWeb"/>
+        <w:numPr>
+          <w:ilvl w:val="0"/>
+          <w:numId w:val="2"/>
+        </w:numPr>
+      </w:pPr>
+      <w:r>
+        <w:lastRenderedPageBreak/>
+        <w:t>elle centralise les informations relatives aux formations, aux séances et aux évaluations ;</w:t>
+      </w:r>
+    </w:p>
+    <w:p>
+      <w:pPr>
+        <w:pStyle w:val="NormalWeb"/>
+        <w:numPr>
+          <w:ilvl w:val="0"/>
+          <w:numId w:val="2"/>
+        </w:numPr>
+      </w:pPr>
+      <w:r>
+        <w:t>elle facilite le suivi des activités pédagogiques à partir des données conservées dans la base ;</w:t>
+      </w:r>
+    </w:p>
+    <w:p>
+      <w:pPr>
+        <w:pStyle w:val="NormalWeb"/>
+        <w:numPr>
+          <w:ilvl w:val="0"/>
+          <w:numId w:val="2"/>
+        </w:numPr>
+      </w:pPr>
+      <w:r>
+        <w:t>elle permet de faire évoluer progressivement les fonctionnalités selon les besoins de l’organisme.</w:t>
+      </w:r>
+    </w:p>
+    <w:p>
+      <w:pPr>
+        <w:pStyle w:val="NormalWeb"/>
+      </w:pPr>
+      <w:r>
+        <w:t>Le choix d’une application web permet également aux utilisateurs d’accéder aux fonctionnalités au moyen d’un navigateur compatible, sans imposer nécessairement l’installation d’un logiciel spécifique sur chaque poste client.</w:t>
+      </w:r>
+    </w:p>
+    <w:p>
+      <w:pPr>
+        <w:pStyle w:val="NormalWeb"/>
+      </w:pPr>
+      <w:r>
+        <w:t>La solution est ainsi cohérente avec l’objectif du projet, qui consiste à concevoir un système intégré de gestion des inscriptions et des formations.</w:t>
+      </w:r>
+    </w:p>
+    <w:p>
+      <w:pPr>
+        <w:pStyle w:val="Titre3"/>
+      </w:pPr>
+      <w:r>
+        <w:t>4.2.3 Délimitation du périmètre du projet</w:t>
+      </w:r>
+    </w:p>
+    <w:p>
+      <w:pPr>
+        <w:pStyle w:val="NormalWeb"/>
+      </w:pPr>
+      <w:r>
+        <w:t>Le périmètre du projet comprend les fonctionnalités effectivement prévues dans la plateforme de gestion des formations, notamment le catalogue, les candidatures, les comptes utilisateurs, la gestion pédagogique, les présences et les évaluations en ligne.</w:t>
+      </w:r>
+    </w:p>
+    <w:p>
+      <w:pPr>
+        <w:pStyle w:val="NormalWeb"/>
+      </w:pPr>
+      <w:r>
+        <w:t>La certification mérite toutefois une distinction particulière. L’organisme dispose déjà d’un processus ou d’un outil dédié à cette activité, mais les modalités exactes de son articulation avec la plateforme restent à clarifier. À ce stade, la certification automatique n’est pas considérée comme une fonctionnalité développée dans le cadre du présent projet.</w:t>
+      </w:r>
+    </w:p>
+    <w:p>
+      <w:pPr>
+        <w:pStyle w:val="NormalWeb"/>
+      </w:pPr>
+      <w:r>
+        <w:t>Toute évolution éventuelle concernant la préparation ou l’exportation d’une liste d’apprenants devra être définie après vérification des besoins et des modalités techniques auprès de l’organisme. Elle ne doit donc pas être présentée comme une fonctionnalité achevée tant que son périmètre n’est pas confirmé.</w:t>
+      </w:r>
+    </w:p>
+    <w:p>
+      <w:pPr>
+        <w:pStyle w:val="Titre2"/>
+      </w:pPr>
+      <w:r>
+        <w:t xml:space="preserve">4.3 </w:t>
+      </w:r>
+      <w:proofErr w:type="spellStart"/>
+      <w:r>
+        <w:t>Choix</w:t>
+      </w:r>
+      <w:proofErr w:type="spellEnd"/>
+      <w:r>
+        <w:t xml:space="preserve"> de la </w:t>
+      </w:r>
+      <w:proofErr w:type="spellStart"/>
+      <w:r>
+        <w:t>méthode</w:t>
+      </w:r>
+      <w:proofErr w:type="spellEnd"/>
+      <w:r>
+        <w:t xml:space="preserve"> de conception </w:t>
+      </w:r>
+      <w:proofErr w:type="gramStart"/>
+      <w:r>
+        <w:t>et</w:t>
+      </w:r>
+      <w:proofErr w:type="gramEnd"/>
+      <w:r>
+        <w:t xml:space="preserve"> de </w:t>
+      </w:r>
+      <w:proofErr w:type="spellStart"/>
+      <w:r>
+        <w:t>gestion</w:t>
+      </w:r>
+      <w:proofErr w:type="spellEnd"/>
+      <w:r>
+        <w:t xml:space="preserve"> du </w:t>
+      </w:r>
+      <w:proofErr w:type="spellStart"/>
+      <w:r>
+        <w:t>projet</w:t>
+      </w:r>
+      <w:proofErr w:type="spellEnd"/>
+    </w:p>
+    <w:p>
+      <w:pPr>
+        <w:pStyle w:val="NormalWeb"/>
+      </w:pPr>
+      <w:r>
+        <w:t>Le développement d’une application informatique nécessite une méthode permettant d’organiser les activités, de suivre l’avancement et d’adapter la solution aux besoins identifiés.</w:t>
+      </w:r>
+    </w:p>
+    <w:p>
+      <w:pPr>
+        <w:pStyle w:val="NormalWeb"/>
+      </w:pPr>
+      <w:r>
+        <w:t>Pour ce projet, une approche itérative est retenue. Elle consiste à réaliser le système progressivement, en développant et en vérifiant les fonctionnalités par étapes successives.</w:t>
+      </w:r>
+    </w:p>
+    <w:p>
+      <w:pPr>
+        <w:pStyle w:val="Titre3"/>
+      </w:pPr>
+      <w:r>
+        <w:t>4.3.1 Présentation de l’approche itérative</w:t>
+      </w:r>
+    </w:p>
+    <w:p>
+      <w:pPr>
+        <w:pStyle w:val="NormalWeb"/>
+      </w:pPr>
+      <w:r>
+        <w:t>Une approche itérative repose sur la réalisation de cycles de travail successifs. Chaque cycle permet de se concentrer sur un ensemble de fonctionnalités, de vérifier le résultat obtenu et d’apporter des ajustements avant de poursuivre le développement.</w:t>
+      </w:r>
+    </w:p>
+    <w:p>
+      <w:pPr>
+        <w:pStyle w:val="NormalWeb"/>
+      </w:pPr>
+      <w:r>
+        <w:t>Contrairement à une démarche dans laquelle toutes les fonctionnalités seraient réalisées uniquement après une phase de conception entièrement figée, l’approche itérative permet de faire évoluer la solution en fonction des observations et des besoins clarifiés au cours du projet.</w:t>
+      </w:r>
+    </w:p>
+    <w:p>
+      <w:pPr>
+        <w:pStyle w:val="NormalWeb"/>
+      </w:pPr>
+      <w:r>
+        <w:lastRenderedPageBreak/>
+        <w:t>Dans le cadre de la plateforme, cette approche est adaptée à un système comprenant plusieurs modules liés entre eux, notamment les inscriptions, la gestion des formations, les comptes utilisateurs, les séances, les présences et les évaluations.</w:t>
+      </w:r>
+    </w:p>
+    <w:p>
+      <w:pPr>
+        <w:pStyle w:val="Titre3"/>
+      </w:pPr>
+      <w:r>
+        <w:t>4.3.2 Application de la méthode au projet</w:t>
+      </w:r>
+    </w:p>
+    <w:p>
+      <w:pPr>
+        <w:pStyle w:val="NormalWeb"/>
+      </w:pPr>
+      <w:r>
+        <w:t>La démarche suivie peut être présentée à travers les étapes suivantes :</w:t>
+      </w:r>
+    </w:p>
+    <w:p>
+      <w:pPr>
+        <w:pStyle w:val="NormalWeb"/>
+        <w:numPr>
+          <w:ilvl w:val="0"/>
+          <w:numId w:val="3"/>
+        </w:numPr>
+      </w:pPr>
+      <w:r>
+        <w:rPr>
+          <w:rStyle w:val="lev"/>
+          <w:rFonts w:eastAsiaTheme="majorEastAsia"/>
+        </w:rPr>
+        <w:t>Analyse des besoins :</w:t>
+      </w:r>
+      <w:r>
+        <w:t xml:space="preserve"> identification des fonctionnalités attendues et compréhension du fonctionnement actuel.</w:t>
+      </w:r>
+    </w:p>
+    <w:p>
+      <w:pPr>
+        <w:pStyle w:val="NormalWeb"/>
+        <w:numPr>
+          <w:ilvl w:val="0"/>
+          <w:numId w:val="3"/>
+        </w:numPr>
+      </w:pPr>
+      <w:r>
+        <w:rPr>
+          <w:rStyle w:val="lev"/>
+          <w:rFonts w:eastAsiaTheme="majorEastAsia"/>
+        </w:rPr>
+        <w:t>Conception :</w:t>
+      </w:r>
+      <w:r>
+        <w:t xml:space="preserve"> définition de l’organisation du système, des données à gérer et des interactions entre les utilisateurs et la plateforme.</w:t>
+      </w:r>
+    </w:p>
+    <w:p>
+      <w:pPr>
+        <w:pStyle w:val="NormalWeb"/>
+        <w:numPr>
+          <w:ilvl w:val="0"/>
+          <w:numId w:val="3"/>
+        </w:numPr>
+      </w:pPr>
+      <w:r>
+        <w:rPr>
+          <w:rStyle w:val="lev"/>
+          <w:rFonts w:eastAsiaTheme="majorEastAsia"/>
+        </w:rPr>
+        <w:t>Développement :</w:t>
+      </w:r>
+      <w:r>
+        <w:t xml:space="preserve"> réalisation progressive des interfaces, des traitements serveur et des opérations liées à la base de données.</w:t>
+      </w:r>
+    </w:p>
+    <w:p>
+      <w:pPr>
+        <w:pStyle w:val="NormalWeb"/>
+        <w:numPr>
+          <w:ilvl w:val="0"/>
+          <w:numId w:val="3"/>
+        </w:numPr>
+      </w:pPr>
+      <w:r>
+        <w:rPr>
+          <w:rStyle w:val="lev"/>
+          <w:rFonts w:eastAsiaTheme="majorEastAsia"/>
+        </w:rPr>
+        <w:t>Vérification :</w:t>
+      </w:r>
+      <w:r>
+        <w:t xml:space="preserve"> contrôle du fonctionnement des fonctionnalités développées et identification des anomalies éventuelles.</w:t>
+      </w:r>
+    </w:p>
+    <w:p>
+      <w:pPr>
+        <w:pStyle w:val="NormalWeb"/>
+        <w:numPr>
+          <w:ilvl w:val="0"/>
+          <w:numId w:val="3"/>
+        </w:numPr>
+      </w:pPr>
+      <w:r>
+        <w:rPr>
+          <w:rStyle w:val="lev"/>
+          <w:rFonts w:eastAsiaTheme="majorEastAsia"/>
+        </w:rPr>
+        <w:t>Amélioration :</w:t>
+      </w:r>
+      <w:r>
+        <w:t xml:space="preserve"> correction des problèmes et adaptation des fonctionnalités lorsque de nouveaux besoins ou des précisions apparaissent.</w:t>
+      </w:r>
+    </w:p>
+    <w:p>
+      <w:pPr>
+        <w:pStyle w:val="NormalWeb"/>
+      </w:pPr>
+    </w:p>
+    <w:p>
+      <w:pPr>
+        <w:pStyle w:val="NormalWeb"/>
+        <w:rPr>
+          <w:rFonts w:asciiTheme="minorHAnsi" w:hAnsiTheme="minorHAnsi" w:cstheme="minorHAnsi"/>
+        </w:rPr>
+      </w:pPr>
+    </w:p>
+    <w:p>
+      <w:pPr>
         <w:rPr>
           <w:rFonts w:asciiTheme="majorHAnsi" w:eastAsiaTheme="majorEastAsia" w:hAnsiTheme="majorHAnsi" w:cstheme="majorBidi"/>
           <w:color w:val="1F4D78" w:themeColor="accent1" w:themeShade="7F"/>
@@ -651,8 +2731,6 @@
         </w:rPr>
         <w:br w:type="page"/>
       </w:r>
-      <w:bookmarkStart w:id="0" w:name="_GoBack"/>
-      <w:bookmarkEnd w:id="0"/>
     </w:p>
     <w:p>
       <w:pPr>
@@ -786,6 +2864,431 @@
     </w:sectPr>
   </w:body>
 </w:document>
+</file>
+
+<file path=word/numbering.xml><?xml version="1.0" encoding="utf-8"?>
+<w:numbering xmlns:wpc="http://schemas.microsoft.com/office/word/2010/wordprocessingCanvas" xmlns:mc="http://schemas.openxmlformats.org/markup-compatibility/2006" xmlns:o="urn:schemas-microsoft-com:office:office" xmlns:r="http://schemas.openxmlformats.org/officeDocument/2006/relationships" xmlns:m="http://schemas.openxmlformats.org/officeDocument/2006/math" xmlns:v="urn:schemas-microsoft-com:vml" xmlns:wp14="http://schemas.microsoft.com/office/word/2010/wordprocessingDrawing" xmlns:wp="http://schemas.openxmlformats.org/drawingml/2006/wordprocessingDrawing" xmlns:w10="urn:schemas-microsoft-com:office:word" xmlns:w="http://schemas.openxmlformats.org/wordprocessingml/2006/main" xmlns:w14="http://schemas.microsoft.com/office/word/2010/wordml" xmlns:w15="http://schemas.microsoft.com/office/word/2012/wordml" xmlns:wpg="http://schemas.microsoft.com/office/word/2010/wordprocessingGroup" xmlns:wpi="http://schemas.microsoft.com/office/word/2010/wordprocessingInk" xmlns:wne="http://schemas.microsoft.com/office/word/2006/wordml" xmlns:wps="http://schemas.microsoft.com/office/word/2010/wordprocessingShape" mc:Ignorable="w14 w15 wp14">
+  <w:abstractNum w:abstractNumId="0">
+    <w:nsid w:val="2B081F88"/>
+    <w:multiLevelType w:val="multilevel"/>
+    <w:tmpl w:val="A2E80B60"/>
+    <w:lvl w:ilvl="0">
+      <w:start w:val="1"/>
+      <w:numFmt w:val="bullet"/>
+      <w:lvlText w:val=""/>
+      <w:lvlJc w:val="left"/>
+      <w:pPr>
+        <w:tabs>
+          <w:tab w:val="num" w:pos="720"/>
+        </w:tabs>
+        <w:ind w:left="720" w:hanging="360"/>
+      </w:pPr>
+      <w:rPr>
+        <w:rFonts w:ascii="Symbol" w:hAnsi="Symbol" w:hint="default"/>
+        <w:sz w:val="20"/>
+      </w:rPr>
+    </w:lvl>
+    <w:lvl w:ilvl="1" w:tentative="1">
+      <w:start w:val="1"/>
+      <w:numFmt w:val="bullet"/>
+      <w:lvlText w:val="o"/>
+      <w:lvlJc w:val="left"/>
+      <w:pPr>
+        <w:tabs>
+          <w:tab w:val="num" w:pos="1440"/>
+        </w:tabs>
+        <w:ind w:left="1440" w:hanging="360"/>
+      </w:pPr>
+      <w:rPr>
+        <w:rFonts w:ascii="Courier New" w:hAnsi="Courier New" w:hint="default"/>
+        <w:sz w:val="20"/>
+      </w:rPr>
+    </w:lvl>
+    <w:lvl w:ilvl="2" w:tentative="1">
+      <w:start w:val="1"/>
+      <w:numFmt w:val="bullet"/>
+      <w:lvlText w:val=""/>
+      <w:lvlJc w:val="left"/>
+      <w:pPr>
+        <w:tabs>
+          <w:tab w:val="num" w:pos="2160"/>
+        </w:tabs>
+        <w:ind w:left="2160" w:hanging="360"/>
+      </w:pPr>
+      <w:rPr>
+        <w:rFonts w:ascii="Wingdings" w:hAnsi="Wingdings" w:hint="default"/>
+        <w:sz w:val="20"/>
+      </w:rPr>
+    </w:lvl>
+    <w:lvl w:ilvl="3" w:tentative="1">
+      <w:start w:val="1"/>
+      <w:numFmt w:val="bullet"/>
+      <w:lvlText w:val=""/>
+      <w:lvlJc w:val="left"/>
+      <w:pPr>
+        <w:tabs>
+          <w:tab w:val="num" w:pos="2880"/>
+        </w:tabs>
+        <w:ind w:left="2880" w:hanging="360"/>
+      </w:pPr>
+      <w:rPr>
+        <w:rFonts w:ascii="Wingdings" w:hAnsi="Wingdings" w:hint="default"/>
+        <w:sz w:val="20"/>
+      </w:rPr>
+    </w:lvl>
+    <w:lvl w:ilvl="4" w:tentative="1">
+      <w:start w:val="1"/>
+      <w:numFmt w:val="bullet"/>
+      <w:lvlText w:val=""/>
+      <w:lvlJc w:val="left"/>
+      <w:pPr>
+        <w:tabs>
+          <w:tab w:val="num" w:pos="3600"/>
+        </w:tabs>
+        <w:ind w:left="3600" w:hanging="360"/>
+      </w:pPr>
+      <w:rPr>
+        <w:rFonts w:ascii="Wingdings" w:hAnsi="Wingdings" w:hint="default"/>
+        <w:sz w:val="20"/>
+      </w:rPr>
+    </w:lvl>
+    <w:lvl w:ilvl="5" w:tentative="1">
+      <w:start w:val="1"/>
+      <w:numFmt w:val="bullet"/>
+      <w:lvlText w:val=""/>
+      <w:lvlJc w:val="left"/>
+      <w:pPr>
+        <w:tabs>
+          <w:tab w:val="num" w:pos="4320"/>
+        </w:tabs>
+        <w:ind w:left="4320" w:hanging="360"/>
+      </w:pPr>
+      <w:rPr>
+        <w:rFonts w:ascii="Wingdings" w:hAnsi="Wingdings" w:hint="default"/>
+        <w:sz w:val="20"/>
+      </w:rPr>
+    </w:lvl>
+    <w:lvl w:ilvl="6" w:tentative="1">
+      <w:start w:val="1"/>
+      <w:numFmt w:val="bullet"/>
+      <w:lvlText w:val=""/>
+      <w:lvlJc w:val="left"/>
+      <w:pPr>
+        <w:tabs>
+          <w:tab w:val="num" w:pos="5040"/>
+        </w:tabs>
+        <w:ind w:left="5040" w:hanging="360"/>
+      </w:pPr>
+      <w:rPr>
+        <w:rFonts w:ascii="Wingdings" w:hAnsi="Wingdings" w:hint="default"/>
+        <w:sz w:val="20"/>
+      </w:rPr>
+    </w:lvl>
+    <w:lvl w:ilvl="7" w:tentative="1">
+      <w:start w:val="1"/>
+      <w:numFmt w:val="bullet"/>
+      <w:lvlText w:val=""/>
+      <w:lvlJc w:val="left"/>
+      <w:pPr>
+        <w:tabs>
+          <w:tab w:val="num" w:pos="5760"/>
+        </w:tabs>
+        <w:ind w:left="5760" w:hanging="360"/>
+      </w:pPr>
+      <w:rPr>
+        <w:rFonts w:ascii="Wingdings" w:hAnsi="Wingdings" w:hint="default"/>
+        <w:sz w:val="20"/>
+      </w:rPr>
+    </w:lvl>
+    <w:lvl w:ilvl="8" w:tentative="1">
+      <w:start w:val="1"/>
+      <w:numFmt w:val="bullet"/>
+      <w:lvlText w:val=""/>
+      <w:lvlJc w:val="left"/>
+      <w:pPr>
+        <w:tabs>
+          <w:tab w:val="num" w:pos="6480"/>
+        </w:tabs>
+        <w:ind w:left="6480" w:hanging="360"/>
+      </w:pPr>
+      <w:rPr>
+        <w:rFonts w:ascii="Wingdings" w:hAnsi="Wingdings" w:hint="default"/>
+        <w:sz w:val="20"/>
+      </w:rPr>
+    </w:lvl>
+  </w:abstractNum>
+  <w:abstractNum w:abstractNumId="1">
+    <w:nsid w:val="4171424E"/>
+    <w:multiLevelType w:val="multilevel"/>
+    <w:tmpl w:val="D5E688BE"/>
+    <w:lvl w:ilvl="0">
+      <w:start w:val="1"/>
+      <w:numFmt w:val="bullet"/>
+      <w:lvlText w:val=""/>
+      <w:lvlJc w:val="left"/>
+      <w:pPr>
+        <w:tabs>
+          <w:tab w:val="num" w:pos="720"/>
+        </w:tabs>
+        <w:ind w:left="720" w:hanging="360"/>
+      </w:pPr>
+      <w:rPr>
+        <w:rFonts w:ascii="Symbol" w:hAnsi="Symbol" w:hint="default"/>
+        <w:sz w:val="20"/>
+      </w:rPr>
+    </w:lvl>
+    <w:lvl w:ilvl="1" w:tentative="1">
+      <w:start w:val="1"/>
+      <w:numFmt w:val="bullet"/>
+      <w:lvlText w:val="o"/>
+      <w:lvlJc w:val="left"/>
+      <w:pPr>
+        <w:tabs>
+          <w:tab w:val="num" w:pos="1440"/>
+        </w:tabs>
+        <w:ind w:left="1440" w:hanging="360"/>
+      </w:pPr>
+      <w:rPr>
+        <w:rFonts w:ascii="Courier New" w:hAnsi="Courier New" w:hint="default"/>
+        <w:sz w:val="20"/>
+      </w:rPr>
+    </w:lvl>
+    <w:lvl w:ilvl="2" w:tentative="1">
+      <w:start w:val="1"/>
+      <w:numFmt w:val="bullet"/>
+      <w:lvlText w:val=""/>
+      <w:lvlJc w:val="left"/>
+      <w:pPr>
+        <w:tabs>
+          <w:tab w:val="num" w:pos="2160"/>
+        </w:tabs>
+        <w:ind w:left="2160" w:hanging="360"/>
+      </w:pPr>
+      <w:rPr>
+        <w:rFonts w:ascii="Wingdings" w:hAnsi="Wingdings" w:hint="default"/>
+        <w:sz w:val="20"/>
+      </w:rPr>
+    </w:lvl>
+    <w:lvl w:ilvl="3" w:tentative="1">
+      <w:start w:val="1"/>
+      <w:numFmt w:val="bullet"/>
+      <w:lvlText w:val=""/>
+      <w:lvlJc w:val="left"/>
+      <w:pPr>
+        <w:tabs>
+          <w:tab w:val="num" w:pos="2880"/>
+        </w:tabs>
+        <w:ind w:left="2880" w:hanging="360"/>
+      </w:pPr>
+      <w:rPr>
+        <w:rFonts w:ascii="Wingdings" w:hAnsi="Wingdings" w:hint="default"/>
+        <w:sz w:val="20"/>
+      </w:rPr>
+    </w:lvl>
+    <w:lvl w:ilvl="4" w:tentative="1">
+      <w:start w:val="1"/>
+      <w:numFmt w:val="bullet"/>
+      <w:lvlText w:val=""/>
+      <w:lvlJc w:val="left"/>
+      <w:pPr>
+        <w:tabs>
+          <w:tab w:val="num" w:pos="3600"/>
+        </w:tabs>
+        <w:ind w:left="3600" w:hanging="360"/>
+      </w:pPr>
+      <w:rPr>
+        <w:rFonts w:ascii="Wingdings" w:hAnsi="Wingdings" w:hint="default"/>
+        <w:sz w:val="20"/>
+      </w:rPr>
+    </w:lvl>
+    <w:lvl w:ilvl="5" w:tentative="1">
+      <w:start w:val="1"/>
+      <w:numFmt w:val="bullet"/>
+      <w:lvlText w:val=""/>
+      <w:lvlJc w:val="left"/>
+      <w:pPr>
+        <w:tabs>
+          <w:tab w:val="num" w:pos="4320"/>
+        </w:tabs>
+        <w:ind w:left="4320" w:hanging="360"/>
+      </w:pPr>
+      <w:rPr>
+        <w:rFonts w:ascii="Wingdings" w:hAnsi="Wingdings" w:hint="default"/>
+        <w:sz w:val="20"/>
+      </w:rPr>
+    </w:lvl>
+    <w:lvl w:ilvl="6" w:tentative="1">
+      <w:start w:val="1"/>
+      <w:numFmt w:val="bullet"/>
+      <w:lvlText w:val=""/>
+      <w:lvlJc w:val="left"/>
+      <w:pPr>
+        <w:tabs>
+          <w:tab w:val="num" w:pos="5040"/>
+        </w:tabs>
+        <w:ind w:left="5040" w:hanging="360"/>
+      </w:pPr>
+      <w:rPr>
+        <w:rFonts w:ascii="Wingdings" w:hAnsi="Wingdings" w:hint="default"/>
+        <w:sz w:val="20"/>
+      </w:rPr>
+    </w:lvl>
+    <w:lvl w:ilvl="7" w:tentative="1">
+      <w:start w:val="1"/>
+      <w:numFmt w:val="bullet"/>
+      <w:lvlText w:val=""/>
+      <w:lvlJc w:val="left"/>
+      <w:pPr>
+        <w:tabs>
+          <w:tab w:val="num" w:pos="5760"/>
+        </w:tabs>
+        <w:ind w:left="5760" w:hanging="360"/>
+      </w:pPr>
+      <w:rPr>
+        <w:rFonts w:ascii="Wingdings" w:hAnsi="Wingdings" w:hint="default"/>
+        <w:sz w:val="20"/>
+      </w:rPr>
+    </w:lvl>
+    <w:lvl w:ilvl="8" w:tentative="1">
+      <w:start w:val="1"/>
+      <w:numFmt w:val="bullet"/>
+      <w:lvlText w:val=""/>
+      <w:lvlJc w:val="left"/>
+      <w:pPr>
+        <w:tabs>
+          <w:tab w:val="num" w:pos="6480"/>
+        </w:tabs>
+        <w:ind w:left="6480" w:hanging="360"/>
+      </w:pPr>
+      <w:rPr>
+        <w:rFonts w:ascii="Wingdings" w:hAnsi="Wingdings" w:hint="default"/>
+        <w:sz w:val="20"/>
+      </w:rPr>
+    </w:lvl>
+  </w:abstractNum>
+  <w:abstractNum w:abstractNumId="2">
+    <w:nsid w:val="543F3990"/>
+    <w:multiLevelType w:val="multilevel"/>
+    <w:tmpl w:val="278A675E"/>
+    <w:lvl w:ilvl="0">
+      <w:start w:val="1"/>
+      <w:numFmt w:val="decimal"/>
+      <w:lvlText w:val="%1."/>
+      <w:lvlJc w:val="left"/>
+      <w:pPr>
+        <w:tabs>
+          <w:tab w:val="num" w:pos="720"/>
+        </w:tabs>
+        <w:ind w:left="720" w:hanging="360"/>
+      </w:pPr>
+    </w:lvl>
+    <w:lvl w:ilvl="1" w:tentative="1">
+      <w:start w:val="1"/>
+      <w:numFmt w:val="decimal"/>
+      <w:lvlText w:val="%2."/>
+      <w:lvlJc w:val="left"/>
+      <w:pPr>
+        <w:tabs>
+          <w:tab w:val="num" w:pos="1440"/>
+        </w:tabs>
+        <w:ind w:left="1440" w:hanging="360"/>
+      </w:pPr>
+    </w:lvl>
+    <w:lvl w:ilvl="2" w:tentative="1">
+      <w:start w:val="1"/>
+      <w:numFmt w:val="decimal"/>
+      <w:lvlText w:val="%3."/>
+      <w:lvlJc w:val="left"/>
+      <w:pPr>
+        <w:tabs>
+          <w:tab w:val="num" w:pos="2160"/>
+        </w:tabs>
+        <w:ind w:left="2160" w:hanging="360"/>
+      </w:pPr>
+    </w:lvl>
+    <w:lvl w:ilvl="3" w:tentative="1">
+      <w:start w:val="1"/>
+      <w:numFmt w:val="decimal"/>
+      <w:lvlText w:val="%4."/>
+      <w:lvlJc w:val="left"/>
+      <w:pPr>
+        <w:tabs>
+          <w:tab w:val="num" w:pos="2880"/>
+        </w:tabs>
+        <w:ind w:left="2880" w:hanging="360"/>
+      </w:pPr>
+    </w:lvl>
+    <w:lvl w:ilvl="4" w:tentative="1">
+      <w:start w:val="1"/>
+      <w:numFmt w:val="decimal"/>
+      <w:lvlText w:val="%5."/>
+      <w:lvlJc w:val="left"/>
+      <w:pPr>
+        <w:tabs>
+          <w:tab w:val="num" w:pos="3600"/>
+        </w:tabs>
+        <w:ind w:left="3600" w:hanging="360"/>
+      </w:pPr>
+    </w:lvl>
+    <w:lvl w:ilvl="5" w:tentative="1">
+      <w:start w:val="1"/>
+      <w:numFmt w:val="decimal"/>
+      <w:lvlText w:val="%6."/>
+      <w:lvlJc w:val="left"/>
+      <w:pPr>
+        <w:tabs>
+          <w:tab w:val="num" w:pos="4320"/>
+        </w:tabs>
+        <w:ind w:left="4320" w:hanging="360"/>
+      </w:pPr>
+    </w:lvl>
+    <w:lvl w:ilvl="6" w:tentative="1">
+      <w:start w:val="1"/>
+      <w:numFmt w:val="decimal"/>
+      <w:lvlText w:val="%7."/>
+      <w:lvlJc w:val="left"/>
+      <w:pPr>
+        <w:tabs>
+          <w:tab w:val="num" w:pos="5040"/>
+        </w:tabs>
+        <w:ind w:left="5040" w:hanging="360"/>
+      </w:pPr>
+    </w:lvl>
+    <w:lvl w:ilvl="7" w:tentative="1">
+      <w:start w:val="1"/>
+      <w:numFmt w:val="decimal"/>
+      <w:lvlText w:val="%8."/>
+      <w:lvlJc w:val="left"/>
+      <w:pPr>
+        <w:tabs>
+          <w:tab w:val="num" w:pos="5760"/>
+        </w:tabs>
+        <w:ind w:left="5760" w:hanging="360"/>
+      </w:pPr>
+    </w:lvl>
+    <w:lvl w:ilvl="8" w:tentative="1">
+      <w:start w:val="1"/>
+      <w:numFmt w:val="decimal"/>
+      <w:lvlText w:val="%9."/>
+      <w:lvlJc w:val="left"/>
+      <w:pPr>
+        <w:tabs>
+          <w:tab w:val="num" w:pos="6480"/>
+        </w:tabs>
+        <w:ind w:left="6480" w:hanging="360"/>
+      </w:pPr>
+    </w:lvl>
+  </w:abstractNum>
+  <w:num w:numId="1">
+    <w:abstractNumId w:val="1"/>
+  </w:num>
+  <w:num w:numId="2">
+    <w:abstractNumId w:val="0"/>
+  </w:num>
+  <w:num w:numId="3">
+    <w:abstractNumId w:val="2"/>
+  </w:num>
+</w:numbering>
 </file>
 
 <file path=word/styles.xml><?xml version="1.0" encoding="utf-8"?>
@@ -1252,7 +3755,6 @@
   <w:style w:type="character" w:default="1" w:styleId="Policepardfaut">
     <w:name w:val="Default Paragraph Font"/>
     <w:uiPriority w:val="1"/>
-    <w:semiHidden/>
     <w:unhideWhenUsed/>
   </w:style>
   <w:style w:type="table" w:default="1" w:styleId="TableauNormal">
@@ -1315,6 +3817,97 @@
       <w:color w:val="1F4D78" w:themeColor="accent1" w:themeShade="7F"/>
       <w:sz w:val="24"/>
       <w:szCs w:val="24"/>
+    </w:rPr>
+  </w:style>
+  <w:style w:type="paragraph" w:styleId="NormalWeb">
+    <w:name w:val="Normal (Web)"/>
+    <w:basedOn w:val="Normal"/>
+    <w:uiPriority w:val="99"/>
+    <w:semiHidden/>
+    <w:unhideWhenUsed/>
+    <w:rsid w:val="0031257F"/>
+    <w:pPr>
+      <w:spacing w:before="100" w:beforeAutospacing="1" w:after="100" w:afterAutospacing="1" w:line="240" w:lineRule="auto"/>
+    </w:pPr>
+    <w:rPr>
+      <w:rFonts w:ascii="Times New Roman" w:eastAsia="Times New Roman" w:hAnsi="Times New Roman" w:cs="Times New Roman"/>
+      <w:sz w:val="24"/>
+      <w:szCs w:val="24"/>
+      <w:lang w:eastAsia="fr-FR"/>
+    </w:rPr>
+  </w:style>
+  <w:style w:type="character" w:styleId="lev">
+    <w:name w:val="Strong"/>
+    <w:basedOn w:val="Policepardfaut"/>
+    <w:uiPriority w:val="22"/>
+    <w:qFormat/>
+    <w:rsid w:val="0098413F"/>
+    <w:rPr>
+      <w:b/>
+      <w:bCs/>
+    </w:rPr>
+  </w:style>
+  <w:style w:type="paragraph" w:styleId="PrformatHTML">
+    <w:name w:val="HTML Preformatted"/>
+    <w:basedOn w:val="Normal"/>
+    <w:link w:val="PrformatHTMLCar"/>
+    <w:uiPriority w:val="99"/>
+    <w:semiHidden/>
+    <w:unhideWhenUsed/>
+    <w:rsid w:val="0098413F"/>
+    <w:pPr>
+      <w:tabs>
+        <w:tab w:val="left" w:pos="916"/>
+        <w:tab w:val="left" w:pos="1832"/>
+        <w:tab w:val="left" w:pos="2748"/>
+        <w:tab w:val="left" w:pos="3664"/>
+        <w:tab w:val="left" w:pos="4580"/>
+        <w:tab w:val="left" w:pos="5496"/>
+        <w:tab w:val="left" w:pos="6412"/>
+        <w:tab w:val="left" w:pos="7328"/>
+        <w:tab w:val="left" w:pos="8244"/>
+        <w:tab w:val="left" w:pos="9160"/>
+        <w:tab w:val="left" w:pos="10076"/>
+        <w:tab w:val="left" w:pos="10992"/>
+        <w:tab w:val="left" w:pos="11908"/>
+        <w:tab w:val="left" w:pos="12824"/>
+        <w:tab w:val="left" w:pos="13740"/>
+        <w:tab w:val="left" w:pos="14656"/>
+      </w:tabs>
+      <w:spacing w:after="0" w:line="240" w:lineRule="auto"/>
+    </w:pPr>
+    <w:rPr>
+      <w:rFonts w:ascii="Courier New" w:eastAsia="Times New Roman" w:hAnsi="Courier New" w:cs="Courier New"/>
+      <w:sz w:val="20"/>
+      <w:szCs w:val="20"/>
+      <w:lang w:eastAsia="fr-FR"/>
+    </w:rPr>
+  </w:style>
+  <w:style w:type="character" w:customStyle="1" w:styleId="PrformatHTMLCar">
+    <w:name w:val="Préformaté HTML Car"/>
+    <w:basedOn w:val="Policepardfaut"/>
+    <w:link w:val="PrformatHTML"/>
+    <w:uiPriority w:val="99"/>
+    <w:semiHidden/>
+    <w:rsid w:val="0098413F"/>
+    <w:rPr>
+      <w:rFonts w:ascii="Courier New" w:eastAsia="Times New Roman" w:hAnsi="Courier New" w:cs="Courier New"/>
+      <w:sz w:val="20"/>
+      <w:szCs w:val="20"/>
+      <w:lang w:eastAsia="fr-FR"/>
+    </w:rPr>
+  </w:style>
+  <w:style w:type="character" w:styleId="CodeHTML">
+    <w:name w:val="HTML Code"/>
+    <w:basedOn w:val="Policepardfaut"/>
+    <w:uiPriority w:val="99"/>
+    <w:semiHidden/>
+    <w:unhideWhenUsed/>
+    <w:rsid w:val="0098413F"/>
+    <w:rPr>
+      <w:rFonts w:ascii="Courier New" w:eastAsia="Times New Roman" w:hAnsi="Courier New" w:cs="Courier New"/>
+      <w:sz w:val="20"/>
+      <w:szCs w:val="20"/>
     </w:rPr>
   </w:style>
 </w:styles>

--- a/MemoireL3.docx
+++ b/MemoireL3.docx
@@ -445,21 +445,8 @@
         <w:pStyle w:val="Titre3"/>
       </w:pPr>
       <w:r>
-        <w:t xml:space="preserve">4.1 </w:t>
-      </w:r>
-      <w:proofErr w:type="spellStart"/>
-      <w:r>
-        <w:t>Analyse</w:t>
-      </w:r>
-      <w:proofErr w:type="spellEnd"/>
-      <w:r>
-        <w:t xml:space="preserve"> de </w:t>
-      </w:r>
-      <w:proofErr w:type="spellStart"/>
-      <w:r>
-        <w:t>l'existant</w:t>
-      </w:r>
-      <w:proofErr w:type="spellEnd"/>
+        <w:t>4.1 Analyse de l'existant</w:t>
+      </w:r>
     </w:p>
     <w:p>
       <w:pPr>
@@ -1104,15 +1091,7 @@
         <w:pStyle w:val="Titre3"/>
       </w:pPr>
       <w:r>
-        <w:t xml:space="preserve">4.2 </w:t>
-      </w:r>
-      <w:proofErr w:type="spellStart"/>
-      <w:r>
-        <w:t>Choix</w:t>
-      </w:r>
-      <w:proofErr w:type="spellEnd"/>
-      <w:r>
-        <w:t xml:space="preserve"> de la solution</w:t>
+        <w:t>4.2 Choix de la solution</w:t>
       </w:r>
     </w:p>
     <w:p>
@@ -1281,15 +1260,7 @@
         <w:pStyle w:val="NormalWeb"/>
       </w:pPr>
       <w:r>
-        <w:t xml:space="preserve">La solution prévoit un module d’évaluation permettant de proposer des questionnaires en ligne, notamment sous forme de questions à choix multiples (QCM). Ce module doit permettre de </w:t>
-      </w:r>
-      <w:proofErr w:type="gramStart"/>
-      <w:r>
-        <w:t>gérer</w:t>
-      </w:r>
-      <w:proofErr w:type="gramEnd"/>
-      <w:r>
-        <w:t xml:space="preserve"> les questions et les choix de réponse, de calculer les notes obtenues et de conserver l’historique des tentatives d’évaluation.</w:t>
+        <w:t>La solution prévoit un module d’évaluation permettant de proposer des questionnaires en ligne, notamment sous forme de questions à choix multiples (QCM). Ce module doit permettre de gérer les questions et les choix de réponse, de calculer les notes obtenues et de conserver l’historique des tentatives d’évaluation.</w:t>
       </w:r>
     </w:p>
     <w:p>
@@ -1816,23 +1787,7 @@
         </w:rPr>
       </w:pPr>
       <w:r>
-        <w:t xml:space="preserve">5.1. </w:t>
-      </w:r>
-      <w:proofErr w:type="spellStart"/>
-      <w:r>
-        <w:t>Présentation</w:t>
-      </w:r>
-      <w:proofErr w:type="spellEnd"/>
-      <w:r>
-        <w:t xml:space="preserve"> de la </w:t>
-      </w:r>
-      <w:proofErr w:type="spellStart"/>
-      <w:r>
-        <w:t>méthode</w:t>
-      </w:r>
-      <w:proofErr w:type="spellEnd"/>
-      <w:r>
-        <w:t xml:space="preserve"> de conception</w:t>
+        <w:t>5.1. Présentation de la méthode de conception</w:t>
       </w:r>
     </w:p>
     <w:p>
@@ -1952,21 +1907,8 @@
         </w:rPr>
       </w:pPr>
       <w:r>
-        <w:t xml:space="preserve">5.2. </w:t>
-      </w:r>
-      <w:proofErr w:type="spellStart"/>
-      <w:r>
-        <w:t>Dictionnaire</w:t>
-      </w:r>
-      <w:proofErr w:type="spellEnd"/>
-      <w:r>
-        <w:t xml:space="preserve"> des </w:t>
-      </w:r>
-      <w:proofErr w:type="spellStart"/>
-      <w:r>
-        <w:t>données</w:t>
-      </w:r>
-      <w:proofErr w:type="spellEnd"/>
+        <w:t>5.2. Dictionnaire des données</w:t>
+      </w:r>
     </w:p>
     <w:p>
       <w:pPr>
@@ -5204,35 +5146,7 @@
         <w:rPr>
           <w:rStyle w:val="Titre3Car"/>
         </w:rPr>
-        <w:t xml:space="preserve">5.2.2. </w:t>
-      </w:r>
-      <w:proofErr w:type="spellStart"/>
-      <w:r>
-        <w:rPr>
-          <w:rStyle w:val="Titre3Car"/>
-        </w:rPr>
-        <w:t>Dictionnaire</w:t>
-      </w:r>
-      <w:proofErr w:type="spellEnd"/>
-      <w:r>
-        <w:rPr>
-          <w:rStyle w:val="Titre3Car"/>
-        </w:rPr>
-        <w:t xml:space="preserve"> des </w:t>
-      </w:r>
-      <w:proofErr w:type="spellStart"/>
-      <w:r>
-        <w:rPr>
-          <w:rStyle w:val="Titre3Car"/>
-        </w:rPr>
-        <w:t>données</w:t>
-      </w:r>
-      <w:proofErr w:type="spellEnd"/>
-      <w:r>
-        <w:rPr>
-          <w:rStyle w:val="Titre3Car"/>
-        </w:rPr>
-        <w:t xml:space="preserve"> relatives aux formations et aux</w:t>
+        <w:t>5.2.2. Dictionnaire des données relatives aux formations et aux</w:t>
       </w:r>
       <w:r>
         <w:t xml:space="preserve"> inscriptions</w:t>
@@ -9890,21 +9804,8 @@
         </w:rPr>
       </w:pPr>
       <w:r>
-        <w:t xml:space="preserve">5.2.3. Supports de </w:t>
-      </w:r>
-      <w:proofErr w:type="spellStart"/>
-      <w:r>
-        <w:t>cours</w:t>
-      </w:r>
-      <w:proofErr w:type="spellEnd"/>
-      <w:r>
-        <w:t xml:space="preserve"> et </w:t>
-      </w:r>
-      <w:proofErr w:type="spellStart"/>
-      <w:r>
-        <w:t>évaluations</w:t>
-      </w:r>
-      <w:proofErr w:type="spellEnd"/>
+        <w:t>5.2.3. Supports de cours et évaluations</w:t>
+      </w:r>
     </w:p>
     <w:p>
       <w:pPr>
@@ -14125,13 +14026,8 @@
         </w:rPr>
       </w:pPr>
       <w:r>
-        <w:t xml:space="preserve">5.2.4. Forum et </w:t>
-      </w:r>
-      <w:proofErr w:type="spellStart"/>
-      <w:r>
-        <w:t>messagerie</w:t>
-      </w:r>
-      <w:proofErr w:type="spellEnd"/>
+        <w:t>5.2.4. Forum et messagerie</w:t>
+      </w:r>
     </w:p>
     <w:p>
       <w:pPr>
@@ -15199,29 +15095,8 @@
         </w:rPr>
       </w:pPr>
       <w:r>
-        <w:t xml:space="preserve">5.2.5. </w:t>
-      </w:r>
-      <w:proofErr w:type="spellStart"/>
-      <w:r>
-        <w:t>Gestion</w:t>
-      </w:r>
-      <w:proofErr w:type="spellEnd"/>
-      <w:r>
-        <w:t xml:space="preserve"> des </w:t>
-      </w:r>
-      <w:proofErr w:type="spellStart"/>
-      <w:r>
-        <w:t>utilisateurs</w:t>
-      </w:r>
-      <w:proofErr w:type="spellEnd"/>
-      <w:r>
-        <w:t xml:space="preserve"> et des </w:t>
-      </w:r>
-      <w:proofErr w:type="spellStart"/>
-      <w:r>
-        <w:t>profils</w:t>
-      </w:r>
-      <w:proofErr w:type="spellEnd"/>
+        <w:t>5.2.5. Gestion des utilisateurs et des profils</w:t>
+      </w:r>
     </w:p>
     <w:p>
       <w:pPr>
@@ -19154,21 +19029,8 @@
         </w:rPr>
       </w:pPr>
       <w:r>
-        <w:t xml:space="preserve">5.2.3. </w:t>
-      </w:r>
-      <w:proofErr w:type="spellStart"/>
-      <w:r>
-        <w:t>Règles</w:t>
-      </w:r>
-      <w:proofErr w:type="spellEnd"/>
-      <w:r>
-        <w:t xml:space="preserve"> de </w:t>
-      </w:r>
-      <w:proofErr w:type="spellStart"/>
-      <w:r>
-        <w:t>gestion</w:t>
-      </w:r>
-      <w:proofErr w:type="spellEnd"/>
+        <w:t>5.2.3. Règles de gestion</w:t>
+      </w:r>
     </w:p>
     <w:p>
       <w:pPr>
@@ -19188,8 +19050,215 @@
     </w:p>
     <w:p>
       <w:pPr>
+        <w:rPr>
+          <w:b/>
+          <w:sz w:val="27"/>
+          <w:szCs w:val="27"/>
+        </w:rPr>
+      </w:pPr>
+      <w:r>
+        <w:rPr>
+          <w:b/>
+        </w:rPr>
+        <w:t>Règles de gestion de l’Administrateur</w:t>
+      </w:r>
+    </w:p>
+    <w:p>
+      <w:pPr>
         <w:pStyle w:val="NormalWeb"/>
       </w:pPr>
+      <w:r>
+        <w:t>L’administrateur assure la gestion des comptes utilisateurs de la plateforme. Il dispose des droits nécessaires pour créer, activer, désactiver et supprimer les comptes, ainsi que pour consulter certaines informations relatives aux candidatures et aux formations.</w:t>
+      </w:r>
+    </w:p>
+    <w:p>
+      <w:pPr>
+        <w:pStyle w:val="NormalWeb"/>
+      </w:pPr>
+      <w:r>
+        <w:t>Les règles de gestion associées à cet acteur sont les suivantes :</w:t>
+      </w:r>
+    </w:p>
+    <w:p>
+      <w:pPr>
+        <w:pStyle w:val="NormalWeb"/>
+        <w:numPr>
+          <w:ilvl w:val="0"/>
+          <w:numId w:val="21"/>
+        </w:numPr>
+        <w:jc w:val="left"/>
+      </w:pPr>
+      <w:r>
+        <w:rPr>
+          <w:rStyle w:val="lev"/>
+          <w:rFonts w:eastAsiaTheme="majorEastAsia"/>
+        </w:rPr>
+        <w:t>RG-ADM-01 : Création des comptes professionnels.</w:t>
+      </w:r>
+      <w:r>
+        <w:t xml:space="preserve"> L’administrateur crée manuellement les comptes des utilisateurs professionnels de la plateforme.</w:t>
+      </w:r>
+    </w:p>
+    <w:p>
+      <w:pPr>
+        <w:pStyle w:val="NormalWeb"/>
+        <w:numPr>
+          <w:ilvl w:val="0"/>
+          <w:numId w:val="21"/>
+        </w:numPr>
+        <w:jc w:val="left"/>
+      </w:pPr>
+      <w:r>
+        <w:rPr>
+          <w:rStyle w:val="lev"/>
+          <w:rFonts w:eastAsiaTheme="majorEastAsia"/>
+        </w:rPr>
+        <w:t>RG-ADM-02 : Gestion de l’état des comptes.</w:t>
+      </w:r>
+      <w:r>
+        <w:t xml:space="preserve"> L’administrateur peut activer ou désactiver un compte utilisateur selon les besoins de gestion de la plateforme.</w:t>
+      </w:r>
+    </w:p>
+    <w:p>
+      <w:pPr>
+        <w:pStyle w:val="NormalWeb"/>
+        <w:numPr>
+          <w:ilvl w:val="0"/>
+          <w:numId w:val="21"/>
+        </w:numPr>
+        <w:jc w:val="left"/>
+      </w:pPr>
+      <w:r>
+        <w:rPr>
+          <w:rStyle w:val="lev"/>
+          <w:rFonts w:eastAsiaTheme="majorEastAsia"/>
+        </w:rPr>
+        <w:t>RG-ADM-03 : Attribution des rôles.</w:t>
+      </w:r>
+      <w:r>
+        <w:t xml:space="preserve"> Le rôle d’un utilisateur est défini lors de la création de son compte. Une fois le compte créé, l’administrateur ne peut plus modifier ce rôle.</w:t>
+      </w:r>
+    </w:p>
+    <w:p>
+      <w:pPr>
+        <w:pStyle w:val="NormalWeb"/>
+        <w:numPr>
+          <w:ilvl w:val="0"/>
+          <w:numId w:val="21"/>
+        </w:numPr>
+        <w:jc w:val="left"/>
+      </w:pPr>
+      <w:r>
+        <w:rPr>
+          <w:rStyle w:val="lev"/>
+          <w:rFonts w:eastAsiaTheme="majorEastAsia"/>
+        </w:rPr>
+        <w:t>RG-ADM-04 : Gestion des administrateurs et des responsables.</w:t>
+      </w:r>
+      <w:r>
+        <w:t xml:space="preserve"> L’administrateur peut gérer les comptes des autres administrateurs et des responsables, notamment en créant, activant, désactivant ou supprimant leurs comptes.</w:t>
+      </w:r>
+    </w:p>
+    <w:p>
+      <w:pPr>
+        <w:pStyle w:val="NormalWeb"/>
+        <w:numPr>
+          <w:ilvl w:val="0"/>
+          <w:numId w:val="21"/>
+        </w:numPr>
+        <w:jc w:val="left"/>
+      </w:pPr>
+      <w:r>
+        <w:rPr>
+          <w:rStyle w:val="lev"/>
+          <w:rFonts w:eastAsiaTheme="majorEastAsia"/>
+        </w:rPr>
+        <w:t>RG-ADM-05 : Suppression des comptes utilisateurs.</w:t>
+      </w:r>
+      <w:r>
+        <w:t xml:space="preserve"> L’administrateur peut supprimer un compte utilisateur. Cette suppression entraîne la disparition du compte et de son accès aux fonctionnalités de la plateforme, sans supprimer les données historiques qui doivent être conservées.</w:t>
+      </w:r>
+    </w:p>
+    <w:p>
+      <w:pPr>
+        <w:pStyle w:val="NormalWeb"/>
+        <w:numPr>
+          <w:ilvl w:val="0"/>
+          <w:numId w:val="21"/>
+        </w:numPr>
+        <w:jc w:val="left"/>
+      </w:pPr>
+      <w:r>
+        <w:rPr>
+          <w:rStyle w:val="lev"/>
+          <w:rFonts w:eastAsiaTheme="majorEastAsia"/>
+        </w:rPr>
+        <w:t>RG-ADM-06 : Conservation des données historiques.</w:t>
+      </w:r>
+      <w:r>
+        <w:t xml:space="preserve"> La suppression d’un compte ne doit pas entraîner la suppression des informations relatives aux candidatures, aux présences, aux résultats des évaluations et aux certifications. Ces données sont conservées afin de préserver l’historique des activités réalisées sur la plateforme.</w:t>
+      </w:r>
+    </w:p>
+    <w:p>
+      <w:pPr>
+        <w:pStyle w:val="NormalWeb"/>
+        <w:numPr>
+          <w:ilvl w:val="0"/>
+          <w:numId w:val="21"/>
+        </w:numPr>
+        <w:jc w:val="left"/>
+      </w:pPr>
+      <w:r>
+        <w:rPr>
+          <w:rStyle w:val="lev"/>
+          <w:rFonts w:eastAsiaTheme="majorEastAsia"/>
+        </w:rPr>
+        <w:t>RG-ADM-07 : Consultation des candidatures.</w:t>
+      </w:r>
+      <w:r>
+        <w:t xml:space="preserve"> L’administrateur peut consulter les informations relatives aux candidatures des candidats inscrits aux formations.</w:t>
+      </w:r>
+    </w:p>
+    <w:p>
+      <w:pPr>
+        <w:pStyle w:val="NormalWeb"/>
+        <w:numPr>
+          <w:ilvl w:val="0"/>
+          <w:numId w:val="21"/>
+        </w:numPr>
+        <w:jc w:val="left"/>
+      </w:pPr>
+      <w:r>
+        <w:rPr>
+          <w:rStyle w:val="lev"/>
+          <w:rFonts w:eastAsiaTheme="majorEastAsia"/>
+        </w:rPr>
+        <w:t>RG-ADM-08 : Consultation des formations et des statistiques.</w:t>
+      </w:r>
+      <w:r>
+        <w:t xml:space="preserve"> L’administrateur peut consulter les informations relatives aux formations ainsi que les statistiques associées, afin de disposer d’une vue d’ensemble de l’activité de la plateforme.</w:t>
+      </w:r>
+    </w:p>
+    <w:p>
+      <w:pPr>
+        <w:pStyle w:val="NormalWeb"/>
+        <w:numPr>
+          <w:ilvl w:val="0"/>
+          <w:numId w:val="21"/>
+        </w:numPr>
+        <w:jc w:val="left"/>
+      </w:pPr>
+      <w:r>
+        <w:rPr>
+          <w:rStyle w:val="lev"/>
+          <w:rFonts w:eastAsiaTheme="majorEastAsia"/>
+        </w:rPr>
+        <w:lastRenderedPageBreak/>
+        <w:t>RG-ADM-09 : Accès aux fonctionnalités après une formation.</w:t>
+      </w:r>
+      <w:r>
+        <w:t xml:space="preserve"> L’accès aux fonctionnalités liées à une formation terminée, notamment le forum correspondant, peut être limité pour l’apprenant concerné. Cette limitation ne doit toutefois pas empêcher l’apprenant d’accéder aux fonctionnalités des autres formations auxquelles il participe encore ou auxquelles il est inscrit.</w:t>
+      </w:r>
     </w:p>
     <w:p>
       <w:pPr>
@@ -19197,6 +19266,11 @@
       </w:pPr>
       <w:bookmarkStart w:id="0" w:name="_GoBack"/>
       <w:bookmarkEnd w:id="0"/>
+    </w:p>
+    <w:p>
+      <w:pPr>
+        <w:pStyle w:val="NormalWeb"/>
+      </w:pPr>
     </w:p>
     <w:p>
       <w:pPr>
@@ -20573,9 +20647,9 @@
     </w:lvl>
   </w:abstractNum>
   <w:abstractNum w:abstractNumId="8">
-    <w:nsid w:val="2B081F88"/>
+    <w:nsid w:val="296E2744"/>
     <w:multiLevelType w:val="multilevel"/>
-    <w:tmpl w:val="A2E80B60"/>
+    <w:tmpl w:val="22CC32EE"/>
     <w:lvl w:ilvl="0">
       <w:start w:val="1"/>
       <w:numFmt w:val="bullet"/>
@@ -20722,9 +20796,9 @@
     </w:lvl>
   </w:abstractNum>
   <w:abstractNum w:abstractNumId="9">
-    <w:nsid w:val="2DAA1D07"/>
+    <w:nsid w:val="2B081F88"/>
     <w:multiLevelType w:val="multilevel"/>
-    <w:tmpl w:val="83F6DA5A"/>
+    <w:tmpl w:val="A2E80B60"/>
     <w:lvl w:ilvl="0">
       <w:start w:val="1"/>
       <w:numFmt w:val="bullet"/>
@@ -20871,122 +20945,9 @@
     </w:lvl>
   </w:abstractNum>
   <w:abstractNum w:abstractNumId="10">
-    <w:nsid w:val="31DD163B"/>
+    <w:nsid w:val="2DAA1D07"/>
     <w:multiLevelType w:val="multilevel"/>
-    <w:tmpl w:val="1C4AC220"/>
-    <w:lvl w:ilvl="0">
-      <w:start w:val="5"/>
-      <w:numFmt w:val="decimal"/>
-      <w:lvlText w:val="%1."/>
-      <w:lvlJc w:val="left"/>
-      <w:pPr>
-        <w:tabs>
-          <w:tab w:val="num" w:pos="720"/>
-        </w:tabs>
-        <w:ind w:left="720" w:hanging="360"/>
-      </w:pPr>
-    </w:lvl>
-    <w:lvl w:ilvl="1" w:tentative="1">
-      <w:start w:val="1"/>
-      <w:numFmt w:val="decimal"/>
-      <w:lvlText w:val="%2."/>
-      <w:lvlJc w:val="left"/>
-      <w:pPr>
-        <w:tabs>
-          <w:tab w:val="num" w:pos="1440"/>
-        </w:tabs>
-        <w:ind w:left="1440" w:hanging="360"/>
-      </w:pPr>
-    </w:lvl>
-    <w:lvl w:ilvl="2" w:tentative="1">
-      <w:start w:val="1"/>
-      <w:numFmt w:val="decimal"/>
-      <w:lvlText w:val="%3."/>
-      <w:lvlJc w:val="left"/>
-      <w:pPr>
-        <w:tabs>
-          <w:tab w:val="num" w:pos="2160"/>
-        </w:tabs>
-        <w:ind w:left="2160" w:hanging="360"/>
-      </w:pPr>
-    </w:lvl>
-    <w:lvl w:ilvl="3" w:tentative="1">
-      <w:start w:val="1"/>
-      <w:numFmt w:val="decimal"/>
-      <w:lvlText w:val="%4."/>
-      <w:lvlJc w:val="left"/>
-      <w:pPr>
-        <w:tabs>
-          <w:tab w:val="num" w:pos="2880"/>
-        </w:tabs>
-        <w:ind w:left="2880" w:hanging="360"/>
-      </w:pPr>
-    </w:lvl>
-    <w:lvl w:ilvl="4" w:tentative="1">
-      <w:start w:val="1"/>
-      <w:numFmt w:val="decimal"/>
-      <w:lvlText w:val="%5."/>
-      <w:lvlJc w:val="left"/>
-      <w:pPr>
-        <w:tabs>
-          <w:tab w:val="num" w:pos="3600"/>
-        </w:tabs>
-        <w:ind w:left="3600" w:hanging="360"/>
-      </w:pPr>
-    </w:lvl>
-    <w:lvl w:ilvl="5" w:tentative="1">
-      <w:start w:val="1"/>
-      <w:numFmt w:val="decimal"/>
-      <w:lvlText w:val="%6."/>
-      <w:lvlJc w:val="left"/>
-      <w:pPr>
-        <w:tabs>
-          <w:tab w:val="num" w:pos="4320"/>
-        </w:tabs>
-        <w:ind w:left="4320" w:hanging="360"/>
-      </w:pPr>
-    </w:lvl>
-    <w:lvl w:ilvl="6" w:tentative="1">
-      <w:start w:val="1"/>
-      <w:numFmt w:val="decimal"/>
-      <w:lvlText w:val="%7."/>
-      <w:lvlJc w:val="left"/>
-      <w:pPr>
-        <w:tabs>
-          <w:tab w:val="num" w:pos="5040"/>
-        </w:tabs>
-        <w:ind w:left="5040" w:hanging="360"/>
-      </w:pPr>
-    </w:lvl>
-    <w:lvl w:ilvl="7" w:tentative="1">
-      <w:start w:val="1"/>
-      <w:numFmt w:val="decimal"/>
-      <w:lvlText w:val="%8."/>
-      <w:lvlJc w:val="left"/>
-      <w:pPr>
-        <w:tabs>
-          <w:tab w:val="num" w:pos="5760"/>
-        </w:tabs>
-        <w:ind w:left="5760" w:hanging="360"/>
-      </w:pPr>
-    </w:lvl>
-    <w:lvl w:ilvl="8" w:tentative="1">
-      <w:start w:val="1"/>
-      <w:numFmt w:val="decimal"/>
-      <w:lvlText w:val="%9."/>
-      <w:lvlJc w:val="left"/>
-      <w:pPr>
-        <w:tabs>
-          <w:tab w:val="num" w:pos="6480"/>
-        </w:tabs>
-        <w:ind w:left="6480" w:hanging="360"/>
-      </w:pPr>
-    </w:lvl>
-  </w:abstractNum>
-  <w:abstractNum w:abstractNumId="11">
-    <w:nsid w:val="3B712F37"/>
-    <w:multiLevelType w:val="multilevel"/>
-    <w:tmpl w:val="24702A50"/>
+    <w:tmpl w:val="83F6DA5A"/>
     <w:lvl w:ilvl="0">
       <w:start w:val="1"/>
       <w:numFmt w:val="bullet"/>
@@ -21132,10 +21093,123 @@
       </w:rPr>
     </w:lvl>
   </w:abstractNum>
+  <w:abstractNum w:abstractNumId="11">
+    <w:nsid w:val="31DD163B"/>
+    <w:multiLevelType w:val="multilevel"/>
+    <w:tmpl w:val="1C4AC220"/>
+    <w:lvl w:ilvl="0">
+      <w:start w:val="5"/>
+      <w:numFmt w:val="decimal"/>
+      <w:lvlText w:val="%1."/>
+      <w:lvlJc w:val="left"/>
+      <w:pPr>
+        <w:tabs>
+          <w:tab w:val="num" w:pos="720"/>
+        </w:tabs>
+        <w:ind w:left="720" w:hanging="360"/>
+      </w:pPr>
+    </w:lvl>
+    <w:lvl w:ilvl="1" w:tentative="1">
+      <w:start w:val="1"/>
+      <w:numFmt w:val="decimal"/>
+      <w:lvlText w:val="%2."/>
+      <w:lvlJc w:val="left"/>
+      <w:pPr>
+        <w:tabs>
+          <w:tab w:val="num" w:pos="1440"/>
+        </w:tabs>
+        <w:ind w:left="1440" w:hanging="360"/>
+      </w:pPr>
+    </w:lvl>
+    <w:lvl w:ilvl="2" w:tentative="1">
+      <w:start w:val="1"/>
+      <w:numFmt w:val="decimal"/>
+      <w:lvlText w:val="%3."/>
+      <w:lvlJc w:val="left"/>
+      <w:pPr>
+        <w:tabs>
+          <w:tab w:val="num" w:pos="2160"/>
+        </w:tabs>
+        <w:ind w:left="2160" w:hanging="360"/>
+      </w:pPr>
+    </w:lvl>
+    <w:lvl w:ilvl="3" w:tentative="1">
+      <w:start w:val="1"/>
+      <w:numFmt w:val="decimal"/>
+      <w:lvlText w:val="%4."/>
+      <w:lvlJc w:val="left"/>
+      <w:pPr>
+        <w:tabs>
+          <w:tab w:val="num" w:pos="2880"/>
+        </w:tabs>
+        <w:ind w:left="2880" w:hanging="360"/>
+      </w:pPr>
+    </w:lvl>
+    <w:lvl w:ilvl="4" w:tentative="1">
+      <w:start w:val="1"/>
+      <w:numFmt w:val="decimal"/>
+      <w:lvlText w:val="%5."/>
+      <w:lvlJc w:val="left"/>
+      <w:pPr>
+        <w:tabs>
+          <w:tab w:val="num" w:pos="3600"/>
+        </w:tabs>
+        <w:ind w:left="3600" w:hanging="360"/>
+      </w:pPr>
+    </w:lvl>
+    <w:lvl w:ilvl="5" w:tentative="1">
+      <w:start w:val="1"/>
+      <w:numFmt w:val="decimal"/>
+      <w:lvlText w:val="%6."/>
+      <w:lvlJc w:val="left"/>
+      <w:pPr>
+        <w:tabs>
+          <w:tab w:val="num" w:pos="4320"/>
+        </w:tabs>
+        <w:ind w:left="4320" w:hanging="360"/>
+      </w:pPr>
+    </w:lvl>
+    <w:lvl w:ilvl="6" w:tentative="1">
+      <w:start w:val="1"/>
+      <w:numFmt w:val="decimal"/>
+      <w:lvlText w:val="%7."/>
+      <w:lvlJc w:val="left"/>
+      <w:pPr>
+        <w:tabs>
+          <w:tab w:val="num" w:pos="5040"/>
+        </w:tabs>
+        <w:ind w:left="5040" w:hanging="360"/>
+      </w:pPr>
+    </w:lvl>
+    <w:lvl w:ilvl="7" w:tentative="1">
+      <w:start w:val="1"/>
+      <w:numFmt w:val="decimal"/>
+      <w:lvlText w:val="%8."/>
+      <w:lvlJc w:val="left"/>
+      <w:pPr>
+        <w:tabs>
+          <w:tab w:val="num" w:pos="5760"/>
+        </w:tabs>
+        <w:ind w:left="5760" w:hanging="360"/>
+      </w:pPr>
+    </w:lvl>
+    <w:lvl w:ilvl="8" w:tentative="1">
+      <w:start w:val="1"/>
+      <w:numFmt w:val="decimal"/>
+      <w:lvlText w:val="%9."/>
+      <w:lvlJc w:val="left"/>
+      <w:pPr>
+        <w:tabs>
+          <w:tab w:val="num" w:pos="6480"/>
+        </w:tabs>
+        <w:ind w:left="6480" w:hanging="360"/>
+      </w:pPr>
+    </w:lvl>
+  </w:abstractNum>
   <w:abstractNum w:abstractNumId="12">
-    <w:nsid w:val="4171424E"/>
+    <w:nsid w:val="3B712F37"/>
     <w:multiLevelType w:val="multilevel"/>
-    <w:tmpl w:val="D5E688BE"/>
+    <w:tmpl w:val="24702A50"/>
     <w:lvl w:ilvl="0">
       <w:start w:val="1"/>
       <w:numFmt w:val="bullet"/>
@@ -21282,9 +21356,9 @@
     </w:lvl>
   </w:abstractNum>
   <w:abstractNum w:abstractNumId="13">
-    <w:nsid w:val="45853D38"/>
+    <w:nsid w:val="4171424E"/>
     <w:multiLevelType w:val="multilevel"/>
-    <w:tmpl w:val="99BA1572"/>
+    <w:tmpl w:val="D5E688BE"/>
     <w:lvl w:ilvl="0">
       <w:start w:val="1"/>
       <w:numFmt w:val="bullet"/>
@@ -21431,9 +21505,9 @@
     </w:lvl>
   </w:abstractNum>
   <w:abstractNum w:abstractNumId="14">
-    <w:nsid w:val="4DD2451C"/>
+    <w:nsid w:val="45853D38"/>
     <w:multiLevelType w:val="multilevel"/>
-    <w:tmpl w:val="0FB6F6DE"/>
+    <w:tmpl w:val="99BA1572"/>
     <w:lvl w:ilvl="0">
       <w:start w:val="1"/>
       <w:numFmt w:val="bullet"/>
@@ -21580,122 +21654,9 @@
     </w:lvl>
   </w:abstractNum>
   <w:abstractNum w:abstractNumId="15">
-    <w:nsid w:val="543F3990"/>
+    <w:nsid w:val="4DD2451C"/>
     <w:multiLevelType w:val="multilevel"/>
-    <w:tmpl w:val="278A675E"/>
-    <w:lvl w:ilvl="0">
-      <w:start w:val="1"/>
-      <w:numFmt w:val="decimal"/>
-      <w:lvlText w:val="%1."/>
-      <w:lvlJc w:val="left"/>
-      <w:pPr>
-        <w:tabs>
-          <w:tab w:val="num" w:pos="720"/>
-        </w:tabs>
-        <w:ind w:left="720" w:hanging="360"/>
-      </w:pPr>
-    </w:lvl>
-    <w:lvl w:ilvl="1" w:tentative="1">
-      <w:start w:val="1"/>
-      <w:numFmt w:val="decimal"/>
-      <w:lvlText w:val="%2."/>
-      <w:lvlJc w:val="left"/>
-      <w:pPr>
-        <w:tabs>
-          <w:tab w:val="num" w:pos="1440"/>
-        </w:tabs>
-        <w:ind w:left="1440" w:hanging="360"/>
-      </w:pPr>
-    </w:lvl>
-    <w:lvl w:ilvl="2" w:tentative="1">
-      <w:start w:val="1"/>
-      <w:numFmt w:val="decimal"/>
-      <w:lvlText w:val="%3."/>
-      <w:lvlJc w:val="left"/>
-      <w:pPr>
-        <w:tabs>
-          <w:tab w:val="num" w:pos="2160"/>
-        </w:tabs>
-        <w:ind w:left="2160" w:hanging="360"/>
-      </w:pPr>
-    </w:lvl>
-    <w:lvl w:ilvl="3" w:tentative="1">
-      <w:start w:val="1"/>
-      <w:numFmt w:val="decimal"/>
-      <w:lvlText w:val="%4."/>
-      <w:lvlJc w:val="left"/>
-      <w:pPr>
-        <w:tabs>
-          <w:tab w:val="num" w:pos="2880"/>
-        </w:tabs>
-        <w:ind w:left="2880" w:hanging="360"/>
-      </w:pPr>
-    </w:lvl>
-    <w:lvl w:ilvl="4" w:tentative="1">
-      <w:start w:val="1"/>
-      <w:numFmt w:val="decimal"/>
-      <w:lvlText w:val="%5."/>
-      <w:lvlJc w:val="left"/>
-      <w:pPr>
-        <w:tabs>
-          <w:tab w:val="num" w:pos="3600"/>
-        </w:tabs>
-        <w:ind w:left="3600" w:hanging="360"/>
-      </w:pPr>
-    </w:lvl>
-    <w:lvl w:ilvl="5" w:tentative="1">
-      <w:start w:val="1"/>
-      <w:numFmt w:val="decimal"/>
-      <w:lvlText w:val="%6."/>
-      <w:lvlJc w:val="left"/>
-      <w:pPr>
-        <w:tabs>
-          <w:tab w:val="num" w:pos="4320"/>
-        </w:tabs>
-        <w:ind w:left="4320" w:hanging="360"/>
-      </w:pPr>
-    </w:lvl>
-    <w:lvl w:ilvl="6" w:tentative="1">
-      <w:start w:val="1"/>
-      <w:numFmt w:val="decimal"/>
-      <w:lvlText w:val="%7."/>
-      <w:lvlJc w:val="left"/>
-      <w:pPr>
-        <w:tabs>
-          <w:tab w:val="num" w:pos="5040"/>
-        </w:tabs>
-        <w:ind w:left="5040" w:hanging="360"/>
-      </w:pPr>
-    </w:lvl>
-    <w:lvl w:ilvl="7" w:tentative="1">
-      <w:start w:val="1"/>
-      <w:numFmt w:val="decimal"/>
-      <w:lvlText w:val="%8."/>
-      <w:lvlJc w:val="left"/>
-      <w:pPr>
-        <w:tabs>
-          <w:tab w:val="num" w:pos="5760"/>
-        </w:tabs>
-        <w:ind w:left="5760" w:hanging="360"/>
-      </w:pPr>
-    </w:lvl>
-    <w:lvl w:ilvl="8" w:tentative="1">
-      <w:start w:val="1"/>
-      <w:numFmt w:val="decimal"/>
-      <w:lvlText w:val="%9."/>
-      <w:lvlJc w:val="left"/>
-      <w:pPr>
-        <w:tabs>
-          <w:tab w:val="num" w:pos="6480"/>
-        </w:tabs>
-        <w:ind w:left="6480" w:hanging="360"/>
-      </w:pPr>
-    </w:lvl>
-  </w:abstractNum>
-  <w:abstractNum w:abstractNumId="16">
-    <w:nsid w:val="54796CC4"/>
-    <w:multiLevelType w:val="multilevel"/>
-    <w:tmpl w:val="AF527392"/>
+    <w:tmpl w:val="0FB6F6DE"/>
     <w:lvl w:ilvl="0">
       <w:start w:val="1"/>
       <w:numFmt w:val="bullet"/>
@@ -21841,10 +21802,123 @@
       </w:rPr>
     </w:lvl>
   </w:abstractNum>
+  <w:abstractNum w:abstractNumId="16">
+    <w:nsid w:val="543F3990"/>
+    <w:multiLevelType w:val="multilevel"/>
+    <w:tmpl w:val="278A675E"/>
+    <w:lvl w:ilvl="0">
+      <w:start w:val="1"/>
+      <w:numFmt w:val="decimal"/>
+      <w:lvlText w:val="%1."/>
+      <w:lvlJc w:val="left"/>
+      <w:pPr>
+        <w:tabs>
+          <w:tab w:val="num" w:pos="720"/>
+        </w:tabs>
+        <w:ind w:left="720" w:hanging="360"/>
+      </w:pPr>
+    </w:lvl>
+    <w:lvl w:ilvl="1" w:tentative="1">
+      <w:start w:val="1"/>
+      <w:numFmt w:val="decimal"/>
+      <w:lvlText w:val="%2."/>
+      <w:lvlJc w:val="left"/>
+      <w:pPr>
+        <w:tabs>
+          <w:tab w:val="num" w:pos="1440"/>
+        </w:tabs>
+        <w:ind w:left="1440" w:hanging="360"/>
+      </w:pPr>
+    </w:lvl>
+    <w:lvl w:ilvl="2" w:tentative="1">
+      <w:start w:val="1"/>
+      <w:numFmt w:val="decimal"/>
+      <w:lvlText w:val="%3."/>
+      <w:lvlJc w:val="left"/>
+      <w:pPr>
+        <w:tabs>
+          <w:tab w:val="num" w:pos="2160"/>
+        </w:tabs>
+        <w:ind w:left="2160" w:hanging="360"/>
+      </w:pPr>
+    </w:lvl>
+    <w:lvl w:ilvl="3" w:tentative="1">
+      <w:start w:val="1"/>
+      <w:numFmt w:val="decimal"/>
+      <w:lvlText w:val="%4."/>
+      <w:lvlJc w:val="left"/>
+      <w:pPr>
+        <w:tabs>
+          <w:tab w:val="num" w:pos="2880"/>
+        </w:tabs>
+        <w:ind w:left="2880" w:hanging="360"/>
+      </w:pPr>
+    </w:lvl>
+    <w:lvl w:ilvl="4" w:tentative="1">
+      <w:start w:val="1"/>
+      <w:numFmt w:val="decimal"/>
+      <w:lvlText w:val="%5."/>
+      <w:lvlJc w:val="left"/>
+      <w:pPr>
+        <w:tabs>
+          <w:tab w:val="num" w:pos="3600"/>
+        </w:tabs>
+        <w:ind w:left="3600" w:hanging="360"/>
+      </w:pPr>
+    </w:lvl>
+    <w:lvl w:ilvl="5" w:tentative="1">
+      <w:start w:val="1"/>
+      <w:numFmt w:val="decimal"/>
+      <w:lvlText w:val="%6."/>
+      <w:lvlJc w:val="left"/>
+      <w:pPr>
+        <w:tabs>
+          <w:tab w:val="num" w:pos="4320"/>
+        </w:tabs>
+        <w:ind w:left="4320" w:hanging="360"/>
+      </w:pPr>
+    </w:lvl>
+    <w:lvl w:ilvl="6" w:tentative="1">
+      <w:start w:val="1"/>
+      <w:numFmt w:val="decimal"/>
+      <w:lvlText w:val="%7."/>
+      <w:lvlJc w:val="left"/>
+      <w:pPr>
+        <w:tabs>
+          <w:tab w:val="num" w:pos="5040"/>
+        </w:tabs>
+        <w:ind w:left="5040" w:hanging="360"/>
+      </w:pPr>
+    </w:lvl>
+    <w:lvl w:ilvl="7" w:tentative="1">
+      <w:start w:val="1"/>
+      <w:numFmt w:val="decimal"/>
+      <w:lvlText w:val="%8."/>
+      <w:lvlJc w:val="left"/>
+      <w:pPr>
+        <w:tabs>
+          <w:tab w:val="num" w:pos="5760"/>
+        </w:tabs>
+        <w:ind w:left="5760" w:hanging="360"/>
+      </w:pPr>
+    </w:lvl>
+    <w:lvl w:ilvl="8" w:tentative="1">
+      <w:start w:val="1"/>
+      <w:numFmt w:val="decimal"/>
+      <w:lvlText w:val="%9."/>
+      <w:lvlJc w:val="left"/>
+      <w:pPr>
+        <w:tabs>
+          <w:tab w:val="num" w:pos="6480"/>
+        </w:tabs>
+        <w:ind w:left="6480" w:hanging="360"/>
+      </w:pPr>
+    </w:lvl>
+  </w:abstractNum>
   <w:abstractNum w:abstractNumId="17">
-    <w:nsid w:val="59177E40"/>
+    <w:nsid w:val="54796CC4"/>
     <w:multiLevelType w:val="multilevel"/>
-    <w:tmpl w:val="731A257A"/>
+    <w:tmpl w:val="AF527392"/>
     <w:lvl w:ilvl="0">
       <w:start w:val="1"/>
       <w:numFmt w:val="bullet"/>
@@ -21991,9 +22065,9 @@
     </w:lvl>
   </w:abstractNum>
   <w:abstractNum w:abstractNumId="18">
-    <w:nsid w:val="69012030"/>
+    <w:nsid w:val="59177E40"/>
     <w:multiLevelType w:val="multilevel"/>
-    <w:tmpl w:val="1C043F5E"/>
+    <w:tmpl w:val="731A257A"/>
     <w:lvl w:ilvl="0">
       <w:start w:val="1"/>
       <w:numFmt w:val="bullet"/>
@@ -22140,6 +22214,155 @@
     </w:lvl>
   </w:abstractNum>
   <w:abstractNum w:abstractNumId="19">
+    <w:nsid w:val="69012030"/>
+    <w:multiLevelType w:val="multilevel"/>
+    <w:tmpl w:val="1C043F5E"/>
+    <w:lvl w:ilvl="0">
+      <w:start w:val="1"/>
+      <w:numFmt w:val="bullet"/>
+      <w:lvlText w:val=""/>
+      <w:lvlJc w:val="left"/>
+      <w:pPr>
+        <w:tabs>
+          <w:tab w:val="num" w:pos="720"/>
+        </w:tabs>
+        <w:ind w:left="720" w:hanging="360"/>
+      </w:pPr>
+      <w:rPr>
+        <w:rFonts w:ascii="Symbol" w:hAnsi="Symbol" w:hint="default"/>
+        <w:sz w:val="20"/>
+      </w:rPr>
+    </w:lvl>
+    <w:lvl w:ilvl="1" w:tentative="1">
+      <w:start w:val="1"/>
+      <w:numFmt w:val="bullet"/>
+      <w:lvlText w:val="o"/>
+      <w:lvlJc w:val="left"/>
+      <w:pPr>
+        <w:tabs>
+          <w:tab w:val="num" w:pos="1440"/>
+        </w:tabs>
+        <w:ind w:left="1440" w:hanging="360"/>
+      </w:pPr>
+      <w:rPr>
+        <w:rFonts w:ascii="Courier New" w:hAnsi="Courier New" w:hint="default"/>
+        <w:sz w:val="20"/>
+      </w:rPr>
+    </w:lvl>
+    <w:lvl w:ilvl="2" w:tentative="1">
+      <w:start w:val="1"/>
+      <w:numFmt w:val="bullet"/>
+      <w:lvlText w:val=""/>
+      <w:lvlJc w:val="left"/>
+      <w:pPr>
+        <w:tabs>
+          <w:tab w:val="num" w:pos="2160"/>
+        </w:tabs>
+        <w:ind w:left="2160" w:hanging="360"/>
+      </w:pPr>
+      <w:rPr>
+        <w:rFonts w:ascii="Wingdings" w:hAnsi="Wingdings" w:hint="default"/>
+        <w:sz w:val="20"/>
+      </w:rPr>
+    </w:lvl>
+    <w:lvl w:ilvl="3" w:tentative="1">
+      <w:start w:val="1"/>
+      <w:numFmt w:val="bullet"/>
+      <w:lvlText w:val=""/>
+      <w:lvlJc w:val="left"/>
+      <w:pPr>
+        <w:tabs>
+          <w:tab w:val="num" w:pos="2880"/>
+        </w:tabs>
+        <w:ind w:left="2880" w:hanging="360"/>
+      </w:pPr>
+      <w:rPr>
+        <w:rFonts w:ascii="Wingdings" w:hAnsi="Wingdings" w:hint="default"/>
+        <w:sz w:val="20"/>
+      </w:rPr>
+    </w:lvl>
+    <w:lvl w:ilvl="4" w:tentative="1">
+      <w:start w:val="1"/>
+      <w:numFmt w:val="bullet"/>
+      <w:lvlText w:val=""/>
+      <w:lvlJc w:val="left"/>
+      <w:pPr>
+        <w:tabs>
+          <w:tab w:val="num" w:pos="3600"/>
+        </w:tabs>
+        <w:ind w:left="3600" w:hanging="360"/>
+      </w:pPr>
+      <w:rPr>
+        <w:rFonts w:ascii="Wingdings" w:hAnsi="Wingdings" w:hint="default"/>
+        <w:sz w:val="20"/>
+      </w:rPr>
+    </w:lvl>
+    <w:lvl w:ilvl="5" w:tentative="1">
+      <w:start w:val="1"/>
+      <w:numFmt w:val="bullet"/>
+      <w:lvlText w:val=""/>
+      <w:lvlJc w:val="left"/>
+      <w:pPr>
+        <w:tabs>
+          <w:tab w:val="num" w:pos="4320"/>
+        </w:tabs>
+        <w:ind w:left="4320" w:hanging="360"/>
+      </w:pPr>
+      <w:rPr>
+        <w:rFonts w:ascii="Wingdings" w:hAnsi="Wingdings" w:hint="default"/>
+        <w:sz w:val="20"/>
+      </w:rPr>
+    </w:lvl>
+    <w:lvl w:ilvl="6" w:tentative="1">
+      <w:start w:val="1"/>
+      <w:numFmt w:val="bullet"/>
+      <w:lvlText w:val=""/>
+      <w:lvlJc w:val="left"/>
+      <w:pPr>
+        <w:tabs>
+          <w:tab w:val="num" w:pos="5040"/>
+        </w:tabs>
+        <w:ind w:left="5040" w:hanging="360"/>
+      </w:pPr>
+      <w:rPr>
+        <w:rFonts w:ascii="Wingdings" w:hAnsi="Wingdings" w:hint="default"/>
+        <w:sz w:val="20"/>
+      </w:rPr>
+    </w:lvl>
+    <w:lvl w:ilvl="7" w:tentative="1">
+      <w:start w:val="1"/>
+      <w:numFmt w:val="bullet"/>
+      <w:lvlText w:val=""/>
+      <w:lvlJc w:val="left"/>
+      <w:pPr>
+        <w:tabs>
+          <w:tab w:val="num" w:pos="5760"/>
+        </w:tabs>
+        <w:ind w:left="5760" w:hanging="360"/>
+      </w:pPr>
+      <w:rPr>
+        <w:rFonts w:ascii="Wingdings" w:hAnsi="Wingdings" w:hint="default"/>
+        <w:sz w:val="20"/>
+      </w:rPr>
+    </w:lvl>
+    <w:lvl w:ilvl="8" w:tentative="1">
+      <w:start w:val="1"/>
+      <w:numFmt w:val="bullet"/>
+      <w:lvlText w:val=""/>
+      <w:lvlJc w:val="left"/>
+      <w:pPr>
+        <w:tabs>
+          <w:tab w:val="num" w:pos="6480"/>
+        </w:tabs>
+        <w:ind w:left="6480" w:hanging="360"/>
+      </w:pPr>
+      <w:rPr>
+        <w:rFonts w:ascii="Wingdings" w:hAnsi="Wingdings" w:hint="default"/>
+        <w:sz w:val="20"/>
+      </w:rPr>
+    </w:lvl>
+  </w:abstractNum>
+  <w:abstractNum w:abstractNumId="20">
     <w:nsid w:val="738E4F87"/>
     <w:multiLevelType w:val="multilevel"/>
     <w:tmpl w:val="5C6E6428"/>
@@ -22253,40 +22476,40 @@
     </w:lvl>
   </w:abstractNum>
   <w:num w:numId="1">
-    <w:abstractNumId w:val="12"/>
+    <w:abstractNumId w:val="13"/>
   </w:num>
   <w:num w:numId="2">
-    <w:abstractNumId w:val="8"/>
+    <w:abstractNumId w:val="9"/>
   </w:num>
   <w:num w:numId="3">
-    <w:abstractNumId w:val="15"/>
+    <w:abstractNumId w:val="16"/>
   </w:num>
   <w:num w:numId="4">
     <w:abstractNumId w:val="5"/>
   </w:num>
   <w:num w:numId="5">
-    <w:abstractNumId w:val="19"/>
+    <w:abstractNumId w:val="20"/>
   </w:num>
   <w:num w:numId="6">
-    <w:abstractNumId w:val="10"/>
+    <w:abstractNumId w:val="11"/>
   </w:num>
   <w:num w:numId="7">
     <w:abstractNumId w:val="4"/>
   </w:num>
   <w:num w:numId="8">
-    <w:abstractNumId w:val="18"/>
+    <w:abstractNumId w:val="19"/>
   </w:num>
   <w:num w:numId="9">
-    <w:abstractNumId w:val="13"/>
+    <w:abstractNumId w:val="14"/>
   </w:num>
   <w:num w:numId="10">
     <w:abstractNumId w:val="2"/>
   </w:num>
   <w:num w:numId="11">
-    <w:abstractNumId w:val="16"/>
+    <w:abstractNumId w:val="17"/>
   </w:num>
   <w:num w:numId="12">
-    <w:abstractNumId w:val="14"/>
+    <w:abstractNumId w:val="15"/>
   </w:num>
   <w:num w:numId="13">
     <w:abstractNumId w:val="7"/>
@@ -22298,19 +22521,22 @@
     <w:abstractNumId w:val="1"/>
   </w:num>
   <w:num w:numId="16">
-    <w:abstractNumId w:val="17"/>
+    <w:abstractNumId w:val="18"/>
   </w:num>
   <w:num w:numId="17">
     <w:abstractNumId w:val="6"/>
   </w:num>
   <w:num w:numId="18">
-    <w:abstractNumId w:val="11"/>
+    <w:abstractNumId w:val="12"/>
   </w:num>
   <w:num w:numId="19">
     <w:abstractNumId w:val="0"/>
   </w:num>
   <w:num w:numId="20">
-    <w:abstractNumId w:val="9"/>
+    <w:abstractNumId w:val="10"/>
+  </w:num>
+  <w:num w:numId="21">
+    <w:abstractNumId w:val="8"/>
   </w:num>
 </w:numbering>
 </file>
@@ -22810,6 +23036,7 @@
   <w:style w:type="character" w:default="1" w:styleId="Policepardfaut">
     <w:name w:val="Default Paragraph Font"/>
     <w:uiPriority w:val="1"/>
+    <w:semiHidden/>
     <w:unhideWhenUsed/>
   </w:style>
   <w:style w:type="table" w:default="1" w:styleId="TableauNormal">
@@ -23250,7 +23477,7 @@
 </file>
 
 <file path=customXml/itemProps1.xml><?xml version="1.0" encoding="utf-8"?>
-<ds:datastoreItem xmlns:ds="http://schemas.openxmlformats.org/officeDocument/2006/customXml" ds:itemID="{504C96A7-A716-4180-99E6-735DBC937BE3}">
+<ds:datastoreItem xmlns:ds="http://schemas.openxmlformats.org/officeDocument/2006/customXml" ds:itemID="{F57112A4-ACBD-4B3D-A358-52AAB49D98B8}">
   <ds:schemaRefs>
     <ds:schemaRef ds:uri="http://schemas.openxmlformats.org/officeDocument/2006/bibliography"/>
   </ds:schemaRefs>

--- a/MemoireL3.docx
+++ b/MemoireL3.docx
@@ -8,6 +8,7 @@
           <w:lang w:val="en-US"/>
         </w:rPr>
       </w:pPr>
+      <w:bookmarkStart w:id="0" w:name="_GoBack"/>
       <w:r>
         <w:rPr>
           <w:lang w:val="en-US"/>
@@ -19262,10 +19263,914 @@
     </w:p>
     <w:p>
       <w:pPr>
-        <w:pStyle w:val="NormalWeb"/>
-      </w:pPr>
-      <w:bookmarkStart w:id="0" w:name="_GoBack"/>
-      <w:bookmarkEnd w:id="0"/>
+        <w:rPr>
+          <w:b/>
+          <w:sz w:val="27"/>
+          <w:szCs w:val="27"/>
+        </w:rPr>
+      </w:pPr>
+      <w:r>
+        <w:rPr>
+          <w:b/>
+        </w:rPr>
+        <w:t>Règles de gestion du Responsable</w:t>
+      </w:r>
+    </w:p>
+    <w:p>
+      <w:pPr>
+        <w:pStyle w:val="NormalWeb"/>
+      </w:pPr>
+      <w:r>
+        <w:t>Le Responsable assure la gestion des formations et le suivi des candidatures. Il intervient dans le processus de sélection des candidats, organise les séances de formation et gère l’affectation des formateurs. Les règles de gestion associées à cet acteur sont les suivantes :</w:t>
+      </w:r>
+    </w:p>
+    <w:p>
+      <w:pPr>
+        <w:pStyle w:val="NormalWeb"/>
+        <w:numPr>
+          <w:ilvl w:val="0"/>
+          <w:numId w:val="22"/>
+        </w:numPr>
+        <w:jc w:val="left"/>
+      </w:pPr>
+      <w:r>
+        <w:rPr>
+          <w:rStyle w:val="lev"/>
+          <w:rFonts w:eastAsiaTheme="majorEastAsia"/>
+        </w:rPr>
+        <w:t>RG-RES-01 : Consultation des candidatures.</w:t>
+      </w:r>
+      <w:r>
+        <w:t xml:space="preserve"> Le Responsable peut consulter les dossiers de candidature soumis sur la plateforme afin d’examiner les informations fournies par les candidats.</w:t>
+      </w:r>
+    </w:p>
+    <w:p>
+      <w:pPr>
+        <w:pStyle w:val="NormalWeb"/>
+        <w:numPr>
+          <w:ilvl w:val="0"/>
+          <w:numId w:val="22"/>
+        </w:numPr>
+        <w:jc w:val="left"/>
+      </w:pPr>
+      <w:r>
+        <w:rPr>
+          <w:rStyle w:val="lev"/>
+          <w:rFonts w:eastAsiaTheme="majorEastAsia"/>
+        </w:rPr>
+        <w:t>RG-RES-02 : Présélection des candidats.</w:t>
+      </w:r>
+      <w:r>
+        <w:t xml:space="preserve"> Le Responsable peut effectuer une présélection des candidats avant de prendre les décisions définitives concernant leurs candidatures.</w:t>
+      </w:r>
+    </w:p>
+    <w:p>
+      <w:pPr>
+        <w:pStyle w:val="NormalWeb"/>
+        <w:numPr>
+          <w:ilvl w:val="0"/>
+          <w:numId w:val="22"/>
+        </w:numPr>
+        <w:jc w:val="left"/>
+      </w:pPr>
+      <w:r>
+        <w:rPr>
+          <w:rStyle w:val="lev"/>
+          <w:rFonts w:eastAsiaTheme="majorEastAsia"/>
+        </w:rPr>
+        <w:t>RG-RES-03 : Décision sur les candidatures.</w:t>
+      </w:r>
+      <w:r>
+        <w:t xml:space="preserve"> Après la phase de présélection, le Responsable décide d’accepter ou de refuser les candidatures.</w:t>
+      </w:r>
+    </w:p>
+    <w:p>
+      <w:pPr>
+        <w:pStyle w:val="NormalWeb"/>
+        <w:numPr>
+          <w:ilvl w:val="0"/>
+          <w:numId w:val="22"/>
+        </w:numPr>
+        <w:jc w:val="left"/>
+      </w:pPr>
+      <w:r>
+        <w:rPr>
+          <w:rStyle w:val="lev"/>
+          <w:rFonts w:eastAsiaTheme="majorEastAsia"/>
+        </w:rPr>
+        <w:t>RG-RES-04 : Création des formations.</w:t>
+      </w:r>
+      <w:r>
+        <w:t xml:space="preserve"> Le Responsable peut créer de nouvelles formations en renseignant les informations nécessaires à leur description et à leur organisation.</w:t>
+      </w:r>
+    </w:p>
+    <w:p>
+      <w:pPr>
+        <w:pStyle w:val="NormalWeb"/>
+        <w:numPr>
+          <w:ilvl w:val="0"/>
+          <w:numId w:val="22"/>
+        </w:numPr>
+        <w:jc w:val="left"/>
+      </w:pPr>
+      <w:r>
+        <w:rPr>
+          <w:rStyle w:val="lev"/>
+          <w:rFonts w:eastAsiaTheme="majorEastAsia"/>
+        </w:rPr>
+        <w:t>RG-RES-05 : Modification des formations.</w:t>
+      </w:r>
+      <w:r>
+        <w:t xml:space="preserve"> Le Responsable peut modifier les informations relatives aux formations existantes.</w:t>
+      </w:r>
+    </w:p>
+    <w:p>
+      <w:pPr>
+        <w:pStyle w:val="Paragraphedeliste"/>
+        <w:numPr>
+          <w:ilvl w:val="0"/>
+          <w:numId w:val="22"/>
+        </w:numPr>
+        <w:spacing w:line="240" w:lineRule="auto"/>
+        <w:jc w:val="left"/>
+      </w:pPr>
+      <w:r>
+        <w:rPr>
+          <w:b/>
+          <w:bCs/>
+        </w:rPr>
+        <w:t>RG-RES-06 : Suppression des formations.</w:t>
+      </w:r>
+      <w:r>
+        <w:t xml:space="preserve"> Le Responsable peut supprimer une formation uniquement si celle-ci n’est pas encore terminée. Une formation ayant atteint le statut « Terminée » ne peut plus être supprimée, car elle peut être associée à des données historiques qui doivent être conservées.</w:t>
+      </w:r>
+    </w:p>
+    <w:p>
+      <w:pPr>
+        <w:pStyle w:val="NormalWeb"/>
+        <w:numPr>
+          <w:ilvl w:val="0"/>
+          <w:numId w:val="22"/>
+        </w:numPr>
+        <w:jc w:val="left"/>
+      </w:pPr>
+      <w:r>
+        <w:rPr>
+          <w:rStyle w:val="lev"/>
+          <w:rFonts w:eastAsiaTheme="majorEastAsia"/>
+        </w:rPr>
+        <w:t>RG-RES-07 : Gestion du statut des formations.</w:t>
+      </w:r>
+      <w:r>
+        <w:t xml:space="preserve"> Le Responsable peut modifier le statut d’une formation afin de suivre son état d’avancement dans le cycle de vie prévu par la plateforme.</w:t>
+      </w:r>
+    </w:p>
+    <w:p>
+      <w:pPr>
+        <w:pStyle w:val="NormalWeb"/>
+        <w:numPr>
+          <w:ilvl w:val="0"/>
+          <w:numId w:val="22"/>
+        </w:numPr>
+        <w:jc w:val="left"/>
+      </w:pPr>
+      <w:r>
+        <w:rPr>
+          <w:rStyle w:val="lev"/>
+          <w:rFonts w:eastAsiaTheme="majorEastAsia"/>
+        </w:rPr>
+        <w:t>RG-RES-08 : Affectation des formateurs.</w:t>
+      </w:r>
+      <w:r>
+        <w:t xml:space="preserve"> Une formation peut être encadrée par plusieurs formateurs. Le Responsable peut affecter plusieurs formateurs à une formation et modifier leurs affectations.</w:t>
+      </w:r>
+    </w:p>
+    <w:p>
+      <w:pPr>
+        <w:pStyle w:val="NormalWeb"/>
+        <w:numPr>
+          <w:ilvl w:val="0"/>
+          <w:numId w:val="22"/>
+        </w:numPr>
+        <w:jc w:val="left"/>
+      </w:pPr>
+      <w:r>
+        <w:rPr>
+          <w:rStyle w:val="lev"/>
+          <w:rFonts w:eastAsiaTheme="majorEastAsia"/>
+        </w:rPr>
+        <w:t>RG-RES-09 : Création des séances.</w:t>
+      </w:r>
+      <w:r>
+        <w:t xml:space="preserve"> Le Responsable peut créer les séances associées à une formation afin d’en organiser le déroulement.</w:t>
+      </w:r>
+    </w:p>
+    <w:p>
+      <w:pPr>
+        <w:pStyle w:val="NormalWeb"/>
+        <w:numPr>
+          <w:ilvl w:val="0"/>
+          <w:numId w:val="22"/>
+        </w:numPr>
+        <w:jc w:val="left"/>
+      </w:pPr>
+      <w:r>
+        <w:rPr>
+          <w:rStyle w:val="lev"/>
+          <w:rFonts w:eastAsiaTheme="majorEastAsia"/>
+        </w:rPr>
+        <w:t>RG-RES-10 : Modification des séances.</w:t>
+      </w:r>
+      <w:r>
+        <w:t xml:space="preserve"> Le Responsable peut modifier les informations des séances existantes.</w:t>
+      </w:r>
+    </w:p>
+    <w:p>
+      <w:pPr>
+        <w:pStyle w:val="Paragraphedeliste"/>
+        <w:numPr>
+          <w:ilvl w:val="0"/>
+          <w:numId w:val="22"/>
+        </w:numPr>
+        <w:spacing w:line="240" w:lineRule="auto"/>
+        <w:jc w:val="left"/>
+      </w:pPr>
+      <w:r>
+        <w:rPr>
+          <w:b/>
+          <w:bCs/>
+        </w:rPr>
+        <w:t>RG-RES-11 : Suppression des séances.</w:t>
+      </w:r>
+      <w:r>
+        <w:t xml:space="preserve"> Le Responsable peut supprimer une séance uniquement si celle-ci n’est pas encore terminée. Une séance terminée ne peut plus être supprimée, afin de préserver les données qui lui sont associées, notamment les présences et les éventuelles informations de suivi.</w:t>
+      </w:r>
+    </w:p>
+    <w:p>
+      <w:pPr>
+        <w:pStyle w:val="NormalWeb"/>
+        <w:numPr>
+          <w:ilvl w:val="0"/>
+          <w:numId w:val="22"/>
+        </w:numPr>
+        <w:jc w:val="left"/>
+      </w:pPr>
+      <w:r>
+        <w:rPr>
+          <w:rStyle w:val="lev"/>
+          <w:rFonts w:eastAsiaTheme="majorEastAsia"/>
+        </w:rPr>
+        <w:t>RG-RES-12 : Décision de certification.</w:t>
+      </w:r>
+      <w:r>
+        <w:t xml:space="preserve"> La décision relative à la certification des apprenants implique plusieurs personnes. Toutefois, la répartition des responsabilités et les critères précis de décision restent à définir.</w:t>
+      </w:r>
+    </w:p>
+    <w:p>
+      <w:pPr>
+        <w:rPr>
+          <w:b/>
+          <w:sz w:val="27"/>
+          <w:szCs w:val="27"/>
+        </w:rPr>
+      </w:pPr>
+      <w:r>
+        <w:rPr>
+          <w:b/>
+        </w:rPr>
+        <w:t>Règles de gestion du Formateur</w:t>
+      </w:r>
+    </w:p>
+    <w:p>
+      <w:pPr>
+        <w:pStyle w:val="NormalWeb"/>
+      </w:pPr>
+      <w:r>
+        <w:lastRenderedPageBreak/>
+        <w:t>Le Formateur intervient dans la réalisation et le suivi pédagogique des formations auxquelles il est affecté. Il assure la gestion des supports de cours, des évaluations et du planning de ses formations. Il peut également consulter les informations relatives à ses apprenants et participer aux échanges sur le forum. Les règles de gestion associées à cet acteur sont les suivantes :</w:t>
+      </w:r>
+    </w:p>
+    <w:p>
+      <w:pPr>
+        <w:pStyle w:val="NormalWeb"/>
+        <w:numPr>
+          <w:ilvl w:val="0"/>
+          <w:numId w:val="23"/>
+        </w:numPr>
+        <w:jc w:val="left"/>
+      </w:pPr>
+      <w:r>
+        <w:rPr>
+          <w:rStyle w:val="lev"/>
+          <w:rFonts w:eastAsiaTheme="majorEastAsia"/>
+        </w:rPr>
+        <w:t>RG-FOR-01 : Gestion des supports de cours.</w:t>
+      </w:r>
+      <w:r>
+        <w:t xml:space="preserve"> Le Formateur peut ajouter, modifier et supprimer les supports de cours associés aux formations auxquelles il est affecté.</w:t>
+      </w:r>
+    </w:p>
+    <w:p>
+      <w:pPr>
+        <w:pStyle w:val="NormalWeb"/>
+        <w:numPr>
+          <w:ilvl w:val="0"/>
+          <w:numId w:val="23"/>
+        </w:numPr>
+        <w:jc w:val="left"/>
+      </w:pPr>
+      <w:r>
+        <w:rPr>
+          <w:rStyle w:val="lev"/>
+          <w:rFonts w:eastAsiaTheme="majorEastAsia"/>
+        </w:rPr>
+        <w:t>RG-FOR-02 : Gestion des évaluations.</w:t>
+      </w:r>
+      <w:r>
+        <w:t xml:space="preserve"> Le Formateur peut créer, modifier et supprimer les évaluations destinées aux apprenants de ses formations.</w:t>
+      </w:r>
+    </w:p>
+    <w:p>
+      <w:pPr>
+        <w:pStyle w:val="NormalWeb"/>
+        <w:numPr>
+          <w:ilvl w:val="0"/>
+          <w:numId w:val="23"/>
+        </w:numPr>
+        <w:jc w:val="left"/>
+      </w:pPr>
+      <w:r>
+        <w:rPr>
+          <w:rStyle w:val="lev"/>
+          <w:rFonts w:eastAsiaTheme="majorEastAsia"/>
+        </w:rPr>
+        <w:t>RG-FOR-03 : Consultation et correction des résultats.</w:t>
+      </w:r>
+      <w:r>
+        <w:t xml:space="preserve"> Le Formateur peut consulter les résultats des évaluations et corriger les réponses des apprenants lorsque cela est nécessaire.</w:t>
+      </w:r>
+    </w:p>
+    <w:p>
+      <w:pPr>
+        <w:pStyle w:val="NormalWeb"/>
+        <w:numPr>
+          <w:ilvl w:val="0"/>
+          <w:numId w:val="23"/>
+        </w:numPr>
+        <w:jc w:val="left"/>
+      </w:pPr>
+      <w:r>
+        <w:rPr>
+          <w:rStyle w:val="lev"/>
+          <w:rFonts w:eastAsiaTheme="majorEastAsia"/>
+        </w:rPr>
+        <w:t>RG-FOR-04 : Consultation des présences.</w:t>
+      </w:r>
+      <w:r>
+        <w:t xml:space="preserve"> Le Formateur peut consulter les informations relatives aux présences des apprenants inscrits aux séances de ses formations.</w:t>
+      </w:r>
+    </w:p>
+    <w:p>
+      <w:pPr>
+        <w:pStyle w:val="NormalWeb"/>
+        <w:numPr>
+          <w:ilvl w:val="0"/>
+          <w:numId w:val="23"/>
+        </w:numPr>
+        <w:jc w:val="left"/>
+      </w:pPr>
+      <w:r>
+        <w:rPr>
+          <w:rStyle w:val="lev"/>
+          <w:rFonts w:eastAsiaTheme="majorEastAsia"/>
+        </w:rPr>
+        <w:t>RG-FOR-05 : Consultation du planning.</w:t>
+      </w:r>
+      <w:r>
+        <w:t xml:space="preserve"> Le Formateur peut consulter le planning des formations auxquelles il est affecté.</w:t>
+      </w:r>
+    </w:p>
+    <w:p>
+      <w:pPr>
+        <w:pStyle w:val="NormalWeb"/>
+        <w:numPr>
+          <w:ilvl w:val="0"/>
+          <w:numId w:val="23"/>
+        </w:numPr>
+        <w:jc w:val="left"/>
+      </w:pPr>
+      <w:r>
+        <w:rPr>
+          <w:rStyle w:val="lev"/>
+          <w:rFonts w:eastAsiaTheme="majorEastAsia"/>
+        </w:rPr>
+        <w:t>RG-FOR-06 : Gestion du planning.</w:t>
+      </w:r>
+      <w:r>
+        <w:t xml:space="preserve"> Après son affectation à une formation par le Responsable, le Formateur peut gérer le planning de cette formation. Le Responsable peut également prendre en charge cette gestion si le planning établi convient au Formateur. En cas de changement d’horaire ou de disponibilité, le Formateur peut modifier le planning de ses propres formations.</w:t>
+      </w:r>
+    </w:p>
+    <w:p>
+      <w:pPr>
+        <w:pStyle w:val="NormalWeb"/>
+        <w:numPr>
+          <w:ilvl w:val="0"/>
+          <w:numId w:val="23"/>
+        </w:numPr>
+        <w:jc w:val="left"/>
+      </w:pPr>
+      <w:r>
+        <w:rPr>
+          <w:rStyle w:val="lev"/>
+          <w:rFonts w:eastAsiaTheme="majorEastAsia"/>
+        </w:rPr>
+        <w:t>RG-FOR-07 : Consultation des informations des apprenants.</w:t>
+      </w:r>
+      <w:r>
+        <w:t xml:space="preserve"> Le Formateur peut consulter les informations relatives aux apprenants des formations auxquelles il est affecté, dans le cadre du suivi de leur parcours.</w:t>
+      </w:r>
+    </w:p>
+    <w:p>
+      <w:pPr>
+        <w:pStyle w:val="NormalWeb"/>
+        <w:numPr>
+          <w:ilvl w:val="0"/>
+          <w:numId w:val="23"/>
+        </w:numPr>
+        <w:jc w:val="left"/>
+      </w:pPr>
+      <w:r>
+        <w:rPr>
+          <w:rStyle w:val="lev"/>
+          <w:rFonts w:eastAsiaTheme="majorEastAsia"/>
+        </w:rPr>
+        <w:t>RG-FOR-08 : Participation au forum.</w:t>
+      </w:r>
+      <w:r>
+        <w:t xml:space="preserve"> Le Formateur peut participer aux échanges sur le forum associé aux formations auxquelles il est affecté.</w:t>
+      </w:r>
+    </w:p>
+    <w:p>
+      <w:pPr>
+        <w:pStyle w:val="NormalWeb"/>
+        <w:numPr>
+          <w:ilvl w:val="0"/>
+          <w:numId w:val="23"/>
+        </w:numPr>
+        <w:jc w:val="left"/>
+      </w:pPr>
+      <w:r>
+        <w:rPr>
+          <w:rStyle w:val="lev"/>
+          <w:rFonts w:eastAsiaTheme="majorEastAsia"/>
+        </w:rPr>
+        <w:t>RG-FOR-09 : Gestion du compte personnel.</w:t>
+      </w:r>
+      <w:r>
+        <w:t xml:space="preserve"> Chaque utilisateur de la plateforme peut gérer son propre compte. Cette règle s’applique notamment au Formateur, qui peut gérer les informations de son compte selon les fonctionnalités mises à sa disposition.</w:t>
+      </w:r>
+    </w:p>
+    <w:p>
+      <w:pPr>
+        <w:pStyle w:val="NormalWeb"/>
+        <w:numPr>
+          <w:ilvl w:val="0"/>
+          <w:numId w:val="23"/>
+        </w:numPr>
+        <w:jc w:val="left"/>
+      </w:pPr>
+      <w:r>
+        <w:rPr>
+          <w:rStyle w:val="lev"/>
+          <w:rFonts w:eastAsiaTheme="majorEastAsia"/>
+        </w:rPr>
+        <w:t>RG-FOR-10 : Certification des apprenants.</w:t>
+      </w:r>
+      <w:r>
+        <w:t xml:space="preserve"> Le rôle du Formateur dans le processus de certification n’est pas encore défini. Les responsabilités des différents intervenants et les modalités de décision devront être précisées ultérieurement.</w:t>
+      </w:r>
+    </w:p>
+    <w:p>
+      <w:pPr>
+        <w:rPr>
+          <w:b/>
+          <w:sz w:val="27"/>
+          <w:szCs w:val="27"/>
+        </w:rPr>
+      </w:pPr>
+      <w:r>
+        <w:rPr>
+          <w:b/>
+        </w:rPr>
+        <w:t>Règles de gestion de l’Apprenant</w:t>
+      </w:r>
+    </w:p>
+    <w:p>
+      <w:pPr>
+        <w:pStyle w:val="NormalWeb"/>
+      </w:pPr>
+      <w:r>
+        <w:t>L’Apprenant est un utilisateur dont la candidature a été acceptée par le Responsable. Il peut accéder aux fonctionnalités associées aux formations auxquelles il participe, consulter les ressources pédagogiques, effectuer les évaluations et suivre son parcours de formation. Les règles de gestion associées à cet acteur sont les suivantes :</w:t>
+      </w:r>
+    </w:p>
+    <w:p>
+      <w:pPr>
+        <w:pStyle w:val="NormalWeb"/>
+        <w:numPr>
+          <w:ilvl w:val="0"/>
+          <w:numId w:val="24"/>
+        </w:numPr>
+        <w:jc w:val="left"/>
+      </w:pPr>
+      <w:r>
+        <w:rPr>
+          <w:rStyle w:val="lev"/>
+          <w:rFonts w:eastAsiaTheme="majorEastAsia"/>
+        </w:rPr>
+        <w:t>RG-APP-01 : Accès aux formations.</w:t>
+      </w:r>
+      <w:r>
+        <w:t xml:space="preserve"> L’Apprenant peut accéder aux fonctionnalités et aux ressources des formations auxquelles il est inscrit, selon les droits qui lui sont accordés sur la plateforme.</w:t>
+      </w:r>
+    </w:p>
+    <w:p>
+      <w:pPr>
+        <w:pStyle w:val="NormalWeb"/>
+        <w:numPr>
+          <w:ilvl w:val="0"/>
+          <w:numId w:val="24"/>
+        </w:numPr>
+        <w:jc w:val="left"/>
+      </w:pPr>
+      <w:r>
+        <w:rPr>
+          <w:rStyle w:val="lev"/>
+          <w:rFonts w:eastAsiaTheme="majorEastAsia"/>
+        </w:rPr>
+        <w:t>RG-APP-02 : Consultation et téléchargement des ressources pédagogiques.</w:t>
+      </w:r>
+      <w:r>
+        <w:t xml:space="preserve"> L’Apprenant peut consulter et télécharger les supports de cours mis à sa disposition dans l’espace de communication associé à sa formation.</w:t>
+      </w:r>
+    </w:p>
+    <w:p>
+      <w:pPr>
+        <w:pStyle w:val="NormalWeb"/>
+        <w:numPr>
+          <w:ilvl w:val="0"/>
+          <w:numId w:val="24"/>
+        </w:numPr>
+        <w:jc w:val="left"/>
+      </w:pPr>
+      <w:r>
+        <w:rPr>
+          <w:rStyle w:val="lev"/>
+          <w:rFonts w:eastAsiaTheme="majorEastAsia"/>
+        </w:rPr>
+        <w:t>RG-APP-03 : Participation aux évaluations.</w:t>
+      </w:r>
+      <w:r>
+        <w:t xml:space="preserve"> L’Apprenant peut passer les évaluations prévues dans le cadre de ses formations et consulter ses résultats.</w:t>
+      </w:r>
+    </w:p>
+    <w:p>
+      <w:pPr>
+        <w:pStyle w:val="NormalWeb"/>
+        <w:numPr>
+          <w:ilvl w:val="0"/>
+          <w:numId w:val="24"/>
+        </w:numPr>
+        <w:jc w:val="left"/>
+      </w:pPr>
+      <w:r>
+        <w:rPr>
+          <w:rStyle w:val="lev"/>
+          <w:rFonts w:eastAsiaTheme="majorEastAsia"/>
+        </w:rPr>
+        <w:lastRenderedPageBreak/>
+        <w:t>RG-APP-04 : Gestion du compte et du profil.</w:t>
+      </w:r>
+      <w:r>
+        <w:t xml:space="preserve"> L’Apprenant peut modifier les informations de son compte et de son profil. Toutefois, il ne peut pas modifier les informations de sa candidature ni les données scolaires qui y sont liées.</w:t>
+      </w:r>
+    </w:p>
+    <w:p>
+      <w:pPr>
+        <w:pStyle w:val="NormalWeb"/>
+        <w:numPr>
+          <w:ilvl w:val="0"/>
+          <w:numId w:val="24"/>
+        </w:numPr>
+        <w:jc w:val="left"/>
+      </w:pPr>
+      <w:r>
+        <w:rPr>
+          <w:rStyle w:val="lev"/>
+          <w:rFonts w:eastAsiaTheme="majorEastAsia"/>
+        </w:rPr>
+        <w:t>RG-APP-05 : Enregistrement des présences.</w:t>
+      </w:r>
+      <w:r>
+        <w:t xml:space="preserve"> La présence de l’Apprenant à une séance est enregistrée par un scan de QR code effectué par le Responsable. Le scan peut être réalisé à l’entrée ou à la sortie de la séance, selon l’organisation retenue par le Responsable.</w:t>
+      </w:r>
+    </w:p>
+    <w:p>
+      <w:pPr>
+        <w:pStyle w:val="NormalWeb"/>
+        <w:numPr>
+          <w:ilvl w:val="0"/>
+          <w:numId w:val="24"/>
+        </w:numPr>
+        <w:jc w:val="left"/>
+      </w:pPr>
+      <w:r>
+        <w:rPr>
+          <w:rStyle w:val="lev"/>
+          <w:rFonts w:eastAsiaTheme="majorEastAsia"/>
+        </w:rPr>
+        <w:t>RG-APP-06 : Unicité du scan par séance.</w:t>
+      </w:r>
+      <w:r>
+        <w:t xml:space="preserve"> Pour une même séance, un seul scan de QR code est effectué pour enregistrer la présence de l’Apprenant, soit à l’entrée, soit à la sortie. Le choix du moment du scan dépend de la disponibilité du Responsable et de l’organisation de la séance.</w:t>
+      </w:r>
+    </w:p>
+    <w:p>
+      <w:pPr>
+        <w:pStyle w:val="NormalWeb"/>
+        <w:numPr>
+          <w:ilvl w:val="0"/>
+          <w:numId w:val="24"/>
+        </w:numPr>
+        <w:jc w:val="left"/>
+      </w:pPr>
+      <w:r>
+        <w:rPr>
+          <w:rStyle w:val="lev"/>
+          <w:rFonts w:eastAsiaTheme="majorEastAsia"/>
+        </w:rPr>
+        <w:t>RG-APP-07 : Participation au forum et accès aux supports.</w:t>
+      </w:r>
+      <w:r>
+        <w:t xml:space="preserve"> L’Apprenant peut accéder à un espace de communication interne regroupant les échanges entre les apprenants et les formateurs ainsi que les supports de cours. Cet espace permet de consulter les ressources pédagogiques et de participer aux discussions liées à la formation.</w:t>
+      </w:r>
+    </w:p>
+    <w:p>
+      <w:pPr>
+        <w:pStyle w:val="NormalWeb"/>
+        <w:numPr>
+          <w:ilvl w:val="0"/>
+          <w:numId w:val="24"/>
+        </w:numPr>
+        <w:jc w:val="left"/>
+      </w:pPr>
+      <w:r>
+        <w:rPr>
+          <w:rStyle w:val="lev"/>
+          <w:rFonts w:eastAsiaTheme="majorEastAsia"/>
+        </w:rPr>
+        <w:t>RG-APP-08 : Accès après la fin d’une formation.</w:t>
+      </w:r>
+      <w:r>
+        <w:t xml:space="preserve"> Lorsque la formation est terminée, l’accès de l’Apprenant aux fonctionnalités qui lui sont associées, notamment au forum correspondant, est limité. Cette restriction ne doit pas empêcher l’accès aux fonctionnalités des autres formations auxquelles il participe encore ou auxquelles il est inscrit.</w:t>
+      </w:r>
+    </w:p>
+    <w:p>
+      <w:pPr>
+        <w:pStyle w:val="NormalWeb"/>
+        <w:numPr>
+          <w:ilvl w:val="0"/>
+          <w:numId w:val="24"/>
+        </w:numPr>
+        <w:jc w:val="left"/>
+      </w:pPr>
+      <w:r>
+        <w:rPr>
+          <w:rStyle w:val="lev"/>
+          <w:rFonts w:eastAsiaTheme="majorEastAsia"/>
+        </w:rPr>
+        <w:t>RG-APP-09 : Consultation du statut de certification.</w:t>
+      </w:r>
+      <w:r>
+        <w:t xml:space="preserve"> L’Apprenant peut consulter le statut de sa certification sur la plateforme. Toutefois, la délivrance et la mise à disposition du certificat ne sont pas encore définies dans le périmètre actuel du projet et peuvent dépendre d’un système externe.</w:t>
+      </w:r>
+    </w:p>
+    <w:p>
+      <w:pPr>
+        <w:pStyle w:val="NormalWeb"/>
+        <w:numPr>
+          <w:ilvl w:val="0"/>
+          <w:numId w:val="24"/>
+        </w:numPr>
+        <w:jc w:val="left"/>
+      </w:pPr>
+      <w:r>
+        <w:rPr>
+          <w:rStyle w:val="lev"/>
+          <w:rFonts w:eastAsiaTheme="majorEastAsia"/>
+        </w:rPr>
+        <w:t>RG-APP-10 : Évaluation des formations.</w:t>
+      </w:r>
+      <w:r>
+        <w:t xml:space="preserve"> L’Apprenant peut attribuer une note à une formation et laisser un commentaire afin de donner son avis sur celle-ci.</w:t>
+      </w:r>
+    </w:p>
+    <w:p>
+      <w:pPr>
+        <w:rPr>
+          <w:b/>
+          <w:sz w:val="27"/>
+          <w:szCs w:val="27"/>
+        </w:rPr>
+      </w:pPr>
+      <w:r>
+        <w:rPr>
+          <w:b/>
+        </w:rPr>
+        <w:t>Règles de gestion du Candidat</w:t>
+      </w:r>
+    </w:p>
+    <w:p>
+      <w:r>
+        <w:t>Le Candidat est une personne qui souhaite participer à une formation proposée sur la plateforme. Il peut consulter le catalogue des formations, soumettre une candidature et, si nécessaire, mettre à jour les informations de sa candidature avant la date limite d’inscription. Les règles de gestion associées à cet acteur sont les suivantes :</w:t>
+      </w:r>
+    </w:p>
+    <w:p>
+      <w:r>
+        <w:rPr>
+          <w:rStyle w:val="lev"/>
+          <w:rFonts w:eastAsiaTheme="majorEastAsia"/>
+        </w:rPr>
+        <w:t>RG-CAN-01 : Consultation des formations.</w:t>
+      </w:r>
+      <w:r>
+        <w:t xml:space="preserve"> Tout visiteur peut consulter le catalogue des formations ainsi que les détails de chaque formation sans avoir besoin de créer un compte.</w:t>
+      </w:r>
+    </w:p>
+    <w:p>
+      <w:pPr>
+        <w:pStyle w:val="NormalWeb"/>
+        <w:numPr>
+          <w:ilvl w:val="0"/>
+          <w:numId w:val="25"/>
+        </w:numPr>
+        <w:jc w:val="left"/>
+      </w:pPr>
+      <w:r>
+        <w:rPr>
+          <w:rStyle w:val="lev"/>
+          <w:rFonts w:eastAsiaTheme="majorEastAsia"/>
+        </w:rPr>
+        <w:t>RG-CAN-02 : Soumission des candidatures.</w:t>
+      </w:r>
+      <w:r>
+        <w:t xml:space="preserve"> Un candidat peut soumettre une candidature pour une formation. Il peut également candidater à plusieurs formations différentes, mais une seule candidature est autorisée pour un même candidat et une même formation.</w:t>
+      </w:r>
+    </w:p>
+    <w:p>
+      <w:pPr>
+        <w:pStyle w:val="NormalWeb"/>
+        <w:numPr>
+          <w:ilvl w:val="0"/>
+          <w:numId w:val="25"/>
+        </w:numPr>
+        <w:jc w:val="left"/>
+      </w:pPr>
+      <w:r>
+        <w:rPr>
+          <w:rStyle w:val="lev"/>
+          <w:rFonts w:eastAsiaTheme="majorEastAsia"/>
+        </w:rPr>
+        <w:t>RG-CAN-03 : Modification de la candidature.</w:t>
+      </w:r>
+      <w:r>
+        <w:t xml:space="preserve"> Le candidat peut modifier les informations de sa candidature jusqu’à la date limite d’inscription définie pour la formation. Après cette date, aucune modification de la candidature n’est autorisée, afin de permettre au Responsable de commencer le traitement et la sélection des dossiers.</w:t>
+      </w:r>
+    </w:p>
+    <w:p>
+      <w:pPr>
+        <w:pStyle w:val="NormalWeb"/>
+        <w:numPr>
+          <w:ilvl w:val="0"/>
+          <w:numId w:val="25"/>
+        </w:numPr>
+        <w:jc w:val="left"/>
+      </w:pPr>
+      <w:r>
+        <w:rPr>
+          <w:rStyle w:val="lev"/>
+          <w:rFonts w:eastAsiaTheme="majorEastAsia"/>
+        </w:rPr>
+        <w:lastRenderedPageBreak/>
+        <w:t>RG-CAN-04 : Notification de l’acceptation.</w:t>
+      </w:r>
+      <w:r>
+        <w:t xml:space="preserve"> Le candidat reçoit un courrier électronique lorsque sa candidature est acceptée. Aucune notification par courrier électronique en cas de refus n’est prévue dans le fonctionnement actuellement défini.</w:t>
+      </w:r>
+    </w:p>
+    <w:p>
+      <w:pPr>
+        <w:pStyle w:val="NormalWeb"/>
+        <w:numPr>
+          <w:ilvl w:val="0"/>
+          <w:numId w:val="25"/>
+        </w:numPr>
+        <w:jc w:val="left"/>
+      </w:pPr>
+      <w:r>
+        <w:rPr>
+          <w:rStyle w:val="lev"/>
+          <w:rFonts w:eastAsiaTheme="majorEastAsia"/>
+        </w:rPr>
+        <w:t>RG-CAN-05 : Création du compte Apprenant.</w:t>
+      </w:r>
+      <w:r>
+        <w:t xml:space="preserve"> Lorsqu’une candidature est acceptée, le compte Apprenant correspondant est créé automatiquement par la plateforme. Le candidat doit ensuite terminer la configuration de son compte, notamment en définissant son nom d’utilisateur et son mot de passe.</w:t>
+      </w:r>
+    </w:p>
+    <w:p>
+      <w:pPr>
+        <w:pStyle w:val="NormalWeb"/>
+        <w:numPr>
+          <w:ilvl w:val="0"/>
+          <w:numId w:val="25"/>
+        </w:numPr>
+        <w:jc w:val="left"/>
+      </w:pPr>
+      <w:r>
+        <w:rPr>
+          <w:rStyle w:val="lev"/>
+          <w:rFonts w:eastAsiaTheme="majorEastAsia"/>
+        </w:rPr>
+        <w:t>RG-CAN-06 : Conservation des candidatures refusées.</w:t>
+      </w:r>
+      <w:r>
+        <w:t xml:space="preserve"> Une candidature refusée est conservée dans la plateforme afin de préserver son historique. Aucun compte Apprenant n’est créé à la suite d’une candidature refusée, sauf si la personne dispose déjà d’un compte Apprenant issu d’une autre candidature acceptée.</w:t>
+      </w:r>
+    </w:p>
+    <w:p>
+      <w:pPr>
+        <w:pStyle w:val="NormalWeb"/>
+        <w:numPr>
+          <w:ilvl w:val="0"/>
+          <w:numId w:val="25"/>
+        </w:numPr>
+        <w:jc w:val="left"/>
+      </w:pPr>
+      <w:r>
+        <w:rPr>
+          <w:rStyle w:val="lev"/>
+          <w:rFonts w:eastAsiaTheme="majorEastAsia"/>
+        </w:rPr>
+        <w:t>RG-CAN-07 : Détection des adresses électroniques existantes.</w:t>
+      </w:r>
+      <w:r>
+        <w:t xml:space="preserve"> Lorsqu’un candidat soumet une candidature avec une adresse électronique déjà utilisée, la plateforme détecte l’existence de cette adresse et empêche la création d’une candidature en double pour la même formation.</w:t>
+      </w:r>
+    </w:p>
+    <w:p>
+      <w:pPr>
+        <w:pStyle w:val="NormalWeb"/>
+        <w:numPr>
+          <w:ilvl w:val="0"/>
+          <w:numId w:val="25"/>
+        </w:numPr>
+        <w:jc w:val="left"/>
+      </w:pPr>
+      <w:r>
+        <w:rPr>
+          <w:rStyle w:val="lev"/>
+          <w:rFonts w:eastAsiaTheme="majorEastAsia"/>
+        </w:rPr>
+        <w:t>RG-CAN-08 : Réutilisation des informations d’une candidature antérieure.</w:t>
+      </w:r>
+      <w:r>
+        <w:t xml:space="preserve"> Lorsqu’un candidat souhaite s’inscrire à une nouvelle formation avec une adresse électronique déjà enregistrée, la plateforme lui propose de conserver les informations de sa candidature précédente ou de les mettre à jour. Ce choix lui permet de réutiliser ses informations existantes ou de les actualiser en fonction de sa situation actuelle.</w:t>
+      </w:r>
+    </w:p>
+    <w:p>
+      <w:pPr>
+        <w:pStyle w:val="NormalWeb"/>
+        <w:numPr>
+          <w:ilvl w:val="0"/>
+          <w:numId w:val="25"/>
+        </w:numPr>
+        <w:jc w:val="left"/>
+      </w:pPr>
+      <w:r>
+        <w:rPr>
+          <w:rStyle w:val="lev"/>
+          <w:rFonts w:eastAsiaTheme="majorEastAsia"/>
+        </w:rPr>
+        <w:t>RG-CAN-09 : Réutilisation du compte Apprenant.</w:t>
+      </w:r>
+      <w:r>
+        <w:t xml:space="preserve"> Lorsqu’un candidat possédant déjà un compte Apprenant est accepté dans une nouvelle formation, aucun nouveau compte Apprenant n’est créé. La nouvelle formation est simplement associée à son compte existant.</w:t>
+      </w:r>
+    </w:p>
+    <w:p>
+      <w:pPr>
+        <w:pStyle w:val="NormalWeb"/>
+      </w:pPr>
     </w:p>
     <w:p>
       <w:pPr>
@@ -19513,6 +20418,7 @@
         <w:lastRenderedPageBreak/>
         <w:t xml:space="preserve">TABLE DES MATIÈRES </w:t>
       </w:r>
+      <w:bookmarkEnd w:id="0"/>
     </w:p>
     <w:sectPr>
       <w:pgSz w:w="11906" w:h="16838"/>
@@ -19527,9 +20433,9 @@
 <file path=word/numbering.xml><?xml version="1.0" encoding="utf-8"?>
 <w:numbering xmlns:wpc="http://schemas.microsoft.com/office/word/2010/wordprocessingCanvas" xmlns:mc="http://schemas.openxmlformats.org/markup-compatibility/2006" xmlns:o="urn:schemas-microsoft-com:office:office" xmlns:r="http://schemas.openxmlformats.org/officeDocument/2006/relationships" xmlns:m="http://schemas.openxmlformats.org/officeDocument/2006/math" xmlns:v="urn:schemas-microsoft-com:vml" xmlns:wp14="http://schemas.microsoft.com/office/word/2010/wordprocessingDrawing" xmlns:wp="http://schemas.openxmlformats.org/drawingml/2006/wordprocessingDrawing" xmlns:w10="urn:schemas-microsoft-com:office:word" xmlns:w="http://schemas.openxmlformats.org/wordprocessingml/2006/main" xmlns:w14="http://schemas.microsoft.com/office/word/2010/wordml" xmlns:w15="http://schemas.microsoft.com/office/word/2012/wordml" xmlns:wpg="http://schemas.microsoft.com/office/word/2010/wordprocessingGroup" xmlns:wpi="http://schemas.microsoft.com/office/word/2010/wordprocessingInk" xmlns:wne="http://schemas.microsoft.com/office/word/2006/wordml" xmlns:wps="http://schemas.microsoft.com/office/word/2010/wordprocessingShape" mc:Ignorable="w14 w15 wp14">
   <w:abstractNum w:abstractNumId="0">
-    <w:nsid w:val="07310410"/>
+    <w:nsid w:val="06B85E9B"/>
     <w:multiLevelType w:val="multilevel"/>
-    <w:tmpl w:val="FEFCAD1E"/>
+    <w:tmpl w:val="34562E22"/>
     <w:lvl w:ilvl="0">
       <w:start w:val="1"/>
       <w:numFmt w:val="bullet"/>
@@ -19676,9 +20582,9 @@
     </w:lvl>
   </w:abstractNum>
   <w:abstractNum w:abstractNumId="1">
-    <w:nsid w:val="0A970500"/>
+    <w:nsid w:val="07310410"/>
     <w:multiLevelType w:val="multilevel"/>
-    <w:tmpl w:val="215C3282"/>
+    <w:tmpl w:val="FEFCAD1E"/>
     <w:lvl w:ilvl="0">
       <w:start w:val="1"/>
       <w:numFmt w:val="bullet"/>
@@ -19825,9 +20731,9 @@
     </w:lvl>
   </w:abstractNum>
   <w:abstractNum w:abstractNumId="2">
-    <w:nsid w:val="10DD25A3"/>
+    <w:nsid w:val="0A970500"/>
     <w:multiLevelType w:val="multilevel"/>
-    <w:tmpl w:val="29088B70"/>
+    <w:tmpl w:val="215C3282"/>
     <w:lvl w:ilvl="0">
       <w:start w:val="1"/>
       <w:numFmt w:val="bullet"/>
@@ -19974,9 +20880,9 @@
     </w:lvl>
   </w:abstractNum>
   <w:abstractNum w:abstractNumId="3">
-    <w:nsid w:val="12C841F9"/>
+    <w:nsid w:val="10DD25A3"/>
     <w:multiLevelType w:val="multilevel"/>
-    <w:tmpl w:val="640EEE4E"/>
+    <w:tmpl w:val="29088B70"/>
     <w:lvl w:ilvl="0">
       <w:start w:val="1"/>
       <w:numFmt w:val="bullet"/>
@@ -20123,9 +21029,9 @@
     </w:lvl>
   </w:abstractNum>
   <w:abstractNum w:abstractNumId="4">
-    <w:nsid w:val="13863B5F"/>
+    <w:nsid w:val="12C841F9"/>
     <w:multiLevelType w:val="multilevel"/>
-    <w:tmpl w:val="E8189B90"/>
+    <w:tmpl w:val="640EEE4E"/>
     <w:lvl w:ilvl="0">
       <w:start w:val="1"/>
       <w:numFmt w:val="bullet"/>
@@ -20272,122 +21178,9 @@
     </w:lvl>
   </w:abstractNum>
   <w:abstractNum w:abstractNumId="5">
-    <w:nsid w:val="14262F79"/>
+    <w:nsid w:val="13863B5F"/>
     <w:multiLevelType w:val="multilevel"/>
-    <w:tmpl w:val="C86ECB64"/>
-    <w:lvl w:ilvl="0">
-      <w:start w:val="1"/>
-      <w:numFmt w:val="decimal"/>
-      <w:lvlText w:val="%1."/>
-      <w:lvlJc w:val="left"/>
-      <w:pPr>
-        <w:tabs>
-          <w:tab w:val="num" w:pos="720"/>
-        </w:tabs>
-        <w:ind w:left="720" w:hanging="360"/>
-      </w:pPr>
-    </w:lvl>
-    <w:lvl w:ilvl="1" w:tentative="1">
-      <w:start w:val="1"/>
-      <w:numFmt w:val="decimal"/>
-      <w:lvlText w:val="%2."/>
-      <w:lvlJc w:val="left"/>
-      <w:pPr>
-        <w:tabs>
-          <w:tab w:val="num" w:pos="1440"/>
-        </w:tabs>
-        <w:ind w:left="1440" w:hanging="360"/>
-      </w:pPr>
-    </w:lvl>
-    <w:lvl w:ilvl="2" w:tentative="1">
-      <w:start w:val="1"/>
-      <w:numFmt w:val="decimal"/>
-      <w:lvlText w:val="%3."/>
-      <w:lvlJc w:val="left"/>
-      <w:pPr>
-        <w:tabs>
-          <w:tab w:val="num" w:pos="2160"/>
-        </w:tabs>
-        <w:ind w:left="2160" w:hanging="360"/>
-      </w:pPr>
-    </w:lvl>
-    <w:lvl w:ilvl="3" w:tentative="1">
-      <w:start w:val="1"/>
-      <w:numFmt w:val="decimal"/>
-      <w:lvlText w:val="%4."/>
-      <w:lvlJc w:val="left"/>
-      <w:pPr>
-        <w:tabs>
-          <w:tab w:val="num" w:pos="2880"/>
-        </w:tabs>
-        <w:ind w:left="2880" w:hanging="360"/>
-      </w:pPr>
-    </w:lvl>
-    <w:lvl w:ilvl="4" w:tentative="1">
-      <w:start w:val="1"/>
-      <w:numFmt w:val="decimal"/>
-      <w:lvlText w:val="%5."/>
-      <w:lvlJc w:val="left"/>
-      <w:pPr>
-        <w:tabs>
-          <w:tab w:val="num" w:pos="3600"/>
-        </w:tabs>
-        <w:ind w:left="3600" w:hanging="360"/>
-      </w:pPr>
-    </w:lvl>
-    <w:lvl w:ilvl="5" w:tentative="1">
-      <w:start w:val="1"/>
-      <w:numFmt w:val="decimal"/>
-      <w:lvlText w:val="%6."/>
-      <w:lvlJc w:val="left"/>
-      <w:pPr>
-        <w:tabs>
-          <w:tab w:val="num" w:pos="4320"/>
-        </w:tabs>
-        <w:ind w:left="4320" w:hanging="360"/>
-      </w:pPr>
-    </w:lvl>
-    <w:lvl w:ilvl="6" w:tentative="1">
-      <w:start w:val="1"/>
-      <w:numFmt w:val="decimal"/>
-      <w:lvlText w:val="%7."/>
-      <w:lvlJc w:val="left"/>
-      <w:pPr>
-        <w:tabs>
-          <w:tab w:val="num" w:pos="5040"/>
-        </w:tabs>
-        <w:ind w:left="5040" w:hanging="360"/>
-      </w:pPr>
-    </w:lvl>
-    <w:lvl w:ilvl="7" w:tentative="1">
-      <w:start w:val="1"/>
-      <w:numFmt w:val="decimal"/>
-      <w:lvlText w:val="%8."/>
-      <w:lvlJc w:val="left"/>
-      <w:pPr>
-        <w:tabs>
-          <w:tab w:val="num" w:pos="5760"/>
-        </w:tabs>
-        <w:ind w:left="5760" w:hanging="360"/>
-      </w:pPr>
-    </w:lvl>
-    <w:lvl w:ilvl="8" w:tentative="1">
-      <w:start w:val="1"/>
-      <w:numFmt w:val="decimal"/>
-      <w:lvlText w:val="%9."/>
-      <w:lvlJc w:val="left"/>
-      <w:pPr>
-        <w:tabs>
-          <w:tab w:val="num" w:pos="6480"/>
-        </w:tabs>
-        <w:ind w:left="6480" w:hanging="360"/>
-      </w:pPr>
-    </w:lvl>
-  </w:abstractNum>
-  <w:abstractNum w:abstractNumId="6">
-    <w:nsid w:val="1D17409D"/>
-    <w:multiLevelType w:val="multilevel"/>
-    <w:tmpl w:val="35EE687A"/>
+    <w:tmpl w:val="E8189B90"/>
     <w:lvl w:ilvl="0">
       <w:start w:val="1"/>
       <w:numFmt w:val="bullet"/>
@@ -20533,10 +21326,10 @@
       </w:rPr>
     </w:lvl>
   </w:abstractNum>
-  <w:abstractNum w:abstractNumId="7">
-    <w:nsid w:val="24A74C1F"/>
+  <w:abstractNum w:abstractNumId="6">
+    <w:nsid w:val="14262F79"/>
     <w:multiLevelType w:val="multilevel"/>
-    <w:tmpl w:val="0E226C98"/>
+    <w:tmpl w:val="C86ECB64"/>
     <w:lvl w:ilvl="0">
       <w:start w:val="1"/>
       <w:numFmt w:val="decimal"/>
@@ -20646,10 +21439,10 @@
       </w:pPr>
     </w:lvl>
   </w:abstractNum>
-  <w:abstractNum w:abstractNumId="8">
-    <w:nsid w:val="296E2744"/>
+  <w:abstractNum w:abstractNumId="7">
+    <w:nsid w:val="1D17409D"/>
     <w:multiLevelType w:val="multilevel"/>
-    <w:tmpl w:val="22CC32EE"/>
+    <w:tmpl w:val="35EE687A"/>
     <w:lvl w:ilvl="0">
       <w:start w:val="1"/>
       <w:numFmt w:val="bullet"/>
@@ -20795,10 +21588,123 @@
       </w:rPr>
     </w:lvl>
   </w:abstractNum>
+  <w:abstractNum w:abstractNumId="8">
+    <w:nsid w:val="24A74C1F"/>
+    <w:multiLevelType w:val="multilevel"/>
+    <w:tmpl w:val="0E226C98"/>
+    <w:lvl w:ilvl="0">
+      <w:start w:val="1"/>
+      <w:numFmt w:val="decimal"/>
+      <w:lvlText w:val="%1."/>
+      <w:lvlJc w:val="left"/>
+      <w:pPr>
+        <w:tabs>
+          <w:tab w:val="num" w:pos="720"/>
+        </w:tabs>
+        <w:ind w:left="720" w:hanging="360"/>
+      </w:pPr>
+    </w:lvl>
+    <w:lvl w:ilvl="1" w:tentative="1">
+      <w:start w:val="1"/>
+      <w:numFmt w:val="decimal"/>
+      <w:lvlText w:val="%2."/>
+      <w:lvlJc w:val="left"/>
+      <w:pPr>
+        <w:tabs>
+          <w:tab w:val="num" w:pos="1440"/>
+        </w:tabs>
+        <w:ind w:left="1440" w:hanging="360"/>
+      </w:pPr>
+    </w:lvl>
+    <w:lvl w:ilvl="2" w:tentative="1">
+      <w:start w:val="1"/>
+      <w:numFmt w:val="decimal"/>
+      <w:lvlText w:val="%3."/>
+      <w:lvlJc w:val="left"/>
+      <w:pPr>
+        <w:tabs>
+          <w:tab w:val="num" w:pos="2160"/>
+        </w:tabs>
+        <w:ind w:left="2160" w:hanging="360"/>
+      </w:pPr>
+    </w:lvl>
+    <w:lvl w:ilvl="3" w:tentative="1">
+      <w:start w:val="1"/>
+      <w:numFmt w:val="decimal"/>
+      <w:lvlText w:val="%4."/>
+      <w:lvlJc w:val="left"/>
+      <w:pPr>
+        <w:tabs>
+          <w:tab w:val="num" w:pos="2880"/>
+        </w:tabs>
+        <w:ind w:left="2880" w:hanging="360"/>
+      </w:pPr>
+    </w:lvl>
+    <w:lvl w:ilvl="4" w:tentative="1">
+      <w:start w:val="1"/>
+      <w:numFmt w:val="decimal"/>
+      <w:lvlText w:val="%5."/>
+      <w:lvlJc w:val="left"/>
+      <w:pPr>
+        <w:tabs>
+          <w:tab w:val="num" w:pos="3600"/>
+        </w:tabs>
+        <w:ind w:left="3600" w:hanging="360"/>
+      </w:pPr>
+    </w:lvl>
+    <w:lvl w:ilvl="5" w:tentative="1">
+      <w:start w:val="1"/>
+      <w:numFmt w:val="decimal"/>
+      <w:lvlText w:val="%6."/>
+      <w:lvlJc w:val="left"/>
+      <w:pPr>
+        <w:tabs>
+          <w:tab w:val="num" w:pos="4320"/>
+        </w:tabs>
+        <w:ind w:left="4320" w:hanging="360"/>
+      </w:pPr>
+    </w:lvl>
+    <w:lvl w:ilvl="6" w:tentative="1">
+      <w:start w:val="1"/>
+      <w:numFmt w:val="decimal"/>
+      <w:lvlText w:val="%7."/>
+      <w:lvlJc w:val="left"/>
+      <w:pPr>
+        <w:tabs>
+          <w:tab w:val="num" w:pos="5040"/>
+        </w:tabs>
+        <w:ind w:left="5040" w:hanging="360"/>
+      </w:pPr>
+    </w:lvl>
+    <w:lvl w:ilvl="7" w:tentative="1">
+      <w:start w:val="1"/>
+      <w:numFmt w:val="decimal"/>
+      <w:lvlText w:val="%8."/>
+      <w:lvlJc w:val="left"/>
+      <w:pPr>
+        <w:tabs>
+          <w:tab w:val="num" w:pos="5760"/>
+        </w:tabs>
+        <w:ind w:left="5760" w:hanging="360"/>
+      </w:pPr>
+    </w:lvl>
+    <w:lvl w:ilvl="8" w:tentative="1">
+      <w:start w:val="1"/>
+      <w:numFmt w:val="decimal"/>
+      <w:lvlText w:val="%9."/>
+      <w:lvlJc w:val="left"/>
+      <w:pPr>
+        <w:tabs>
+          <w:tab w:val="num" w:pos="6480"/>
+        </w:tabs>
+        <w:ind w:left="6480" w:hanging="360"/>
+      </w:pPr>
+    </w:lvl>
+  </w:abstractNum>
   <w:abstractNum w:abstractNumId="9">
-    <w:nsid w:val="2B081F88"/>
+    <w:nsid w:val="26D74F3E"/>
     <w:multiLevelType w:val="multilevel"/>
-    <w:tmpl w:val="A2E80B60"/>
+    <w:tmpl w:val="6E5A0456"/>
     <w:lvl w:ilvl="0">
       <w:start w:val="1"/>
       <w:numFmt w:val="bullet"/>
@@ -20945,9 +21851,9 @@
     </w:lvl>
   </w:abstractNum>
   <w:abstractNum w:abstractNumId="10">
-    <w:nsid w:val="2DAA1D07"/>
+    <w:nsid w:val="296E2744"/>
     <w:multiLevelType w:val="multilevel"/>
-    <w:tmpl w:val="83F6DA5A"/>
+    <w:tmpl w:val="22CC32EE"/>
     <w:lvl w:ilvl="0">
       <w:start w:val="1"/>
       <w:numFmt w:val="bullet"/>
@@ -21094,122 +22000,9 @@
     </w:lvl>
   </w:abstractNum>
   <w:abstractNum w:abstractNumId="11">
-    <w:nsid w:val="31DD163B"/>
+    <w:nsid w:val="2B081F88"/>
     <w:multiLevelType w:val="multilevel"/>
-    <w:tmpl w:val="1C4AC220"/>
-    <w:lvl w:ilvl="0">
-      <w:start w:val="5"/>
-      <w:numFmt w:val="decimal"/>
-      <w:lvlText w:val="%1."/>
-      <w:lvlJc w:val="left"/>
-      <w:pPr>
-        <w:tabs>
-          <w:tab w:val="num" w:pos="720"/>
-        </w:tabs>
-        <w:ind w:left="720" w:hanging="360"/>
-      </w:pPr>
-    </w:lvl>
-    <w:lvl w:ilvl="1" w:tentative="1">
-      <w:start w:val="1"/>
-      <w:numFmt w:val="decimal"/>
-      <w:lvlText w:val="%2."/>
-      <w:lvlJc w:val="left"/>
-      <w:pPr>
-        <w:tabs>
-          <w:tab w:val="num" w:pos="1440"/>
-        </w:tabs>
-        <w:ind w:left="1440" w:hanging="360"/>
-      </w:pPr>
-    </w:lvl>
-    <w:lvl w:ilvl="2" w:tentative="1">
-      <w:start w:val="1"/>
-      <w:numFmt w:val="decimal"/>
-      <w:lvlText w:val="%3."/>
-      <w:lvlJc w:val="left"/>
-      <w:pPr>
-        <w:tabs>
-          <w:tab w:val="num" w:pos="2160"/>
-        </w:tabs>
-        <w:ind w:left="2160" w:hanging="360"/>
-      </w:pPr>
-    </w:lvl>
-    <w:lvl w:ilvl="3" w:tentative="1">
-      <w:start w:val="1"/>
-      <w:numFmt w:val="decimal"/>
-      <w:lvlText w:val="%4."/>
-      <w:lvlJc w:val="left"/>
-      <w:pPr>
-        <w:tabs>
-          <w:tab w:val="num" w:pos="2880"/>
-        </w:tabs>
-        <w:ind w:left="2880" w:hanging="360"/>
-      </w:pPr>
-    </w:lvl>
-    <w:lvl w:ilvl="4" w:tentative="1">
-      <w:start w:val="1"/>
-      <w:numFmt w:val="decimal"/>
-      <w:lvlText w:val="%5."/>
-      <w:lvlJc w:val="left"/>
-      <w:pPr>
-        <w:tabs>
-          <w:tab w:val="num" w:pos="3600"/>
-        </w:tabs>
-        <w:ind w:left="3600" w:hanging="360"/>
-      </w:pPr>
-    </w:lvl>
-    <w:lvl w:ilvl="5" w:tentative="1">
-      <w:start w:val="1"/>
-      <w:numFmt w:val="decimal"/>
-      <w:lvlText w:val="%6."/>
-      <w:lvlJc w:val="left"/>
-      <w:pPr>
-        <w:tabs>
-          <w:tab w:val="num" w:pos="4320"/>
-        </w:tabs>
-        <w:ind w:left="4320" w:hanging="360"/>
-      </w:pPr>
-    </w:lvl>
-    <w:lvl w:ilvl="6" w:tentative="1">
-      <w:start w:val="1"/>
-      <w:numFmt w:val="decimal"/>
-      <w:lvlText w:val="%7."/>
-      <w:lvlJc w:val="left"/>
-      <w:pPr>
-        <w:tabs>
-          <w:tab w:val="num" w:pos="5040"/>
-        </w:tabs>
-        <w:ind w:left="5040" w:hanging="360"/>
-      </w:pPr>
-    </w:lvl>
-    <w:lvl w:ilvl="7" w:tentative="1">
-      <w:start w:val="1"/>
-      <w:numFmt w:val="decimal"/>
-      <w:lvlText w:val="%8."/>
-      <w:lvlJc w:val="left"/>
-      <w:pPr>
-        <w:tabs>
-          <w:tab w:val="num" w:pos="5760"/>
-        </w:tabs>
-        <w:ind w:left="5760" w:hanging="360"/>
-      </w:pPr>
-    </w:lvl>
-    <w:lvl w:ilvl="8" w:tentative="1">
-      <w:start w:val="1"/>
-      <w:numFmt w:val="decimal"/>
-      <w:lvlText w:val="%9."/>
-      <w:lvlJc w:val="left"/>
-      <w:pPr>
-        <w:tabs>
-          <w:tab w:val="num" w:pos="6480"/>
-        </w:tabs>
-        <w:ind w:left="6480" w:hanging="360"/>
-      </w:pPr>
-    </w:lvl>
-  </w:abstractNum>
-  <w:abstractNum w:abstractNumId="12">
-    <w:nsid w:val="3B712F37"/>
-    <w:multiLevelType w:val="multilevel"/>
-    <w:tmpl w:val="24702A50"/>
+    <w:tmpl w:val="A2E80B60"/>
     <w:lvl w:ilvl="0">
       <w:start w:val="1"/>
       <w:numFmt w:val="bullet"/>
@@ -21355,10 +22148,10 @@
       </w:rPr>
     </w:lvl>
   </w:abstractNum>
-  <w:abstractNum w:abstractNumId="13">
-    <w:nsid w:val="4171424E"/>
+  <w:abstractNum w:abstractNumId="12">
+    <w:nsid w:val="2DAA1D07"/>
     <w:multiLevelType w:val="multilevel"/>
-    <w:tmpl w:val="D5E688BE"/>
+    <w:tmpl w:val="83F6DA5A"/>
     <w:lvl w:ilvl="0">
       <w:start w:val="1"/>
       <w:numFmt w:val="bullet"/>
@@ -21504,10 +22297,123 @@
       </w:rPr>
     </w:lvl>
   </w:abstractNum>
+  <w:abstractNum w:abstractNumId="13">
+    <w:nsid w:val="31DD163B"/>
+    <w:multiLevelType w:val="multilevel"/>
+    <w:tmpl w:val="1C4AC220"/>
+    <w:lvl w:ilvl="0">
+      <w:start w:val="5"/>
+      <w:numFmt w:val="decimal"/>
+      <w:lvlText w:val="%1."/>
+      <w:lvlJc w:val="left"/>
+      <w:pPr>
+        <w:tabs>
+          <w:tab w:val="num" w:pos="720"/>
+        </w:tabs>
+        <w:ind w:left="720" w:hanging="360"/>
+      </w:pPr>
+    </w:lvl>
+    <w:lvl w:ilvl="1" w:tentative="1">
+      <w:start w:val="1"/>
+      <w:numFmt w:val="decimal"/>
+      <w:lvlText w:val="%2."/>
+      <w:lvlJc w:val="left"/>
+      <w:pPr>
+        <w:tabs>
+          <w:tab w:val="num" w:pos="1440"/>
+        </w:tabs>
+        <w:ind w:left="1440" w:hanging="360"/>
+      </w:pPr>
+    </w:lvl>
+    <w:lvl w:ilvl="2" w:tentative="1">
+      <w:start w:val="1"/>
+      <w:numFmt w:val="decimal"/>
+      <w:lvlText w:val="%3."/>
+      <w:lvlJc w:val="left"/>
+      <w:pPr>
+        <w:tabs>
+          <w:tab w:val="num" w:pos="2160"/>
+        </w:tabs>
+        <w:ind w:left="2160" w:hanging="360"/>
+      </w:pPr>
+    </w:lvl>
+    <w:lvl w:ilvl="3" w:tentative="1">
+      <w:start w:val="1"/>
+      <w:numFmt w:val="decimal"/>
+      <w:lvlText w:val="%4."/>
+      <w:lvlJc w:val="left"/>
+      <w:pPr>
+        <w:tabs>
+          <w:tab w:val="num" w:pos="2880"/>
+        </w:tabs>
+        <w:ind w:left="2880" w:hanging="360"/>
+      </w:pPr>
+    </w:lvl>
+    <w:lvl w:ilvl="4" w:tentative="1">
+      <w:start w:val="1"/>
+      <w:numFmt w:val="decimal"/>
+      <w:lvlText w:val="%5."/>
+      <w:lvlJc w:val="left"/>
+      <w:pPr>
+        <w:tabs>
+          <w:tab w:val="num" w:pos="3600"/>
+        </w:tabs>
+        <w:ind w:left="3600" w:hanging="360"/>
+      </w:pPr>
+    </w:lvl>
+    <w:lvl w:ilvl="5" w:tentative="1">
+      <w:start w:val="1"/>
+      <w:numFmt w:val="decimal"/>
+      <w:lvlText w:val="%6."/>
+      <w:lvlJc w:val="left"/>
+      <w:pPr>
+        <w:tabs>
+          <w:tab w:val="num" w:pos="4320"/>
+        </w:tabs>
+        <w:ind w:left="4320" w:hanging="360"/>
+      </w:pPr>
+    </w:lvl>
+    <w:lvl w:ilvl="6" w:tentative="1">
+      <w:start w:val="1"/>
+      <w:numFmt w:val="decimal"/>
+      <w:lvlText w:val="%7."/>
+      <w:lvlJc w:val="left"/>
+      <w:pPr>
+        <w:tabs>
+          <w:tab w:val="num" w:pos="5040"/>
+        </w:tabs>
+        <w:ind w:left="5040" w:hanging="360"/>
+      </w:pPr>
+    </w:lvl>
+    <w:lvl w:ilvl="7" w:tentative="1">
+      <w:start w:val="1"/>
+      <w:numFmt w:val="decimal"/>
+      <w:lvlText w:val="%8."/>
+      <w:lvlJc w:val="left"/>
+      <w:pPr>
+        <w:tabs>
+          <w:tab w:val="num" w:pos="5760"/>
+        </w:tabs>
+        <w:ind w:left="5760" w:hanging="360"/>
+      </w:pPr>
+    </w:lvl>
+    <w:lvl w:ilvl="8" w:tentative="1">
+      <w:start w:val="1"/>
+      <w:numFmt w:val="decimal"/>
+      <w:lvlText w:val="%9."/>
+      <w:lvlJc w:val="left"/>
+      <w:pPr>
+        <w:tabs>
+          <w:tab w:val="num" w:pos="6480"/>
+        </w:tabs>
+        <w:ind w:left="6480" w:hanging="360"/>
+      </w:pPr>
+    </w:lvl>
+  </w:abstractNum>
   <w:abstractNum w:abstractNumId="14">
-    <w:nsid w:val="45853D38"/>
+    <w:nsid w:val="3B712F37"/>
     <w:multiLevelType w:val="multilevel"/>
-    <w:tmpl w:val="99BA1572"/>
+    <w:tmpl w:val="24702A50"/>
     <w:lvl w:ilvl="0">
       <w:start w:val="1"/>
       <w:numFmt w:val="bullet"/>
@@ -21654,9 +22560,9 @@
     </w:lvl>
   </w:abstractNum>
   <w:abstractNum w:abstractNumId="15">
-    <w:nsid w:val="4DD2451C"/>
+    <w:nsid w:val="4171424E"/>
     <w:multiLevelType w:val="multilevel"/>
-    <w:tmpl w:val="0FB6F6DE"/>
+    <w:tmpl w:val="D5E688BE"/>
     <w:lvl w:ilvl="0">
       <w:start w:val="1"/>
       <w:numFmt w:val="bullet"/>
@@ -21803,122 +22709,9 @@
     </w:lvl>
   </w:abstractNum>
   <w:abstractNum w:abstractNumId="16">
-    <w:nsid w:val="543F3990"/>
+    <w:nsid w:val="45853D38"/>
     <w:multiLevelType w:val="multilevel"/>
-    <w:tmpl w:val="278A675E"/>
-    <w:lvl w:ilvl="0">
-      <w:start w:val="1"/>
-      <w:numFmt w:val="decimal"/>
-      <w:lvlText w:val="%1."/>
-      <w:lvlJc w:val="left"/>
-      <w:pPr>
-        <w:tabs>
-          <w:tab w:val="num" w:pos="720"/>
-        </w:tabs>
-        <w:ind w:left="720" w:hanging="360"/>
-      </w:pPr>
-    </w:lvl>
-    <w:lvl w:ilvl="1" w:tentative="1">
-      <w:start w:val="1"/>
-      <w:numFmt w:val="decimal"/>
-      <w:lvlText w:val="%2."/>
-      <w:lvlJc w:val="left"/>
-      <w:pPr>
-        <w:tabs>
-          <w:tab w:val="num" w:pos="1440"/>
-        </w:tabs>
-        <w:ind w:left="1440" w:hanging="360"/>
-      </w:pPr>
-    </w:lvl>
-    <w:lvl w:ilvl="2" w:tentative="1">
-      <w:start w:val="1"/>
-      <w:numFmt w:val="decimal"/>
-      <w:lvlText w:val="%3."/>
-      <w:lvlJc w:val="left"/>
-      <w:pPr>
-        <w:tabs>
-          <w:tab w:val="num" w:pos="2160"/>
-        </w:tabs>
-        <w:ind w:left="2160" w:hanging="360"/>
-      </w:pPr>
-    </w:lvl>
-    <w:lvl w:ilvl="3" w:tentative="1">
-      <w:start w:val="1"/>
-      <w:numFmt w:val="decimal"/>
-      <w:lvlText w:val="%4."/>
-      <w:lvlJc w:val="left"/>
-      <w:pPr>
-        <w:tabs>
-          <w:tab w:val="num" w:pos="2880"/>
-        </w:tabs>
-        <w:ind w:left="2880" w:hanging="360"/>
-      </w:pPr>
-    </w:lvl>
-    <w:lvl w:ilvl="4" w:tentative="1">
-      <w:start w:val="1"/>
-      <w:numFmt w:val="decimal"/>
-      <w:lvlText w:val="%5."/>
-      <w:lvlJc w:val="left"/>
-      <w:pPr>
-        <w:tabs>
-          <w:tab w:val="num" w:pos="3600"/>
-        </w:tabs>
-        <w:ind w:left="3600" w:hanging="360"/>
-      </w:pPr>
-    </w:lvl>
-    <w:lvl w:ilvl="5" w:tentative="1">
-      <w:start w:val="1"/>
-      <w:numFmt w:val="decimal"/>
-      <w:lvlText w:val="%6."/>
-      <w:lvlJc w:val="left"/>
-      <w:pPr>
-        <w:tabs>
-          <w:tab w:val="num" w:pos="4320"/>
-        </w:tabs>
-        <w:ind w:left="4320" w:hanging="360"/>
-      </w:pPr>
-    </w:lvl>
-    <w:lvl w:ilvl="6" w:tentative="1">
-      <w:start w:val="1"/>
-      <w:numFmt w:val="decimal"/>
-      <w:lvlText w:val="%7."/>
-      <w:lvlJc w:val="left"/>
-      <w:pPr>
-        <w:tabs>
-          <w:tab w:val="num" w:pos="5040"/>
-        </w:tabs>
-        <w:ind w:left="5040" w:hanging="360"/>
-      </w:pPr>
-    </w:lvl>
-    <w:lvl w:ilvl="7" w:tentative="1">
-      <w:start w:val="1"/>
-      <w:numFmt w:val="decimal"/>
-      <w:lvlText w:val="%8."/>
-      <w:lvlJc w:val="left"/>
-      <w:pPr>
-        <w:tabs>
-          <w:tab w:val="num" w:pos="5760"/>
-        </w:tabs>
-        <w:ind w:left="5760" w:hanging="360"/>
-      </w:pPr>
-    </w:lvl>
-    <w:lvl w:ilvl="8" w:tentative="1">
-      <w:start w:val="1"/>
-      <w:numFmt w:val="decimal"/>
-      <w:lvlText w:val="%9."/>
-      <w:lvlJc w:val="left"/>
-      <w:pPr>
-        <w:tabs>
-          <w:tab w:val="num" w:pos="6480"/>
-        </w:tabs>
-        <w:ind w:left="6480" w:hanging="360"/>
-      </w:pPr>
-    </w:lvl>
-  </w:abstractNum>
-  <w:abstractNum w:abstractNumId="17">
-    <w:nsid w:val="54796CC4"/>
-    <w:multiLevelType w:val="multilevel"/>
-    <w:tmpl w:val="AF527392"/>
+    <w:tmpl w:val="99BA1572"/>
     <w:lvl w:ilvl="0">
       <w:start w:val="1"/>
       <w:numFmt w:val="bullet"/>
@@ -22064,10 +22857,10 @@
       </w:rPr>
     </w:lvl>
   </w:abstractNum>
-  <w:abstractNum w:abstractNumId="18">
-    <w:nsid w:val="59177E40"/>
+  <w:abstractNum w:abstractNumId="17">
+    <w:nsid w:val="4DD2451C"/>
     <w:multiLevelType w:val="multilevel"/>
-    <w:tmpl w:val="731A257A"/>
+    <w:tmpl w:val="0FB6F6DE"/>
     <w:lvl w:ilvl="0">
       <w:start w:val="1"/>
       <w:numFmt w:val="bullet"/>
@@ -22213,10 +23006,123 @@
       </w:rPr>
     </w:lvl>
   </w:abstractNum>
+  <w:abstractNum w:abstractNumId="18">
+    <w:nsid w:val="543F3990"/>
+    <w:multiLevelType w:val="multilevel"/>
+    <w:tmpl w:val="278A675E"/>
+    <w:lvl w:ilvl="0">
+      <w:start w:val="1"/>
+      <w:numFmt w:val="decimal"/>
+      <w:lvlText w:val="%1."/>
+      <w:lvlJc w:val="left"/>
+      <w:pPr>
+        <w:tabs>
+          <w:tab w:val="num" w:pos="720"/>
+        </w:tabs>
+        <w:ind w:left="720" w:hanging="360"/>
+      </w:pPr>
+    </w:lvl>
+    <w:lvl w:ilvl="1" w:tentative="1">
+      <w:start w:val="1"/>
+      <w:numFmt w:val="decimal"/>
+      <w:lvlText w:val="%2."/>
+      <w:lvlJc w:val="left"/>
+      <w:pPr>
+        <w:tabs>
+          <w:tab w:val="num" w:pos="1440"/>
+        </w:tabs>
+        <w:ind w:left="1440" w:hanging="360"/>
+      </w:pPr>
+    </w:lvl>
+    <w:lvl w:ilvl="2" w:tentative="1">
+      <w:start w:val="1"/>
+      <w:numFmt w:val="decimal"/>
+      <w:lvlText w:val="%3."/>
+      <w:lvlJc w:val="left"/>
+      <w:pPr>
+        <w:tabs>
+          <w:tab w:val="num" w:pos="2160"/>
+        </w:tabs>
+        <w:ind w:left="2160" w:hanging="360"/>
+      </w:pPr>
+    </w:lvl>
+    <w:lvl w:ilvl="3" w:tentative="1">
+      <w:start w:val="1"/>
+      <w:numFmt w:val="decimal"/>
+      <w:lvlText w:val="%4."/>
+      <w:lvlJc w:val="left"/>
+      <w:pPr>
+        <w:tabs>
+          <w:tab w:val="num" w:pos="2880"/>
+        </w:tabs>
+        <w:ind w:left="2880" w:hanging="360"/>
+      </w:pPr>
+    </w:lvl>
+    <w:lvl w:ilvl="4" w:tentative="1">
+      <w:start w:val="1"/>
+      <w:numFmt w:val="decimal"/>
+      <w:lvlText w:val="%5."/>
+      <w:lvlJc w:val="left"/>
+      <w:pPr>
+        <w:tabs>
+          <w:tab w:val="num" w:pos="3600"/>
+        </w:tabs>
+        <w:ind w:left="3600" w:hanging="360"/>
+      </w:pPr>
+    </w:lvl>
+    <w:lvl w:ilvl="5" w:tentative="1">
+      <w:start w:val="1"/>
+      <w:numFmt w:val="decimal"/>
+      <w:lvlText w:val="%6."/>
+      <w:lvlJc w:val="left"/>
+      <w:pPr>
+        <w:tabs>
+          <w:tab w:val="num" w:pos="4320"/>
+        </w:tabs>
+        <w:ind w:left="4320" w:hanging="360"/>
+      </w:pPr>
+    </w:lvl>
+    <w:lvl w:ilvl="6" w:tentative="1">
+      <w:start w:val="1"/>
+      <w:numFmt w:val="decimal"/>
+      <w:lvlText w:val="%7."/>
+      <w:lvlJc w:val="left"/>
+      <w:pPr>
+        <w:tabs>
+          <w:tab w:val="num" w:pos="5040"/>
+        </w:tabs>
+        <w:ind w:left="5040" w:hanging="360"/>
+      </w:pPr>
+    </w:lvl>
+    <w:lvl w:ilvl="7" w:tentative="1">
+      <w:start w:val="1"/>
+      <w:numFmt w:val="decimal"/>
+      <w:lvlText w:val="%8."/>
+      <w:lvlJc w:val="left"/>
+      <w:pPr>
+        <w:tabs>
+          <w:tab w:val="num" w:pos="5760"/>
+        </w:tabs>
+        <w:ind w:left="5760" w:hanging="360"/>
+      </w:pPr>
+    </w:lvl>
+    <w:lvl w:ilvl="8" w:tentative="1">
+      <w:start w:val="1"/>
+      <w:numFmt w:val="decimal"/>
+      <w:lvlText w:val="%9."/>
+      <w:lvlJc w:val="left"/>
+      <w:pPr>
+        <w:tabs>
+          <w:tab w:val="num" w:pos="6480"/>
+        </w:tabs>
+        <w:ind w:left="6480" w:hanging="360"/>
+      </w:pPr>
+    </w:lvl>
+  </w:abstractNum>
   <w:abstractNum w:abstractNumId="19">
-    <w:nsid w:val="69012030"/>
+    <w:nsid w:val="54796CC4"/>
     <w:multiLevelType w:val="multilevel"/>
-    <w:tmpl w:val="1C043F5E"/>
+    <w:tmpl w:val="AF527392"/>
     <w:lvl w:ilvl="0">
       <w:start w:val="1"/>
       <w:numFmt w:val="bullet"/>
@@ -22363,6 +23269,453 @@
     </w:lvl>
   </w:abstractNum>
   <w:abstractNum w:abstractNumId="20">
+    <w:nsid w:val="59177E40"/>
+    <w:multiLevelType w:val="multilevel"/>
+    <w:tmpl w:val="731A257A"/>
+    <w:lvl w:ilvl="0">
+      <w:start w:val="1"/>
+      <w:numFmt w:val="bullet"/>
+      <w:lvlText w:val=""/>
+      <w:lvlJc w:val="left"/>
+      <w:pPr>
+        <w:tabs>
+          <w:tab w:val="num" w:pos="720"/>
+        </w:tabs>
+        <w:ind w:left="720" w:hanging="360"/>
+      </w:pPr>
+      <w:rPr>
+        <w:rFonts w:ascii="Symbol" w:hAnsi="Symbol" w:hint="default"/>
+        <w:sz w:val="20"/>
+      </w:rPr>
+    </w:lvl>
+    <w:lvl w:ilvl="1" w:tentative="1">
+      <w:start w:val="1"/>
+      <w:numFmt w:val="bullet"/>
+      <w:lvlText w:val="o"/>
+      <w:lvlJc w:val="left"/>
+      <w:pPr>
+        <w:tabs>
+          <w:tab w:val="num" w:pos="1440"/>
+        </w:tabs>
+        <w:ind w:left="1440" w:hanging="360"/>
+      </w:pPr>
+      <w:rPr>
+        <w:rFonts w:ascii="Courier New" w:hAnsi="Courier New" w:hint="default"/>
+        <w:sz w:val="20"/>
+      </w:rPr>
+    </w:lvl>
+    <w:lvl w:ilvl="2" w:tentative="1">
+      <w:start w:val="1"/>
+      <w:numFmt w:val="bullet"/>
+      <w:lvlText w:val=""/>
+      <w:lvlJc w:val="left"/>
+      <w:pPr>
+        <w:tabs>
+          <w:tab w:val="num" w:pos="2160"/>
+        </w:tabs>
+        <w:ind w:left="2160" w:hanging="360"/>
+      </w:pPr>
+      <w:rPr>
+        <w:rFonts w:ascii="Wingdings" w:hAnsi="Wingdings" w:hint="default"/>
+        <w:sz w:val="20"/>
+      </w:rPr>
+    </w:lvl>
+    <w:lvl w:ilvl="3" w:tentative="1">
+      <w:start w:val="1"/>
+      <w:numFmt w:val="bullet"/>
+      <w:lvlText w:val=""/>
+      <w:lvlJc w:val="left"/>
+      <w:pPr>
+        <w:tabs>
+          <w:tab w:val="num" w:pos="2880"/>
+        </w:tabs>
+        <w:ind w:left="2880" w:hanging="360"/>
+      </w:pPr>
+      <w:rPr>
+        <w:rFonts w:ascii="Wingdings" w:hAnsi="Wingdings" w:hint="default"/>
+        <w:sz w:val="20"/>
+      </w:rPr>
+    </w:lvl>
+    <w:lvl w:ilvl="4" w:tentative="1">
+      <w:start w:val="1"/>
+      <w:numFmt w:val="bullet"/>
+      <w:lvlText w:val=""/>
+      <w:lvlJc w:val="left"/>
+      <w:pPr>
+        <w:tabs>
+          <w:tab w:val="num" w:pos="3600"/>
+        </w:tabs>
+        <w:ind w:left="3600" w:hanging="360"/>
+      </w:pPr>
+      <w:rPr>
+        <w:rFonts w:ascii="Wingdings" w:hAnsi="Wingdings" w:hint="default"/>
+        <w:sz w:val="20"/>
+      </w:rPr>
+    </w:lvl>
+    <w:lvl w:ilvl="5" w:tentative="1">
+      <w:start w:val="1"/>
+      <w:numFmt w:val="bullet"/>
+      <w:lvlText w:val=""/>
+      <w:lvlJc w:val="left"/>
+      <w:pPr>
+        <w:tabs>
+          <w:tab w:val="num" w:pos="4320"/>
+        </w:tabs>
+        <w:ind w:left="4320" w:hanging="360"/>
+      </w:pPr>
+      <w:rPr>
+        <w:rFonts w:ascii="Wingdings" w:hAnsi="Wingdings" w:hint="default"/>
+        <w:sz w:val="20"/>
+      </w:rPr>
+    </w:lvl>
+    <w:lvl w:ilvl="6" w:tentative="1">
+      <w:start w:val="1"/>
+      <w:numFmt w:val="bullet"/>
+      <w:lvlText w:val=""/>
+      <w:lvlJc w:val="left"/>
+      <w:pPr>
+        <w:tabs>
+          <w:tab w:val="num" w:pos="5040"/>
+        </w:tabs>
+        <w:ind w:left="5040" w:hanging="360"/>
+      </w:pPr>
+      <w:rPr>
+        <w:rFonts w:ascii="Wingdings" w:hAnsi="Wingdings" w:hint="default"/>
+        <w:sz w:val="20"/>
+      </w:rPr>
+    </w:lvl>
+    <w:lvl w:ilvl="7" w:tentative="1">
+      <w:start w:val="1"/>
+      <w:numFmt w:val="bullet"/>
+      <w:lvlText w:val=""/>
+      <w:lvlJc w:val="left"/>
+      <w:pPr>
+        <w:tabs>
+          <w:tab w:val="num" w:pos="5760"/>
+        </w:tabs>
+        <w:ind w:left="5760" w:hanging="360"/>
+      </w:pPr>
+      <w:rPr>
+        <w:rFonts w:ascii="Wingdings" w:hAnsi="Wingdings" w:hint="default"/>
+        <w:sz w:val="20"/>
+      </w:rPr>
+    </w:lvl>
+    <w:lvl w:ilvl="8" w:tentative="1">
+      <w:start w:val="1"/>
+      <w:numFmt w:val="bullet"/>
+      <w:lvlText w:val=""/>
+      <w:lvlJc w:val="left"/>
+      <w:pPr>
+        <w:tabs>
+          <w:tab w:val="num" w:pos="6480"/>
+        </w:tabs>
+        <w:ind w:left="6480" w:hanging="360"/>
+      </w:pPr>
+      <w:rPr>
+        <w:rFonts w:ascii="Wingdings" w:hAnsi="Wingdings" w:hint="default"/>
+        <w:sz w:val="20"/>
+      </w:rPr>
+    </w:lvl>
+  </w:abstractNum>
+  <w:abstractNum w:abstractNumId="21">
+    <w:nsid w:val="69012030"/>
+    <w:multiLevelType w:val="multilevel"/>
+    <w:tmpl w:val="1C043F5E"/>
+    <w:lvl w:ilvl="0">
+      <w:start w:val="1"/>
+      <w:numFmt w:val="bullet"/>
+      <w:lvlText w:val=""/>
+      <w:lvlJc w:val="left"/>
+      <w:pPr>
+        <w:tabs>
+          <w:tab w:val="num" w:pos="720"/>
+        </w:tabs>
+        <w:ind w:left="720" w:hanging="360"/>
+      </w:pPr>
+      <w:rPr>
+        <w:rFonts w:ascii="Symbol" w:hAnsi="Symbol" w:hint="default"/>
+        <w:sz w:val="20"/>
+      </w:rPr>
+    </w:lvl>
+    <w:lvl w:ilvl="1" w:tentative="1">
+      <w:start w:val="1"/>
+      <w:numFmt w:val="bullet"/>
+      <w:lvlText w:val="o"/>
+      <w:lvlJc w:val="left"/>
+      <w:pPr>
+        <w:tabs>
+          <w:tab w:val="num" w:pos="1440"/>
+        </w:tabs>
+        <w:ind w:left="1440" w:hanging="360"/>
+      </w:pPr>
+      <w:rPr>
+        <w:rFonts w:ascii="Courier New" w:hAnsi="Courier New" w:hint="default"/>
+        <w:sz w:val="20"/>
+      </w:rPr>
+    </w:lvl>
+    <w:lvl w:ilvl="2" w:tentative="1">
+      <w:start w:val="1"/>
+      <w:numFmt w:val="bullet"/>
+      <w:lvlText w:val=""/>
+      <w:lvlJc w:val="left"/>
+      <w:pPr>
+        <w:tabs>
+          <w:tab w:val="num" w:pos="2160"/>
+        </w:tabs>
+        <w:ind w:left="2160" w:hanging="360"/>
+      </w:pPr>
+      <w:rPr>
+        <w:rFonts w:ascii="Wingdings" w:hAnsi="Wingdings" w:hint="default"/>
+        <w:sz w:val="20"/>
+      </w:rPr>
+    </w:lvl>
+    <w:lvl w:ilvl="3" w:tentative="1">
+      <w:start w:val="1"/>
+      <w:numFmt w:val="bullet"/>
+      <w:lvlText w:val=""/>
+      <w:lvlJc w:val="left"/>
+      <w:pPr>
+        <w:tabs>
+          <w:tab w:val="num" w:pos="2880"/>
+        </w:tabs>
+        <w:ind w:left="2880" w:hanging="360"/>
+      </w:pPr>
+      <w:rPr>
+        <w:rFonts w:ascii="Wingdings" w:hAnsi="Wingdings" w:hint="default"/>
+        <w:sz w:val="20"/>
+      </w:rPr>
+    </w:lvl>
+    <w:lvl w:ilvl="4" w:tentative="1">
+      <w:start w:val="1"/>
+      <w:numFmt w:val="bullet"/>
+      <w:lvlText w:val=""/>
+      <w:lvlJc w:val="left"/>
+      <w:pPr>
+        <w:tabs>
+          <w:tab w:val="num" w:pos="3600"/>
+        </w:tabs>
+        <w:ind w:left="3600" w:hanging="360"/>
+      </w:pPr>
+      <w:rPr>
+        <w:rFonts w:ascii="Wingdings" w:hAnsi="Wingdings" w:hint="default"/>
+        <w:sz w:val="20"/>
+      </w:rPr>
+    </w:lvl>
+    <w:lvl w:ilvl="5" w:tentative="1">
+      <w:start w:val="1"/>
+      <w:numFmt w:val="bullet"/>
+      <w:lvlText w:val=""/>
+      <w:lvlJc w:val="left"/>
+      <w:pPr>
+        <w:tabs>
+          <w:tab w:val="num" w:pos="4320"/>
+        </w:tabs>
+        <w:ind w:left="4320" w:hanging="360"/>
+      </w:pPr>
+      <w:rPr>
+        <w:rFonts w:ascii="Wingdings" w:hAnsi="Wingdings" w:hint="default"/>
+        <w:sz w:val="20"/>
+      </w:rPr>
+    </w:lvl>
+    <w:lvl w:ilvl="6" w:tentative="1">
+      <w:start w:val="1"/>
+      <w:numFmt w:val="bullet"/>
+      <w:lvlText w:val=""/>
+      <w:lvlJc w:val="left"/>
+      <w:pPr>
+        <w:tabs>
+          <w:tab w:val="num" w:pos="5040"/>
+        </w:tabs>
+        <w:ind w:left="5040" w:hanging="360"/>
+      </w:pPr>
+      <w:rPr>
+        <w:rFonts w:ascii="Wingdings" w:hAnsi="Wingdings" w:hint="default"/>
+        <w:sz w:val="20"/>
+      </w:rPr>
+    </w:lvl>
+    <w:lvl w:ilvl="7" w:tentative="1">
+      <w:start w:val="1"/>
+      <w:numFmt w:val="bullet"/>
+      <w:lvlText w:val=""/>
+      <w:lvlJc w:val="left"/>
+      <w:pPr>
+        <w:tabs>
+          <w:tab w:val="num" w:pos="5760"/>
+        </w:tabs>
+        <w:ind w:left="5760" w:hanging="360"/>
+      </w:pPr>
+      <w:rPr>
+        <w:rFonts w:ascii="Wingdings" w:hAnsi="Wingdings" w:hint="default"/>
+        <w:sz w:val="20"/>
+      </w:rPr>
+    </w:lvl>
+    <w:lvl w:ilvl="8" w:tentative="1">
+      <w:start w:val="1"/>
+      <w:numFmt w:val="bullet"/>
+      <w:lvlText w:val=""/>
+      <w:lvlJc w:val="left"/>
+      <w:pPr>
+        <w:tabs>
+          <w:tab w:val="num" w:pos="6480"/>
+        </w:tabs>
+        <w:ind w:left="6480" w:hanging="360"/>
+      </w:pPr>
+      <w:rPr>
+        <w:rFonts w:ascii="Wingdings" w:hAnsi="Wingdings" w:hint="default"/>
+        <w:sz w:val="20"/>
+      </w:rPr>
+    </w:lvl>
+  </w:abstractNum>
+  <w:abstractNum w:abstractNumId="22">
+    <w:nsid w:val="6CE85AB4"/>
+    <w:multiLevelType w:val="multilevel"/>
+    <w:tmpl w:val="DCC8709A"/>
+    <w:lvl w:ilvl="0">
+      <w:start w:val="1"/>
+      <w:numFmt w:val="bullet"/>
+      <w:lvlText w:val=""/>
+      <w:lvlJc w:val="left"/>
+      <w:pPr>
+        <w:tabs>
+          <w:tab w:val="num" w:pos="720"/>
+        </w:tabs>
+        <w:ind w:left="720" w:hanging="360"/>
+      </w:pPr>
+      <w:rPr>
+        <w:rFonts w:ascii="Symbol" w:hAnsi="Symbol" w:hint="default"/>
+        <w:sz w:val="20"/>
+      </w:rPr>
+    </w:lvl>
+    <w:lvl w:ilvl="1" w:tentative="1">
+      <w:start w:val="1"/>
+      <w:numFmt w:val="bullet"/>
+      <w:lvlText w:val="o"/>
+      <w:lvlJc w:val="left"/>
+      <w:pPr>
+        <w:tabs>
+          <w:tab w:val="num" w:pos="1440"/>
+        </w:tabs>
+        <w:ind w:left="1440" w:hanging="360"/>
+      </w:pPr>
+      <w:rPr>
+        <w:rFonts w:ascii="Courier New" w:hAnsi="Courier New" w:hint="default"/>
+        <w:sz w:val="20"/>
+      </w:rPr>
+    </w:lvl>
+    <w:lvl w:ilvl="2" w:tentative="1">
+      <w:start w:val="1"/>
+      <w:numFmt w:val="bullet"/>
+      <w:lvlText w:val=""/>
+      <w:lvlJc w:val="left"/>
+      <w:pPr>
+        <w:tabs>
+          <w:tab w:val="num" w:pos="2160"/>
+        </w:tabs>
+        <w:ind w:left="2160" w:hanging="360"/>
+      </w:pPr>
+      <w:rPr>
+        <w:rFonts w:ascii="Wingdings" w:hAnsi="Wingdings" w:hint="default"/>
+        <w:sz w:val="20"/>
+      </w:rPr>
+    </w:lvl>
+    <w:lvl w:ilvl="3" w:tentative="1">
+      <w:start w:val="1"/>
+      <w:numFmt w:val="bullet"/>
+      <w:lvlText w:val=""/>
+      <w:lvlJc w:val="left"/>
+      <w:pPr>
+        <w:tabs>
+          <w:tab w:val="num" w:pos="2880"/>
+        </w:tabs>
+        <w:ind w:left="2880" w:hanging="360"/>
+      </w:pPr>
+      <w:rPr>
+        <w:rFonts w:ascii="Wingdings" w:hAnsi="Wingdings" w:hint="default"/>
+        <w:sz w:val="20"/>
+      </w:rPr>
+    </w:lvl>
+    <w:lvl w:ilvl="4" w:tentative="1">
+      <w:start w:val="1"/>
+      <w:numFmt w:val="bullet"/>
+      <w:lvlText w:val=""/>
+      <w:lvlJc w:val="left"/>
+      <w:pPr>
+        <w:tabs>
+          <w:tab w:val="num" w:pos="3600"/>
+        </w:tabs>
+        <w:ind w:left="3600" w:hanging="360"/>
+      </w:pPr>
+      <w:rPr>
+        <w:rFonts w:ascii="Wingdings" w:hAnsi="Wingdings" w:hint="default"/>
+        <w:sz w:val="20"/>
+      </w:rPr>
+    </w:lvl>
+    <w:lvl w:ilvl="5" w:tentative="1">
+      <w:start w:val="1"/>
+      <w:numFmt w:val="bullet"/>
+      <w:lvlText w:val=""/>
+      <w:lvlJc w:val="left"/>
+      <w:pPr>
+        <w:tabs>
+          <w:tab w:val="num" w:pos="4320"/>
+        </w:tabs>
+        <w:ind w:left="4320" w:hanging="360"/>
+      </w:pPr>
+      <w:rPr>
+        <w:rFonts w:ascii="Wingdings" w:hAnsi="Wingdings" w:hint="default"/>
+        <w:sz w:val="20"/>
+      </w:rPr>
+    </w:lvl>
+    <w:lvl w:ilvl="6" w:tentative="1">
+      <w:start w:val="1"/>
+      <w:numFmt w:val="bullet"/>
+      <w:lvlText w:val=""/>
+      <w:lvlJc w:val="left"/>
+      <w:pPr>
+        <w:tabs>
+          <w:tab w:val="num" w:pos="5040"/>
+        </w:tabs>
+        <w:ind w:left="5040" w:hanging="360"/>
+      </w:pPr>
+      <w:rPr>
+        <w:rFonts w:ascii="Wingdings" w:hAnsi="Wingdings" w:hint="default"/>
+        <w:sz w:val="20"/>
+      </w:rPr>
+    </w:lvl>
+    <w:lvl w:ilvl="7" w:tentative="1">
+      <w:start w:val="1"/>
+      <w:numFmt w:val="bullet"/>
+      <w:lvlText w:val=""/>
+      <w:lvlJc w:val="left"/>
+      <w:pPr>
+        <w:tabs>
+          <w:tab w:val="num" w:pos="5760"/>
+        </w:tabs>
+        <w:ind w:left="5760" w:hanging="360"/>
+      </w:pPr>
+      <w:rPr>
+        <w:rFonts w:ascii="Wingdings" w:hAnsi="Wingdings" w:hint="default"/>
+        <w:sz w:val="20"/>
+      </w:rPr>
+    </w:lvl>
+    <w:lvl w:ilvl="8" w:tentative="1">
+      <w:start w:val="1"/>
+      <w:numFmt w:val="bullet"/>
+      <w:lvlText w:val=""/>
+      <w:lvlJc w:val="left"/>
+      <w:pPr>
+        <w:tabs>
+          <w:tab w:val="num" w:pos="6480"/>
+        </w:tabs>
+        <w:ind w:left="6480" w:hanging="360"/>
+      </w:pPr>
+      <w:rPr>
+        <w:rFonts w:ascii="Wingdings" w:hAnsi="Wingdings" w:hint="default"/>
+        <w:sz w:val="20"/>
+      </w:rPr>
+    </w:lvl>
+  </w:abstractNum>
+  <w:abstractNum w:abstractNumId="23">
     <w:nsid w:val="738E4F87"/>
     <w:multiLevelType w:val="multilevel"/>
     <w:tmpl w:val="5C6E6428"/>
@@ -22475,68 +23828,229 @@
       </w:pPr>
     </w:lvl>
   </w:abstractNum>
+  <w:abstractNum w:abstractNumId="24">
+    <w:nsid w:val="76CA7121"/>
+    <w:multiLevelType w:val="multilevel"/>
+    <w:tmpl w:val="A45629AA"/>
+    <w:lvl w:ilvl="0">
+      <w:start w:val="1"/>
+      <w:numFmt w:val="bullet"/>
+      <w:lvlText w:val=""/>
+      <w:lvlJc w:val="left"/>
+      <w:pPr>
+        <w:tabs>
+          <w:tab w:val="num" w:pos="720"/>
+        </w:tabs>
+        <w:ind w:left="720" w:hanging="360"/>
+      </w:pPr>
+      <w:rPr>
+        <w:rFonts w:ascii="Symbol" w:hAnsi="Symbol" w:hint="default"/>
+        <w:sz w:val="20"/>
+      </w:rPr>
+    </w:lvl>
+    <w:lvl w:ilvl="1" w:tentative="1">
+      <w:start w:val="1"/>
+      <w:numFmt w:val="bullet"/>
+      <w:lvlText w:val="o"/>
+      <w:lvlJc w:val="left"/>
+      <w:pPr>
+        <w:tabs>
+          <w:tab w:val="num" w:pos="1440"/>
+        </w:tabs>
+        <w:ind w:left="1440" w:hanging="360"/>
+      </w:pPr>
+      <w:rPr>
+        <w:rFonts w:ascii="Courier New" w:hAnsi="Courier New" w:hint="default"/>
+        <w:sz w:val="20"/>
+      </w:rPr>
+    </w:lvl>
+    <w:lvl w:ilvl="2" w:tentative="1">
+      <w:start w:val="1"/>
+      <w:numFmt w:val="bullet"/>
+      <w:lvlText w:val=""/>
+      <w:lvlJc w:val="left"/>
+      <w:pPr>
+        <w:tabs>
+          <w:tab w:val="num" w:pos="2160"/>
+        </w:tabs>
+        <w:ind w:left="2160" w:hanging="360"/>
+      </w:pPr>
+      <w:rPr>
+        <w:rFonts w:ascii="Wingdings" w:hAnsi="Wingdings" w:hint="default"/>
+        <w:sz w:val="20"/>
+      </w:rPr>
+    </w:lvl>
+    <w:lvl w:ilvl="3" w:tentative="1">
+      <w:start w:val="1"/>
+      <w:numFmt w:val="bullet"/>
+      <w:lvlText w:val=""/>
+      <w:lvlJc w:val="left"/>
+      <w:pPr>
+        <w:tabs>
+          <w:tab w:val="num" w:pos="2880"/>
+        </w:tabs>
+        <w:ind w:left="2880" w:hanging="360"/>
+      </w:pPr>
+      <w:rPr>
+        <w:rFonts w:ascii="Wingdings" w:hAnsi="Wingdings" w:hint="default"/>
+        <w:sz w:val="20"/>
+      </w:rPr>
+    </w:lvl>
+    <w:lvl w:ilvl="4" w:tentative="1">
+      <w:start w:val="1"/>
+      <w:numFmt w:val="bullet"/>
+      <w:lvlText w:val=""/>
+      <w:lvlJc w:val="left"/>
+      <w:pPr>
+        <w:tabs>
+          <w:tab w:val="num" w:pos="3600"/>
+        </w:tabs>
+        <w:ind w:left="3600" w:hanging="360"/>
+      </w:pPr>
+      <w:rPr>
+        <w:rFonts w:ascii="Wingdings" w:hAnsi="Wingdings" w:hint="default"/>
+        <w:sz w:val="20"/>
+      </w:rPr>
+    </w:lvl>
+    <w:lvl w:ilvl="5" w:tentative="1">
+      <w:start w:val="1"/>
+      <w:numFmt w:val="bullet"/>
+      <w:lvlText w:val=""/>
+      <w:lvlJc w:val="left"/>
+      <w:pPr>
+        <w:tabs>
+          <w:tab w:val="num" w:pos="4320"/>
+        </w:tabs>
+        <w:ind w:left="4320" w:hanging="360"/>
+      </w:pPr>
+      <w:rPr>
+        <w:rFonts w:ascii="Wingdings" w:hAnsi="Wingdings" w:hint="default"/>
+        <w:sz w:val="20"/>
+      </w:rPr>
+    </w:lvl>
+    <w:lvl w:ilvl="6" w:tentative="1">
+      <w:start w:val="1"/>
+      <w:numFmt w:val="bullet"/>
+      <w:lvlText w:val=""/>
+      <w:lvlJc w:val="left"/>
+      <w:pPr>
+        <w:tabs>
+          <w:tab w:val="num" w:pos="5040"/>
+        </w:tabs>
+        <w:ind w:left="5040" w:hanging="360"/>
+      </w:pPr>
+      <w:rPr>
+        <w:rFonts w:ascii="Wingdings" w:hAnsi="Wingdings" w:hint="default"/>
+        <w:sz w:val="20"/>
+      </w:rPr>
+    </w:lvl>
+    <w:lvl w:ilvl="7" w:tentative="1">
+      <w:start w:val="1"/>
+      <w:numFmt w:val="bullet"/>
+      <w:lvlText w:val=""/>
+      <w:lvlJc w:val="left"/>
+      <w:pPr>
+        <w:tabs>
+          <w:tab w:val="num" w:pos="5760"/>
+        </w:tabs>
+        <w:ind w:left="5760" w:hanging="360"/>
+      </w:pPr>
+      <w:rPr>
+        <w:rFonts w:ascii="Wingdings" w:hAnsi="Wingdings" w:hint="default"/>
+        <w:sz w:val="20"/>
+      </w:rPr>
+    </w:lvl>
+    <w:lvl w:ilvl="8" w:tentative="1">
+      <w:start w:val="1"/>
+      <w:numFmt w:val="bullet"/>
+      <w:lvlText w:val=""/>
+      <w:lvlJc w:val="left"/>
+      <w:pPr>
+        <w:tabs>
+          <w:tab w:val="num" w:pos="6480"/>
+        </w:tabs>
+        <w:ind w:left="6480" w:hanging="360"/>
+      </w:pPr>
+      <w:rPr>
+        <w:rFonts w:ascii="Wingdings" w:hAnsi="Wingdings" w:hint="default"/>
+        <w:sz w:val="20"/>
+      </w:rPr>
+    </w:lvl>
+  </w:abstractNum>
   <w:num w:numId="1">
+    <w:abstractNumId w:val="15"/>
+  </w:num>
+  <w:num w:numId="2">
+    <w:abstractNumId w:val="11"/>
+  </w:num>
+  <w:num w:numId="3">
+    <w:abstractNumId w:val="18"/>
+  </w:num>
+  <w:num w:numId="4">
+    <w:abstractNumId w:val="6"/>
+  </w:num>
+  <w:num w:numId="5">
+    <w:abstractNumId w:val="23"/>
+  </w:num>
+  <w:num w:numId="6">
     <w:abstractNumId w:val="13"/>
   </w:num>
-  <w:num w:numId="2">
-    <w:abstractNumId w:val="9"/>
+  <w:num w:numId="7">
+    <w:abstractNumId w:val="5"/>
   </w:num>
-  <w:num w:numId="3">
+  <w:num w:numId="8">
+    <w:abstractNumId w:val="21"/>
+  </w:num>
+  <w:num w:numId="9">
     <w:abstractNumId w:val="16"/>
   </w:num>
-  <w:num w:numId="4">
-    <w:abstractNumId w:val="5"/>
+  <w:num w:numId="10">
+    <w:abstractNumId w:val="3"/>
   </w:num>
-  <w:num w:numId="5">
+  <w:num w:numId="11">
+    <w:abstractNumId w:val="19"/>
+  </w:num>
+  <w:num w:numId="12">
+    <w:abstractNumId w:val="17"/>
+  </w:num>
+  <w:num w:numId="13">
+    <w:abstractNumId w:val="8"/>
+  </w:num>
+  <w:num w:numId="14">
+    <w:abstractNumId w:val="4"/>
+  </w:num>
+  <w:num w:numId="15">
+    <w:abstractNumId w:val="2"/>
+  </w:num>
+  <w:num w:numId="16">
     <w:abstractNumId w:val="20"/>
   </w:num>
-  <w:num w:numId="6">
-    <w:abstractNumId w:val="11"/>
+  <w:num w:numId="17">
+    <w:abstractNumId w:val="7"/>
   </w:num>
-  <w:num w:numId="7">
-    <w:abstractNumId w:val="4"/>
-  </w:num>
-  <w:num w:numId="8">
-    <w:abstractNumId w:val="19"/>
-  </w:num>
-  <w:num w:numId="9">
+  <w:num w:numId="18">
     <w:abstractNumId w:val="14"/>
   </w:num>
-  <w:num w:numId="10">
-    <w:abstractNumId w:val="2"/>
-  </w:num>
-  <w:num w:numId="11">
-    <w:abstractNumId w:val="17"/>
-  </w:num>
-  <w:num w:numId="12">
-    <w:abstractNumId w:val="15"/>
-  </w:num>
-  <w:num w:numId="13">
-    <w:abstractNumId w:val="7"/>
-  </w:num>
-  <w:num w:numId="14">
-    <w:abstractNumId w:val="3"/>
-  </w:num>
-  <w:num w:numId="15">
+  <w:num w:numId="19">
     <w:abstractNumId w:val="1"/>
   </w:num>
-  <w:num w:numId="16">
-    <w:abstractNumId w:val="18"/>
-  </w:num>
-  <w:num w:numId="17">
-    <w:abstractNumId w:val="6"/>
-  </w:num>
-  <w:num w:numId="18">
+  <w:num w:numId="20">
     <w:abstractNumId w:val="12"/>
   </w:num>
-  <w:num w:numId="19">
+  <w:num w:numId="21">
+    <w:abstractNumId w:val="10"/>
+  </w:num>
+  <w:num w:numId="22">
+    <w:abstractNumId w:val="24"/>
+  </w:num>
+  <w:num w:numId="23">
     <w:abstractNumId w:val="0"/>
   </w:num>
-  <w:num w:numId="20">
-    <w:abstractNumId w:val="10"/>
+  <w:num w:numId="24">
+    <w:abstractNumId w:val="22"/>
   </w:num>
-  <w:num w:numId="21">
-    <w:abstractNumId w:val="8"/>
+  <w:num w:numId="25">
+    <w:abstractNumId w:val="9"/>
   </w:num>
 </w:numbering>
 </file>
@@ -23208,6 +24722,17 @@
       <w:iCs/>
     </w:rPr>
   </w:style>
+  <w:style w:type="paragraph" w:styleId="Paragraphedeliste">
+    <w:name w:val="List Paragraph"/>
+    <w:basedOn w:val="Normal"/>
+    <w:uiPriority w:val="34"/>
+    <w:qFormat/>
+    <w:rsid w:val="0001636E"/>
+    <w:pPr>
+      <w:ind w:left="720"/>
+      <w:contextualSpacing/>
+    </w:pPr>
+  </w:style>
 </w:styles>
 </file>
 
@@ -23477,7 +25002,7 @@
 </file>
 
 <file path=customXml/itemProps1.xml><?xml version="1.0" encoding="utf-8"?>
-<ds:datastoreItem xmlns:ds="http://schemas.openxmlformats.org/officeDocument/2006/customXml" ds:itemID="{F57112A4-ACBD-4B3D-A358-52AAB49D98B8}">
+<ds:datastoreItem xmlns:ds="http://schemas.openxmlformats.org/officeDocument/2006/customXml" ds:itemID="{DC93CE16-F4BC-42A5-85BA-BD726096488D}">
   <ds:schemaRefs>
     <ds:schemaRef ds:uri="http://schemas.openxmlformats.org/officeDocument/2006/bibliography"/>
   </ds:schemaRefs>

--- a/MemoireL3.docx
+++ b/MemoireL3.docx
@@ -8,7 +8,6 @@
           <w:lang w:val="en-US"/>
         </w:rPr>
       </w:pPr>
-      <w:bookmarkStart w:id="0" w:name="_GoBack"/>
       <w:r>
         <w:rPr>
           <w:lang w:val="en-US"/>
@@ -7237,11 +7236,7 @@
         <w:jc w:val="left"/>
       </w:pPr>
       <w:r>
-        <w:t xml:space="preserve">La clé primaire est composée </w:t>
-      </w:r>
-      <w:proofErr w:type="gramStart"/>
-      <w:r>
-        <w:t xml:space="preserve">de </w:t>
+        <w:t xml:space="preserve">La clé primaire est composée de </w:t>
       </w:r>
       <w:proofErr w:type="spellStart"/>
       <w:r>
@@ -7251,7 +7246,6 @@
         <w:t>id_formation</w:t>
       </w:r>
       <w:proofErr w:type="spellEnd"/>
-      <w:proofErr w:type="gramEnd"/>
       <w:r>
         <w:t xml:space="preserve"> et </w:t>
       </w:r>
@@ -10373,14 +10367,12 @@
       <w:r>
         <w:t xml:space="preserve"> référence la table </w:t>
       </w:r>
-      <w:proofErr w:type="gramStart"/>
       <w:r>
         <w:rPr>
           <w:rStyle w:val="CodeHTML"/>
         </w:rPr>
         <w:t>formateur</w:t>
       </w:r>
-      <w:proofErr w:type="gramEnd"/>
       <w:r>
         <w:t>. La suppression d’une formation entraîne la suppression de ses supports associés. En revanche, la suppression d’un formateur référencé est restreinte.</w:t>
       </w:r>
@@ -12330,11 +12322,7 @@
         <w:pStyle w:val="NormalWeb"/>
       </w:pPr>
       <w:r>
-        <w:t xml:space="preserve">Le numéro de question doit être strictement positif. De plus, la combinaison </w:t>
-      </w:r>
-      <w:proofErr w:type="gramStart"/>
-      <w:r>
-        <w:t xml:space="preserve">de </w:t>
+        <w:t xml:space="preserve">Le numéro de question doit être strictement positif. De plus, la combinaison de </w:t>
       </w:r>
       <w:proofErr w:type="spellStart"/>
       <w:r>
@@ -12344,7 +12332,6 @@
         <w:t>id_evaluation_sujet</w:t>
       </w:r>
       <w:proofErr w:type="spellEnd"/>
-      <w:proofErr w:type="gramEnd"/>
       <w:r>
         <w:t xml:space="preserve"> et </w:t>
       </w:r>
@@ -12783,11 +12770,7 @@
         <w:pStyle w:val="NormalWeb"/>
       </w:pPr>
       <w:r>
-        <w:t xml:space="preserve">La combinaison </w:t>
-      </w:r>
-      <w:proofErr w:type="gramStart"/>
-      <w:r>
-        <w:t xml:space="preserve">de </w:t>
+        <w:t xml:space="preserve">La combinaison de </w:t>
       </w:r>
       <w:proofErr w:type="spellStart"/>
       <w:r>
@@ -12797,7 +12780,6 @@
         <w:t>id_question</w:t>
       </w:r>
       <w:proofErr w:type="spellEnd"/>
-      <w:proofErr w:type="gramEnd"/>
       <w:r>
         <w:t xml:space="preserve"> et </w:t>
       </w:r>
@@ -13881,11 +13863,7 @@
         <w:pStyle w:val="NormalWeb"/>
       </w:pPr>
       <w:r>
-        <w:t xml:space="preserve">Une contrainte supplémentaire vérifie que le choix référencé appartient bien à la question indiquée. Cette règle contribue à empêcher l’enregistrement d’un choix provenant d’une autre question. La combinaison </w:t>
-      </w:r>
-      <w:proofErr w:type="gramStart"/>
-      <w:r>
-        <w:t xml:space="preserve">de </w:t>
+        <w:t xml:space="preserve">Une contrainte supplémentaire vérifie que le choix référencé appartient bien à la question indiquée. Cette règle contribue à empêcher l’enregistrement d’un choix provenant d’une autre question. La combinaison de </w:t>
       </w:r>
       <w:proofErr w:type="spellStart"/>
       <w:r>
@@ -13895,7 +13873,6 @@
         <w:t>id_tentative</w:t>
       </w:r>
       <w:proofErr w:type="spellEnd"/>
-      <w:proofErr w:type="gramEnd"/>
       <w:r>
         <w:t xml:space="preserve"> et </w:t>
       </w:r>
@@ -14984,11 +14961,7 @@
         <w:t>forum</w:t>
       </w:r>
       <w:r>
-        <w:t xml:space="preserve">, tandis </w:t>
-      </w:r>
-      <w:proofErr w:type="gramStart"/>
-      <w:r>
-        <w:t xml:space="preserve">que </w:t>
+        <w:t xml:space="preserve">, tandis que </w:t>
       </w:r>
       <w:proofErr w:type="spellStart"/>
       <w:r>
@@ -14999,7 +14972,6 @@
         <w:t>id_utilisateur</w:t>
       </w:r>
       <w:proofErr w:type="spellEnd"/>
-      <w:proofErr w:type="gramEnd"/>
       <w:r>
         <w:t xml:space="preserve"> référence la table </w:t>
       </w:r>
@@ -17624,11 +17596,7 @@
         <w:t>utilisateur</w:t>
       </w:r>
       <w:r>
-        <w:t xml:space="preserve">, tandis </w:t>
-      </w:r>
-      <w:proofErr w:type="gramStart"/>
-      <w:r>
-        <w:t xml:space="preserve">que </w:t>
+        <w:t xml:space="preserve">, tandis que </w:t>
       </w:r>
       <w:proofErr w:type="spellStart"/>
       <w:r>
@@ -17639,7 +17607,6 @@
         <w:t>id_candidat</w:t>
       </w:r>
       <w:proofErr w:type="spellEnd"/>
-      <w:proofErr w:type="gramEnd"/>
       <w:r>
         <w:t xml:space="preserve"> référence la table </w:t>
       </w:r>
@@ -17690,7 +17657,6 @@
       <w:r>
         <w:t xml:space="preserve">La table </w:t>
       </w:r>
-      <w:proofErr w:type="gramStart"/>
       <w:r>
         <w:rPr>
           <w:rStyle w:val="CodeHTML"/>
@@ -17698,7 +17664,6 @@
         </w:rPr>
         <w:t>formateur</w:t>
       </w:r>
-      <w:proofErr w:type="gramEnd"/>
       <w:r>
         <w:t xml:space="preserve"> conserve les informations spécifiques aux personnes qui interviennent dans les formations en qualité de formateurs. Elle est reliée à la table centrale </w:t>
       </w:r>
@@ -18104,7 +18069,6 @@
       <w:r>
         <w:t xml:space="preserve">La suppression d’un compte utilisateur référencé est restreinte. La table </w:t>
       </w:r>
-      <w:proofErr w:type="gramStart"/>
       <w:r>
         <w:rPr>
           <w:rStyle w:val="CodeHTML"/>
@@ -18112,7 +18076,6 @@
         </w:rPr>
         <w:t>formateur</w:t>
       </w:r>
-      <w:proofErr w:type="gramEnd"/>
       <w:r>
         <w:t xml:space="preserve"> est également liée aux tables </w:t>
       </w:r>
@@ -19025,8 +18988,8 @@
       <w:pPr>
         <w:pStyle w:val="Titre4"/>
         <w:rPr>
-          <w:sz w:val="36"/>
-          <w:szCs w:val="36"/>
+          <w:sz w:val="48"/>
+          <w:szCs w:val="48"/>
         </w:rPr>
       </w:pPr>
       <w:r>
@@ -19053,13 +19016,15 @@
       <w:pPr>
         <w:rPr>
           <w:b/>
-          <w:sz w:val="27"/>
-          <w:szCs w:val="27"/>
+          <w:sz w:val="28"/>
+          <w:szCs w:val="28"/>
         </w:rPr>
       </w:pPr>
       <w:r>
         <w:rPr>
           <w:b/>
+          <w:sz w:val="28"/>
+          <w:szCs w:val="28"/>
         </w:rPr>
         <w:t>Règles de gestion de l’Administrateur</w:t>
       </w:r>
@@ -19069,7 +19034,7 @@
         <w:pStyle w:val="NormalWeb"/>
       </w:pPr>
       <w:r>
-        <w:t>L’administrateur assure la gestion des comptes utilisateurs de la plateforme. Il dispose des droits nécessaires pour créer, activer, désactiver et supprimer les comptes, ainsi que pour consulter certaines informations relatives aux candidatures et aux formations.</w:t>
+        <w:t>L’Administrateur assure la gestion des comptes utilisateurs de la plateforme. Il dispose des droits nécessaires pour créer, activer, désactiver et supprimer les comptes. Il peut également consulter certaines informations relatives aux candidatures et aux formations, ainsi que les statistiques associées à l'activité de la plateforme.</w:t>
       </w:r>
     </w:p>
     <w:p>
@@ -19085,19 +19050,18 @@
         <w:pStyle w:val="NormalWeb"/>
         <w:numPr>
           <w:ilvl w:val="0"/>
-          <w:numId w:val="21"/>
+          <w:numId w:val="26"/>
         </w:numPr>
         <w:jc w:val="left"/>
       </w:pPr>
       <w:r>
         <w:rPr>
           <w:rStyle w:val="lev"/>
-          <w:rFonts w:eastAsiaTheme="majorEastAsia"/>
         </w:rPr>
         <w:t>RG-ADM-01 : Création des comptes professionnels.</w:t>
       </w:r>
       <w:r>
-        <w:t xml:space="preserve"> L’administrateur crée manuellement les comptes des utilisateurs professionnels de la plateforme.</w:t>
+        <w:t xml:space="preserve"> L’Administrateur crée manuellement les comptes des utilisateurs professionnels de la plateforme, notamment les Administrateurs et les Responsables.</w:t>
       </w:r>
     </w:p>
     <w:p>
@@ -19105,19 +19069,18 @@
         <w:pStyle w:val="NormalWeb"/>
         <w:numPr>
           <w:ilvl w:val="0"/>
-          <w:numId w:val="21"/>
+          <w:numId w:val="26"/>
         </w:numPr>
         <w:jc w:val="left"/>
       </w:pPr>
       <w:r>
         <w:rPr>
           <w:rStyle w:val="lev"/>
-          <w:rFonts w:eastAsiaTheme="majorEastAsia"/>
         </w:rPr>
         <w:t>RG-ADM-02 : Gestion de l’état des comptes.</w:t>
       </w:r>
       <w:r>
-        <w:t xml:space="preserve"> L’administrateur peut activer ou désactiver un compte utilisateur selon les besoins de gestion de la plateforme.</w:t>
+        <w:t xml:space="preserve"> L’Administrateur peut activer ou désactiver un compte utilisateur selon les besoins de gestion de la plateforme. La désactivation permet de bloquer l'accès au compte tout en conservant les informations qui lui sont associées.</w:t>
       </w:r>
     </w:p>
     <w:p>
@@ -19125,19 +19088,18 @@
         <w:pStyle w:val="NormalWeb"/>
         <w:numPr>
           <w:ilvl w:val="0"/>
-          <w:numId w:val="21"/>
+          <w:numId w:val="26"/>
         </w:numPr>
         <w:jc w:val="left"/>
       </w:pPr>
       <w:r>
         <w:rPr>
           <w:rStyle w:val="lev"/>
-          <w:rFonts w:eastAsiaTheme="majorEastAsia"/>
         </w:rPr>
         <w:t>RG-ADM-03 : Attribution des rôles.</w:t>
       </w:r>
       <w:r>
-        <w:t xml:space="preserve"> Le rôle d’un utilisateur est défini lors de la création de son compte. Une fois le compte créé, l’administrateur ne peut plus modifier ce rôle.</w:t>
+        <w:t xml:space="preserve"> Le rôle d’un utilisateur est défini lors de la création de son compte. Une fois le compte créé, l’Administrateur ne peut plus modifier ce rôle.</w:t>
       </w:r>
     </w:p>
     <w:p>
@@ -19145,19 +19107,18 @@
         <w:pStyle w:val="NormalWeb"/>
         <w:numPr>
           <w:ilvl w:val="0"/>
-          <w:numId w:val="21"/>
+          <w:numId w:val="26"/>
         </w:numPr>
         <w:jc w:val="left"/>
       </w:pPr>
       <w:r>
         <w:rPr>
           <w:rStyle w:val="lev"/>
-          <w:rFonts w:eastAsiaTheme="majorEastAsia"/>
         </w:rPr>
         <w:t>RG-ADM-04 : Gestion des administrateurs et des responsables.</w:t>
       </w:r>
       <w:r>
-        <w:t xml:space="preserve"> L’administrateur peut gérer les comptes des autres administrateurs et des responsables, notamment en créant, activant, désactivant ou supprimant leurs comptes.</w:t>
+        <w:t xml:space="preserve"> L’Administrateur peut gérer les comptes des autres Administrateurs et des Responsables, notamment en créant, activant, désactivant ou supprimant leurs comptes.</w:t>
       </w:r>
     </w:p>
     <w:p>
@@ -19165,19 +19126,18 @@
         <w:pStyle w:val="NormalWeb"/>
         <w:numPr>
           <w:ilvl w:val="0"/>
-          <w:numId w:val="21"/>
+          <w:numId w:val="26"/>
         </w:numPr>
         <w:jc w:val="left"/>
       </w:pPr>
       <w:r>
         <w:rPr>
           <w:rStyle w:val="lev"/>
-          <w:rFonts w:eastAsiaTheme="majorEastAsia"/>
         </w:rPr>
         <w:t>RG-ADM-05 : Suppression des comptes utilisateurs.</w:t>
       </w:r>
       <w:r>
-        <w:t xml:space="preserve"> L’administrateur peut supprimer un compte utilisateur. Cette suppression entraîne la disparition du compte et de son accès aux fonctionnalités de la plateforme, sans supprimer les données historiques qui doivent être conservées.</w:t>
+        <w:t xml:space="preserve"> L’Administrateur peut supprimer définitivement un compte utilisateur. Cette suppression entraîne la disparition du compte et de son accès aux fonctionnalités de la plateforme.</w:t>
       </w:r>
     </w:p>
     <w:p>
@@ -19185,19 +19145,18 @@
         <w:pStyle w:val="NormalWeb"/>
         <w:numPr>
           <w:ilvl w:val="0"/>
-          <w:numId w:val="21"/>
+          <w:numId w:val="26"/>
         </w:numPr>
         <w:jc w:val="left"/>
       </w:pPr>
       <w:r>
         <w:rPr>
           <w:rStyle w:val="lev"/>
-          <w:rFonts w:eastAsiaTheme="majorEastAsia"/>
         </w:rPr>
         <w:t>RG-ADM-06 : Conservation des données historiques.</w:t>
       </w:r>
       <w:r>
-        <w:t xml:space="preserve"> La suppression d’un compte ne doit pas entraîner la suppression des informations relatives aux candidatures, aux présences, aux résultats des évaluations et aux certifications. Ces données sont conservées afin de préserver l’historique des activités réalisées sur la plateforme.</w:t>
+        <w:t xml:space="preserve"> La suppression d'un compte ne doit pas entraîner automatiquement la suppression des données historiques qui doivent être conservées, notamment les candidatures, les présences, les résultats des évaluations et les informations relatives à la certification.</w:t>
       </w:r>
     </w:p>
     <w:p>
@@ -19205,19 +19164,22 @@
         <w:pStyle w:val="NormalWeb"/>
         <w:numPr>
           <w:ilvl w:val="0"/>
-          <w:numId w:val="21"/>
+          <w:numId w:val="26"/>
         </w:numPr>
         <w:jc w:val="left"/>
       </w:pPr>
       <w:r>
         <w:rPr>
           <w:rStyle w:val="lev"/>
-          <w:rFonts w:eastAsiaTheme="majorEastAsia"/>
-        </w:rPr>
-        <w:t>RG-ADM-07 : Consultation des candidatures.</w:t>
-      </w:r>
-      <w:r>
-        <w:t xml:space="preserve"> L’administrateur peut consulter les informations relatives aux candidatures des candidats inscrits aux formations.</w:t>
+        </w:rPr>
+        <w:t>RG-ADM-07 : Gestion des informations personnelles.</w:t>
+      </w:r>
+      <w:r>
+        <w:t xml:space="preserve"> L’Administrateur ne modifie pas directement les informations personnelles des autres utilisateurs. Chaque </w:t>
+      </w:r>
+      <w:r>
+        <w:lastRenderedPageBreak/>
+        <w:t>utilisateur est responsable de la gestion des informations de son propre compte, dans les limites des champs modifiables prévus par la plateforme.</w:t>
       </w:r>
     </w:p>
     <w:p>
@@ -19225,19 +19187,18 @@
         <w:pStyle w:val="NormalWeb"/>
         <w:numPr>
           <w:ilvl w:val="0"/>
-          <w:numId w:val="21"/>
+          <w:numId w:val="26"/>
         </w:numPr>
         <w:jc w:val="left"/>
       </w:pPr>
       <w:r>
         <w:rPr>
           <w:rStyle w:val="lev"/>
-          <w:rFonts w:eastAsiaTheme="majorEastAsia"/>
-        </w:rPr>
-        <w:t>RG-ADM-08 : Consultation des formations et des statistiques.</w:t>
-      </w:r>
-      <w:r>
-        <w:t xml:space="preserve"> L’administrateur peut consulter les informations relatives aux formations ainsi que les statistiques associées, afin de disposer d’une vue d’ensemble de l’activité de la plateforme.</w:t>
+        </w:rPr>
+        <w:t>RG-ADM-08 : Consultation des candidatures.</w:t>
+      </w:r>
+      <w:r>
+        <w:t xml:space="preserve"> L’Administrateur peut consulter les informations relatives aux candidatures des Apprenants inscrits aux formations.</w:t>
       </w:r>
     </w:p>
     <w:p>
@@ -19245,43 +19206,18 @@
         <w:pStyle w:val="NormalWeb"/>
         <w:numPr>
           <w:ilvl w:val="0"/>
-          <w:numId w:val="21"/>
+          <w:numId w:val="26"/>
         </w:numPr>
         <w:jc w:val="left"/>
       </w:pPr>
       <w:r>
         <w:rPr>
           <w:rStyle w:val="lev"/>
-          <w:rFonts w:eastAsiaTheme="majorEastAsia"/>
-        </w:rPr>
-        <w:lastRenderedPageBreak/>
-        <w:t>RG-ADM-09 : Accès aux fonctionnalités après une formation.</w:t>
-      </w:r>
-      <w:r>
-        <w:t xml:space="preserve"> L’accès aux fonctionnalités liées à une formation terminée, notamment le forum correspondant, peut être limité pour l’apprenant concerné. Cette limitation ne doit toutefois pas empêcher l’apprenant d’accéder aux fonctionnalités des autres formations auxquelles il participe encore ou auxquelles il est inscrit.</w:t>
-      </w:r>
-    </w:p>
-    <w:p>
-      <w:pPr>
-        <w:rPr>
-          <w:b/>
-          <w:sz w:val="27"/>
-          <w:szCs w:val="27"/>
-        </w:rPr>
-      </w:pPr>
-      <w:r>
-        <w:rPr>
-          <w:b/>
-        </w:rPr>
-        <w:t>Règles de gestion du Responsable</w:t>
-      </w:r>
-    </w:p>
-    <w:p>
-      <w:pPr>
-        <w:pStyle w:val="NormalWeb"/>
-      </w:pPr>
-      <w:r>
-        <w:t>Le Responsable assure la gestion des formations et le suivi des candidatures. Il intervient dans le processus de sélection des candidats, organise les séances de formation et gère l’affectation des formateurs. Les règles de gestion associées à cet acteur sont les suivantes :</w:t>
+        </w:rPr>
+        <w:t>RG-ADM-09 : Consultation des formations et des statistiques.</w:t>
+      </w:r>
+      <w:r>
+        <w:t xml:space="preserve"> L’Administrateur peut consulter les informations relatives aux formations ainsi que les statistiques associées, notamment le nombre de candidatures, le nombre de candidatures acceptées, les notes et commentaires attribués aux formations et le nombre d'Apprenants certifiés par formation.</w:t>
       </w:r>
     </w:p>
     <w:p>
@@ -19289,19 +19225,51 @@
         <w:pStyle w:val="NormalWeb"/>
         <w:numPr>
           <w:ilvl w:val="0"/>
-          <w:numId w:val="22"/>
+          <w:numId w:val="26"/>
         </w:numPr>
         <w:jc w:val="left"/>
       </w:pPr>
       <w:r>
         <w:rPr>
           <w:rStyle w:val="lev"/>
-          <w:rFonts w:eastAsiaTheme="majorEastAsia"/>
-        </w:rPr>
-        <w:t>RG-RES-01 : Consultation des candidatures.</w:t>
-      </w:r>
-      <w:r>
-        <w:t xml:space="preserve"> Le Responsable peut consulter les dossiers de candidature soumis sur la plateforme afin d’examiner les informations fournies par les candidats.</w:t>
+        </w:rPr>
+        <w:t>RG-ADM-10 : Accès aux fonctionnalités après une formation.</w:t>
+      </w:r>
+      <w:r>
+        <w:t xml:space="preserve"> L’accès aux fonctionnalités liées à une formation terminée, notamment l’espace de communication correspondant, peut être limité pour l’Apprenant concerné. Cette limitation ne doit toutefois pas empêcher l’Apprenant d’accéder aux fonctionnalités des autres formations auxquelles il est inscrit.</w:t>
+      </w:r>
+    </w:p>
+    <w:p>
+      <w:pPr>
+        <w:rPr>
+          <w:b/>
+          <w:sz w:val="28"/>
+          <w:szCs w:val="28"/>
+        </w:rPr>
+      </w:pPr>
+      <w:r>
+        <w:rPr>
+          <w:b/>
+          <w:sz w:val="28"/>
+          <w:szCs w:val="28"/>
+        </w:rPr>
+        <w:t>Règles de gestion du Responsable</w:t>
+      </w:r>
+    </w:p>
+    <w:p>
+      <w:pPr>
+        <w:pStyle w:val="NormalWeb"/>
+      </w:pPr>
+      <w:r>
+        <w:t>Le Responsable assure la gestion des formations et le suivi des candidatures. Il intervient dans le processus de sélection des candidats, organise les sessions de formation, gère l'affectation des Formateurs et assure le suivi des présences ainsi que du processus de certification.</w:t>
+      </w:r>
+    </w:p>
+    <w:p>
+      <w:pPr>
+        <w:pStyle w:val="NormalWeb"/>
+      </w:pPr>
+      <w:r>
+        <w:t>Les règles de gestion associées à cet acteur sont les suivantes :</w:t>
       </w:r>
     </w:p>
     <w:p>
@@ -19309,19 +19277,18 @@
         <w:pStyle w:val="NormalWeb"/>
         <w:numPr>
           <w:ilvl w:val="0"/>
-          <w:numId w:val="22"/>
+          <w:numId w:val="27"/>
         </w:numPr>
         <w:jc w:val="left"/>
       </w:pPr>
       <w:r>
         <w:rPr>
           <w:rStyle w:val="lev"/>
-          <w:rFonts w:eastAsiaTheme="majorEastAsia"/>
-        </w:rPr>
-        <w:t>RG-RES-02 : Présélection des candidats.</w:t>
-      </w:r>
-      <w:r>
-        <w:t xml:space="preserve"> Le Responsable peut effectuer une présélection des candidats avant de prendre les décisions définitives concernant leurs candidatures.</w:t>
+        </w:rPr>
+        <w:t>RG-RES-01 : Consultation des candidatures.</w:t>
+      </w:r>
+      <w:r>
+        <w:t xml:space="preserve"> Le Responsable peut consulter les dossiers de candidature soumis sur la plateforme afin d'examiner les informations fournies par les candidats.</w:t>
       </w:r>
     </w:p>
     <w:p>
@@ -19329,19 +19296,18 @@
         <w:pStyle w:val="NormalWeb"/>
         <w:numPr>
           <w:ilvl w:val="0"/>
-          <w:numId w:val="22"/>
+          <w:numId w:val="27"/>
         </w:numPr>
         <w:jc w:val="left"/>
       </w:pPr>
       <w:r>
         <w:rPr>
           <w:rStyle w:val="lev"/>
-          <w:rFonts w:eastAsiaTheme="majorEastAsia"/>
-        </w:rPr>
-        <w:t>RG-RES-03 : Décision sur les candidatures.</w:t>
-      </w:r>
-      <w:r>
-        <w:t xml:space="preserve"> Après la phase de présélection, le Responsable décide d’accepter ou de refuser les candidatures.</w:t>
+        </w:rPr>
+        <w:t>RG-RES-02 : Présélection des candidats.</w:t>
+      </w:r>
+      <w:r>
+        <w:t xml:space="preserve"> Le Responsable peut effectuer une présélection des candidats avant de prendre les décisions définitives concernant leurs candidatures. Les critères de sélection peuvent varier selon la formation concernée.</w:t>
       </w:r>
     </w:p>
     <w:p>
@@ -19349,19 +19315,18 @@
         <w:pStyle w:val="NormalWeb"/>
         <w:numPr>
           <w:ilvl w:val="0"/>
-          <w:numId w:val="22"/>
+          <w:numId w:val="27"/>
         </w:numPr>
         <w:jc w:val="left"/>
       </w:pPr>
       <w:r>
         <w:rPr>
           <w:rStyle w:val="lev"/>
-          <w:rFonts w:eastAsiaTheme="majorEastAsia"/>
-        </w:rPr>
-        <w:t>RG-RES-04 : Création des formations.</w:t>
-      </w:r>
-      <w:r>
-        <w:t xml:space="preserve"> Le Responsable peut créer de nouvelles formations en renseignant les informations nécessaires à leur description et à leur organisation.</w:t>
+        </w:rPr>
+        <w:t>RG-RES-03 : Décision sur les candidatures.</w:t>
+      </w:r>
+      <w:r>
+        <w:t xml:space="preserve"> Après la phase de présélection, le Responsable décide d'accepter ou de refuser les candidatures.</w:t>
       </w:r>
     </w:p>
     <w:p>
@@ -19369,40 +19334,37 @@
         <w:pStyle w:val="NormalWeb"/>
         <w:numPr>
           <w:ilvl w:val="0"/>
-          <w:numId w:val="22"/>
+          <w:numId w:val="27"/>
         </w:numPr>
         <w:jc w:val="left"/>
       </w:pPr>
       <w:r>
         <w:rPr>
           <w:rStyle w:val="lev"/>
-          <w:rFonts w:eastAsiaTheme="majorEastAsia"/>
-        </w:rPr>
-        <w:t>RG-RES-05 : Modification des formations.</w:t>
-      </w:r>
-      <w:r>
-        <w:t xml:space="preserve"> Le Responsable peut modifier les informations relatives aux formations existantes.</w:t>
-      </w:r>
-    </w:p>
-    <w:p>
-      <w:pPr>
-        <w:pStyle w:val="Paragraphedeliste"/>
+        </w:rPr>
+        <w:t>RG-RES-04 : Validation groupée des candidatures.</w:t>
+      </w:r>
+      <w:r>
+        <w:t xml:space="preserve"> Le Responsable peut accepter en une seule opération l'ensemble des candidats présélectionnés.</w:t>
+      </w:r>
+    </w:p>
+    <w:p>
+      <w:pPr>
+        <w:pStyle w:val="NormalWeb"/>
         <w:numPr>
           <w:ilvl w:val="0"/>
-          <w:numId w:val="22"/>
+          <w:numId w:val="27"/>
         </w:numPr>
-        <w:spacing w:line="240" w:lineRule="auto"/>
         <w:jc w:val="left"/>
       </w:pPr>
       <w:r>
         <w:rPr>
-          <w:b/>
-          <w:bCs/>
-        </w:rPr>
-        <w:t>RG-RES-06 : Suppression des formations.</w:t>
-      </w:r>
-      <w:r>
-        <w:t xml:space="preserve"> Le Responsable peut supprimer une formation uniquement si celle-ci n’est pas encore terminée. Une formation ayant atteint le statut « Terminée » ne peut plus être supprimée, car elle peut être associée à des données historiques qui doivent être conservées.</w:t>
+          <w:rStyle w:val="lev"/>
+        </w:rPr>
+        <w:t>RG-RES-05 : Refus individuel des candidatures.</w:t>
+      </w:r>
+      <w:r>
+        <w:t xml:space="preserve"> Le refus des candidatures s'effectue individuellement pour chaque candidat concerné.</w:t>
       </w:r>
     </w:p>
     <w:p>
@@ -19410,19 +19372,18 @@
         <w:pStyle w:val="NormalWeb"/>
         <w:numPr>
           <w:ilvl w:val="0"/>
-          <w:numId w:val="22"/>
+          <w:numId w:val="27"/>
         </w:numPr>
         <w:jc w:val="left"/>
       </w:pPr>
       <w:r>
         <w:rPr>
           <w:rStyle w:val="lev"/>
-          <w:rFonts w:eastAsiaTheme="majorEastAsia"/>
-        </w:rPr>
-        <w:t>RG-RES-07 : Gestion du statut des formations.</w:t>
-      </w:r>
-      <w:r>
-        <w:t xml:space="preserve"> Le Responsable peut modifier le statut d’une formation afin de suivre son état d’avancement dans le cycle de vie prévu par la plateforme.</w:t>
+        </w:rPr>
+        <w:t>RG-RES-06 : Modification d'une décision de présélection.</w:t>
+      </w:r>
+      <w:r>
+        <w:t xml:space="preserve"> Tant qu'une candidature est à l'état « Présélectionnée », le Responsable peut modifier sa décision ou revenir sur cette présélection. En revanche, une candidature définitivement acceptée ou refusée ne peut plus être modifiée.</w:t>
       </w:r>
     </w:p>
     <w:p>
@@ -19430,19 +19391,18 @@
         <w:pStyle w:val="NormalWeb"/>
         <w:numPr>
           <w:ilvl w:val="0"/>
-          <w:numId w:val="22"/>
+          <w:numId w:val="27"/>
         </w:numPr>
         <w:jc w:val="left"/>
       </w:pPr>
       <w:r>
         <w:rPr>
           <w:rStyle w:val="lev"/>
-          <w:rFonts w:eastAsiaTheme="majorEastAsia"/>
-        </w:rPr>
-        <w:t>RG-RES-08 : Affectation des formateurs.</w:t>
-      </w:r>
-      <w:r>
-        <w:t xml:space="preserve"> Une formation peut être encadrée par plusieurs formateurs. Le Responsable peut affecter plusieurs formateurs à une formation et modifier leurs affectations.</w:t>
+        </w:rPr>
+        <w:t>RG-RES-07 : Création des formations.</w:t>
+      </w:r>
+      <w:r>
+        <w:t xml:space="preserve"> Le Responsable peut créer de nouvelles formations en renseignant les informations nécessaires à leur description et à leur organisation.</w:t>
       </w:r>
     </w:p>
     <w:p>
@@ -19450,19 +19410,18 @@
         <w:pStyle w:val="NormalWeb"/>
         <w:numPr>
           <w:ilvl w:val="0"/>
-          <w:numId w:val="22"/>
+          <w:numId w:val="27"/>
         </w:numPr>
         <w:jc w:val="left"/>
       </w:pPr>
       <w:r>
         <w:rPr>
           <w:rStyle w:val="lev"/>
-          <w:rFonts w:eastAsiaTheme="majorEastAsia"/>
-        </w:rPr>
-        <w:t>RG-RES-09 : Création des séances.</w:t>
-      </w:r>
-      <w:r>
-        <w:t xml:space="preserve"> Le Responsable peut créer les séances associées à une formation afin d’en organiser le déroulement.</w:t>
+        </w:rPr>
+        <w:t>RG-RES-08 : Modification des formations.</w:t>
+      </w:r>
+      <w:r>
+        <w:t xml:space="preserve"> Le Responsable peut modifier les informations relatives aux formations existantes.</w:t>
       </w:r>
     </w:p>
     <w:p>
@@ -19470,40 +19429,38 @@
         <w:pStyle w:val="NormalWeb"/>
         <w:numPr>
           <w:ilvl w:val="0"/>
-          <w:numId w:val="22"/>
+          <w:numId w:val="27"/>
         </w:numPr>
         <w:jc w:val="left"/>
       </w:pPr>
       <w:r>
         <w:rPr>
           <w:rStyle w:val="lev"/>
-          <w:rFonts w:eastAsiaTheme="majorEastAsia"/>
-        </w:rPr>
-        <w:t>RG-RES-10 : Modification des séances.</w:t>
-      </w:r>
-      <w:r>
-        <w:t xml:space="preserve"> Le Responsable peut modifier les informations des séances existantes.</w:t>
-      </w:r>
-    </w:p>
-    <w:p>
-      <w:pPr>
-        <w:pStyle w:val="Paragraphedeliste"/>
+        </w:rPr>
+        <w:t>RG-RES-09 : Suppression et archivage des formations.</w:t>
+      </w:r>
+      <w:r>
+        <w:t xml:space="preserve"> Le Responsable peut supprimer définitivement une formation uniquement si aucune donnée n'est rattachée à celle-ci. Lorsqu'une formation possède des données associées, elle doit être archivée afin de préserver son historique et les informations nécessaires à son suivi.</w:t>
+      </w:r>
+    </w:p>
+    <w:p>
+      <w:pPr>
+        <w:pStyle w:val="NormalWeb"/>
         <w:numPr>
           <w:ilvl w:val="0"/>
-          <w:numId w:val="22"/>
+          <w:numId w:val="27"/>
         </w:numPr>
-        <w:spacing w:line="240" w:lineRule="auto"/>
         <w:jc w:val="left"/>
       </w:pPr>
       <w:r>
         <w:rPr>
-          <w:b/>
-          <w:bCs/>
-        </w:rPr>
-        <w:t>RG-RES-11 : Suppression des séances.</w:t>
-      </w:r>
-      <w:r>
-        <w:t xml:space="preserve"> Le Responsable peut supprimer une séance uniquement si celle-ci n’est pas encore terminée. Une séance terminée ne peut plus être supprimée, afin de préserver les données qui lui sont associées, notamment les présences et les éventuelles informations de suivi.</w:t>
+          <w:rStyle w:val="lev"/>
+        </w:rPr>
+        <w:lastRenderedPageBreak/>
+        <w:t>RG-RES-10 : Gestion du statut des formations.</w:t>
+      </w:r>
+      <w:r>
+        <w:t xml:space="preserve"> Le Responsable peut modifier le statut d'une formation afin de suivre son état d'avancement dans le cycle de vie prévu par la plateforme.</w:t>
       </w:r>
     </w:p>
     <w:p>
@@ -19511,43 +19468,18 @@
         <w:pStyle w:val="NormalWeb"/>
         <w:numPr>
           <w:ilvl w:val="0"/>
-          <w:numId w:val="22"/>
+          <w:numId w:val="27"/>
         </w:numPr>
         <w:jc w:val="left"/>
       </w:pPr>
       <w:r>
         <w:rPr>
           <w:rStyle w:val="lev"/>
-          <w:rFonts w:eastAsiaTheme="majorEastAsia"/>
-        </w:rPr>
-        <w:t>RG-RES-12 : Décision de certification.</w:t>
-      </w:r>
-      <w:r>
-        <w:t xml:space="preserve"> La décision relative à la certification des apprenants implique plusieurs personnes. Toutefois, la répartition des responsabilités et les critères précis de décision restent à définir.</w:t>
-      </w:r>
-    </w:p>
-    <w:p>
-      <w:pPr>
-        <w:rPr>
-          <w:b/>
-          <w:sz w:val="27"/>
-          <w:szCs w:val="27"/>
-        </w:rPr>
-      </w:pPr>
-      <w:r>
-        <w:rPr>
-          <w:b/>
-        </w:rPr>
-        <w:t>Règles de gestion du Formateur</w:t>
-      </w:r>
-    </w:p>
-    <w:p>
-      <w:pPr>
-        <w:pStyle w:val="NormalWeb"/>
-      </w:pPr>
-      <w:r>
-        <w:lastRenderedPageBreak/>
-        <w:t>Le Formateur intervient dans la réalisation et le suivi pédagogique des formations auxquelles il est affecté. Il assure la gestion des supports de cours, des évaluations et du planning de ses formations. Il peut également consulter les informations relatives à ses apprenants et participer aux échanges sur le forum. Les règles de gestion associées à cet acteur sont les suivantes :</w:t>
+        </w:rPr>
+        <w:t>RG-RES-11 : Affectation des Formateurs.</w:t>
+      </w:r>
+      <w:r>
+        <w:t xml:space="preserve"> Une formation peut être encadrée par plusieurs Formateurs. Le Responsable peut affecter plusieurs Formateurs à une même formation et modifier leurs affectations selon les besoins.</w:t>
       </w:r>
     </w:p>
     <w:p>
@@ -19555,19 +19487,18 @@
         <w:pStyle w:val="NormalWeb"/>
         <w:numPr>
           <w:ilvl w:val="0"/>
-          <w:numId w:val="23"/>
+          <w:numId w:val="27"/>
         </w:numPr>
         <w:jc w:val="left"/>
       </w:pPr>
       <w:r>
         <w:rPr>
           <w:rStyle w:val="lev"/>
-          <w:rFonts w:eastAsiaTheme="majorEastAsia"/>
-        </w:rPr>
-        <w:t>RG-FOR-01 : Gestion des supports de cours.</w:t>
-      </w:r>
-      <w:r>
-        <w:t xml:space="preserve"> Le Formateur peut ajouter, modifier et supprimer les supports de cours associés aux formations auxquelles il est affecté.</w:t>
+        </w:rPr>
+        <w:t>RG-RES-12 : Création des sessions.</w:t>
+      </w:r>
+      <w:r>
+        <w:t xml:space="preserve"> Le Responsable peut créer les sessions associées à une formation afin d'en organiser le déroulement.</w:t>
       </w:r>
     </w:p>
     <w:p>
@@ -19575,19 +19506,18 @@
         <w:pStyle w:val="NormalWeb"/>
         <w:numPr>
           <w:ilvl w:val="0"/>
-          <w:numId w:val="23"/>
+          <w:numId w:val="27"/>
         </w:numPr>
         <w:jc w:val="left"/>
       </w:pPr>
       <w:r>
         <w:rPr>
           <w:rStyle w:val="lev"/>
-          <w:rFonts w:eastAsiaTheme="majorEastAsia"/>
-        </w:rPr>
-        <w:t>RG-FOR-02 : Gestion des évaluations.</w:t>
-      </w:r>
-      <w:r>
-        <w:t xml:space="preserve"> Le Formateur peut créer, modifier et supprimer les évaluations destinées aux apprenants de ses formations.</w:t>
+        </w:rPr>
+        <w:t>RG-RES-13 : Modification des sessions.</w:t>
+      </w:r>
+      <w:r>
+        <w:t xml:space="preserve"> Le Responsable peut modifier les informations relatives aux sessions existantes.</w:t>
       </w:r>
     </w:p>
     <w:p>
@@ -19595,19 +19525,18 @@
         <w:pStyle w:val="NormalWeb"/>
         <w:numPr>
           <w:ilvl w:val="0"/>
-          <w:numId w:val="23"/>
+          <w:numId w:val="27"/>
         </w:numPr>
         <w:jc w:val="left"/>
       </w:pPr>
       <w:r>
         <w:rPr>
           <w:rStyle w:val="lev"/>
-          <w:rFonts w:eastAsiaTheme="majorEastAsia"/>
-        </w:rPr>
-        <w:t>RG-FOR-03 : Consultation et correction des résultats.</w:t>
-      </w:r>
-      <w:r>
-        <w:t xml:space="preserve"> Le Formateur peut consulter les résultats des évaluations et corriger les réponses des apprenants lorsque cela est nécessaire.</w:t>
+        </w:rPr>
+        <w:t>RG-RES-14 : Suppression des sessions.</w:t>
+      </w:r>
+      <w:r>
+        <w:t xml:space="preserve"> Le Responsable peut supprimer une session uniquement si celle-ci n'a pas encore commencé et qu'aucune donnée ne lui est associée, notamment des enregistrements de présence. Une session terminée ou ayant déjà des données associées ne peut plus être supprimée.</w:t>
       </w:r>
     </w:p>
     <w:p>
@@ -19615,19 +19544,18 @@
         <w:pStyle w:val="NormalWeb"/>
         <w:numPr>
           <w:ilvl w:val="0"/>
-          <w:numId w:val="23"/>
+          <w:numId w:val="27"/>
         </w:numPr>
         <w:jc w:val="left"/>
       </w:pPr>
       <w:r>
         <w:rPr>
           <w:rStyle w:val="lev"/>
-          <w:rFonts w:eastAsiaTheme="majorEastAsia"/>
-        </w:rPr>
-        <w:t>RG-FOR-04 : Consultation des présences.</w:t>
-      </w:r>
-      <w:r>
-        <w:t xml:space="preserve"> Le Formateur peut consulter les informations relatives aux présences des apprenants inscrits aux séances de ses formations.</w:t>
+        </w:rPr>
+        <w:t>RG-RES-15 : Gestion du planning.</w:t>
+      </w:r>
+      <w:r>
+        <w:t xml:space="preserve"> Le Responsable peut gérer le planning des formations et de leurs sessions.</w:t>
       </w:r>
     </w:p>
     <w:p>
@@ -19635,19 +19563,18 @@
         <w:pStyle w:val="NormalWeb"/>
         <w:numPr>
           <w:ilvl w:val="0"/>
-          <w:numId w:val="23"/>
+          <w:numId w:val="27"/>
         </w:numPr>
         <w:jc w:val="left"/>
       </w:pPr>
       <w:r>
         <w:rPr>
           <w:rStyle w:val="lev"/>
-          <w:rFonts w:eastAsiaTheme="majorEastAsia"/>
-        </w:rPr>
-        <w:t>RG-FOR-05 : Consultation du planning.</w:t>
-      </w:r>
-      <w:r>
-        <w:t xml:space="preserve"> Le Formateur peut consulter le planning des formations auxquelles il est affecté.</w:t>
+        </w:rPr>
+        <w:t>RG-RES-16 : Gestion des présences.</w:t>
+      </w:r>
+      <w:r>
+        <w:t xml:space="preserve"> Le Responsable est le seul acteur disposant de la fonctionnalité de gestion des présences. Il sélectionne la session concernée, même lorsque la plateforme lui propose automatiquement une session correspondant à la journée.</w:t>
       </w:r>
     </w:p>
     <w:p>
@@ -19655,19 +19582,18 @@
         <w:pStyle w:val="NormalWeb"/>
         <w:numPr>
           <w:ilvl w:val="0"/>
-          <w:numId w:val="23"/>
+          <w:numId w:val="27"/>
         </w:numPr>
         <w:jc w:val="left"/>
       </w:pPr>
       <w:r>
         <w:rPr>
           <w:rStyle w:val="lev"/>
-          <w:rFonts w:eastAsiaTheme="majorEastAsia"/>
-        </w:rPr>
-        <w:t>RG-FOR-06 : Gestion du planning.</w:t>
-      </w:r>
-      <w:r>
-        <w:t xml:space="preserve"> Après son affectation à une formation par le Responsable, le Formateur peut gérer le planning de cette formation. Le Responsable peut également prendre en charge cette gestion si le planning établi convient au Formateur. En cas de changement d’horaire ou de disponibilité, le Formateur peut modifier le planning de ses propres formations.</w:t>
+        </w:rPr>
+        <w:t>RG-RES-17 : Modes d'enregistrement des présences.</w:t>
+      </w:r>
+      <w:r>
+        <w:t xml:space="preserve"> Le Responsable peut enregistrer les présences des Apprenants par lecture de leur QR code ou par sélection manuelle dans la liste des Apprenants présents. Cette seconde possibilité permet notamment de prendre en compte les situations dans lesquelles un Apprenant ne peut pas utiliser son QR code.</w:t>
       </w:r>
     </w:p>
     <w:p>
@@ -19675,19 +19601,18 @@
         <w:pStyle w:val="NormalWeb"/>
         <w:numPr>
           <w:ilvl w:val="0"/>
-          <w:numId w:val="23"/>
+          <w:numId w:val="27"/>
         </w:numPr>
         <w:jc w:val="left"/>
       </w:pPr>
       <w:r>
         <w:rPr>
           <w:rStyle w:val="lev"/>
-          <w:rFonts w:eastAsiaTheme="majorEastAsia"/>
-        </w:rPr>
-        <w:t>RG-FOR-07 : Consultation des informations des apprenants.</w:t>
-      </w:r>
-      <w:r>
-        <w:t xml:space="preserve"> Le Formateur peut consulter les informations relatives aux apprenants des formations auxquelles il est affecté, dans le cadre du suivi de leur parcours.</w:t>
+        </w:rPr>
+        <w:t>RG-RES-18 : Sélection des Apprenants à certifier.</w:t>
+      </w:r>
+      <w:r>
+        <w:t xml:space="preserve"> Le Responsable sélectionne les Apprenants proposés à la certification en tenant compte notamment de leur assiduité et de leurs résultats aux évaluations. Ces éléments constituent des critères d'appréciation, sans représenter des conditions absolument contraignantes.</w:t>
       </w:r>
     </w:p>
     <w:p>
@@ -19695,19 +19620,51 @@
         <w:pStyle w:val="NormalWeb"/>
         <w:numPr>
           <w:ilvl w:val="0"/>
-          <w:numId w:val="23"/>
+          <w:numId w:val="27"/>
         </w:numPr>
         <w:jc w:val="left"/>
       </w:pPr>
       <w:r>
         <w:rPr>
           <w:rStyle w:val="lev"/>
-          <w:rFonts w:eastAsiaTheme="majorEastAsia"/>
-        </w:rPr>
-        <w:t>RG-FOR-08 : Participation au forum.</w:t>
-      </w:r>
-      <w:r>
-        <w:t xml:space="preserve"> Le Formateur peut participer aux échanges sur le forum associé aux formations auxquelles il est affecté.</w:t>
+        </w:rPr>
+        <w:t>RG-RES-19 : Transmission de la liste des Apprenants à certifier.</w:t>
+      </w:r>
+      <w:r>
+        <w:t xml:space="preserve"> Le Responsable prépare et transmet la liste des Apprenants sélectionnés à Orange Digital Center Antananarivo, qui prend en charge le processus de certification et l'envoi des certificats par courrier électronique.</w:t>
+      </w:r>
+    </w:p>
+    <w:p>
+      <w:pPr>
+        <w:rPr>
+          <w:b/>
+          <w:sz w:val="28"/>
+          <w:szCs w:val="28"/>
+        </w:rPr>
+      </w:pPr>
+      <w:r>
+        <w:rPr>
+          <w:b/>
+          <w:sz w:val="28"/>
+          <w:szCs w:val="28"/>
+        </w:rPr>
+        <w:t>Règles de gestion du Formateur</w:t>
+      </w:r>
+    </w:p>
+    <w:p>
+      <w:pPr>
+        <w:pStyle w:val="NormalWeb"/>
+      </w:pPr>
+      <w:r>
+        <w:t>Le Formateur intervient dans la réalisation et le suivi pédagogique des formations auxquelles il est affecté. Il assure la gestion des supports de cours, des évaluations et du planning de ses formations. Il peut également consulter les informations relatives à ses Apprenants et participer aux échanges dans l'espace de communication associé à ses formations.</w:t>
+      </w:r>
+    </w:p>
+    <w:p>
+      <w:pPr>
+        <w:pStyle w:val="NormalWeb"/>
+      </w:pPr>
+      <w:r>
+        <w:t>Les règles de gestion associées à cet acteur sont les suivantes :</w:t>
       </w:r>
     </w:p>
     <w:p>
@@ -19715,19 +19672,18 @@
         <w:pStyle w:val="NormalWeb"/>
         <w:numPr>
           <w:ilvl w:val="0"/>
-          <w:numId w:val="23"/>
+          <w:numId w:val="28"/>
         </w:numPr>
         <w:jc w:val="left"/>
       </w:pPr>
       <w:r>
         <w:rPr>
           <w:rStyle w:val="lev"/>
-          <w:rFonts w:eastAsiaTheme="majorEastAsia"/>
-        </w:rPr>
-        <w:t>RG-FOR-09 : Gestion du compte personnel.</w:t>
-      </w:r>
-      <w:r>
-        <w:t xml:space="preserve"> Chaque utilisateur de la plateforme peut gérer son propre compte. Cette règle s’applique notamment au Formateur, qui peut gérer les informations de son compte selon les fonctionnalités mises à sa disposition.</w:t>
+        </w:rPr>
+        <w:t>RG-FOR-01 : Gestion des supports de cours.</w:t>
+      </w:r>
+      <w:r>
+        <w:t xml:space="preserve"> Le Formateur peut ajouter, consulter, modifier et supprimer les supports pédagogiques associés aux formations auxquelles il est affecté. Les supports peuvent être proposés sous différents formats pris en charge par la plateforme, notamment les vidéos, les fichiers PDF et les documents DOCX.</w:t>
       </w:r>
     </w:p>
     <w:p>
@@ -19735,42 +19691,18 @@
         <w:pStyle w:val="NormalWeb"/>
         <w:numPr>
           <w:ilvl w:val="0"/>
-          <w:numId w:val="23"/>
+          <w:numId w:val="28"/>
         </w:numPr>
         <w:jc w:val="left"/>
       </w:pPr>
       <w:r>
         <w:rPr>
           <w:rStyle w:val="lev"/>
-          <w:rFonts w:eastAsiaTheme="majorEastAsia"/>
-        </w:rPr>
-        <w:t>RG-FOR-10 : Certification des apprenants.</w:t>
-      </w:r>
-      <w:r>
-        <w:t xml:space="preserve"> Le rôle du Formateur dans le processus de certification n’est pas encore défini. Les responsabilités des différents intervenants et les modalités de décision devront être précisées ultérieurement.</w:t>
-      </w:r>
-    </w:p>
-    <w:p>
-      <w:pPr>
-        <w:rPr>
-          <w:b/>
-          <w:sz w:val="27"/>
-          <w:szCs w:val="27"/>
-        </w:rPr>
-      </w:pPr>
-      <w:r>
-        <w:rPr>
-          <w:b/>
-        </w:rPr>
-        <w:t>Règles de gestion de l’Apprenant</w:t>
-      </w:r>
-    </w:p>
-    <w:p>
-      <w:pPr>
-        <w:pStyle w:val="NormalWeb"/>
-      </w:pPr>
-      <w:r>
-        <w:t>L’Apprenant est un utilisateur dont la candidature a été acceptée par le Responsable. Il peut accéder aux fonctionnalités associées aux formations auxquelles il participe, consulter les ressources pédagogiques, effectuer les évaluations et suivre son parcours de formation. Les règles de gestion associées à cet acteur sont les suivantes :</w:t>
+        </w:rPr>
+        <w:t>RG-FOR-02 : Gestion des évaluations.</w:t>
+      </w:r>
+      <w:r>
+        <w:t xml:space="preserve"> Le Formateur peut créer, consulter, modifier et supprimer les évaluations destinées aux Apprenants de ses formations.</w:t>
       </w:r>
     </w:p>
     <w:p>
@@ -19778,19 +19710,19 @@
         <w:pStyle w:val="NormalWeb"/>
         <w:numPr>
           <w:ilvl w:val="0"/>
-          <w:numId w:val="24"/>
+          <w:numId w:val="28"/>
         </w:numPr>
         <w:jc w:val="left"/>
       </w:pPr>
       <w:r>
         <w:rPr>
           <w:rStyle w:val="lev"/>
-          <w:rFonts w:eastAsiaTheme="majorEastAsia"/>
-        </w:rPr>
-        <w:t>RG-APP-01 : Accès aux formations.</w:t>
-      </w:r>
-      <w:r>
-        <w:t xml:space="preserve"> L’Apprenant peut accéder aux fonctionnalités et aux ressources des formations auxquelles il est inscrit, selon les droits qui lui sont accordés sur la plateforme.</w:t>
+        </w:rPr>
+        <w:lastRenderedPageBreak/>
+        <w:t>RG-FOR-03 : Programmation des évaluations.</w:t>
+      </w:r>
+      <w:r>
+        <w:t xml:space="preserve"> Le Formateur peut définir la date et l'heure de publication d'une évaluation ainsi que sa date et son heure de clôture.</w:t>
       </w:r>
     </w:p>
     <w:p>
@@ -19798,19 +19730,18 @@
         <w:pStyle w:val="NormalWeb"/>
         <w:numPr>
           <w:ilvl w:val="0"/>
-          <w:numId w:val="24"/>
+          <w:numId w:val="28"/>
         </w:numPr>
         <w:jc w:val="left"/>
       </w:pPr>
       <w:r>
         <w:rPr>
           <w:rStyle w:val="lev"/>
-          <w:rFonts w:eastAsiaTheme="majorEastAsia"/>
-        </w:rPr>
-        <w:t>RG-APP-02 : Consultation et téléchargement des ressources pédagogiques.</w:t>
-      </w:r>
-      <w:r>
-        <w:t xml:space="preserve"> L’Apprenant peut consulter et télécharger les supports de cours mis à sa disposition dans l’espace de communication associé à sa formation.</w:t>
+        </w:rPr>
+        <w:t>RG-FOR-04 : Modification des évaluations avant publication.</w:t>
+      </w:r>
+      <w:r>
+        <w:t xml:space="preserve"> Tant qu'une évaluation n'est pas publiée, le Formateur peut modifier son sujet et les éléments qui la composent.</w:t>
       </w:r>
     </w:p>
     <w:p>
@@ -19818,19 +19749,18 @@
         <w:pStyle w:val="NormalWeb"/>
         <w:numPr>
           <w:ilvl w:val="0"/>
-          <w:numId w:val="24"/>
+          <w:numId w:val="28"/>
         </w:numPr>
         <w:jc w:val="left"/>
       </w:pPr>
       <w:r>
         <w:rPr>
           <w:rStyle w:val="lev"/>
-          <w:rFonts w:eastAsiaTheme="majorEastAsia"/>
-        </w:rPr>
-        <w:t>RG-APP-03 : Participation aux évaluations.</w:t>
-      </w:r>
-      <w:r>
-        <w:t xml:space="preserve"> L’Apprenant peut passer les évaluations prévues dans le cadre de ses formations et consulter ses résultats.</w:t>
+        </w:rPr>
+        <w:t>RG-FOR-05 : Consultation et correction des résultats.</w:t>
+      </w:r>
+      <w:r>
+        <w:t xml:space="preserve"> Le Formateur peut consulter et corriger les résultats des évaluations réalisées par les Apprenants.</w:t>
       </w:r>
     </w:p>
     <w:p>
@@ -19838,20 +19768,18 @@
         <w:pStyle w:val="NormalWeb"/>
         <w:numPr>
           <w:ilvl w:val="0"/>
-          <w:numId w:val="24"/>
+          <w:numId w:val="28"/>
         </w:numPr>
         <w:jc w:val="left"/>
       </w:pPr>
       <w:r>
         <w:rPr>
           <w:rStyle w:val="lev"/>
-          <w:rFonts w:eastAsiaTheme="majorEastAsia"/>
-        </w:rPr>
-        <w:lastRenderedPageBreak/>
-        <w:t>RG-APP-04 : Gestion du compte et du profil.</w:t>
-      </w:r>
-      <w:r>
-        <w:t xml:space="preserve"> L’Apprenant peut modifier les informations de son compte et de son profil. Toutefois, il ne peut pas modifier les informations de sa candidature ni les données scolaires qui y sont liées.</w:t>
+        </w:rPr>
+        <w:t>RG-FOR-06 : Suppression des évaluations et des notes associées.</w:t>
+      </w:r>
+      <w:r>
+        <w:t xml:space="preserve"> Le Formateur peut supprimer une évaluation même lorsque celle-ci possède déjà des notes associées. Dans ce cas, la suppression de l'évaluation entraîne également la suppression des notes correspondantes.</w:t>
       </w:r>
     </w:p>
     <w:p>
@@ -19859,19 +19787,18 @@
         <w:pStyle w:val="NormalWeb"/>
         <w:numPr>
           <w:ilvl w:val="0"/>
-          <w:numId w:val="24"/>
+          <w:numId w:val="28"/>
         </w:numPr>
         <w:jc w:val="left"/>
       </w:pPr>
       <w:r>
         <w:rPr>
           <w:rStyle w:val="lev"/>
-          <w:rFonts w:eastAsiaTheme="majorEastAsia"/>
-        </w:rPr>
-        <w:t>RG-APP-05 : Enregistrement des présences.</w:t>
-      </w:r>
-      <w:r>
-        <w:t xml:space="preserve"> La présence de l’Apprenant à une séance est enregistrée par un scan de QR code effectué par le Responsable. Le scan peut être réalisé à l’entrée ou à la sortie de la séance, selon l’organisation retenue par le Responsable.</w:t>
+        </w:rPr>
+        <w:t>RG-FOR-07 : Consultation des présences.</w:t>
+      </w:r>
+      <w:r>
+        <w:t xml:space="preserve"> Le Formateur peut consulter les informations relatives aux présences des Apprenants inscrits aux sessions de ses formations.</w:t>
       </w:r>
     </w:p>
     <w:p>
@@ -19879,19 +19806,18 @@
         <w:pStyle w:val="NormalWeb"/>
         <w:numPr>
           <w:ilvl w:val="0"/>
-          <w:numId w:val="24"/>
+          <w:numId w:val="28"/>
         </w:numPr>
         <w:jc w:val="left"/>
       </w:pPr>
       <w:r>
         <w:rPr>
           <w:rStyle w:val="lev"/>
-          <w:rFonts w:eastAsiaTheme="majorEastAsia"/>
-        </w:rPr>
-        <w:t>RG-APP-06 : Unicité du scan par séance.</w:t>
-      </w:r>
-      <w:r>
-        <w:t xml:space="preserve"> Pour une même séance, un seul scan de QR code est effectué pour enregistrer la présence de l’Apprenant, soit à l’entrée, soit à la sortie. Le choix du moment du scan dépend de la disponibilité du Responsable et de l’organisation de la séance.</w:t>
+        </w:rPr>
+        <w:t>RG-FOR-08 : Consultation des informations des Apprenants.</w:t>
+      </w:r>
+      <w:r>
+        <w:t xml:space="preserve"> Le Formateur peut consulter les informations relatives aux Apprenants des formations auxquelles il est affecté, notamment leurs coordonnées, leurs résultats d'évaluation et leurs informations de présence.</w:t>
       </w:r>
     </w:p>
     <w:p>
@@ -19899,19 +19825,18 @@
         <w:pStyle w:val="NormalWeb"/>
         <w:numPr>
           <w:ilvl w:val="0"/>
-          <w:numId w:val="24"/>
+          <w:numId w:val="28"/>
         </w:numPr>
         <w:jc w:val="left"/>
       </w:pPr>
       <w:r>
         <w:rPr>
           <w:rStyle w:val="lev"/>
-          <w:rFonts w:eastAsiaTheme="majorEastAsia"/>
-        </w:rPr>
-        <w:t>RG-APP-07 : Participation au forum et accès aux supports.</w:t>
-      </w:r>
-      <w:r>
-        <w:t xml:space="preserve"> L’Apprenant peut accéder à un espace de communication interne regroupant les échanges entre les apprenants et les formateurs ainsi que les supports de cours. Cet espace permet de consulter les ressources pédagogiques et de participer aux discussions liées à la formation.</w:t>
+        </w:rPr>
+        <w:t>RG-FOR-09 : Consultation du planning.</w:t>
+      </w:r>
+      <w:r>
+        <w:t xml:space="preserve"> Le Formateur peut consulter le planning des formations et des sessions auxquelles il est affecté.</w:t>
       </w:r>
     </w:p>
     <w:p>
@@ -19919,19 +19844,18 @@
         <w:pStyle w:val="NormalWeb"/>
         <w:numPr>
           <w:ilvl w:val="0"/>
-          <w:numId w:val="24"/>
+          <w:numId w:val="28"/>
         </w:numPr>
         <w:jc w:val="left"/>
       </w:pPr>
       <w:r>
         <w:rPr>
           <w:rStyle w:val="lev"/>
-          <w:rFonts w:eastAsiaTheme="majorEastAsia"/>
-        </w:rPr>
-        <w:t>RG-APP-08 : Accès après la fin d’une formation.</w:t>
-      </w:r>
-      <w:r>
-        <w:t xml:space="preserve"> Lorsque la formation est terminée, l’accès de l’Apprenant aux fonctionnalités qui lui sont associées, notamment au forum correspondant, est limité. Cette restriction ne doit pas empêcher l’accès aux fonctionnalités des autres formations auxquelles il participe encore ou auxquelles il est inscrit.</w:t>
+        </w:rPr>
+        <w:t>RG-FOR-10 : Gestion du planning.</w:t>
+      </w:r>
+      <w:r>
+        <w:t xml:space="preserve"> Après son affectation à une formation par le Responsable, le Formateur peut gérer le planning de cette formation et modifier les sessions sans validation préalable du Responsable. Le Responsable conserve également la possibilité de gérer ce planning.</w:t>
       </w:r>
     </w:p>
     <w:p>
@@ -19939,19 +19863,18 @@
         <w:pStyle w:val="NormalWeb"/>
         <w:numPr>
           <w:ilvl w:val="0"/>
-          <w:numId w:val="24"/>
+          <w:numId w:val="28"/>
         </w:numPr>
         <w:jc w:val="left"/>
       </w:pPr>
       <w:r>
         <w:rPr>
           <w:rStyle w:val="lev"/>
-          <w:rFonts w:eastAsiaTheme="majorEastAsia"/>
-        </w:rPr>
-        <w:t>RG-APP-09 : Consultation du statut de certification.</w:t>
-      </w:r>
-      <w:r>
-        <w:t xml:space="preserve"> L’Apprenant peut consulter le statut de sa certification sur la plateforme. Toutefois, la délivrance et la mise à disposition du certificat ne sont pas encore définies dans le périmètre actuel du projet et peuvent dépendre d’un système externe.</w:t>
+        </w:rPr>
+        <w:t>RG-FOR-11 : Participation à l'espace de communication.</w:t>
+      </w:r>
+      <w:r>
+        <w:t xml:space="preserve"> Le Formateur peut participer aux échanges avec les Apprenants dans l'espace de communication interne associé à ses formations.</w:t>
       </w:r>
     </w:p>
     <w:p>
@@ -19959,51 +19882,18 @@
         <w:pStyle w:val="NormalWeb"/>
         <w:numPr>
           <w:ilvl w:val="0"/>
-          <w:numId w:val="24"/>
+          <w:numId w:val="28"/>
         </w:numPr>
         <w:jc w:val="left"/>
       </w:pPr>
       <w:r>
         <w:rPr>
           <w:rStyle w:val="lev"/>
-          <w:rFonts w:eastAsiaTheme="majorEastAsia"/>
-        </w:rPr>
-        <w:t>RG-APP-10 : Évaluation des formations.</w:t>
-      </w:r>
-      <w:r>
-        <w:t xml:space="preserve"> L’Apprenant peut attribuer une note à une formation et laisser un commentaire afin de donner son avis sur celle-ci.</w:t>
-      </w:r>
-    </w:p>
-    <w:p>
-      <w:pPr>
-        <w:rPr>
-          <w:b/>
-          <w:sz w:val="27"/>
-          <w:szCs w:val="27"/>
-        </w:rPr>
-      </w:pPr>
-      <w:r>
-        <w:rPr>
-          <w:b/>
-        </w:rPr>
-        <w:t>Règles de gestion du Candidat</w:t>
-      </w:r>
-    </w:p>
-    <w:p>
-      <w:r>
-        <w:t>Le Candidat est une personne qui souhaite participer à une formation proposée sur la plateforme. Il peut consulter le catalogue des formations, soumettre une candidature et, si nécessaire, mettre à jour les informations de sa candidature avant la date limite d’inscription. Les règles de gestion associées à cet acteur sont les suivantes :</w:t>
-      </w:r>
-    </w:p>
-    <w:p>
-      <w:r>
-        <w:rPr>
-          <w:rStyle w:val="lev"/>
-          <w:rFonts w:eastAsiaTheme="majorEastAsia"/>
-        </w:rPr>
-        <w:t>RG-CAN-01 : Consultation des formations.</w:t>
-      </w:r>
-      <w:r>
-        <w:t xml:space="preserve"> Tout visiteur peut consulter le catalogue des formations ainsi que les détails de chaque formation sans avoir besoin de créer un compte.</w:t>
+        </w:rPr>
+        <w:t>RG-FOR-12 : Gestion du compte personnel.</w:t>
+      </w:r>
+      <w:r>
+        <w:t xml:space="preserve"> Le Formateur peut gérer les informations de son propre compte selon les fonctionnalités mises à sa disposition.</w:t>
       </w:r>
     </w:p>
     <w:p>
@@ -20011,19 +19901,51 @@
         <w:pStyle w:val="NormalWeb"/>
         <w:numPr>
           <w:ilvl w:val="0"/>
-          <w:numId w:val="25"/>
+          <w:numId w:val="28"/>
         </w:numPr>
         <w:jc w:val="left"/>
       </w:pPr>
       <w:r>
         <w:rPr>
           <w:rStyle w:val="lev"/>
-          <w:rFonts w:eastAsiaTheme="majorEastAsia"/>
-        </w:rPr>
-        <w:t>RG-CAN-02 : Soumission des candidatures.</w:t>
-      </w:r>
-      <w:r>
-        <w:t xml:space="preserve"> Un candidat peut soumettre une candidature pour une formation. Il peut également candidater à plusieurs formations différentes, mais une seule candidature est autorisée pour un même candidat et une même formation.</w:t>
+        </w:rPr>
+        <w:t>RG-FOR-13 : Contribution au processus de certification.</w:t>
+      </w:r>
+      <w:r>
+        <w:t xml:space="preserve"> Le Formateur contribue indirectement au processus de certification à travers les résultats des évaluations qu'il réalise et corrige. Il ne prend pas directement la décision finale concernant la sélection des Apprenants à certifier.</w:t>
+      </w:r>
+    </w:p>
+    <w:p>
+      <w:pPr>
+        <w:rPr>
+          <w:b/>
+          <w:sz w:val="28"/>
+          <w:szCs w:val="28"/>
+        </w:rPr>
+      </w:pPr>
+      <w:r>
+        <w:rPr>
+          <w:b/>
+          <w:sz w:val="28"/>
+          <w:szCs w:val="28"/>
+        </w:rPr>
+        <w:t>Règles de gestion de l’Apprenant</w:t>
+      </w:r>
+    </w:p>
+    <w:p>
+      <w:pPr>
+        <w:pStyle w:val="NormalWeb"/>
+      </w:pPr>
+      <w:r>
+        <w:t>L’Apprenant est un utilisateur dont la candidature a été acceptée par le Responsable. Il peut accéder aux fonctionnalités associées aux formations auxquelles il est inscrit, consulter les ressources pédagogiques, effectuer les évaluations et suivre son parcours de formation.</w:t>
+      </w:r>
+    </w:p>
+    <w:p>
+      <w:pPr>
+        <w:pStyle w:val="NormalWeb"/>
+      </w:pPr>
+      <w:r>
+        <w:t>Les règles de gestion associées à cet acteur sont les suivantes :</w:t>
       </w:r>
     </w:p>
     <w:p>
@@ -20031,19 +19953,18 @@
         <w:pStyle w:val="NormalWeb"/>
         <w:numPr>
           <w:ilvl w:val="0"/>
-          <w:numId w:val="25"/>
+          <w:numId w:val="29"/>
         </w:numPr>
         <w:jc w:val="left"/>
       </w:pPr>
       <w:r>
         <w:rPr>
           <w:rStyle w:val="lev"/>
-          <w:rFonts w:eastAsiaTheme="majorEastAsia"/>
-        </w:rPr>
-        <w:t>RG-CAN-03 : Modification de la candidature.</w:t>
-      </w:r>
-      <w:r>
-        <w:t xml:space="preserve"> Le candidat peut modifier les informations de sa candidature jusqu’à la date limite d’inscription définie pour la formation. Après cette date, aucune modification de la candidature n’est autorisée, afin de permettre au Responsable de commencer le traitement et la sélection des dossiers.</w:t>
+        </w:rPr>
+        <w:t>RG-APP-01 : Accès aux formations.</w:t>
+      </w:r>
+      <w:r>
+        <w:t xml:space="preserve"> L’Apprenant peut accéder aux fonctionnalités et aux ressources des formations auxquelles il est inscrit, selon les droits qui lui sont accordés sur la plateforme.</w:t>
       </w:r>
     </w:p>
     <w:p>
@@ -20051,20 +19972,18 @@
         <w:pStyle w:val="NormalWeb"/>
         <w:numPr>
           <w:ilvl w:val="0"/>
-          <w:numId w:val="25"/>
+          <w:numId w:val="29"/>
         </w:numPr>
         <w:jc w:val="left"/>
       </w:pPr>
       <w:r>
         <w:rPr>
           <w:rStyle w:val="lev"/>
-          <w:rFonts w:eastAsiaTheme="majorEastAsia"/>
-        </w:rPr>
-        <w:lastRenderedPageBreak/>
-        <w:t>RG-CAN-04 : Notification de l’acceptation.</w:t>
-      </w:r>
-      <w:r>
-        <w:t xml:space="preserve"> Le candidat reçoit un courrier électronique lorsque sa candidature est acceptée. Aucune notification par courrier électronique en cas de refus n’est prévue dans le fonctionnement actuellement défini.</w:t>
+        </w:rPr>
+        <w:t>RG-APP-02 : Consultation et téléchargement des ressources pédagogiques.</w:t>
+      </w:r>
+      <w:r>
+        <w:t xml:space="preserve"> L’Apprenant peut consulter et télécharger les supports de cours mis à sa disposition dans l'espace de communication associé à sa formation.</w:t>
       </w:r>
     </w:p>
     <w:p>
@@ -20072,19 +19991,19 @@
         <w:pStyle w:val="NormalWeb"/>
         <w:numPr>
           <w:ilvl w:val="0"/>
-          <w:numId w:val="25"/>
+          <w:numId w:val="29"/>
         </w:numPr>
         <w:jc w:val="left"/>
       </w:pPr>
       <w:r>
         <w:rPr>
           <w:rStyle w:val="lev"/>
-          <w:rFonts w:eastAsiaTheme="majorEastAsia"/>
-        </w:rPr>
-        <w:t>RG-CAN-05 : Création du compte Apprenant.</w:t>
-      </w:r>
-      <w:r>
-        <w:t xml:space="preserve"> Lorsqu’une candidature est acceptée, le compte Apprenant correspondant est créé automatiquement par la plateforme. Le candidat doit ensuite terminer la configuration de son compte, notamment en définissant son nom d’utilisateur et son mot de passe.</w:t>
+        </w:rPr>
+        <w:lastRenderedPageBreak/>
+        <w:t>RG-APP-03 : Participation aux évaluations.</w:t>
+      </w:r>
+      <w:r>
+        <w:t xml:space="preserve"> L’Apprenant peut passer les évaluations prévues dans le cadre de ses formations et consulter ses résultats après leur soumission.</w:t>
       </w:r>
     </w:p>
     <w:p>
@@ -20092,19 +20011,18 @@
         <w:pStyle w:val="NormalWeb"/>
         <w:numPr>
           <w:ilvl w:val="0"/>
-          <w:numId w:val="25"/>
+          <w:numId w:val="29"/>
         </w:numPr>
         <w:jc w:val="left"/>
       </w:pPr>
       <w:r>
         <w:rPr>
           <w:rStyle w:val="lev"/>
-          <w:rFonts w:eastAsiaTheme="majorEastAsia"/>
-        </w:rPr>
-        <w:t>RG-CAN-06 : Conservation des candidatures refusées.</w:t>
-      </w:r>
-      <w:r>
-        <w:t xml:space="preserve"> Une candidature refusée est conservée dans la plateforme afin de préserver son historique. Aucun compte Apprenant n’est créé à la suite d’une candidature refusée, sauf si la personne dispose déjà d’un compte Apprenant issu d’une autre candidature acceptée.</w:t>
+        </w:rPr>
+        <w:t>RG-APP-04 : Soumission des évaluations.</w:t>
+      </w:r>
+      <w:r>
+        <w:t xml:space="preserve"> Une évaluation est soumise automatiquement lorsque le temps imparti arrive à expiration. L'Apprenant peut également la soumettre manuellement en utilisant la commande « Terminer ».</w:t>
       </w:r>
     </w:p>
     <w:p>
@@ -20112,19 +20030,18 @@
         <w:pStyle w:val="NormalWeb"/>
         <w:numPr>
           <w:ilvl w:val="0"/>
-          <w:numId w:val="25"/>
+          <w:numId w:val="29"/>
         </w:numPr>
         <w:jc w:val="left"/>
       </w:pPr>
       <w:r>
         <w:rPr>
           <w:rStyle w:val="lev"/>
-          <w:rFonts w:eastAsiaTheme="majorEastAsia"/>
-        </w:rPr>
-        <w:t>RG-CAN-07 : Détection des adresses électroniques existantes.</w:t>
-      </w:r>
-      <w:r>
-        <w:t xml:space="preserve"> Lorsqu’un candidat soumet une candidature avec une adresse électronique déjà utilisée, la plateforme détecte l’existence de cette adresse et empêche la création d’une candidature en double pour la même formation.</w:t>
+        </w:rPr>
+        <w:t>RG-APP-05 : Gestion du compte et du profil.</w:t>
+      </w:r>
+      <w:r>
+        <w:t xml:space="preserve"> L’Apprenant peut modifier les informations de son compte et de son profil, notamment son nom et son prénom. Toutefois, il ne peut pas modifier son adresse électronique ni les informations propres à sa candidature et les données scolaires qui y sont liées.</w:t>
       </w:r>
     </w:p>
     <w:p>
@@ -20132,19 +20049,18 @@
         <w:pStyle w:val="NormalWeb"/>
         <w:numPr>
           <w:ilvl w:val="0"/>
-          <w:numId w:val="25"/>
+          <w:numId w:val="29"/>
         </w:numPr>
         <w:jc w:val="left"/>
       </w:pPr>
       <w:r>
         <w:rPr>
           <w:rStyle w:val="lev"/>
-          <w:rFonts w:eastAsiaTheme="majorEastAsia"/>
-        </w:rPr>
-        <w:t>RG-CAN-08 : Réutilisation des informations d’une candidature antérieure.</w:t>
-      </w:r>
-      <w:r>
-        <w:t xml:space="preserve"> Lorsqu’un candidat souhaite s’inscrire à une nouvelle formation avec une adresse électronique déjà enregistrée, la plateforme lui propose de conserver les informations de sa candidature précédente ou de les mettre à jour. Ce choix lui permet de réutiliser ses informations existantes ou de les actualiser en fonction de sa situation actuelle.</w:t>
+        </w:rPr>
+        <w:t>RG-APP-06 : Enregistrement des présences.</w:t>
+      </w:r>
+      <w:r>
+        <w:t xml:space="preserve"> La présence de l'Apprenant à une session est enregistrée sous la responsabilité du Responsable. Celui-ci peut utiliser le QR code de l'Apprenant ou sélectionner manuellement ce dernier dans la liste des personnes présentes.</w:t>
       </w:r>
     </w:p>
     <w:p>
@@ -20152,30 +20068,523 @@
         <w:pStyle w:val="NormalWeb"/>
         <w:numPr>
           <w:ilvl w:val="0"/>
-          <w:numId w:val="25"/>
+          <w:numId w:val="29"/>
         </w:numPr>
         <w:jc w:val="left"/>
       </w:pPr>
       <w:r>
         <w:rPr>
           <w:rStyle w:val="lev"/>
-          <w:rFonts w:eastAsiaTheme="majorEastAsia"/>
-        </w:rPr>
-        <w:t>RG-CAN-09 : Réutilisation du compte Apprenant.</w:t>
-      </w:r>
-      <w:r>
-        <w:t xml:space="preserve"> Lorsqu’un candidat possédant déjà un compte Apprenant est accepté dans une nouvelle formation, aucun nouveau compte Apprenant n’est créé. La nouvelle formation est simplement associée à son compte existant.</w:t>
-      </w:r>
-    </w:p>
-    <w:p>
-      <w:pPr>
-        <w:pStyle w:val="NormalWeb"/>
-      </w:pPr>
-    </w:p>
-    <w:p>
-      <w:pPr>
-        <w:pStyle w:val="NormalWeb"/>
-      </w:pPr>
+        </w:rPr>
+        <w:t>RG-APP-07 : Unicité de la présence par session.</w:t>
+      </w:r>
+      <w:r>
+        <w:t xml:space="preserve"> Pour une même session, un seul enregistrement de présence est autorisé pour un même Apprenant, que celui-ci ait été enregistré par lecture du QR code ou par sélection manuelle.</w:t>
+      </w:r>
+    </w:p>
+    <w:p>
+      <w:pPr>
+        <w:pStyle w:val="NormalWeb"/>
+        <w:numPr>
+          <w:ilvl w:val="0"/>
+          <w:numId w:val="29"/>
+        </w:numPr>
+        <w:jc w:val="left"/>
+      </w:pPr>
+      <w:r>
+        <w:rPr>
+          <w:rStyle w:val="lev"/>
+        </w:rPr>
+        <w:t>RG-APP-08 : Participation à l'espace de communication.</w:t>
+      </w:r>
+      <w:r>
+        <w:t xml:space="preserve"> L'Apprenant peut accéder à un espace de communication interne regroupant les échanges entre les Apprenants et les Formateurs ainsi que les supports de cours. Cet espace permet de consulter les ressources pédagogiques et de participer aux discussions liées à la formation.</w:t>
+      </w:r>
+    </w:p>
+    <w:p>
+      <w:pPr>
+        <w:pStyle w:val="NormalWeb"/>
+        <w:numPr>
+          <w:ilvl w:val="0"/>
+          <w:numId w:val="29"/>
+        </w:numPr>
+        <w:jc w:val="left"/>
+      </w:pPr>
+      <w:r>
+        <w:rPr>
+          <w:rStyle w:val="lev"/>
+        </w:rPr>
+        <w:t>RG-APP-09 : Accès après la fin d'une formation.</w:t>
+      </w:r>
+      <w:r>
+        <w:t xml:space="preserve"> Lorsque la formation est terminée, l'accès de l'Apprenant aux fonctionnalités et aux ressources qui lui sont associées, notamment à l'espace de communication correspondant, est limité. Cette restriction ne doit pas empêcher l'accès aux fonctionnalités des autres formations auxquelles il est inscrit.</w:t>
+      </w:r>
+    </w:p>
+    <w:p>
+      <w:pPr>
+        <w:pStyle w:val="NormalWeb"/>
+        <w:numPr>
+          <w:ilvl w:val="0"/>
+          <w:numId w:val="29"/>
+        </w:numPr>
+        <w:jc w:val="left"/>
+      </w:pPr>
+      <w:r>
+        <w:rPr>
+          <w:rStyle w:val="lev"/>
+        </w:rPr>
+        <w:t>RG-APP-10 : Évaluation des formations.</w:t>
+      </w:r>
+      <w:r>
+        <w:t xml:space="preserve"> L'Apprenant peut attribuer une note à une formation et laisser un commentaire afin de donner son avis sur celle-ci. Cette possibilité est accessible uniquement après la fin de la formation.</w:t>
+      </w:r>
+    </w:p>
+    <w:p>
+      <w:pPr>
+        <w:pStyle w:val="NormalWeb"/>
+        <w:numPr>
+          <w:ilvl w:val="0"/>
+          <w:numId w:val="29"/>
+        </w:numPr>
+        <w:jc w:val="left"/>
+      </w:pPr>
+      <w:r>
+        <w:rPr>
+          <w:rStyle w:val="lev"/>
+        </w:rPr>
+        <w:t>RG-APP-11 : Consultation du statut de certification.</w:t>
+      </w:r>
+      <w:r>
+        <w:t xml:space="preserve"> L'Apprenant peut consulter le statut de sa certification sur la plateforme.</w:t>
+      </w:r>
+    </w:p>
+    <w:p>
+      <w:pPr>
+        <w:pStyle w:val="NormalWeb"/>
+        <w:numPr>
+          <w:ilvl w:val="0"/>
+          <w:numId w:val="29"/>
+        </w:numPr>
+        <w:jc w:val="left"/>
+      </w:pPr>
+      <w:r>
+        <w:rPr>
+          <w:rStyle w:val="lev"/>
+        </w:rPr>
+        <w:t>RG-APP-12 : Délivrance des certificats.</w:t>
+      </w:r>
+      <w:r>
+        <w:t xml:space="preserve"> La plateforme ne génère pas et ne délivre pas directement les certificats. Leur établissement et leur transmission par courrier électronique sont pris en charge par Orange Digital Center Antananarivo.</w:t>
+      </w:r>
+    </w:p>
+    <w:p>
+      <w:pPr>
+        <w:rPr>
+          <w:b/>
+          <w:sz w:val="28"/>
+          <w:szCs w:val="28"/>
+        </w:rPr>
+      </w:pPr>
+      <w:r>
+        <w:rPr>
+          <w:b/>
+          <w:sz w:val="28"/>
+          <w:szCs w:val="28"/>
+        </w:rPr>
+        <w:t>Règles de gestion du Candidat</w:t>
+      </w:r>
+    </w:p>
+    <w:p>
+      <w:pPr>
+        <w:pStyle w:val="NormalWeb"/>
+      </w:pPr>
+      <w:r>
+        <w:t>Le Candidat est une personne qui souhaite participer à une formation proposée sur la plateforme. Il peut consulter le catalogue des formations, soumettre une candidature et, sous certaines conditions, mettre à jour ou annuler celle-ci. Après acceptation de sa candidature, il peut accéder au statut d'Apprenant à la suite de la création et de la configuration de son compte.</w:t>
+      </w:r>
+    </w:p>
+    <w:p>
+      <w:pPr>
+        <w:pStyle w:val="NormalWeb"/>
+      </w:pPr>
+      <w:r>
+        <w:t>Les règles de gestion associées à cet acteur sont les suivantes :</w:t>
+      </w:r>
+    </w:p>
+    <w:p>
+      <w:pPr>
+        <w:pStyle w:val="NormalWeb"/>
+        <w:numPr>
+          <w:ilvl w:val="0"/>
+          <w:numId w:val="30"/>
+        </w:numPr>
+        <w:jc w:val="left"/>
+      </w:pPr>
+      <w:r>
+        <w:rPr>
+          <w:rStyle w:val="lev"/>
+        </w:rPr>
+        <w:t>RG-CAN-01 : Consultation des formations.</w:t>
+      </w:r>
+      <w:r>
+        <w:t xml:space="preserve"> Toute personne peut consulter le catalogue des formations ainsi que les détails de chaque formation sans avoir besoin de créer un compte.</w:t>
+      </w:r>
+    </w:p>
+    <w:p>
+      <w:pPr>
+        <w:pStyle w:val="NormalWeb"/>
+        <w:numPr>
+          <w:ilvl w:val="0"/>
+          <w:numId w:val="30"/>
+        </w:numPr>
+        <w:jc w:val="left"/>
+      </w:pPr>
+      <w:r>
+        <w:rPr>
+          <w:rStyle w:val="lev"/>
+        </w:rPr>
+        <w:t>RG-CAN-02 : Soumission des candidatures.</w:t>
+      </w:r>
+      <w:r>
+        <w:t xml:space="preserve"> Un candidat peut soumettre une candidature pour une formation lorsque la période d'inscription est ouverte. Il peut </w:t>
+      </w:r>
+      <w:r>
+        <w:lastRenderedPageBreak/>
+        <w:t>également candidater à plusieurs formations différentes, mais une seule candidature est autorisée pour une même formation avec une même adresse électronique.</w:t>
+      </w:r>
+    </w:p>
+    <w:p>
+      <w:pPr>
+        <w:pStyle w:val="NormalWeb"/>
+        <w:numPr>
+          <w:ilvl w:val="0"/>
+          <w:numId w:val="30"/>
+        </w:numPr>
+        <w:jc w:val="left"/>
+      </w:pPr>
+      <w:r>
+        <w:rPr>
+          <w:rStyle w:val="lev"/>
+        </w:rPr>
+        <w:t>RG-CAN-03 : Modification de la candidature.</w:t>
+      </w:r>
+      <w:r>
+        <w:t xml:space="preserve"> Le candidat peut modifier les informations de sa candidature jusqu'à la date limite d'inscription définie pour la formation. Après cette date, aucune modification n'est autorisée afin de permettre au Responsable de commencer le traitement et la sélection des dossiers.</w:t>
+      </w:r>
+    </w:p>
+    <w:p>
+      <w:pPr>
+        <w:pStyle w:val="NormalWeb"/>
+        <w:numPr>
+          <w:ilvl w:val="0"/>
+          <w:numId w:val="30"/>
+        </w:numPr>
+        <w:jc w:val="left"/>
+      </w:pPr>
+      <w:r>
+        <w:rPr>
+          <w:rStyle w:val="lev"/>
+        </w:rPr>
+        <w:t>RG-CAN-04 : Contrôle de la date limite d'inscription.</w:t>
+      </w:r>
+      <w:r>
+        <w:t xml:space="preserve"> La plateforme vérifie la date limite d'inscription lors de l'affichage du formulaire et au moment de la soumission. Une candidature soumise après cette date est rejetée, même si le formulaire a été ouvert avant l'expiration du délai.</w:t>
+      </w:r>
+    </w:p>
+    <w:p>
+      <w:pPr>
+        <w:pStyle w:val="NormalWeb"/>
+        <w:numPr>
+          <w:ilvl w:val="0"/>
+          <w:numId w:val="30"/>
+        </w:numPr>
+        <w:jc w:val="left"/>
+      </w:pPr>
+      <w:r>
+        <w:rPr>
+          <w:rStyle w:val="lev"/>
+        </w:rPr>
+        <w:t>RG-CAN-05 : Annulation de la candidature.</w:t>
+      </w:r>
+      <w:r>
+        <w:t xml:space="preserve"> Le candidat peut annuler sa candidature tant qu'aucune décision définitive n'a été prise par le Responsable. Dès que la candidature est acceptée ou refusée, elle ne peut plus être annulée.</w:t>
+      </w:r>
+    </w:p>
+    <w:p>
+      <w:pPr>
+        <w:pStyle w:val="NormalWeb"/>
+        <w:numPr>
+          <w:ilvl w:val="0"/>
+          <w:numId w:val="30"/>
+        </w:numPr>
+        <w:jc w:val="left"/>
+      </w:pPr>
+      <w:r>
+        <w:rPr>
+          <w:rStyle w:val="lev"/>
+        </w:rPr>
+        <w:t>RG-CAN-06 : Confirmation de réception.</w:t>
+      </w:r>
+      <w:r>
+        <w:t xml:space="preserve"> Après la soumission d'une candidature, un courrier électronique de confirmation est envoyé au candidat. Ce message contient un lien permettant de modifier la candidature et un autre permettant de l'annuler, sous réserve des conditions applicables.</w:t>
+      </w:r>
+    </w:p>
+    <w:p>
+      <w:pPr>
+        <w:pStyle w:val="NormalWeb"/>
+        <w:numPr>
+          <w:ilvl w:val="0"/>
+          <w:numId w:val="30"/>
+        </w:numPr>
+        <w:jc w:val="left"/>
+      </w:pPr>
+      <w:r>
+        <w:rPr>
+          <w:rStyle w:val="lev"/>
+        </w:rPr>
+        <w:t>RG-CAN-07 : Notification de l'acceptation.</w:t>
+      </w:r>
+      <w:r>
+        <w:t xml:space="preserve"> Le candidat reçoit un courrier électronique lorsque sa candidature est acceptée. Aucune notification par courrier électronique en cas de refus n'est prévue dans le fonctionnement actuel de la plateforme.</w:t>
+      </w:r>
+    </w:p>
+    <w:p>
+      <w:pPr>
+        <w:pStyle w:val="NormalWeb"/>
+        <w:numPr>
+          <w:ilvl w:val="0"/>
+          <w:numId w:val="30"/>
+        </w:numPr>
+        <w:jc w:val="left"/>
+      </w:pPr>
+      <w:r>
+        <w:rPr>
+          <w:rStyle w:val="lev"/>
+        </w:rPr>
+        <w:t>RG-CAN-08 : Conservation des candidatures refusées.</w:t>
+      </w:r>
+      <w:r>
+        <w:t xml:space="preserve"> Une candidature refusée est conservée dans la plateforme afin de préserver son historique. Aucun compte Apprenant n'est créé à la suite d'une candidature refusée.</w:t>
+      </w:r>
+    </w:p>
+    <w:p>
+      <w:pPr>
+        <w:pStyle w:val="NormalWeb"/>
+        <w:numPr>
+          <w:ilvl w:val="0"/>
+          <w:numId w:val="30"/>
+        </w:numPr>
+        <w:jc w:val="left"/>
+      </w:pPr>
+      <w:r>
+        <w:rPr>
+          <w:rStyle w:val="lev"/>
+        </w:rPr>
+        <w:t>RG-CAN-09 : Création du compte Apprenant.</w:t>
+      </w:r>
+      <w:r>
+        <w:t xml:space="preserve"> Lorsqu'une candidature est acceptée, un compte Apprenant est créé automatiquement par la plateforme si le candidat ne possède pas déjà un compte Apprenant.</w:t>
+      </w:r>
+    </w:p>
+    <w:p>
+      <w:pPr>
+        <w:pStyle w:val="NormalWeb"/>
+        <w:numPr>
+          <w:ilvl w:val="0"/>
+          <w:numId w:val="30"/>
+        </w:numPr>
+        <w:jc w:val="left"/>
+      </w:pPr>
+      <w:r>
+        <w:rPr>
+          <w:rStyle w:val="lev"/>
+        </w:rPr>
+        <w:t>RG-CAN-10 : Configuration initiale du compte.</w:t>
+      </w:r>
+      <w:r>
+        <w:t xml:space="preserve"> Après l'acceptation de sa candidature, le candidat doit terminer la configuration initiale de son compte, notamment en définissant son nom d'utilisateur et son mot de passe, à partir du lien transmis dans le courrier électronique.</w:t>
+      </w:r>
+    </w:p>
+    <w:p>
+      <w:pPr>
+        <w:pStyle w:val="NormalWeb"/>
+        <w:numPr>
+          <w:ilvl w:val="0"/>
+          <w:numId w:val="30"/>
+        </w:numPr>
+        <w:jc w:val="left"/>
+      </w:pPr>
+      <w:r>
+        <w:rPr>
+          <w:rStyle w:val="lev"/>
+        </w:rPr>
+        <w:t>RG-CAN-11 : Validité du lien de configuration.</w:t>
+      </w:r>
+      <w:r>
+        <w:t xml:space="preserve"> Le lien de configuration initiale du compte est valable pendant une durée de 24 heures.</w:t>
+      </w:r>
+    </w:p>
+    <w:p>
+      <w:pPr>
+        <w:pStyle w:val="NormalWeb"/>
+        <w:numPr>
+          <w:ilvl w:val="0"/>
+          <w:numId w:val="30"/>
+        </w:numPr>
+        <w:jc w:val="left"/>
+      </w:pPr>
+      <w:r>
+        <w:rPr>
+          <w:rStyle w:val="lev"/>
+        </w:rPr>
+        <w:t>RG-CAN-12 : Expiration du lien de configuration.</w:t>
+      </w:r>
+      <w:r>
+        <w:t xml:space="preserve"> Lorsque le lien de configuration a expiré, le candidat peut demander un nouveau lien à partir de la fonctionnalité « Mot de passe oublié », à condition de disposer toujours de l'accès à son adresse électronique.</w:t>
+      </w:r>
+    </w:p>
+    <w:p>
+      <w:pPr>
+        <w:pStyle w:val="NormalWeb"/>
+        <w:numPr>
+          <w:ilvl w:val="0"/>
+          <w:numId w:val="30"/>
+        </w:numPr>
+        <w:jc w:val="left"/>
+      </w:pPr>
+      <w:r>
+        <w:rPr>
+          <w:rStyle w:val="lev"/>
+        </w:rPr>
+        <w:t>RG-CAN-13 : Configuration unique du compte.</w:t>
+      </w:r>
+      <w:r>
+        <w:t xml:space="preserve"> La configuration initiale du compte ne peut être effectuée qu'une seule fois. Après cette étape, l'utilisateur accède à son compte avec ses identifiants habituels.</w:t>
+      </w:r>
+    </w:p>
+    <w:p>
+      <w:pPr>
+        <w:pStyle w:val="NormalWeb"/>
+        <w:numPr>
+          <w:ilvl w:val="0"/>
+          <w:numId w:val="30"/>
+        </w:numPr>
+        <w:jc w:val="left"/>
+      </w:pPr>
+      <w:r>
+        <w:rPr>
+          <w:rStyle w:val="lev"/>
+        </w:rPr>
+        <w:t>RG-CAN-14 : Accès avant configuration.</w:t>
+      </w:r>
+      <w:r>
+        <w:t xml:space="preserve"> Un compte Apprenant qui n'a pas encore été configuré ne permet pas à son titulaire de se connecter à la plateforme en tant qu'Apprenant.</w:t>
+      </w:r>
+    </w:p>
+    <w:p>
+      <w:pPr>
+        <w:pStyle w:val="NormalWeb"/>
+        <w:numPr>
+          <w:ilvl w:val="0"/>
+          <w:numId w:val="30"/>
+        </w:numPr>
+        <w:jc w:val="left"/>
+      </w:pPr>
+      <w:r>
+        <w:rPr>
+          <w:rStyle w:val="lev"/>
+        </w:rPr>
+        <w:t>RG-CAN-15 : Détection des adresses électroniques existantes.</w:t>
+      </w:r>
+      <w:r>
+        <w:t xml:space="preserve"> Lorsqu'un candidat soumet une candidature avec une adresse électronique déjà connue de la plateforme, celle-ci détecte l'existence des informations correspondantes et lui propose de conserver ses anciennes informations ou de les mettre à jour.</w:t>
+      </w:r>
+    </w:p>
+    <w:p>
+      <w:pPr>
+        <w:pStyle w:val="NormalWeb"/>
+        <w:numPr>
+          <w:ilvl w:val="0"/>
+          <w:numId w:val="30"/>
+        </w:numPr>
+        <w:jc w:val="left"/>
+      </w:pPr>
+      <w:r>
+        <w:rPr>
+          <w:rStyle w:val="lev"/>
+        </w:rPr>
+        <w:t>RG-CAN-16 : Réutilisation des informations personnelles.</w:t>
+      </w:r>
+      <w:r>
+        <w:t xml:space="preserve"> Les informations personnelles du candidat, telles que son nom, son âge ou son genre, peuvent être mises à jour. Lorsqu'elles sont modifiées, ces changements sont également répercutés sur ses </w:t>
+      </w:r>
+      <w:r>
+        <w:lastRenderedPageBreak/>
+        <w:t>candidatures antérieures afin d'éviter la multiplication de fiches pour un même candidat.</w:t>
+      </w:r>
+    </w:p>
+    <w:p>
+      <w:pPr>
+        <w:pStyle w:val="NormalWeb"/>
+        <w:numPr>
+          <w:ilvl w:val="0"/>
+          <w:numId w:val="30"/>
+        </w:numPr>
+        <w:jc w:val="left"/>
+      </w:pPr>
+      <w:r>
+        <w:rPr>
+          <w:rStyle w:val="lev"/>
+        </w:rPr>
+        <w:t>RG-CAN-17 : Distinction des données de candidature.</w:t>
+      </w:r>
+      <w:r>
+        <w:t xml:space="preserve"> Les informations propres à chaque candidature, telles que la motivation, les objectifs ou le projet présenté, restent spécifiques à la formation concernée et sont conservées séparément des informations personnelles du candidat.</w:t>
+      </w:r>
+    </w:p>
+    <w:p>
+      <w:pPr>
+        <w:pStyle w:val="NormalWeb"/>
+        <w:numPr>
+          <w:ilvl w:val="0"/>
+          <w:numId w:val="30"/>
+        </w:numPr>
+        <w:jc w:val="left"/>
+      </w:pPr>
+      <w:r>
+        <w:rPr>
+          <w:rStyle w:val="lev"/>
+        </w:rPr>
+        <w:t>RG-CAN-18 : Nouvelle candidature après un refus.</w:t>
+      </w:r>
+      <w:r>
+        <w:t xml:space="preserve"> Un candidat dont la candidature a été refusée ne peut pas déposer une nouvelle candidature pour la même formation avec la même adresse électronique.</w:t>
+      </w:r>
+    </w:p>
+    <w:p>
+      <w:pPr>
+        <w:pStyle w:val="NormalWeb"/>
+        <w:numPr>
+          <w:ilvl w:val="0"/>
+          <w:numId w:val="30"/>
+        </w:numPr>
+        <w:jc w:val="left"/>
+      </w:pPr>
+      <w:r>
+        <w:rPr>
+          <w:rStyle w:val="lev"/>
+        </w:rPr>
+        <w:t>RG-CAN-19 : Réutilisation du compte Apprenant.</w:t>
+      </w:r>
+      <w:r>
+        <w:t xml:space="preserve"> Lorsqu'un candidat possédant déjà un compte Apprenant est accepté dans une nouvelle formation, aucun nouveau compte n'est créé. La nouvelle formation est simplement associée à son compte existant.</w:t>
+      </w:r>
+    </w:p>
+    <w:p>
+      <w:pPr>
+        <w:pStyle w:val="NormalWeb"/>
+      </w:pPr>
+      <w:bookmarkStart w:id="0" w:name="_GoBack"/>
+      <w:bookmarkEnd w:id="0"/>
     </w:p>
     <w:p>
       <w:pPr>
@@ -20418,7 +20827,6 @@
         <w:lastRenderedPageBreak/>
         <w:t xml:space="preserve">TABLE DES MATIÈRES </w:t>
       </w:r>
-      <w:bookmarkEnd w:id="0"/>
     </w:p>
     <w:sectPr>
       <w:pgSz w:w="11906" w:h="16838"/>
@@ -20582,6 +20990,155 @@
     </w:lvl>
   </w:abstractNum>
   <w:abstractNum w:abstractNumId="1">
+    <w:nsid w:val="06C85042"/>
+    <w:multiLevelType w:val="multilevel"/>
+    <w:tmpl w:val="6FC2BD82"/>
+    <w:lvl w:ilvl="0">
+      <w:start w:val="1"/>
+      <w:numFmt w:val="bullet"/>
+      <w:lvlText w:val=""/>
+      <w:lvlJc w:val="left"/>
+      <w:pPr>
+        <w:tabs>
+          <w:tab w:val="num" w:pos="720"/>
+        </w:tabs>
+        <w:ind w:left="720" w:hanging="360"/>
+      </w:pPr>
+      <w:rPr>
+        <w:rFonts w:ascii="Symbol" w:hAnsi="Symbol" w:hint="default"/>
+        <w:sz w:val="20"/>
+      </w:rPr>
+    </w:lvl>
+    <w:lvl w:ilvl="1" w:tentative="1">
+      <w:start w:val="1"/>
+      <w:numFmt w:val="bullet"/>
+      <w:lvlText w:val="o"/>
+      <w:lvlJc w:val="left"/>
+      <w:pPr>
+        <w:tabs>
+          <w:tab w:val="num" w:pos="1440"/>
+        </w:tabs>
+        <w:ind w:left="1440" w:hanging="360"/>
+      </w:pPr>
+      <w:rPr>
+        <w:rFonts w:ascii="Courier New" w:hAnsi="Courier New" w:hint="default"/>
+        <w:sz w:val="20"/>
+      </w:rPr>
+    </w:lvl>
+    <w:lvl w:ilvl="2" w:tentative="1">
+      <w:start w:val="1"/>
+      <w:numFmt w:val="bullet"/>
+      <w:lvlText w:val=""/>
+      <w:lvlJc w:val="left"/>
+      <w:pPr>
+        <w:tabs>
+          <w:tab w:val="num" w:pos="2160"/>
+        </w:tabs>
+        <w:ind w:left="2160" w:hanging="360"/>
+      </w:pPr>
+      <w:rPr>
+        <w:rFonts w:ascii="Wingdings" w:hAnsi="Wingdings" w:hint="default"/>
+        <w:sz w:val="20"/>
+      </w:rPr>
+    </w:lvl>
+    <w:lvl w:ilvl="3" w:tentative="1">
+      <w:start w:val="1"/>
+      <w:numFmt w:val="bullet"/>
+      <w:lvlText w:val=""/>
+      <w:lvlJc w:val="left"/>
+      <w:pPr>
+        <w:tabs>
+          <w:tab w:val="num" w:pos="2880"/>
+        </w:tabs>
+        <w:ind w:left="2880" w:hanging="360"/>
+      </w:pPr>
+      <w:rPr>
+        <w:rFonts w:ascii="Wingdings" w:hAnsi="Wingdings" w:hint="default"/>
+        <w:sz w:val="20"/>
+      </w:rPr>
+    </w:lvl>
+    <w:lvl w:ilvl="4" w:tentative="1">
+      <w:start w:val="1"/>
+      <w:numFmt w:val="bullet"/>
+      <w:lvlText w:val=""/>
+      <w:lvlJc w:val="left"/>
+      <w:pPr>
+        <w:tabs>
+          <w:tab w:val="num" w:pos="3600"/>
+        </w:tabs>
+        <w:ind w:left="3600" w:hanging="360"/>
+      </w:pPr>
+      <w:rPr>
+        <w:rFonts w:ascii="Wingdings" w:hAnsi="Wingdings" w:hint="default"/>
+        <w:sz w:val="20"/>
+      </w:rPr>
+    </w:lvl>
+    <w:lvl w:ilvl="5" w:tentative="1">
+      <w:start w:val="1"/>
+      <w:numFmt w:val="bullet"/>
+      <w:lvlText w:val=""/>
+      <w:lvlJc w:val="left"/>
+      <w:pPr>
+        <w:tabs>
+          <w:tab w:val="num" w:pos="4320"/>
+        </w:tabs>
+        <w:ind w:left="4320" w:hanging="360"/>
+      </w:pPr>
+      <w:rPr>
+        <w:rFonts w:ascii="Wingdings" w:hAnsi="Wingdings" w:hint="default"/>
+        <w:sz w:val="20"/>
+      </w:rPr>
+    </w:lvl>
+    <w:lvl w:ilvl="6" w:tentative="1">
+      <w:start w:val="1"/>
+      <w:numFmt w:val="bullet"/>
+      <w:lvlText w:val=""/>
+      <w:lvlJc w:val="left"/>
+      <w:pPr>
+        <w:tabs>
+          <w:tab w:val="num" w:pos="5040"/>
+        </w:tabs>
+        <w:ind w:left="5040" w:hanging="360"/>
+      </w:pPr>
+      <w:rPr>
+        <w:rFonts w:ascii="Wingdings" w:hAnsi="Wingdings" w:hint="default"/>
+        <w:sz w:val="20"/>
+      </w:rPr>
+    </w:lvl>
+    <w:lvl w:ilvl="7" w:tentative="1">
+      <w:start w:val="1"/>
+      <w:numFmt w:val="bullet"/>
+      <w:lvlText w:val=""/>
+      <w:lvlJc w:val="left"/>
+      <w:pPr>
+        <w:tabs>
+          <w:tab w:val="num" w:pos="5760"/>
+        </w:tabs>
+        <w:ind w:left="5760" w:hanging="360"/>
+      </w:pPr>
+      <w:rPr>
+        <w:rFonts w:ascii="Wingdings" w:hAnsi="Wingdings" w:hint="default"/>
+        <w:sz w:val="20"/>
+      </w:rPr>
+    </w:lvl>
+    <w:lvl w:ilvl="8" w:tentative="1">
+      <w:start w:val="1"/>
+      <w:numFmt w:val="bullet"/>
+      <w:lvlText w:val=""/>
+      <w:lvlJc w:val="left"/>
+      <w:pPr>
+        <w:tabs>
+          <w:tab w:val="num" w:pos="6480"/>
+        </w:tabs>
+        <w:ind w:left="6480" w:hanging="360"/>
+      </w:pPr>
+      <w:rPr>
+        <w:rFonts w:ascii="Wingdings" w:hAnsi="Wingdings" w:hint="default"/>
+        <w:sz w:val="20"/>
+      </w:rPr>
+    </w:lvl>
+  </w:abstractNum>
+  <w:abstractNum w:abstractNumId="2">
     <w:nsid w:val="07310410"/>
     <w:multiLevelType w:val="multilevel"/>
     <w:tmpl w:val="FEFCAD1E"/>
@@ -20730,7 +21287,7 @@
       </w:rPr>
     </w:lvl>
   </w:abstractNum>
-  <w:abstractNum w:abstractNumId="2">
+  <w:abstractNum w:abstractNumId="3">
     <w:nsid w:val="0A970500"/>
     <w:multiLevelType w:val="multilevel"/>
     <w:tmpl w:val="215C3282"/>
@@ -20879,7 +21436,7 @@
       </w:rPr>
     </w:lvl>
   </w:abstractNum>
-  <w:abstractNum w:abstractNumId="3">
+  <w:abstractNum w:abstractNumId="4">
     <w:nsid w:val="10DD25A3"/>
     <w:multiLevelType w:val="multilevel"/>
     <w:tmpl w:val="29088B70"/>
@@ -21028,7 +21585,7 @@
       </w:rPr>
     </w:lvl>
   </w:abstractNum>
-  <w:abstractNum w:abstractNumId="4">
+  <w:abstractNum w:abstractNumId="5">
     <w:nsid w:val="12C841F9"/>
     <w:multiLevelType w:val="multilevel"/>
     <w:tmpl w:val="640EEE4E"/>
@@ -21177,7 +21734,7 @@
       </w:rPr>
     </w:lvl>
   </w:abstractNum>
-  <w:abstractNum w:abstractNumId="5">
+  <w:abstractNum w:abstractNumId="6">
     <w:nsid w:val="13863B5F"/>
     <w:multiLevelType w:val="multilevel"/>
     <w:tmpl w:val="E8189B90"/>
@@ -21326,7 +21883,7 @@
       </w:rPr>
     </w:lvl>
   </w:abstractNum>
-  <w:abstractNum w:abstractNumId="6">
+  <w:abstractNum w:abstractNumId="7">
     <w:nsid w:val="14262F79"/>
     <w:multiLevelType w:val="multilevel"/>
     <w:tmpl w:val="C86ECB64"/>
@@ -21439,7 +21996,156 @@
       </w:pPr>
     </w:lvl>
   </w:abstractNum>
-  <w:abstractNum w:abstractNumId="7">
+  <w:abstractNum w:abstractNumId="8">
+    <w:nsid w:val="18A227C9"/>
+    <w:multiLevelType w:val="multilevel"/>
+    <w:tmpl w:val="13EEF8B2"/>
+    <w:lvl w:ilvl="0">
+      <w:start w:val="1"/>
+      <w:numFmt w:val="bullet"/>
+      <w:lvlText w:val=""/>
+      <w:lvlJc w:val="left"/>
+      <w:pPr>
+        <w:tabs>
+          <w:tab w:val="num" w:pos="720"/>
+        </w:tabs>
+        <w:ind w:left="720" w:hanging="360"/>
+      </w:pPr>
+      <w:rPr>
+        <w:rFonts w:ascii="Symbol" w:hAnsi="Symbol" w:hint="default"/>
+        <w:sz w:val="20"/>
+      </w:rPr>
+    </w:lvl>
+    <w:lvl w:ilvl="1" w:tentative="1">
+      <w:start w:val="1"/>
+      <w:numFmt w:val="bullet"/>
+      <w:lvlText w:val="o"/>
+      <w:lvlJc w:val="left"/>
+      <w:pPr>
+        <w:tabs>
+          <w:tab w:val="num" w:pos="1440"/>
+        </w:tabs>
+        <w:ind w:left="1440" w:hanging="360"/>
+      </w:pPr>
+      <w:rPr>
+        <w:rFonts w:ascii="Courier New" w:hAnsi="Courier New" w:hint="default"/>
+        <w:sz w:val="20"/>
+      </w:rPr>
+    </w:lvl>
+    <w:lvl w:ilvl="2" w:tentative="1">
+      <w:start w:val="1"/>
+      <w:numFmt w:val="bullet"/>
+      <w:lvlText w:val=""/>
+      <w:lvlJc w:val="left"/>
+      <w:pPr>
+        <w:tabs>
+          <w:tab w:val="num" w:pos="2160"/>
+        </w:tabs>
+        <w:ind w:left="2160" w:hanging="360"/>
+      </w:pPr>
+      <w:rPr>
+        <w:rFonts w:ascii="Wingdings" w:hAnsi="Wingdings" w:hint="default"/>
+        <w:sz w:val="20"/>
+      </w:rPr>
+    </w:lvl>
+    <w:lvl w:ilvl="3" w:tentative="1">
+      <w:start w:val="1"/>
+      <w:numFmt w:val="bullet"/>
+      <w:lvlText w:val=""/>
+      <w:lvlJc w:val="left"/>
+      <w:pPr>
+        <w:tabs>
+          <w:tab w:val="num" w:pos="2880"/>
+        </w:tabs>
+        <w:ind w:left="2880" w:hanging="360"/>
+      </w:pPr>
+      <w:rPr>
+        <w:rFonts w:ascii="Wingdings" w:hAnsi="Wingdings" w:hint="default"/>
+        <w:sz w:val="20"/>
+      </w:rPr>
+    </w:lvl>
+    <w:lvl w:ilvl="4" w:tentative="1">
+      <w:start w:val="1"/>
+      <w:numFmt w:val="bullet"/>
+      <w:lvlText w:val=""/>
+      <w:lvlJc w:val="left"/>
+      <w:pPr>
+        <w:tabs>
+          <w:tab w:val="num" w:pos="3600"/>
+        </w:tabs>
+        <w:ind w:left="3600" w:hanging="360"/>
+      </w:pPr>
+      <w:rPr>
+        <w:rFonts w:ascii="Wingdings" w:hAnsi="Wingdings" w:hint="default"/>
+        <w:sz w:val="20"/>
+      </w:rPr>
+    </w:lvl>
+    <w:lvl w:ilvl="5" w:tentative="1">
+      <w:start w:val="1"/>
+      <w:numFmt w:val="bullet"/>
+      <w:lvlText w:val=""/>
+      <w:lvlJc w:val="left"/>
+      <w:pPr>
+        <w:tabs>
+          <w:tab w:val="num" w:pos="4320"/>
+        </w:tabs>
+        <w:ind w:left="4320" w:hanging="360"/>
+      </w:pPr>
+      <w:rPr>
+        <w:rFonts w:ascii="Wingdings" w:hAnsi="Wingdings" w:hint="default"/>
+        <w:sz w:val="20"/>
+      </w:rPr>
+    </w:lvl>
+    <w:lvl w:ilvl="6" w:tentative="1">
+      <w:start w:val="1"/>
+      <w:numFmt w:val="bullet"/>
+      <w:lvlText w:val=""/>
+      <w:lvlJc w:val="left"/>
+      <w:pPr>
+        <w:tabs>
+          <w:tab w:val="num" w:pos="5040"/>
+        </w:tabs>
+        <w:ind w:left="5040" w:hanging="360"/>
+      </w:pPr>
+      <w:rPr>
+        <w:rFonts w:ascii="Wingdings" w:hAnsi="Wingdings" w:hint="default"/>
+        <w:sz w:val="20"/>
+      </w:rPr>
+    </w:lvl>
+    <w:lvl w:ilvl="7" w:tentative="1">
+      <w:start w:val="1"/>
+      <w:numFmt w:val="bullet"/>
+      <w:lvlText w:val=""/>
+      <w:lvlJc w:val="left"/>
+      <w:pPr>
+        <w:tabs>
+          <w:tab w:val="num" w:pos="5760"/>
+        </w:tabs>
+        <w:ind w:left="5760" w:hanging="360"/>
+      </w:pPr>
+      <w:rPr>
+        <w:rFonts w:ascii="Wingdings" w:hAnsi="Wingdings" w:hint="default"/>
+        <w:sz w:val="20"/>
+      </w:rPr>
+    </w:lvl>
+    <w:lvl w:ilvl="8" w:tentative="1">
+      <w:start w:val="1"/>
+      <w:numFmt w:val="bullet"/>
+      <w:lvlText w:val=""/>
+      <w:lvlJc w:val="left"/>
+      <w:pPr>
+        <w:tabs>
+          <w:tab w:val="num" w:pos="6480"/>
+        </w:tabs>
+        <w:ind w:left="6480" w:hanging="360"/>
+      </w:pPr>
+      <w:rPr>
+        <w:rFonts w:ascii="Wingdings" w:hAnsi="Wingdings" w:hint="default"/>
+        <w:sz w:val="20"/>
+      </w:rPr>
+    </w:lvl>
+  </w:abstractNum>
+  <w:abstractNum w:abstractNumId="9">
     <w:nsid w:val="1D17409D"/>
     <w:multiLevelType w:val="multilevel"/>
     <w:tmpl w:val="35EE687A"/>
@@ -21588,7 +22294,7 @@
       </w:rPr>
     </w:lvl>
   </w:abstractNum>
-  <w:abstractNum w:abstractNumId="8">
+  <w:abstractNum w:abstractNumId="10">
     <w:nsid w:val="24A74C1F"/>
     <w:multiLevelType w:val="multilevel"/>
     <w:tmpl w:val="0E226C98"/>
@@ -21701,7 +22407,7 @@
       </w:pPr>
     </w:lvl>
   </w:abstractNum>
-  <w:abstractNum w:abstractNumId="9">
+  <w:abstractNum w:abstractNumId="11">
     <w:nsid w:val="26D74F3E"/>
     <w:multiLevelType w:val="multilevel"/>
     <w:tmpl w:val="6E5A0456"/>
@@ -21850,7 +22556,7 @@
       </w:rPr>
     </w:lvl>
   </w:abstractNum>
-  <w:abstractNum w:abstractNumId="10">
+  <w:abstractNum w:abstractNumId="12">
     <w:nsid w:val="296E2744"/>
     <w:multiLevelType w:val="multilevel"/>
     <w:tmpl w:val="22CC32EE"/>
@@ -21999,7 +22705,7 @@
       </w:rPr>
     </w:lvl>
   </w:abstractNum>
-  <w:abstractNum w:abstractNumId="11">
+  <w:abstractNum w:abstractNumId="13">
     <w:nsid w:val="2B081F88"/>
     <w:multiLevelType w:val="multilevel"/>
     <w:tmpl w:val="A2E80B60"/>
@@ -22148,7 +22854,7 @@
       </w:rPr>
     </w:lvl>
   </w:abstractNum>
-  <w:abstractNum w:abstractNumId="12">
+  <w:abstractNum w:abstractNumId="14">
     <w:nsid w:val="2DAA1D07"/>
     <w:multiLevelType w:val="multilevel"/>
     <w:tmpl w:val="83F6DA5A"/>
@@ -22297,7 +23003,7 @@
       </w:rPr>
     </w:lvl>
   </w:abstractNum>
-  <w:abstractNum w:abstractNumId="13">
+  <w:abstractNum w:abstractNumId="15">
     <w:nsid w:val="31DD163B"/>
     <w:multiLevelType w:val="multilevel"/>
     <w:tmpl w:val="1C4AC220"/>
@@ -22410,7 +23116,156 @@
       </w:pPr>
     </w:lvl>
   </w:abstractNum>
-  <w:abstractNum w:abstractNumId="14">
+  <w:abstractNum w:abstractNumId="16">
+    <w:nsid w:val="36383FC5"/>
+    <w:multiLevelType w:val="multilevel"/>
+    <w:tmpl w:val="3416BA18"/>
+    <w:lvl w:ilvl="0">
+      <w:start w:val="1"/>
+      <w:numFmt w:val="bullet"/>
+      <w:lvlText w:val=""/>
+      <w:lvlJc w:val="left"/>
+      <w:pPr>
+        <w:tabs>
+          <w:tab w:val="num" w:pos="720"/>
+        </w:tabs>
+        <w:ind w:left="720" w:hanging="360"/>
+      </w:pPr>
+      <w:rPr>
+        <w:rFonts w:ascii="Symbol" w:hAnsi="Symbol" w:hint="default"/>
+        <w:sz w:val="20"/>
+      </w:rPr>
+    </w:lvl>
+    <w:lvl w:ilvl="1" w:tentative="1">
+      <w:start w:val="1"/>
+      <w:numFmt w:val="bullet"/>
+      <w:lvlText w:val="o"/>
+      <w:lvlJc w:val="left"/>
+      <w:pPr>
+        <w:tabs>
+          <w:tab w:val="num" w:pos="1440"/>
+        </w:tabs>
+        <w:ind w:left="1440" w:hanging="360"/>
+      </w:pPr>
+      <w:rPr>
+        <w:rFonts w:ascii="Courier New" w:hAnsi="Courier New" w:hint="default"/>
+        <w:sz w:val="20"/>
+      </w:rPr>
+    </w:lvl>
+    <w:lvl w:ilvl="2" w:tentative="1">
+      <w:start w:val="1"/>
+      <w:numFmt w:val="bullet"/>
+      <w:lvlText w:val=""/>
+      <w:lvlJc w:val="left"/>
+      <w:pPr>
+        <w:tabs>
+          <w:tab w:val="num" w:pos="2160"/>
+        </w:tabs>
+        <w:ind w:left="2160" w:hanging="360"/>
+      </w:pPr>
+      <w:rPr>
+        <w:rFonts w:ascii="Wingdings" w:hAnsi="Wingdings" w:hint="default"/>
+        <w:sz w:val="20"/>
+      </w:rPr>
+    </w:lvl>
+    <w:lvl w:ilvl="3" w:tentative="1">
+      <w:start w:val="1"/>
+      <w:numFmt w:val="bullet"/>
+      <w:lvlText w:val=""/>
+      <w:lvlJc w:val="left"/>
+      <w:pPr>
+        <w:tabs>
+          <w:tab w:val="num" w:pos="2880"/>
+        </w:tabs>
+        <w:ind w:left="2880" w:hanging="360"/>
+      </w:pPr>
+      <w:rPr>
+        <w:rFonts w:ascii="Wingdings" w:hAnsi="Wingdings" w:hint="default"/>
+        <w:sz w:val="20"/>
+      </w:rPr>
+    </w:lvl>
+    <w:lvl w:ilvl="4" w:tentative="1">
+      <w:start w:val="1"/>
+      <w:numFmt w:val="bullet"/>
+      <w:lvlText w:val=""/>
+      <w:lvlJc w:val="left"/>
+      <w:pPr>
+        <w:tabs>
+          <w:tab w:val="num" w:pos="3600"/>
+        </w:tabs>
+        <w:ind w:left="3600" w:hanging="360"/>
+      </w:pPr>
+      <w:rPr>
+        <w:rFonts w:ascii="Wingdings" w:hAnsi="Wingdings" w:hint="default"/>
+        <w:sz w:val="20"/>
+      </w:rPr>
+    </w:lvl>
+    <w:lvl w:ilvl="5" w:tentative="1">
+      <w:start w:val="1"/>
+      <w:numFmt w:val="bullet"/>
+      <w:lvlText w:val=""/>
+      <w:lvlJc w:val="left"/>
+      <w:pPr>
+        <w:tabs>
+          <w:tab w:val="num" w:pos="4320"/>
+        </w:tabs>
+        <w:ind w:left="4320" w:hanging="360"/>
+      </w:pPr>
+      <w:rPr>
+        <w:rFonts w:ascii="Wingdings" w:hAnsi="Wingdings" w:hint="default"/>
+        <w:sz w:val="20"/>
+      </w:rPr>
+    </w:lvl>
+    <w:lvl w:ilvl="6" w:tentative="1">
+      <w:start w:val="1"/>
+      <w:numFmt w:val="bullet"/>
+      <w:lvlText w:val=""/>
+      <w:lvlJc w:val="left"/>
+      <w:pPr>
+        <w:tabs>
+          <w:tab w:val="num" w:pos="5040"/>
+        </w:tabs>
+        <w:ind w:left="5040" w:hanging="360"/>
+      </w:pPr>
+      <w:rPr>
+        <w:rFonts w:ascii="Wingdings" w:hAnsi="Wingdings" w:hint="default"/>
+        <w:sz w:val="20"/>
+      </w:rPr>
+    </w:lvl>
+    <w:lvl w:ilvl="7" w:tentative="1">
+      <w:start w:val="1"/>
+      <w:numFmt w:val="bullet"/>
+      <w:lvlText w:val=""/>
+      <w:lvlJc w:val="left"/>
+      <w:pPr>
+        <w:tabs>
+          <w:tab w:val="num" w:pos="5760"/>
+        </w:tabs>
+        <w:ind w:left="5760" w:hanging="360"/>
+      </w:pPr>
+      <w:rPr>
+        <w:rFonts w:ascii="Wingdings" w:hAnsi="Wingdings" w:hint="default"/>
+        <w:sz w:val="20"/>
+      </w:rPr>
+    </w:lvl>
+    <w:lvl w:ilvl="8" w:tentative="1">
+      <w:start w:val="1"/>
+      <w:numFmt w:val="bullet"/>
+      <w:lvlText w:val=""/>
+      <w:lvlJc w:val="left"/>
+      <w:pPr>
+        <w:tabs>
+          <w:tab w:val="num" w:pos="6480"/>
+        </w:tabs>
+        <w:ind w:left="6480" w:hanging="360"/>
+      </w:pPr>
+      <w:rPr>
+        <w:rFonts w:ascii="Wingdings" w:hAnsi="Wingdings" w:hint="default"/>
+        <w:sz w:val="20"/>
+      </w:rPr>
+    </w:lvl>
+  </w:abstractNum>
+  <w:abstractNum w:abstractNumId="17">
     <w:nsid w:val="3B712F37"/>
     <w:multiLevelType w:val="multilevel"/>
     <w:tmpl w:val="24702A50"/>
@@ -22559,7 +23414,7 @@
       </w:rPr>
     </w:lvl>
   </w:abstractNum>
-  <w:abstractNum w:abstractNumId="15">
+  <w:abstractNum w:abstractNumId="18">
     <w:nsid w:val="4171424E"/>
     <w:multiLevelType w:val="multilevel"/>
     <w:tmpl w:val="D5E688BE"/>
@@ -22708,7 +23563,7 @@
       </w:rPr>
     </w:lvl>
   </w:abstractNum>
-  <w:abstractNum w:abstractNumId="16">
+  <w:abstractNum w:abstractNumId="19">
     <w:nsid w:val="45853D38"/>
     <w:multiLevelType w:val="multilevel"/>
     <w:tmpl w:val="99BA1572"/>
@@ -22857,7 +23712,7 @@
       </w:rPr>
     </w:lvl>
   </w:abstractNum>
-  <w:abstractNum w:abstractNumId="17">
+  <w:abstractNum w:abstractNumId="20">
     <w:nsid w:val="4DD2451C"/>
     <w:multiLevelType w:val="multilevel"/>
     <w:tmpl w:val="0FB6F6DE"/>
@@ -23006,7 +23861,7 @@
       </w:rPr>
     </w:lvl>
   </w:abstractNum>
-  <w:abstractNum w:abstractNumId="18">
+  <w:abstractNum w:abstractNumId="21">
     <w:nsid w:val="543F3990"/>
     <w:multiLevelType w:val="multilevel"/>
     <w:tmpl w:val="278A675E"/>
@@ -23119,7 +23974,7 @@
       </w:pPr>
     </w:lvl>
   </w:abstractNum>
-  <w:abstractNum w:abstractNumId="19">
+  <w:abstractNum w:abstractNumId="22">
     <w:nsid w:val="54796CC4"/>
     <w:multiLevelType w:val="multilevel"/>
     <w:tmpl w:val="AF527392"/>
@@ -23268,7 +24123,7 @@
       </w:rPr>
     </w:lvl>
   </w:abstractNum>
-  <w:abstractNum w:abstractNumId="20">
+  <w:abstractNum w:abstractNumId="23">
     <w:nsid w:val="59177E40"/>
     <w:multiLevelType w:val="multilevel"/>
     <w:tmpl w:val="731A257A"/>
@@ -23417,7 +24272,7 @@
       </w:rPr>
     </w:lvl>
   </w:abstractNum>
-  <w:abstractNum w:abstractNumId="21">
+  <w:abstractNum w:abstractNumId="24">
     <w:nsid w:val="69012030"/>
     <w:multiLevelType w:val="multilevel"/>
     <w:tmpl w:val="1C043F5E"/>
@@ -23566,7 +24421,7 @@
       </w:rPr>
     </w:lvl>
   </w:abstractNum>
-  <w:abstractNum w:abstractNumId="22">
+  <w:abstractNum w:abstractNumId="25">
     <w:nsid w:val="6CE85AB4"/>
     <w:multiLevelType w:val="multilevel"/>
     <w:tmpl w:val="DCC8709A"/>
@@ -23715,7 +24570,156 @@
       </w:rPr>
     </w:lvl>
   </w:abstractNum>
-  <w:abstractNum w:abstractNumId="23">
+  <w:abstractNum w:abstractNumId="26">
+    <w:nsid w:val="700B37F1"/>
+    <w:multiLevelType w:val="multilevel"/>
+    <w:tmpl w:val="940ADAD0"/>
+    <w:lvl w:ilvl="0">
+      <w:start w:val="1"/>
+      <w:numFmt w:val="bullet"/>
+      <w:lvlText w:val=""/>
+      <w:lvlJc w:val="left"/>
+      <w:pPr>
+        <w:tabs>
+          <w:tab w:val="num" w:pos="720"/>
+        </w:tabs>
+        <w:ind w:left="720" w:hanging="360"/>
+      </w:pPr>
+      <w:rPr>
+        <w:rFonts w:ascii="Symbol" w:hAnsi="Symbol" w:hint="default"/>
+        <w:sz w:val="20"/>
+      </w:rPr>
+    </w:lvl>
+    <w:lvl w:ilvl="1" w:tentative="1">
+      <w:start w:val="1"/>
+      <w:numFmt w:val="bullet"/>
+      <w:lvlText w:val="o"/>
+      <w:lvlJc w:val="left"/>
+      <w:pPr>
+        <w:tabs>
+          <w:tab w:val="num" w:pos="1440"/>
+        </w:tabs>
+        <w:ind w:left="1440" w:hanging="360"/>
+      </w:pPr>
+      <w:rPr>
+        <w:rFonts w:ascii="Courier New" w:hAnsi="Courier New" w:hint="default"/>
+        <w:sz w:val="20"/>
+      </w:rPr>
+    </w:lvl>
+    <w:lvl w:ilvl="2" w:tentative="1">
+      <w:start w:val="1"/>
+      <w:numFmt w:val="bullet"/>
+      <w:lvlText w:val=""/>
+      <w:lvlJc w:val="left"/>
+      <w:pPr>
+        <w:tabs>
+          <w:tab w:val="num" w:pos="2160"/>
+        </w:tabs>
+        <w:ind w:left="2160" w:hanging="360"/>
+      </w:pPr>
+      <w:rPr>
+        <w:rFonts w:ascii="Wingdings" w:hAnsi="Wingdings" w:hint="default"/>
+        <w:sz w:val="20"/>
+      </w:rPr>
+    </w:lvl>
+    <w:lvl w:ilvl="3" w:tentative="1">
+      <w:start w:val="1"/>
+      <w:numFmt w:val="bullet"/>
+      <w:lvlText w:val=""/>
+      <w:lvlJc w:val="left"/>
+      <w:pPr>
+        <w:tabs>
+          <w:tab w:val="num" w:pos="2880"/>
+        </w:tabs>
+        <w:ind w:left="2880" w:hanging="360"/>
+      </w:pPr>
+      <w:rPr>
+        <w:rFonts w:ascii="Wingdings" w:hAnsi="Wingdings" w:hint="default"/>
+        <w:sz w:val="20"/>
+      </w:rPr>
+    </w:lvl>
+    <w:lvl w:ilvl="4" w:tentative="1">
+      <w:start w:val="1"/>
+      <w:numFmt w:val="bullet"/>
+      <w:lvlText w:val=""/>
+      <w:lvlJc w:val="left"/>
+      <w:pPr>
+        <w:tabs>
+          <w:tab w:val="num" w:pos="3600"/>
+        </w:tabs>
+        <w:ind w:left="3600" w:hanging="360"/>
+      </w:pPr>
+      <w:rPr>
+        <w:rFonts w:ascii="Wingdings" w:hAnsi="Wingdings" w:hint="default"/>
+        <w:sz w:val="20"/>
+      </w:rPr>
+    </w:lvl>
+    <w:lvl w:ilvl="5" w:tentative="1">
+      <w:start w:val="1"/>
+      <w:numFmt w:val="bullet"/>
+      <w:lvlText w:val=""/>
+      <w:lvlJc w:val="left"/>
+      <w:pPr>
+        <w:tabs>
+          <w:tab w:val="num" w:pos="4320"/>
+        </w:tabs>
+        <w:ind w:left="4320" w:hanging="360"/>
+      </w:pPr>
+      <w:rPr>
+        <w:rFonts w:ascii="Wingdings" w:hAnsi="Wingdings" w:hint="default"/>
+        <w:sz w:val="20"/>
+      </w:rPr>
+    </w:lvl>
+    <w:lvl w:ilvl="6" w:tentative="1">
+      <w:start w:val="1"/>
+      <w:numFmt w:val="bullet"/>
+      <w:lvlText w:val=""/>
+      <w:lvlJc w:val="left"/>
+      <w:pPr>
+        <w:tabs>
+          <w:tab w:val="num" w:pos="5040"/>
+        </w:tabs>
+        <w:ind w:left="5040" w:hanging="360"/>
+      </w:pPr>
+      <w:rPr>
+        <w:rFonts w:ascii="Wingdings" w:hAnsi="Wingdings" w:hint="default"/>
+        <w:sz w:val="20"/>
+      </w:rPr>
+    </w:lvl>
+    <w:lvl w:ilvl="7" w:tentative="1">
+      <w:start w:val="1"/>
+      <w:numFmt w:val="bullet"/>
+      <w:lvlText w:val=""/>
+      <w:lvlJc w:val="left"/>
+      <w:pPr>
+        <w:tabs>
+          <w:tab w:val="num" w:pos="5760"/>
+        </w:tabs>
+        <w:ind w:left="5760" w:hanging="360"/>
+      </w:pPr>
+      <w:rPr>
+        <w:rFonts w:ascii="Wingdings" w:hAnsi="Wingdings" w:hint="default"/>
+        <w:sz w:val="20"/>
+      </w:rPr>
+    </w:lvl>
+    <w:lvl w:ilvl="8" w:tentative="1">
+      <w:start w:val="1"/>
+      <w:numFmt w:val="bullet"/>
+      <w:lvlText w:val=""/>
+      <w:lvlJc w:val="left"/>
+      <w:pPr>
+        <w:tabs>
+          <w:tab w:val="num" w:pos="6480"/>
+        </w:tabs>
+        <w:ind w:left="6480" w:hanging="360"/>
+      </w:pPr>
+      <w:rPr>
+        <w:rFonts w:ascii="Wingdings" w:hAnsi="Wingdings" w:hint="default"/>
+        <w:sz w:val="20"/>
+      </w:rPr>
+    </w:lvl>
+  </w:abstractNum>
+  <w:abstractNum w:abstractNumId="27">
     <w:nsid w:val="738E4F87"/>
     <w:multiLevelType w:val="multilevel"/>
     <w:tmpl w:val="5C6E6428"/>
@@ -23828,7 +24832,7 @@
       </w:pPr>
     </w:lvl>
   </w:abstractNum>
-  <w:abstractNum w:abstractNumId="24">
+  <w:abstractNum w:abstractNumId="28">
     <w:nsid w:val="76CA7121"/>
     <w:multiLevelType w:val="multilevel"/>
     <w:tmpl w:val="A45629AA"/>
@@ -23977,80 +24981,244 @@
       </w:rPr>
     </w:lvl>
   </w:abstractNum>
+  <w:abstractNum w:abstractNumId="29">
+    <w:nsid w:val="778C7F72"/>
+    <w:multiLevelType w:val="multilevel"/>
+    <w:tmpl w:val="02B4FDEC"/>
+    <w:lvl w:ilvl="0">
+      <w:start w:val="1"/>
+      <w:numFmt w:val="bullet"/>
+      <w:lvlText w:val=""/>
+      <w:lvlJc w:val="left"/>
+      <w:pPr>
+        <w:tabs>
+          <w:tab w:val="num" w:pos="720"/>
+        </w:tabs>
+        <w:ind w:left="720" w:hanging="360"/>
+      </w:pPr>
+      <w:rPr>
+        <w:rFonts w:ascii="Symbol" w:hAnsi="Symbol" w:hint="default"/>
+        <w:sz w:val="20"/>
+      </w:rPr>
+    </w:lvl>
+    <w:lvl w:ilvl="1" w:tentative="1">
+      <w:start w:val="1"/>
+      <w:numFmt w:val="bullet"/>
+      <w:lvlText w:val="o"/>
+      <w:lvlJc w:val="left"/>
+      <w:pPr>
+        <w:tabs>
+          <w:tab w:val="num" w:pos="1440"/>
+        </w:tabs>
+        <w:ind w:left="1440" w:hanging="360"/>
+      </w:pPr>
+      <w:rPr>
+        <w:rFonts w:ascii="Courier New" w:hAnsi="Courier New" w:hint="default"/>
+        <w:sz w:val="20"/>
+      </w:rPr>
+    </w:lvl>
+    <w:lvl w:ilvl="2" w:tentative="1">
+      <w:start w:val="1"/>
+      <w:numFmt w:val="bullet"/>
+      <w:lvlText w:val=""/>
+      <w:lvlJc w:val="left"/>
+      <w:pPr>
+        <w:tabs>
+          <w:tab w:val="num" w:pos="2160"/>
+        </w:tabs>
+        <w:ind w:left="2160" w:hanging="360"/>
+      </w:pPr>
+      <w:rPr>
+        <w:rFonts w:ascii="Wingdings" w:hAnsi="Wingdings" w:hint="default"/>
+        <w:sz w:val="20"/>
+      </w:rPr>
+    </w:lvl>
+    <w:lvl w:ilvl="3" w:tentative="1">
+      <w:start w:val="1"/>
+      <w:numFmt w:val="bullet"/>
+      <w:lvlText w:val=""/>
+      <w:lvlJc w:val="left"/>
+      <w:pPr>
+        <w:tabs>
+          <w:tab w:val="num" w:pos="2880"/>
+        </w:tabs>
+        <w:ind w:left="2880" w:hanging="360"/>
+      </w:pPr>
+      <w:rPr>
+        <w:rFonts w:ascii="Wingdings" w:hAnsi="Wingdings" w:hint="default"/>
+        <w:sz w:val="20"/>
+      </w:rPr>
+    </w:lvl>
+    <w:lvl w:ilvl="4" w:tentative="1">
+      <w:start w:val="1"/>
+      <w:numFmt w:val="bullet"/>
+      <w:lvlText w:val=""/>
+      <w:lvlJc w:val="left"/>
+      <w:pPr>
+        <w:tabs>
+          <w:tab w:val="num" w:pos="3600"/>
+        </w:tabs>
+        <w:ind w:left="3600" w:hanging="360"/>
+      </w:pPr>
+      <w:rPr>
+        <w:rFonts w:ascii="Wingdings" w:hAnsi="Wingdings" w:hint="default"/>
+        <w:sz w:val="20"/>
+      </w:rPr>
+    </w:lvl>
+    <w:lvl w:ilvl="5" w:tentative="1">
+      <w:start w:val="1"/>
+      <w:numFmt w:val="bullet"/>
+      <w:lvlText w:val=""/>
+      <w:lvlJc w:val="left"/>
+      <w:pPr>
+        <w:tabs>
+          <w:tab w:val="num" w:pos="4320"/>
+        </w:tabs>
+        <w:ind w:left="4320" w:hanging="360"/>
+      </w:pPr>
+      <w:rPr>
+        <w:rFonts w:ascii="Wingdings" w:hAnsi="Wingdings" w:hint="default"/>
+        <w:sz w:val="20"/>
+      </w:rPr>
+    </w:lvl>
+    <w:lvl w:ilvl="6" w:tentative="1">
+      <w:start w:val="1"/>
+      <w:numFmt w:val="bullet"/>
+      <w:lvlText w:val=""/>
+      <w:lvlJc w:val="left"/>
+      <w:pPr>
+        <w:tabs>
+          <w:tab w:val="num" w:pos="5040"/>
+        </w:tabs>
+        <w:ind w:left="5040" w:hanging="360"/>
+      </w:pPr>
+      <w:rPr>
+        <w:rFonts w:ascii="Wingdings" w:hAnsi="Wingdings" w:hint="default"/>
+        <w:sz w:val="20"/>
+      </w:rPr>
+    </w:lvl>
+    <w:lvl w:ilvl="7" w:tentative="1">
+      <w:start w:val="1"/>
+      <w:numFmt w:val="bullet"/>
+      <w:lvlText w:val=""/>
+      <w:lvlJc w:val="left"/>
+      <w:pPr>
+        <w:tabs>
+          <w:tab w:val="num" w:pos="5760"/>
+        </w:tabs>
+        <w:ind w:left="5760" w:hanging="360"/>
+      </w:pPr>
+      <w:rPr>
+        <w:rFonts w:ascii="Wingdings" w:hAnsi="Wingdings" w:hint="default"/>
+        <w:sz w:val="20"/>
+      </w:rPr>
+    </w:lvl>
+    <w:lvl w:ilvl="8" w:tentative="1">
+      <w:start w:val="1"/>
+      <w:numFmt w:val="bullet"/>
+      <w:lvlText w:val=""/>
+      <w:lvlJc w:val="left"/>
+      <w:pPr>
+        <w:tabs>
+          <w:tab w:val="num" w:pos="6480"/>
+        </w:tabs>
+        <w:ind w:left="6480" w:hanging="360"/>
+      </w:pPr>
+      <w:rPr>
+        <w:rFonts w:ascii="Wingdings" w:hAnsi="Wingdings" w:hint="default"/>
+        <w:sz w:val="20"/>
+      </w:rPr>
+    </w:lvl>
+  </w:abstractNum>
   <w:num w:numId="1">
+    <w:abstractNumId w:val="18"/>
+  </w:num>
+  <w:num w:numId="2">
+    <w:abstractNumId w:val="13"/>
+  </w:num>
+  <w:num w:numId="3">
+    <w:abstractNumId w:val="21"/>
+  </w:num>
+  <w:num w:numId="4">
+    <w:abstractNumId w:val="7"/>
+  </w:num>
+  <w:num w:numId="5">
+    <w:abstractNumId w:val="27"/>
+  </w:num>
+  <w:num w:numId="6">
     <w:abstractNumId w:val="15"/>
   </w:num>
-  <w:num w:numId="2">
-    <w:abstractNumId w:val="11"/>
-  </w:num>
-  <w:num w:numId="3">
-    <w:abstractNumId w:val="18"/>
-  </w:num>
-  <w:num w:numId="4">
+  <w:num w:numId="7">
     <w:abstractNumId w:val="6"/>
   </w:num>
-  <w:num w:numId="5">
+  <w:num w:numId="8">
+    <w:abstractNumId w:val="24"/>
+  </w:num>
+  <w:num w:numId="9">
+    <w:abstractNumId w:val="19"/>
+  </w:num>
+  <w:num w:numId="10">
+    <w:abstractNumId w:val="4"/>
+  </w:num>
+  <w:num w:numId="11">
+    <w:abstractNumId w:val="22"/>
+  </w:num>
+  <w:num w:numId="12">
+    <w:abstractNumId w:val="20"/>
+  </w:num>
+  <w:num w:numId="13">
+    <w:abstractNumId w:val="10"/>
+  </w:num>
+  <w:num w:numId="14">
+    <w:abstractNumId w:val="5"/>
+  </w:num>
+  <w:num w:numId="15">
+    <w:abstractNumId w:val="3"/>
+  </w:num>
+  <w:num w:numId="16">
     <w:abstractNumId w:val="23"/>
   </w:num>
-  <w:num w:numId="6">
-    <w:abstractNumId w:val="13"/>
+  <w:num w:numId="17">
+    <w:abstractNumId w:val="9"/>
   </w:num>
-  <w:num w:numId="7">
-    <w:abstractNumId w:val="5"/>
-  </w:num>
-  <w:num w:numId="8">
-    <w:abstractNumId w:val="21"/>
-  </w:num>
-  <w:num w:numId="9">
-    <w:abstractNumId w:val="16"/>
-  </w:num>
-  <w:num w:numId="10">
-    <w:abstractNumId w:val="3"/>
-  </w:num>
-  <w:num w:numId="11">
-    <w:abstractNumId w:val="19"/>
-  </w:num>
-  <w:num w:numId="12">
+  <w:num w:numId="18">
     <w:abstractNumId w:val="17"/>
   </w:num>
-  <w:num w:numId="13">
-    <w:abstractNumId w:val="8"/>
-  </w:num>
-  <w:num w:numId="14">
-    <w:abstractNumId w:val="4"/>
-  </w:num>
-  <w:num w:numId="15">
+  <w:num w:numId="19">
     <w:abstractNumId w:val="2"/>
   </w:num>
-  <w:num w:numId="16">
-    <w:abstractNumId w:val="20"/>
-  </w:num>
-  <w:num w:numId="17">
-    <w:abstractNumId w:val="7"/>
-  </w:num>
-  <w:num w:numId="18">
+  <w:num w:numId="20">
     <w:abstractNumId w:val="14"/>
   </w:num>
-  <w:num w:numId="19">
-    <w:abstractNumId w:val="1"/>
-  </w:num>
-  <w:num w:numId="20">
+  <w:num w:numId="21">
     <w:abstractNumId w:val="12"/>
   </w:num>
-  <w:num w:numId="21">
-    <w:abstractNumId w:val="10"/>
-  </w:num>
   <w:num w:numId="22">
-    <w:abstractNumId w:val="24"/>
+    <w:abstractNumId w:val="28"/>
   </w:num>
   <w:num w:numId="23">
     <w:abstractNumId w:val="0"/>
   </w:num>
   <w:num w:numId="24">
-    <w:abstractNumId w:val="22"/>
+    <w:abstractNumId w:val="25"/>
   </w:num>
   <w:num w:numId="25">
-    <w:abstractNumId w:val="9"/>
+    <w:abstractNumId w:val="11"/>
+  </w:num>
+  <w:num w:numId="26">
+    <w:abstractNumId w:val="8"/>
+  </w:num>
+  <w:num w:numId="27">
+    <w:abstractNumId w:val="16"/>
+  </w:num>
+  <w:num w:numId="28">
+    <w:abstractNumId w:val="26"/>
+  </w:num>
+  <w:num w:numId="29">
+    <w:abstractNumId w:val="29"/>
+  </w:num>
+  <w:num w:numId="30">
+    <w:abstractNumId w:val="1"/>
   </w:num>
 </w:numbering>
 </file>
@@ -25002,7 +26170,7 @@
 </file>
 
 <file path=customXml/itemProps1.xml><?xml version="1.0" encoding="utf-8"?>
-<ds:datastoreItem xmlns:ds="http://schemas.openxmlformats.org/officeDocument/2006/customXml" ds:itemID="{DC93CE16-F4BC-42A5-85BA-BD726096488D}">
+<ds:datastoreItem xmlns:ds="http://schemas.openxmlformats.org/officeDocument/2006/customXml" ds:itemID="{5D1E6996-8D35-4ED6-BEF2-1A79F8B85A48}">
   <ds:schemaRefs>
     <ds:schemaRef ds:uri="http://schemas.openxmlformats.org/officeDocument/2006/bibliography"/>
   </ds:schemaRefs>
